--- a/EXPORTS/DOCX/published/niveau3/English/TropischLandbouwMus.docx
+++ b/EXPORTS/DOCX/published/niveau3/English/TropischLandbouwMus.docx
@@ -281,7 +281,7 @@
           <w:rFonts w:ascii="Charis SIL Italic" w:hAnsi="Charis SIL Italic" w:eastAsia="Charis SIL Italic"/>
           <w:b w:val="0"/>
           <w:i/>
-          <w:color w:val="0066CC"/>
+          <w:color w:val="0000FF"/>
           <w:sz w:val="24"/>
           <w:u w:val="single"/>
         </w:rPr>
@@ -299,7 +299,7 @@
           <w:rFonts w:ascii="Charis SIL Italic" w:hAnsi="Charis SIL Italic" w:eastAsia="Charis SIL Italic"/>
           <w:b w:val="0"/>
           <w:i/>
-          <w:color w:val="0066CC"/>
+          <w:color w:val="0000FF"/>
           <w:sz w:val="24"/>
           <w:u w:val="single"/>
         </w:rPr>
@@ -310,7 +310,7 @@
           <w:rFonts w:ascii="Charis SIL Italic" w:hAnsi="Charis SIL Italic" w:eastAsia="Charis SIL Italic"/>
           <w:b w:val="0"/>
           <w:i/>
-          <w:color w:val="0066CC"/>
+          <w:color w:val="0000FF"/>
           <w:sz w:val="24"/>
           <w:u w:val="single"/>
         </w:rPr>
@@ -328,7 +328,7 @@
           <w:rFonts w:ascii="Charis SIL Italic" w:hAnsi="Charis SIL Italic" w:eastAsia="Charis SIL Italic"/>
           <w:b w:val="0"/>
           <w:i/>
-          <w:color w:val="0066CC"/>
+          <w:color w:val="0000FF"/>
           <w:sz w:val="24"/>
           <w:u w:val="single"/>
         </w:rPr>
@@ -339,7 +339,7 @@
           <w:rFonts w:ascii="Charis SIL Italic" w:hAnsi="Charis SIL Italic" w:eastAsia="Charis SIL Italic"/>
           <w:b w:val="0"/>
           <w:i/>
-          <w:color w:val="0066CC"/>
+          <w:color w:val="0000FF"/>
           <w:sz w:val="24"/>
           <w:u w:val="single"/>
         </w:rPr>
@@ -430,7 +430,7 @@
           <w:rFonts w:ascii="Charis SIL Regular" w:hAnsi="Charis SIL Regular" w:eastAsia="Charis SIL Regular"/>
           <w:b w:val="0"/>
           <w:i w:val="0"/>
-          <w:color w:val="0066CC"/>
+          <w:color w:val="0000FF"/>
           <w:sz w:val="24"/>
           <w:u w:val="single"/>
         </w:rPr>
@@ -448,7 +448,7 @@
           <w:rFonts w:ascii="Charis SIL Regular" w:hAnsi="Charis SIL Regular" w:eastAsia="Charis SIL Regular"/>
           <w:b w:val="0"/>
           <w:i w:val="0"/>
-          <w:color w:val="0066CC"/>
+          <w:color w:val="0000FF"/>
           <w:sz w:val="24"/>
           <w:u w:val="single"/>
         </w:rPr>
@@ -473,7 +473,7 @@
       </w:r>
       <w:r>
         <w:rPr>
-          <w:u w:val="single" w:color="0066cc"/>
+          <w:u w:val="single" w:color="0000ff"/>
           <w:rFonts w:ascii="Charis SIL Regular" w:hAnsi="Charis SIL Regular" w:eastAsia="Charis SIL Regular"/>
           <w:b w:val="0"/>
           <w:i w:val="0"/>
@@ -484,7 +484,7 @@
       </w:r>
       <w:r>
         <w:rPr>
-          <w:u w:val="single" w:color="0066cc"/>
+          <w:u w:val="single" w:color="0000ff"/>
           <w:rFonts w:ascii="Charis SIL Regular" w:hAnsi="Charis SIL Regular" w:eastAsia="Charis SIL Regular"/>
           <w:b w:val="0"/>
           <w:i w:val="0"/>
@@ -505,7 +505,7 @@
       </w:r>
       <w:r>
         <w:rPr>
-          <w:u w:val="single" w:color="0066cc"/>
+          <w:u w:val="single" w:color="0000ff"/>
           <w:rFonts w:ascii="Charis SIL Regular" w:hAnsi="Charis SIL Regular" w:eastAsia="Charis SIL Regular"/>
           <w:b w:val="0"/>
           <w:i w:val="0"/>
@@ -692,7 +692,7 @@
           <w:rFonts w:ascii="Charis SIL Regular" w:hAnsi="Charis SIL Regular" w:eastAsia="Charis SIL Regular"/>
           <w:b w:val="0"/>
           <w:i w:val="0"/>
-          <w:color w:val="0066CC"/>
+          <w:color w:val="0000FF"/>
           <w:sz w:val="24"/>
           <w:u w:val="single"/>
         </w:rPr>
@@ -710,7 +710,7 @@
           <w:rFonts w:ascii="Charis SIL Regular" w:hAnsi="Charis SIL Regular" w:eastAsia="Charis SIL Regular"/>
           <w:b w:val="0"/>
           <w:i w:val="0"/>
-          <w:color w:val="0066CC"/>
+          <w:color w:val="0000FF"/>
           <w:sz w:val="24"/>
           <w:u w:val="single"/>
         </w:rPr>
@@ -721,7 +721,7 @@
           <w:rFonts w:ascii="Charis SIL Regular" w:hAnsi="Charis SIL Regular" w:eastAsia="Charis SIL Regular"/>
           <w:b w:val="0"/>
           <w:i w:val="0"/>
-          <w:color w:val="0066CC"/>
+          <w:color w:val="0000FF"/>
           <w:sz w:val="24"/>
           <w:u w:val="single"/>
         </w:rPr>
@@ -739,7 +739,7 @@
           <w:rFonts w:ascii="Charis SIL Regular" w:hAnsi="Charis SIL Regular" w:eastAsia="Charis SIL Regular"/>
           <w:b w:val="0"/>
           <w:i w:val="0"/>
-          <w:color w:val="0066CC"/>
+          <w:color w:val="0000FF"/>
           <w:sz w:val="24"/>
           <w:u w:val="single"/>
         </w:rPr>
@@ -750,7 +750,7 @@
           <w:rFonts w:ascii="Charis SIL Regular" w:hAnsi="Charis SIL Regular" w:eastAsia="Charis SIL Regular"/>
           <w:b w:val="0"/>
           <w:i w:val="0"/>
-          <w:color w:val="0066CC"/>
+          <w:color w:val="0000FF"/>
           <w:sz w:val="24"/>
           <w:u w:val="single"/>
         </w:rPr>
@@ -768,7 +768,7 @@
           <w:rFonts w:ascii="Charis SIL Regular" w:hAnsi="Charis SIL Regular" w:eastAsia="Charis SIL Regular"/>
           <w:b w:val="0"/>
           <w:i w:val="0"/>
-          <w:color w:val="0066CC"/>
+          <w:color w:val="0000FF"/>
           <w:sz w:val="24"/>
           <w:u w:val="single"/>
         </w:rPr>
@@ -779,7 +779,7 @@
           <w:rFonts w:ascii="Charis SIL Regular" w:hAnsi="Charis SIL Regular" w:eastAsia="Charis SIL Regular"/>
           <w:b w:val="0"/>
           <w:i w:val="0"/>
-          <w:color w:val="0066CC"/>
+          <w:color w:val="0000FF"/>
           <w:sz w:val="24"/>
           <w:u w:val="single"/>
         </w:rPr>
@@ -797,7 +797,7 @@
           <w:rFonts w:ascii="Charis SIL Regular" w:hAnsi="Charis SIL Regular" w:eastAsia="Charis SIL Regular"/>
           <w:b w:val="0"/>
           <w:i w:val="0"/>
-          <w:color w:val="0066CC"/>
+          <w:color w:val="0000FF"/>
           <w:sz w:val="24"/>
           <w:u w:val="single"/>
         </w:rPr>
@@ -808,7 +808,7 @@
           <w:rFonts w:ascii="Charis SIL Regular" w:hAnsi="Charis SIL Regular" w:eastAsia="Charis SIL Regular"/>
           <w:b w:val="0"/>
           <w:i w:val="0"/>
-          <w:color w:val="0066CC"/>
+          <w:color w:val="0000FF"/>
           <w:sz w:val="24"/>
           <w:u w:val="single"/>
         </w:rPr>
@@ -836,7 +836,7 @@
           <w:rFonts w:ascii="Charis SIL Regular" w:hAnsi="Charis SIL Regular" w:eastAsia="Charis SIL Regular"/>
           <w:b w:val="0"/>
           <w:i w:val="0"/>
-          <w:color w:val="0066CC"/>
+          <w:color w:val="0000FF"/>
           <w:sz w:val="24"/>
           <w:u w:val="single"/>
         </w:rPr>
@@ -854,7 +854,7 @@
           <w:rFonts w:ascii="Charis SIL Regular" w:hAnsi="Charis SIL Regular" w:eastAsia="Charis SIL Regular"/>
           <w:b w:val="0"/>
           <w:i w:val="0"/>
-          <w:color w:val="0066CC"/>
+          <w:color w:val="0000FF"/>
           <w:sz w:val="24"/>
           <w:u w:val="single"/>
         </w:rPr>
@@ -872,7 +872,7 @@
           <w:rFonts w:ascii="Charis SIL Regular" w:hAnsi="Charis SIL Regular" w:eastAsia="Charis SIL Regular"/>
           <w:b w:val="0"/>
           <w:i w:val="0"/>
-          <w:color w:val="0066CC"/>
+          <w:color w:val="0000FF"/>
           <w:sz w:val="24"/>
           <w:u w:val="single"/>
         </w:rPr>
@@ -883,15 +883,16 @@
           <w:rFonts w:ascii="Charis SIL Regular" w:hAnsi="Charis SIL Regular" w:eastAsia="Charis SIL Regular"/>
           <w:b w:val="0"/>
           <w:i w:val="0"/>
-          <w:color w:val="0066CC"/>
-          <w:sz w:val="24"/>
+          <w:color w:val="0000FF"/>
+          <w:sz w:val="24"/>
+          <w:u w:val="single"/>
         </w:rPr>
         <w:hyperlink r:id="rId12" w:history="1">
           <w:r>
             <w:rPr>
               <w:rStyle w:val="Hyperlink"/>
             </w:rPr>
-            <w:t>voor</w:t>
+            <w:t>voo</w:t>
           </w:r>
         </w:hyperlink>
       </w:r>
@@ -900,10 +901,28 @@
           <w:rFonts w:ascii="Charis SIL Regular" w:hAnsi="Charis SIL Regular" w:eastAsia="Charis SIL Regular"/>
           <w:b w:val="0"/>
           <w:i w:val="0"/>
-          <w:color w:val="0066CC"/>
+          <w:color w:val="0000FF"/>
           <w:sz w:val="24"/>
           <w:u w:val="single"/>
         </w:rPr>
+        <w:hyperlink r:id="rId12" w:history="1">
+          <w:r>
+            <w:rPr>
+              <w:rStyle w:val="Hyperlink"/>
+            </w:rPr>
+            <w:t>r</w:t>
+          </w:r>
+        </w:hyperlink>
+      </w:r>
+      <w:r>
+        <w:rPr>
+          <w:rFonts w:ascii="Charis SIL Regular" w:hAnsi="Charis SIL Regular" w:eastAsia="Charis SIL Regular"/>
+          <w:b w:val="0"/>
+          <w:i w:val="0"/>
+          <w:color w:val="0000FF"/>
+          <w:sz w:val="24"/>
+          <w:u w:val="single"/>
+        </w:rPr>
         <w:t xml:space="preserve"> </w:t>
       </w:r>
       <w:r>
@@ -911,11 +930,11 @@
           <w:rFonts w:ascii="Charis SIL Regular" w:hAnsi="Charis SIL Regular" w:eastAsia="Charis SIL Regular"/>
           <w:b w:val="0"/>
           <w:i w:val="0"/>
-          <w:color w:val="0066CC"/>
+          <w:color w:val="0000FF"/>
           <w:sz w:val="24"/>
           <w:u w:val="single"/>
         </w:rPr>
-        <w:hyperlink r:id="rId11" w:history="1">
+        <w:hyperlink r:id="rId12" w:history="1">
           <w:r>
             <w:rPr>
               <w:rStyle w:val="Hyperlink"/>
@@ -929,7 +948,7 @@
           <w:rFonts w:ascii="Charis SIL Regular" w:hAnsi="Charis SIL Regular" w:eastAsia="Charis SIL Regular"/>
           <w:b w:val="0"/>
           <w:i w:val="0"/>
-          <w:color w:val="0066CC"/>
+          <w:color w:val="0000FF"/>
           <w:sz w:val="24"/>
           <w:u w:val="single"/>
         </w:rPr>
@@ -944,7 +963,7 @@
       </w:r>
       <w:r>
         <w:rPr>
-          <w:u w:val="single" w:color="0066cc"/>
+          <w:u w:val="single" w:color="0000ff"/>
           <w:rFonts w:ascii="Charis SIL Regular" w:hAnsi="Charis SIL Regular" w:eastAsia="Charis SIL Regular"/>
           <w:b w:val="0"/>
           <w:i w:val="0"/>
@@ -962,7 +981,7 @@
       </w:r>
       <w:r>
         <w:rPr>
-          <w:u w:val="single" w:color="0066cc"/>
+          <w:u w:val="single" w:color="0000ff"/>
           <w:rFonts w:ascii="Charis SIL Regular" w:hAnsi="Charis SIL Regular" w:eastAsia="Charis SIL Regular"/>
           <w:b w:val="0"/>
           <w:i w:val="0"/>
@@ -980,7 +999,7 @@
       </w:r>
       <w:r>
         <w:rPr>
-          <w:u w:val="single" w:color="0066cc"/>
+          <w:u w:val="single" w:color="0000ff"/>
           <w:rFonts w:ascii="Charis SIL Regular" w:hAnsi="Charis SIL Regular" w:eastAsia="Charis SIL Regular"/>
           <w:b w:val="0"/>
           <w:i w:val="0"/>
@@ -998,7 +1017,7 @@
       </w:r>
       <w:r>
         <w:rPr>
-          <w:u w:val="single" w:color="0066cc"/>
+          <w:u w:val="single" w:color="0000ff"/>
           <w:rFonts w:ascii="Charis SIL Regular" w:hAnsi="Charis SIL Regular" w:eastAsia="Charis SIL Regular"/>
           <w:b w:val="0"/>
           <w:i w:val="0"/>
@@ -1016,7 +1035,7 @@
       </w:r>
       <w:r>
         <w:rPr>
-          <w:u w:val="single" w:color="0066cc"/>
+          <w:u w:val="single" w:color="0000ff"/>
           <w:rFonts w:ascii="Charis SIL Regular" w:hAnsi="Charis SIL Regular" w:eastAsia="Charis SIL Regular"/>
           <w:b w:val="0"/>
           <w:i w:val="0"/>
@@ -1044,7 +1063,7 @@
       </w:r>
       <w:r>
         <w:rPr>
-          <w:u w:val="single" w:color="0066cc"/>
+          <w:u w:val="single" w:color="0000ff"/>
           <w:rFonts w:ascii="Charis SIL Regular" w:hAnsi="Charis SIL Regular" w:eastAsia="Charis SIL Regular"/>
           <w:b w:val="0"/>
           <w:i w:val="0"/>
@@ -1062,7 +1081,7 @@
       </w:r>
       <w:r>
         <w:rPr>
-          <w:u w:val="single" w:color="0066cc"/>
+          <w:u w:val="single" w:color="0000ff"/>
           <w:rFonts w:ascii="Charis SIL Regular" w:hAnsi="Charis SIL Regular" w:eastAsia="Charis SIL Regular"/>
           <w:b w:val="0"/>
           <w:i w:val="0"/>
@@ -1080,7 +1099,7 @@
       </w:r>
       <w:r>
         <w:rPr>
-          <w:u w:val="single" w:color="0066cc"/>
+          <w:u w:val="single" w:color="0000ff"/>
           <w:rFonts w:ascii="Charis SIL Regular" w:hAnsi="Charis SIL Regular" w:eastAsia="Charis SIL Regular"/>
           <w:b w:val="0"/>
           <w:i w:val="0"/>
@@ -1098,7 +1117,7 @@
       </w:r>
       <w:r>
         <w:rPr>
-          <w:u w:val="single" w:color="0066cc"/>
+          <w:u w:val="single" w:color="0000ff"/>
           <w:rFonts w:ascii="Charis SIL Regular" w:hAnsi="Charis SIL Regular" w:eastAsia="Charis SIL Regular"/>
           <w:b w:val="0"/>
           <w:i w:val="0"/>
@@ -1116,7 +1135,7 @@
       </w:r>
       <w:r>
         <w:rPr>
-          <w:u w:val="single" w:color="0066cc"/>
+          <w:u w:val="single" w:color="0000ff"/>
           <w:rFonts w:ascii="Charis SIL Regular" w:hAnsi="Charis SIL Regular" w:eastAsia="Charis SIL Regular"/>
           <w:b w:val="0"/>
           <w:i w:val="0"/>
@@ -1226,7 +1245,7 @@
           <w:rFonts w:ascii="Charis SIL Regular" w:hAnsi="Charis SIL Regular" w:eastAsia="Charis SIL Regular"/>
           <w:b w:val="0"/>
           <w:i w:val="0"/>
-          <w:color w:val="0066CC"/>
+          <w:color w:val="0000FF"/>
           <w:sz w:val="24"/>
           <w:u w:val="single"/>
         </w:rPr>
@@ -1244,7 +1263,7 @@
           <w:rFonts w:ascii="Charis SIL Regular" w:hAnsi="Charis SIL Regular" w:eastAsia="Charis SIL Regular"/>
           <w:b w:val="0"/>
           <w:i w:val="0"/>
-          <w:color w:val="0066CC"/>
+          <w:color w:val="0000FF"/>
           <w:sz w:val="24"/>
           <w:u w:val="single"/>
         </w:rPr>
@@ -1255,7 +1274,7 @@
           <w:rFonts w:ascii="Charis SIL Regular" w:hAnsi="Charis SIL Regular" w:eastAsia="Charis SIL Regular"/>
           <w:b w:val="0"/>
           <w:i w:val="0"/>
-          <w:color w:val="0066CC"/>
+          <w:color w:val="0000FF"/>
           <w:sz w:val="24"/>
           <w:u w:val="single"/>
         </w:rPr>
@@ -1273,7 +1292,7 @@
           <w:rFonts w:ascii="Charis SIL Regular" w:hAnsi="Charis SIL Regular" w:eastAsia="Charis SIL Regular"/>
           <w:b w:val="0"/>
           <w:i w:val="0"/>
-          <w:color w:val="0066CC"/>
+          <w:color w:val="0000FF"/>
           <w:sz w:val="24"/>
           <w:u w:val="single"/>
         </w:rPr>
@@ -1284,7 +1303,7 @@
           <w:rFonts w:ascii="Charis SIL Regular" w:hAnsi="Charis SIL Regular" w:eastAsia="Charis SIL Regular"/>
           <w:b w:val="0"/>
           <w:i w:val="0"/>
-          <w:color w:val="0066CC"/>
+          <w:color w:val="0000FF"/>
           <w:sz w:val="24"/>
           <w:u w:val="single"/>
         </w:rPr>
@@ -1302,7 +1321,7 @@
           <w:rFonts w:ascii="Charis SIL Regular" w:hAnsi="Charis SIL Regular" w:eastAsia="Charis SIL Regular"/>
           <w:b w:val="0"/>
           <w:i w:val="0"/>
-          <w:color w:val="0066CC"/>
+          <w:color w:val="0000FF"/>
           <w:sz w:val="24"/>
           <w:u w:val="single"/>
         </w:rPr>
@@ -1313,7 +1332,7 @@
           <w:rFonts w:ascii="Charis SIL Regular" w:hAnsi="Charis SIL Regular" w:eastAsia="Charis SIL Regular"/>
           <w:b w:val="0"/>
           <w:i w:val="0"/>
-          <w:color w:val="0066CC"/>
+          <w:color w:val="0000FF"/>
           <w:sz w:val="24"/>
           <w:u w:val="single"/>
         </w:rPr>
@@ -1331,7 +1350,7 @@
           <w:rFonts w:ascii="Charis SIL Regular" w:hAnsi="Charis SIL Regular" w:eastAsia="Charis SIL Regular"/>
           <w:b w:val="0"/>
           <w:i w:val="0"/>
-          <w:color w:val="0066CC"/>
+          <w:color w:val="0000FF"/>
           <w:sz w:val="24"/>
           <w:u w:val="single"/>
         </w:rPr>
@@ -1342,7 +1361,7 @@
           <w:rFonts w:ascii="Charis SIL Regular" w:hAnsi="Charis SIL Regular" w:eastAsia="Charis SIL Regular"/>
           <w:b w:val="0"/>
           <w:i w:val="0"/>
-          <w:color w:val="0066CC"/>
+          <w:color w:val="0000FF"/>
           <w:sz w:val="24"/>
           <w:u w:val="single"/>
         </w:rPr>
@@ -1360,7 +1379,7 @@
           <w:rFonts w:ascii="Charis SIL Regular" w:hAnsi="Charis SIL Regular" w:eastAsia="Charis SIL Regular"/>
           <w:b w:val="0"/>
           <w:i w:val="0"/>
-          <w:color w:val="0066CC"/>
+          <w:color w:val="0000FF"/>
           <w:sz w:val="24"/>
           <w:u w:val="single"/>
         </w:rPr>
@@ -1371,7 +1390,7 @@
           <w:rFonts w:ascii="Charis SIL Regular" w:hAnsi="Charis SIL Regular" w:eastAsia="Charis SIL Regular"/>
           <w:b w:val="0"/>
           <w:i w:val="0"/>
-          <w:color w:val="0066CC"/>
+          <w:color w:val="0000FF"/>
           <w:sz w:val="24"/>
           <w:u w:val="single"/>
         </w:rPr>
@@ -1406,7 +1425,7 @@
       </w:r>
       <w:r>
         <w:rPr>
-          <w:u w:val="single" w:color="0066cc"/>
+          <w:u w:val="single" w:color="0000ff"/>
           <w:rFonts w:ascii="Charis SIL Regular" w:hAnsi="Charis SIL Regular" w:eastAsia="Charis SIL Regular"/>
           <w:b w:val="0"/>
           <w:i w:val="0"/>
@@ -1424,7 +1443,7 @@
       </w:r>
       <w:r>
         <w:rPr>
-          <w:u w:val="single" w:color="0066cc"/>
+          <w:u w:val="single" w:color="0000ff"/>
           <w:rFonts w:ascii="Charis SIL Regular" w:hAnsi="Charis SIL Regular" w:eastAsia="Charis SIL Regular"/>
           <w:b w:val="0"/>
           <w:i w:val="0"/>
@@ -1442,7 +1461,7 @@
       </w:r>
       <w:r>
         <w:rPr>
-          <w:u w:val="single" w:color="0066cc"/>
+          <w:u w:val="single" w:color="0000ff"/>
           <w:rFonts w:ascii="Charis SIL Regular" w:hAnsi="Charis SIL Regular" w:eastAsia="Charis SIL Regular"/>
           <w:b w:val="0"/>
           <w:i w:val="0"/>
@@ -1460,7 +1479,7 @@
       </w:r>
       <w:r>
         <w:rPr>
-          <w:u w:val="single" w:color="0066cc"/>
+          <w:u w:val="single" w:color="0000ff"/>
           <w:rFonts w:ascii="Charis SIL Regular" w:hAnsi="Charis SIL Regular" w:eastAsia="Charis SIL Regular"/>
           <w:b w:val="0"/>
           <w:i w:val="0"/>
@@ -1478,7 +1497,7 @@
       </w:r>
       <w:r>
         <w:rPr>
-          <w:u w:val="single" w:color="0066cc"/>
+          <w:u w:val="single" w:color="0000ff"/>
           <w:rFonts w:ascii="Charis SIL Regular" w:hAnsi="Charis SIL Regular" w:eastAsia="Charis SIL Regular"/>
           <w:b w:val="0"/>
           <w:i w:val="0"/>
@@ -1496,7 +1515,7 @@
       </w:r>
       <w:r>
         <w:rPr>
-          <w:u w:val="single" w:color="0066cc"/>
+          <w:u w:val="single" w:color="0000ff"/>
           <w:rFonts w:ascii="Charis SIL Regular" w:hAnsi="Charis SIL Regular" w:eastAsia="Charis SIL Regular"/>
           <w:b w:val="0"/>
           <w:i w:val="0"/>
@@ -1514,7 +1533,7 @@
       </w:r>
       <w:r>
         <w:rPr>
-          <w:u w:val="single" w:color="0066cc"/>
+          <w:u w:val="single" w:color="0000ff"/>
           <w:rFonts w:ascii="Charis SIL Regular" w:hAnsi="Charis SIL Regular" w:eastAsia="Charis SIL Regular"/>
           <w:b w:val="0"/>
           <w:i w:val="0"/>
@@ -1525,7 +1544,7 @@
       </w:r>
       <w:r>
         <w:rPr>
-          <w:u w:val="single" w:color="0066cc"/>
+          <w:u w:val="single" w:color="0000ff"/>
           <w:rFonts w:ascii="Charis SIL Regular" w:hAnsi="Charis SIL Regular" w:eastAsia="Charis SIL Regular"/>
           <w:b w:val="0"/>
           <w:i w:val="0"/>
@@ -1543,7 +1562,7 @@
       </w:r>
       <w:r>
         <w:rPr>
-          <w:u w:val="single" w:color="0066cc"/>
+          <w:u w:val="single" w:color="0000ff"/>
           <w:rFonts w:ascii="Charis SIL Regular" w:hAnsi="Charis SIL Regular" w:eastAsia="Charis SIL Regular"/>
           <w:b w:val="0"/>
           <w:i w:val="0"/>
@@ -1604,7 +1623,7 @@
           <w:rFonts w:ascii="Charis SIL Regular" w:hAnsi="Charis SIL Regular" w:eastAsia="Charis SIL Regular"/>
           <w:b w:val="0"/>
           <w:i w:val="0"/>
-          <w:color w:val="0066CC"/>
+          <w:color w:val="0000FF"/>
           <w:sz w:val="24"/>
           <w:u w:val="single"/>
         </w:rPr>
@@ -1622,7 +1641,7 @@
           <w:rFonts w:ascii="Charis SIL Regular" w:hAnsi="Charis SIL Regular" w:eastAsia="Charis SIL Regular"/>
           <w:b w:val="0"/>
           <w:i w:val="0"/>
-          <w:color w:val="0066CC"/>
+          <w:color w:val="0000FF"/>
           <w:sz w:val="24"/>
           <w:u w:val="single"/>
         </w:rPr>
@@ -1720,7 +1739,7 @@
           <w:rFonts w:ascii="Charis SIL Regular" w:hAnsi="Charis SIL Regular" w:eastAsia="Charis SIL Regular"/>
           <w:b w:val="0"/>
           <w:i w:val="0"/>
-          <w:color w:val="0066CC"/>
+          <w:color w:val="0000FF"/>
           <w:sz w:val="24"/>
           <w:u w:val="single"/>
         </w:rPr>
@@ -1738,7 +1757,7 @@
           <w:rFonts w:ascii="Charis SIL Regular" w:hAnsi="Charis SIL Regular" w:eastAsia="Charis SIL Regular"/>
           <w:b w:val="0"/>
           <w:i w:val="0"/>
-          <w:color w:val="0066CC"/>
+          <w:color w:val="0000FF"/>
           <w:sz w:val="24"/>
           <w:u w:val="single"/>
         </w:rPr>
@@ -1749,7 +1768,7 @@
           <w:rFonts w:ascii="Charis SIL Regular" w:hAnsi="Charis SIL Regular" w:eastAsia="Charis SIL Regular"/>
           <w:b w:val="0"/>
           <w:i w:val="0"/>
-          <w:color w:val="0066CC"/>
+          <w:color w:val="0000FF"/>
           <w:sz w:val="24"/>
           <w:u w:val="single"/>
         </w:rPr>
@@ -1767,7 +1786,7 @@
           <w:rFonts w:ascii="Charis SIL Regular" w:hAnsi="Charis SIL Regular" w:eastAsia="Charis SIL Regular"/>
           <w:b w:val="0"/>
           <w:i w:val="0"/>
-          <w:color w:val="0066CC"/>
+          <w:color w:val="0000FF"/>
           <w:sz w:val="24"/>
           <w:u w:val="single"/>
         </w:rPr>
@@ -1778,7 +1797,7 @@
           <w:rFonts w:ascii="Charis SIL Regular" w:hAnsi="Charis SIL Regular" w:eastAsia="Charis SIL Regular"/>
           <w:b w:val="0"/>
           <w:i w:val="0"/>
-          <w:color w:val="0066CC"/>
+          <w:color w:val="0000FF"/>
           <w:sz w:val="24"/>
           <w:u w:val="single"/>
         </w:rPr>
@@ -1796,7 +1815,7 @@
           <w:rFonts w:ascii="Charis SIL Regular" w:hAnsi="Charis SIL Regular" w:eastAsia="Charis SIL Regular"/>
           <w:b w:val="0"/>
           <w:i w:val="0"/>
-          <w:color w:val="0066CC"/>
+          <w:color w:val="0000FF"/>
           <w:sz w:val="24"/>
           <w:u w:val="single"/>
         </w:rPr>
@@ -1807,7 +1826,7 @@
           <w:rFonts w:ascii="Charis SIL Regular" w:hAnsi="Charis SIL Regular" w:eastAsia="Charis SIL Regular"/>
           <w:b w:val="0"/>
           <w:i w:val="0"/>
-          <w:color w:val="0066CC"/>
+          <w:color w:val="0000FF"/>
           <w:sz w:val="24"/>
           <w:u w:val="single"/>
         </w:rPr>
@@ -1835,7 +1854,7 @@
           <w:rFonts w:ascii="Charis SIL Regular" w:hAnsi="Charis SIL Regular" w:eastAsia="Charis SIL Regular"/>
           <w:b w:val="0"/>
           <w:i w:val="0"/>
-          <w:color w:val="0066CC"/>
+          <w:color w:val="0000FF"/>
           <w:sz w:val="24"/>
           <w:u w:val="single"/>
         </w:rPr>
@@ -1853,7 +1872,7 @@
           <w:rFonts w:ascii="Charis SIL Regular" w:hAnsi="Charis SIL Regular" w:eastAsia="Charis SIL Regular"/>
           <w:b w:val="0"/>
           <w:i w:val="0"/>
-          <w:color w:val="0066CC"/>
+          <w:color w:val="0000FF"/>
           <w:sz w:val="24"/>
           <w:u w:val="single"/>
         </w:rPr>
@@ -1864,7 +1883,7 @@
           <w:rFonts w:ascii="Charis SIL Regular" w:hAnsi="Charis SIL Regular" w:eastAsia="Charis SIL Regular"/>
           <w:b w:val="0"/>
           <w:i w:val="0"/>
-          <w:color w:val="0066CC"/>
+          <w:color w:val="0000FF"/>
           <w:sz w:val="24"/>
           <w:u w:val="single"/>
         </w:rPr>
@@ -1892,7 +1911,7 @@
           <w:rFonts w:ascii="Charis SIL Regular" w:hAnsi="Charis SIL Regular" w:eastAsia="Charis SIL Regular"/>
           <w:b w:val="0"/>
           <w:i w:val="0"/>
-          <w:color w:val="0066CC"/>
+          <w:color w:val="0000FF"/>
           <w:sz w:val="24"/>
           <w:u w:val="single"/>
         </w:rPr>
@@ -1920,7 +1939,7 @@
           <w:rFonts w:ascii="Charis SIL Regular" w:hAnsi="Charis SIL Regular" w:eastAsia="Charis SIL Regular"/>
           <w:b w:val="0"/>
           <w:i w:val="0"/>
-          <w:color w:val="0066CC"/>
+          <w:color w:val="0000FF"/>
           <w:sz w:val="24"/>
           <w:u w:val="single"/>
         </w:rPr>
@@ -1938,7 +1957,7 @@
           <w:rFonts w:ascii="Charis SIL Regular" w:hAnsi="Charis SIL Regular" w:eastAsia="Charis SIL Regular"/>
           <w:b w:val="0"/>
           <w:i w:val="0"/>
-          <w:color w:val="0066CC"/>
+          <w:color w:val="0000FF"/>
           <w:sz w:val="24"/>
           <w:u w:val="single"/>
         </w:rPr>
@@ -1949,7 +1968,7 @@
           <w:rFonts w:ascii="Charis SIL Regular" w:hAnsi="Charis SIL Regular" w:eastAsia="Charis SIL Regular"/>
           <w:b w:val="0"/>
           <w:i w:val="0"/>
-          <w:color w:val="0066CC"/>
+          <w:color w:val="0000FF"/>
           <w:sz w:val="24"/>
           <w:u w:val="single"/>
         </w:rPr>
@@ -1974,7 +1993,7 @@
       </w:r>
       <w:r>
         <w:rPr>
-          <w:u w:val="single" w:color="0066cc"/>
+          <w:u w:val="single" w:color="0000ff"/>
           <w:rFonts w:ascii="Charis SIL Regular" w:hAnsi="Charis SIL Regular" w:eastAsia="Charis SIL Regular"/>
           <w:b w:val="0"/>
           <w:i w:val="0"/>
@@ -1985,7 +2004,7 @@
       </w:r>
       <w:r>
         <w:rPr>
-          <w:u w:val="single" w:color="0066cc"/>
+          <w:u w:val="single" w:color="0000ff"/>
           <w:rFonts w:ascii="Charis SIL Regular" w:hAnsi="Charis SIL Regular" w:eastAsia="Charis SIL Regular"/>
           <w:b w:val="0"/>
           <w:i w:val="0"/>
@@ -2003,7 +2022,7 @@
       </w:r>
       <w:r>
         <w:rPr>
-          <w:u w:val="single" w:color="0066cc"/>
+          <w:u w:val="single" w:color="0000ff"/>
           <w:rFonts w:ascii="Charis SIL Regular" w:hAnsi="Charis SIL Regular" w:eastAsia="Charis SIL Regular"/>
           <w:b w:val="0"/>
           <w:i w:val="0"/>
@@ -2021,7 +2040,7 @@
       </w:r>
       <w:r>
         <w:rPr>
-          <w:u w:val="single" w:color="0066cc"/>
+          <w:u w:val="single" w:color="0000ff"/>
           <w:rFonts w:ascii="Charis SIL Regular" w:hAnsi="Charis SIL Regular" w:eastAsia="Charis SIL Regular"/>
           <w:b w:val="0"/>
           <w:i w:val="0"/>
@@ -2039,7 +2058,7 @@
       </w:r>
       <w:r>
         <w:rPr>
-          <w:u w:val="single" w:color="0066cc"/>
+          <w:u w:val="single" w:color="0000ff"/>
           <w:rFonts w:ascii="Charis SIL Regular" w:hAnsi="Charis SIL Regular" w:eastAsia="Charis SIL Regular"/>
           <w:b w:val="0"/>
           <w:i w:val="0"/>
@@ -2057,7 +2076,7 @@
       </w:r>
       <w:r>
         <w:rPr>
-          <w:u w:val="single" w:color="0066cc"/>
+          <w:u w:val="single" w:color="0000ff"/>
           <w:rFonts w:ascii="Charis SIL Regular" w:hAnsi="Charis SIL Regular" w:eastAsia="Charis SIL Regular"/>
           <w:b w:val="0"/>
           <w:i w:val="0"/>
@@ -2075,7 +2094,7 @@
       </w:r>
       <w:r>
         <w:rPr>
-          <w:u w:val="single" w:color="0066cc"/>
+          <w:u w:val="single" w:color="0000ff"/>
           <w:rFonts w:ascii="Charis SIL Regular" w:hAnsi="Charis SIL Regular" w:eastAsia="Charis SIL Regular"/>
           <w:b w:val="0"/>
           <w:i w:val="0"/>
@@ -2093,28 +2112,17 @@
       </w:r>
       <w:r>
         <w:rPr>
-          <w:u w:val="single" w:color="0066cc"/>
           <w:rFonts w:ascii="Charis SIL Regular" w:hAnsi="Charis SIL Regular" w:eastAsia="Charis SIL Regular"/>
           <w:b w:val="0"/>
           <w:i w:val="0"/>
           <w:color w:val="000000"/>
           <w:sz w:val="24"/>
         </w:rPr>
-        <w:t>a</w:t>
-      </w:r>
-      <w:r>
-        <w:rPr>
-          <w:rFonts w:ascii="Charis SIL Regular" w:hAnsi="Charis SIL Regular" w:eastAsia="Charis SIL Regular"/>
-          <w:b w:val="0"/>
-          <w:i w:val="0"/>
-          <w:color w:val="000000"/>
-          <w:sz w:val="24"/>
-        </w:rPr>
-        <w:t>nage</w:t>
-      </w:r>
-      <w:r>
-        <w:rPr>
-          <w:u w:val="single" w:color="0066cc"/>
+        <w:t>anage</w:t>
+      </w:r>
+      <w:r>
+        <w:rPr>
+          <w:u w:val="single" w:color="0000ff"/>
           <w:rFonts w:ascii="Charis SIL Regular" w:hAnsi="Charis SIL Regular" w:eastAsia="Charis SIL Regular"/>
           <w:b w:val="0"/>
           <w:i w:val="0"/>
@@ -2132,7 +2140,7 @@
       </w:r>
       <w:r>
         <w:rPr>
-          <w:u w:val="single" w:color="0066cc"/>
+          <w:u w:val="single" w:color="0000ff"/>
           <w:rFonts w:ascii="Charis SIL Regular" w:hAnsi="Charis SIL Regular" w:eastAsia="Charis SIL Regular"/>
           <w:b w:val="0"/>
           <w:i w:val="0"/>
@@ -2150,7 +2158,7 @@
       </w:r>
       <w:r>
         <w:rPr>
-          <w:u w:val="single" w:color="0066cc"/>
+          <w:u w:val="single" w:color="0000ff"/>
           <w:rFonts w:ascii="Charis SIL Regular" w:hAnsi="Charis SIL Regular" w:eastAsia="Charis SIL Regular"/>
           <w:b w:val="0"/>
           <w:i w:val="0"/>
@@ -2178,7 +2186,7 @@
       </w:r>
       <w:r>
         <w:rPr>
-          <w:u w:val="single" w:color="0066cc"/>
+          <w:u w:val="single" w:color="0000ff"/>
           <w:rFonts w:ascii="Charis SIL Regular" w:hAnsi="Charis SIL Regular" w:eastAsia="Charis SIL Regular"/>
           <w:b w:val="0"/>
           <w:i w:val="0"/>
@@ -2196,28 +2204,17 @@
       </w:r>
       <w:r>
         <w:rPr>
-          <w:u w:val="single" w:color="0066cc"/>
           <w:rFonts w:ascii="Charis SIL Regular" w:hAnsi="Charis SIL Regular" w:eastAsia="Charis SIL Regular"/>
           <w:b w:val="0"/>
           <w:i w:val="0"/>
           <w:color w:val="000000"/>
           <w:sz w:val="24"/>
         </w:rPr>
-        <w:t>e</w:t>
-      </w:r>
-      <w:r>
-        <w:rPr>
-          <w:rFonts w:ascii="Charis SIL Regular" w:hAnsi="Charis SIL Regular" w:eastAsia="Charis SIL Regular"/>
-          <w:b w:val="0"/>
-          <w:i w:val="0"/>
-          <w:color w:val="000000"/>
-          <w:sz w:val="24"/>
-        </w:rPr>
-        <w:t xml:space="preserve">pt at </w:t>
-      </w:r>
-      <w:r>
-        <w:rPr>
-          <w:u w:val="single" w:color="0066cc"/>
+        <w:t xml:space="preserve">ept at </w:t>
+      </w:r>
+      <w:r>
+        <w:rPr>
+          <w:u w:val="single" w:color="0000ff"/>
           <w:rFonts w:ascii="Charis SIL Regular" w:hAnsi="Charis SIL Regular" w:eastAsia="Charis SIL Regular"/>
           <w:b w:val="0"/>
           <w:i w:val="0"/>
@@ -2235,7 +2232,7 @@
       </w:r>
       <w:r>
         <w:rPr>
-          <w:u w:val="single" w:color="0066cc"/>
+          <w:u w:val="single" w:color="0000ff"/>
           <w:rFonts w:ascii="Charis SIL Regular" w:hAnsi="Charis SIL Regular" w:eastAsia="Charis SIL Regular"/>
           <w:b w:val="0"/>
           <w:i w:val="0"/>
@@ -2253,7 +2250,7 @@
       </w:r>
       <w:r>
         <w:rPr>
-          <w:u w:val="single" w:color="0066cc"/>
+          <w:u w:val="single" w:color="0000ff"/>
           <w:rFonts w:ascii="Charis SIL Regular" w:hAnsi="Charis SIL Regular" w:eastAsia="Charis SIL Regular"/>
           <w:b w:val="0"/>
           <w:i w:val="0"/>
@@ -2271,7 +2268,7 @@
       </w:r>
       <w:r>
         <w:rPr>
-          <w:u w:val="single" w:color="0066cc"/>
+          <w:u w:val="single" w:color="0000ff"/>
           <w:rFonts w:ascii="Charis SIL Regular" w:hAnsi="Charis SIL Regular" w:eastAsia="Charis SIL Regular"/>
           <w:b w:val="0"/>
           <w:i w:val="0"/>
@@ -2305,7 +2302,7 @@
           <w:rFonts w:ascii="Charis SIL Regular" w:hAnsi="Charis SIL Regular" w:eastAsia="Charis SIL Regular"/>
           <w:b w:val="0"/>
           <w:i w:val="0"/>
-          <w:color w:val="0066CC"/>
+          <w:color w:val="0000FF"/>
           <w:sz w:val="24"/>
           <w:u w:val="single"/>
         </w:rPr>
@@ -2323,7 +2320,7 @@
           <w:rFonts w:ascii="Charis SIL Regular" w:hAnsi="Charis SIL Regular" w:eastAsia="Charis SIL Regular"/>
           <w:b w:val="0"/>
           <w:i w:val="0"/>
-          <w:color w:val="0066CC"/>
+          <w:color w:val="0000FF"/>
           <w:sz w:val="24"/>
           <w:u w:val="single"/>
         </w:rPr>
@@ -2334,7 +2331,7 @@
           <w:rFonts w:ascii="Charis SIL Regular" w:hAnsi="Charis SIL Regular" w:eastAsia="Charis SIL Regular"/>
           <w:b w:val="0"/>
           <w:i w:val="0"/>
-          <w:color w:val="0066CC"/>
+          <w:color w:val="0000FF"/>
           <w:sz w:val="24"/>
           <w:u w:val="single"/>
         </w:rPr>
@@ -2352,7 +2349,7 @@
           <w:rFonts w:ascii="Charis SIL Regular" w:hAnsi="Charis SIL Regular" w:eastAsia="Charis SIL Regular"/>
           <w:b w:val="0"/>
           <w:i w:val="0"/>
-          <w:color w:val="0066CC"/>
+          <w:color w:val="0000FF"/>
           <w:sz w:val="24"/>
           <w:u w:val="single"/>
         </w:rPr>
@@ -2363,7 +2360,7 @@
           <w:rFonts w:ascii="Charis SIL Regular" w:hAnsi="Charis SIL Regular" w:eastAsia="Charis SIL Regular"/>
           <w:b w:val="0"/>
           <w:i w:val="0"/>
-          <w:color w:val="0066CC"/>
+          <w:color w:val="0000FF"/>
           <w:sz w:val="24"/>
           <w:u w:val="single"/>
         </w:rPr>
@@ -2398,25 +2395,18 @@
       </w:r>
       <w:r>
         <w:rPr>
-          <w:u w:val="single" w:color="0066cc"/>
+          <w:u w:val="single" w:color="0000ff"/>
           <w:rFonts w:ascii="Charis SIL Regular" w:hAnsi="Charis SIL Regular" w:eastAsia="Charis SIL Regular"/>
           <w:b w:val="0"/>
           <w:i w:val="0"/>
           <w:color w:val="000000"/>
           <w:sz w:val="24"/>
         </w:rPr>
-        <w:hyperlink r:id="rId18" w:history="1">
-          <w:r>
-            <w:rPr>
-              <w:rStyle w:val="Hyperlink"/>
-            </w:rPr>
-            <w:t>n. Fina</w:t>
-          </w:r>
-        </w:hyperlink>
-      </w:r>
-      <w:r>
-        <w:rPr>
-          <w:u w:val="single" w:color="0066cc"/>
+        <w:t>n. Fina</w:t>
+      </w:r>
+      <w:r>
+        <w:rPr>
+          <w:u w:val="single" w:color="0000ff"/>
           <w:rFonts w:ascii="Charis SIL Regular" w:hAnsi="Charis SIL Regular" w:eastAsia="Charis SIL Regular"/>
           <w:b w:val="0"/>
           <w:i w:val="0"/>
@@ -2434,7 +2424,7 @@
       </w:r>
       <w:r>
         <w:rPr>
-          <w:u w:val="single" w:color="0066cc"/>
+          <w:u w:val="single" w:color="0000ff"/>
           <w:rFonts w:ascii="Charis SIL Regular" w:hAnsi="Charis SIL Regular" w:eastAsia="Charis SIL Regular"/>
           <w:b w:val="0"/>
           <w:i w:val="0"/>
@@ -2452,7 +2442,7 @@
       </w:r>
       <w:r>
         <w:rPr>
-          <w:u w:val="single" w:color="0066cc"/>
+          <w:u w:val="single" w:color="0000ff"/>
           <w:rFonts w:ascii="Charis SIL Regular" w:hAnsi="Charis SIL Regular" w:eastAsia="Charis SIL Regular"/>
           <w:b w:val="0"/>
           <w:i w:val="0"/>
@@ -2483,7 +2473,7 @@
           <w:rFonts w:ascii="Charis SIL Regular" w:hAnsi="Charis SIL Regular" w:eastAsia="Charis SIL Regular"/>
           <w:b w:val="0"/>
           <w:i w:val="0"/>
-          <w:color w:val="0066CC"/>
+          <w:color w:val="0000FF"/>
           <w:sz w:val="24"/>
           <w:u w:val="single"/>
         </w:rPr>
@@ -2501,7 +2491,7 @@
           <w:rFonts w:ascii="Charis SIL Regular" w:hAnsi="Charis SIL Regular" w:eastAsia="Charis SIL Regular"/>
           <w:b w:val="0"/>
           <w:i w:val="0"/>
-          <w:color w:val="0066CC"/>
+          <w:color w:val="0000FF"/>
           <w:sz w:val="24"/>
           <w:u w:val="single"/>
         </w:rPr>
@@ -2512,7 +2502,7 @@
           <w:rFonts w:ascii="Charis SIL Regular" w:hAnsi="Charis SIL Regular" w:eastAsia="Charis SIL Regular"/>
           <w:b w:val="0"/>
           <w:i w:val="0"/>
-          <w:color w:val="0066CC"/>
+          <w:color w:val="0000FF"/>
           <w:sz w:val="24"/>
           <w:u w:val="single"/>
         </w:rPr>
@@ -2530,7 +2520,7 @@
           <w:rFonts w:ascii="Charis SIL Regular" w:hAnsi="Charis SIL Regular" w:eastAsia="Charis SIL Regular"/>
           <w:b w:val="0"/>
           <w:i w:val="0"/>
-          <w:color w:val="0066CC"/>
+          <w:color w:val="0000FF"/>
           <w:sz w:val="24"/>
           <w:u w:val="single"/>
         </w:rPr>
@@ -2541,7 +2531,7 @@
           <w:rFonts w:ascii="Charis SIL Regular" w:hAnsi="Charis SIL Regular" w:eastAsia="Charis SIL Regular"/>
           <w:b w:val="0"/>
           <w:i w:val="0"/>
-          <w:color w:val="0066CC"/>
+          <w:color w:val="0000FF"/>
           <w:sz w:val="24"/>
           <w:u w:val="single"/>
         </w:rPr>
@@ -2559,7 +2549,7 @@
           <w:rFonts w:ascii="Charis SIL Regular" w:hAnsi="Charis SIL Regular" w:eastAsia="Charis SIL Regular"/>
           <w:b w:val="0"/>
           <w:i w:val="0"/>
-          <w:color w:val="0066CC"/>
+          <w:color w:val="0000FF"/>
           <w:sz w:val="24"/>
           <w:u w:val="single"/>
         </w:rPr>
@@ -2570,7 +2560,7 @@
           <w:rFonts w:ascii="Charis SIL Regular" w:hAnsi="Charis SIL Regular" w:eastAsia="Charis SIL Regular"/>
           <w:b w:val="0"/>
           <w:i w:val="0"/>
-          <w:color w:val="0066CC"/>
+          <w:color w:val="0000FF"/>
           <w:sz w:val="24"/>
           <w:u w:val="single"/>
         </w:rPr>
@@ -2588,7 +2578,7 @@
           <w:rFonts w:ascii="Charis SIL Regular" w:hAnsi="Charis SIL Regular" w:eastAsia="Charis SIL Regular"/>
           <w:b w:val="0"/>
           <w:i w:val="0"/>
-          <w:color w:val="0066CC"/>
+          <w:color w:val="0000FF"/>
           <w:sz w:val="24"/>
           <w:u w:val="single"/>
         </w:rPr>
@@ -2599,7 +2589,7 @@
           <w:rFonts w:ascii="Charis SIL Regular" w:hAnsi="Charis SIL Regular" w:eastAsia="Charis SIL Regular"/>
           <w:b w:val="0"/>
           <w:i w:val="0"/>
-          <w:color w:val="0066CC"/>
+          <w:color w:val="0000FF"/>
           <w:sz w:val="24"/>
           <w:u w:val="single"/>
         </w:rPr>
@@ -2617,7 +2607,7 @@
           <w:rFonts w:ascii="Charis SIL Regular" w:hAnsi="Charis SIL Regular" w:eastAsia="Charis SIL Regular"/>
           <w:b w:val="0"/>
           <w:i w:val="0"/>
-          <w:color w:val="0066CC"/>
+          <w:color w:val="0000FF"/>
           <w:sz w:val="24"/>
           <w:u w:val="single"/>
         </w:rPr>
@@ -2642,7 +2632,7 @@
       </w:r>
       <w:r>
         <w:rPr>
-          <w:u w:val="single" w:color="0066cc"/>
+          <w:u w:val="single" w:color="0000ff"/>
           <w:rFonts w:ascii="Charis SIL Regular" w:hAnsi="Charis SIL Regular" w:eastAsia="Charis SIL Regular"/>
           <w:b w:val="0"/>
           <w:i w:val="0"/>
@@ -2660,7 +2650,7 @@
       </w:r>
       <w:r>
         <w:rPr>
-          <w:u w:val="single" w:color="0066cc"/>
+          <w:u w:val="single" w:color="0000ff"/>
           <w:rFonts w:ascii="Charis SIL Regular" w:hAnsi="Charis SIL Regular" w:eastAsia="Charis SIL Regular"/>
           <w:b w:val="0"/>
           <w:i w:val="0"/>
@@ -2671,7 +2661,7 @@
       </w:r>
       <w:r>
         <w:rPr>
-          <w:u w:val="single" w:color="0066cc"/>
+          <w:u w:val="single" w:color="0000ff"/>
           <w:rFonts w:ascii="Charis SIL Regular" w:hAnsi="Charis SIL Regular" w:eastAsia="Charis SIL Regular"/>
           <w:b w:val="0"/>
           <w:i w:val="0"/>
@@ -2689,7 +2679,7 @@
       </w:r>
       <w:r>
         <w:rPr>
-          <w:u w:val="single" w:color="0066cc"/>
+          <w:u w:val="single" w:color="0000ff"/>
           <w:rFonts w:ascii="Charis SIL Regular" w:hAnsi="Charis SIL Regular" w:eastAsia="Charis SIL Regular"/>
           <w:b w:val="0"/>
           <w:i w:val="0"/>
@@ -2707,7 +2697,7 @@
       </w:r>
       <w:r>
         <w:rPr>
-          <w:u w:val="single" w:color="0066cc"/>
+          <w:u w:val="single" w:color="0000ff"/>
           <w:rFonts w:ascii="Charis SIL Regular" w:hAnsi="Charis SIL Regular" w:eastAsia="Charis SIL Regular"/>
           <w:b w:val="0"/>
           <w:i w:val="0"/>
@@ -2725,7 +2715,7 @@
       </w:r>
       <w:r>
         <w:rPr>
-          <w:u w:val="single" w:color="0066cc"/>
+          <w:u w:val="single" w:color="0000ff"/>
           <w:rFonts w:ascii="Charis SIL Regular" w:hAnsi="Charis SIL Regular" w:eastAsia="Charis SIL Regular"/>
           <w:b w:val="0"/>
           <w:i w:val="0"/>
@@ -2743,7 +2733,7 @@
       </w:r>
       <w:r>
         <w:rPr>
-          <w:u w:val="single" w:color="0066cc"/>
+          <w:u w:val="single" w:color="0000ff"/>
           <w:rFonts w:ascii="Charis SIL Regular" w:hAnsi="Charis SIL Regular" w:eastAsia="Charis SIL Regular"/>
           <w:b w:val="0"/>
           <w:i w:val="0"/>
@@ -2761,7 +2751,7 @@
       </w:r>
       <w:r>
         <w:rPr>
-          <w:u w:val="single" w:color="0066cc"/>
+          <w:u w:val="single" w:color="0000ff"/>
           <w:rFonts w:ascii="Charis SIL Regular" w:hAnsi="Charis SIL Regular" w:eastAsia="Charis SIL Regular"/>
           <w:b w:val="0"/>
           <w:i w:val="0"/>
@@ -2779,7 +2769,7 @@
       </w:r>
       <w:r>
         <w:rPr>
-          <w:u w:val="single" w:color="0066cc"/>
+          <w:u w:val="single" w:color="0000ff"/>
           <w:rFonts w:ascii="Charis SIL Regular" w:hAnsi="Charis SIL Regular" w:eastAsia="Charis SIL Regular"/>
           <w:b w:val="0"/>
           <w:i w:val="0"/>
@@ -2797,7 +2787,7 @@
       </w:r>
       <w:r>
         <w:rPr>
-          <w:u w:val="single" w:color="0066cc"/>
+          <w:u w:val="single" w:color="0000ff"/>
           <w:rFonts w:ascii="Charis SIL Regular" w:hAnsi="Charis SIL Regular" w:eastAsia="Charis SIL Regular"/>
           <w:b w:val="0"/>
           <w:i w:val="0"/>
@@ -2848,7 +2838,7 @@
           <w:rFonts w:ascii="Charis SIL Regular" w:hAnsi="Charis SIL Regular" w:eastAsia="Charis SIL Regular"/>
           <w:b w:val="0"/>
           <w:i w:val="0"/>
-          <w:color w:val="0066CC"/>
+          <w:color w:val="0000FF"/>
           <w:sz w:val="24"/>
           <w:u w:val="single"/>
         </w:rPr>
@@ -2866,7 +2856,7 @@
           <w:rFonts w:ascii="Charis SIL Regular" w:hAnsi="Charis SIL Regular" w:eastAsia="Charis SIL Regular"/>
           <w:b w:val="0"/>
           <w:i w:val="0"/>
-          <w:color w:val="0066CC"/>
+          <w:color w:val="0000FF"/>
           <w:sz w:val="24"/>
           <w:u w:val="single"/>
         </w:rPr>
@@ -2877,7 +2867,7 @@
           <w:rFonts w:ascii="Charis SIL Regular" w:hAnsi="Charis SIL Regular" w:eastAsia="Charis SIL Regular"/>
           <w:b w:val="0"/>
           <w:i w:val="0"/>
-          <w:color w:val="0066CC"/>
+          <w:color w:val="0000FF"/>
           <w:sz w:val="24"/>
           <w:u w:val="single"/>
         </w:rPr>
@@ -2895,7 +2885,7 @@
           <w:rFonts w:ascii="Charis SIL Regular" w:hAnsi="Charis SIL Regular" w:eastAsia="Charis SIL Regular"/>
           <w:b w:val="0"/>
           <w:i w:val="0"/>
-          <w:color w:val="0066CC"/>
+          <w:color w:val="0000FF"/>
           <w:sz w:val="24"/>
           <w:u w:val="single"/>
         </w:rPr>
@@ -2906,7 +2896,7 @@
           <w:rFonts w:ascii="Charis SIL Regular" w:hAnsi="Charis SIL Regular" w:eastAsia="Charis SIL Regular"/>
           <w:b w:val="0"/>
           <w:i w:val="0"/>
-          <w:color w:val="0066CC"/>
+          <w:color w:val="0000FF"/>
           <w:sz w:val="24"/>
           <w:u w:val="single"/>
         </w:rPr>
@@ -2924,7 +2914,7 @@
           <w:rFonts w:ascii="Charis SIL Regular" w:hAnsi="Charis SIL Regular" w:eastAsia="Charis SIL Regular"/>
           <w:b w:val="0"/>
           <w:i w:val="0"/>
-          <w:color w:val="0066CC"/>
+          <w:color w:val="0000FF"/>
           <w:sz w:val="24"/>
           <w:u w:val="single"/>
         </w:rPr>
@@ -2935,7 +2925,7 @@
           <w:rFonts w:ascii="Charis SIL Regular" w:hAnsi="Charis SIL Regular" w:eastAsia="Charis SIL Regular"/>
           <w:b w:val="0"/>
           <w:i w:val="0"/>
-          <w:color w:val="0066CC"/>
+          <w:color w:val="0000FF"/>
           <w:sz w:val="24"/>
           <w:u w:val="single"/>
         </w:rPr>
@@ -2953,7 +2943,7 @@
           <w:rFonts w:ascii="Charis SIL Regular" w:hAnsi="Charis SIL Regular" w:eastAsia="Charis SIL Regular"/>
           <w:b w:val="0"/>
           <w:i w:val="0"/>
-          <w:color w:val="0066CC"/>
+          <w:color w:val="0000FF"/>
           <w:sz w:val="24"/>
           <w:u w:val="single"/>
         </w:rPr>
@@ -2964,7 +2954,7 @@
           <w:rFonts w:ascii="Charis SIL Regular" w:hAnsi="Charis SIL Regular" w:eastAsia="Charis SIL Regular"/>
           <w:b w:val="0"/>
           <w:i w:val="0"/>
-          <w:color w:val="0066CC"/>
+          <w:color w:val="0000FF"/>
           <w:sz w:val="24"/>
           <w:u w:val="single"/>
         </w:rPr>
@@ -2982,7 +2972,7 @@
           <w:rFonts w:ascii="Charis SIL Regular" w:hAnsi="Charis SIL Regular" w:eastAsia="Charis SIL Regular"/>
           <w:b w:val="0"/>
           <w:i w:val="0"/>
-          <w:color w:val="0066CC"/>
+          <w:color w:val="0000FF"/>
           <w:sz w:val="24"/>
           <w:u w:val="single"/>
         </w:rPr>
@@ -2993,7 +2983,7 @@
           <w:rFonts w:ascii="Charis SIL Regular" w:hAnsi="Charis SIL Regular" w:eastAsia="Charis SIL Regular"/>
           <w:b w:val="0"/>
           <w:i w:val="0"/>
-          <w:color w:val="0066CC"/>
+          <w:color w:val="0000FF"/>
           <w:sz w:val="24"/>
           <w:u w:val="single"/>
         </w:rPr>
@@ -3011,7 +3001,7 @@
           <w:rFonts w:ascii="Charis SIL Regular" w:hAnsi="Charis SIL Regular" w:eastAsia="Charis SIL Regular"/>
           <w:b w:val="0"/>
           <w:i w:val="0"/>
-          <w:color w:val="0066CC"/>
+          <w:color w:val="0000FF"/>
           <w:sz w:val="24"/>
           <w:u w:val="single"/>
         </w:rPr>
@@ -3022,7 +3012,7 @@
           <w:rFonts w:ascii="Charis SIL Regular" w:hAnsi="Charis SIL Regular" w:eastAsia="Charis SIL Regular"/>
           <w:b w:val="0"/>
           <w:i w:val="0"/>
-          <w:color w:val="0066CC"/>
+          <w:color w:val="0000FF"/>
           <w:sz w:val="24"/>
           <w:u w:val="single"/>
         </w:rPr>
@@ -3090,7 +3080,7 @@
           <w:rFonts w:ascii="Charis SIL Regular" w:hAnsi="Charis SIL Regular" w:eastAsia="Charis SIL Regular"/>
           <w:b w:val="0"/>
           <w:i w:val="0"/>
-          <w:color w:val="0066CC"/>
+          <w:color w:val="0000FF"/>
           <w:sz w:val="24"/>
           <w:u w:val="single"/>
         </w:rPr>
@@ -3114,7 +3104,7 @@
           <w:rFonts w:ascii="Charis SIL Regular" w:hAnsi="Charis SIL Regular" w:eastAsia="Charis SIL Regular"/>
           <w:b w:val="0"/>
           <w:i w:val="0"/>
-          <w:color w:val="0066CC"/>
+          <w:color w:val="0000FF"/>
           <w:sz w:val="24"/>
           <w:u w:val="single"/>
         </w:rPr>
@@ -3125,7 +3115,7 @@
           <w:rFonts w:ascii="Charis SIL Regular" w:hAnsi="Charis SIL Regular" w:eastAsia="Charis SIL Regular"/>
           <w:b w:val="0"/>
           <w:i w:val="0"/>
-          <w:color w:val="0066CC"/>
+          <w:color w:val="0000FF"/>
           <w:sz w:val="24"/>
           <w:u w:val="single"/>
         </w:rPr>
@@ -3136,7 +3126,7 @@
           <w:rFonts w:ascii="Charis SIL Regular" w:hAnsi="Charis SIL Regular" w:eastAsia="Charis SIL Regular"/>
           <w:b w:val="0"/>
           <w:i w:val="0"/>
-          <w:color w:val="0066CC"/>
+          <w:color w:val="0000FF"/>
           <w:sz w:val="24"/>
           <w:u w:val="single"/>
         </w:rPr>
@@ -3160,7 +3150,7 @@
           <w:rFonts w:ascii="Charis SIL Regular" w:hAnsi="Charis SIL Regular" w:eastAsia="Charis SIL Regular"/>
           <w:b w:val="0"/>
           <w:i w:val="0"/>
-          <w:color w:val="0066CC"/>
+          <w:color w:val="0000FF"/>
           <w:sz w:val="24"/>
           <w:u w:val="single"/>
         </w:rPr>
@@ -3171,7 +3161,7 @@
           <w:rFonts w:ascii="Charis SIL Regular" w:hAnsi="Charis SIL Regular" w:eastAsia="Charis SIL Regular"/>
           <w:b w:val="0"/>
           <w:i w:val="0"/>
-          <w:color w:val="0066CC"/>
+          <w:color w:val="0000FF"/>
           <w:sz w:val="24"/>
           <w:u w:val="single"/>
         </w:rPr>
@@ -3192,7 +3182,7 @@
           <w:rFonts w:ascii="Charis SIL Regular" w:hAnsi="Charis SIL Regular" w:eastAsia="Charis SIL Regular"/>
           <w:b w:val="0"/>
           <w:i w:val="0"/>
-          <w:color w:val="0066CC"/>
+          <w:color w:val="0000FF"/>
           <w:sz w:val="24"/>
           <w:u w:val="single"/>
         </w:rPr>
@@ -3303,7 +3293,7 @@
           <w:rFonts w:ascii="Charis SIL Regular" w:hAnsi="Charis SIL Regular" w:eastAsia="Charis SIL Regular"/>
           <w:b w:val="0"/>
           <w:i w:val="0"/>
-          <w:color w:val="0066CC"/>
+          <w:color w:val="0000FF"/>
           <w:sz w:val="24"/>
         </w:rPr>
         <w:hyperlink r:id="rId21" w:history="1">
@@ -3320,7 +3310,7 @@
           <w:rFonts w:ascii="Charis SIL Regular" w:hAnsi="Charis SIL Regular" w:eastAsia="Charis SIL Regular"/>
           <w:b w:val="0"/>
           <w:i w:val="0"/>
-          <w:color w:val="0066CC"/>
+          <w:color w:val="0000FF"/>
           <w:sz w:val="24"/>
         </w:rPr>
         <w:hyperlink r:id="rId21" w:history="1">
@@ -3417,7 +3407,7 @@
           <w:rFonts w:ascii="Charis SIL Regular" w:hAnsi="Charis SIL Regular" w:eastAsia="Charis SIL Regular"/>
           <w:b w:val="0"/>
           <w:i w:val="0"/>
-          <w:color w:val="0066CC"/>
+          <w:color w:val="0000FF"/>
           <w:sz w:val="24"/>
           <w:u w:val="single"/>
         </w:rPr>
@@ -3435,7 +3425,7 @@
           <w:rFonts w:ascii="Charis SIL Regular" w:hAnsi="Charis SIL Regular" w:eastAsia="Charis SIL Regular"/>
           <w:b w:val="0"/>
           <w:i w:val="0"/>
-          <w:color w:val="0066CC"/>
+          <w:color w:val="0000FF"/>
           <w:sz w:val="24"/>
           <w:u w:val="single"/>
         </w:rPr>
@@ -3453,7 +3443,7 @@
           <w:rFonts w:ascii="Charis SIL Regular" w:hAnsi="Charis SIL Regular" w:eastAsia="Charis SIL Regular"/>
           <w:b w:val="0"/>
           <w:i w:val="0"/>
-          <w:color w:val="0066CC"/>
+          <w:color w:val="0000FF"/>
           <w:sz w:val="24"/>
           <w:u w:val="single"/>
         </w:rPr>
@@ -3583,7 +3573,7 @@
           <w:rFonts w:ascii="Charis SIL Regular" w:hAnsi="Charis SIL Regular" w:eastAsia="Charis SIL Regular"/>
           <w:b w:val="0"/>
           <w:i w:val="0"/>
-          <w:color w:val="0066CC"/>
+          <w:color w:val="0000FF"/>
           <w:sz w:val="24"/>
           <w:u w:val="single"/>
         </w:rPr>
@@ -3601,7 +3591,7 @@
           <w:rFonts w:ascii="Charis SIL Regular" w:hAnsi="Charis SIL Regular" w:eastAsia="Charis SIL Regular"/>
           <w:b w:val="0"/>
           <w:i w:val="0"/>
-          <w:color w:val="0066CC"/>
+          <w:color w:val="0000FF"/>
           <w:sz w:val="24"/>
           <w:u w:val="single"/>
         </w:rPr>
@@ -3749,7 +3739,7 @@
           <w:rFonts w:ascii="Charis SIL Regular" w:hAnsi="Charis SIL Regular" w:eastAsia="Charis SIL Regular"/>
           <w:b w:val="0"/>
           <w:i w:val="0"/>
-          <w:color w:val="0066CC"/>
+          <w:color w:val="0000FF"/>
           <w:sz w:val="24"/>
           <w:u w:val="single"/>
         </w:rPr>
@@ -3767,7 +3757,7 @@
           <w:rFonts w:ascii="Charis SIL Regular" w:hAnsi="Charis SIL Regular" w:eastAsia="Charis SIL Regular"/>
           <w:b w:val="0"/>
           <w:i w:val="0"/>
-          <w:color w:val="0066CC"/>
+          <w:color w:val="0000FF"/>
           <w:sz w:val="24"/>
           <w:u w:val="single"/>
         </w:rPr>
@@ -3785,7 +3775,7 @@
           <w:rFonts w:ascii="Charis SIL Regular" w:hAnsi="Charis SIL Regular" w:eastAsia="Charis SIL Regular"/>
           <w:b w:val="0"/>
           <w:i w:val="0"/>
-          <w:color w:val="0066CC"/>
+          <w:color w:val="0000FF"/>
           <w:sz w:val="24"/>
           <w:u w:val="single"/>
         </w:rPr>
@@ -3803,7 +3793,7 @@
           <w:rFonts w:ascii="Charis SIL Regular" w:hAnsi="Charis SIL Regular" w:eastAsia="Charis SIL Regular"/>
           <w:b w:val="0"/>
           <w:i w:val="0"/>
-          <w:color w:val="0066CC"/>
+          <w:color w:val="0000FF"/>
           <w:sz w:val="24"/>
           <w:u w:val="single"/>
         </w:rPr>
@@ -3821,7 +3811,7 @@
           <w:rFonts w:ascii="Charis SIL Regular" w:hAnsi="Charis SIL Regular" w:eastAsia="Charis SIL Regular"/>
           <w:b w:val="0"/>
           <w:i w:val="0"/>
-          <w:color w:val="0066CC"/>
+          <w:color w:val="0000FF"/>
           <w:sz w:val="24"/>
           <w:u w:val="single"/>
         </w:rPr>
@@ -3839,7 +3829,7 @@
           <w:rFonts w:ascii="Charis SIL Regular" w:hAnsi="Charis SIL Regular" w:eastAsia="Charis SIL Regular"/>
           <w:b w:val="0"/>
           <w:i w:val="0"/>
-          <w:color w:val="0066CC"/>
+          <w:color w:val="0000FF"/>
           <w:sz w:val="24"/>
           <w:u w:val="single"/>
         </w:rPr>
@@ -3857,7 +3847,7 @@
           <w:rFonts w:ascii="Charis SIL Regular" w:hAnsi="Charis SIL Regular" w:eastAsia="Charis SIL Regular"/>
           <w:b w:val="0"/>
           <w:i w:val="0"/>
-          <w:color w:val="0066CC"/>
+          <w:color w:val="0000FF"/>
           <w:sz w:val="24"/>
           <w:u w:val="single"/>
         </w:rPr>
@@ -3878,7 +3868,7 @@
           <w:rFonts w:ascii="Charis SIL Regular" w:hAnsi="Charis SIL Regular" w:eastAsia="Charis SIL Regular"/>
           <w:b w:val="0"/>
           <w:i w:val="0"/>
-          <w:color w:val="0066CC"/>
+          <w:color w:val="0000FF"/>
           <w:sz w:val="24"/>
           <w:u w:val="single"/>
         </w:rPr>
@@ -3896,7 +3886,7 @@
           <w:rFonts w:ascii="Charis SIL Regular" w:hAnsi="Charis SIL Regular" w:eastAsia="Charis SIL Regular"/>
           <w:b w:val="0"/>
           <w:i w:val="0"/>
-          <w:color w:val="0066CC"/>
+          <w:color w:val="0000FF"/>
           <w:sz w:val="24"/>
           <w:u w:val="single"/>
         </w:rPr>
@@ -3914,7 +3904,7 @@
           <w:rFonts w:ascii="Charis SIL Regular" w:hAnsi="Charis SIL Regular" w:eastAsia="Charis SIL Regular"/>
           <w:b w:val="0"/>
           <w:i w:val="0"/>
-          <w:color w:val="0066CC"/>
+          <w:color w:val="0000FF"/>
           <w:sz w:val="24"/>
           <w:u w:val="single"/>
         </w:rPr>
@@ -3932,7 +3922,7 @@
           <w:rFonts w:ascii="Charis SIL Regular" w:hAnsi="Charis SIL Regular" w:eastAsia="Charis SIL Regular"/>
           <w:b w:val="0"/>
           <w:i w:val="0"/>
-          <w:color w:val="0066CC"/>
+          <w:color w:val="0000FF"/>
           <w:sz w:val="24"/>
           <w:u w:val="single"/>
         </w:rPr>
@@ -3950,7 +3940,7 @@
           <w:rFonts w:ascii="Charis SIL Regular" w:hAnsi="Charis SIL Regular" w:eastAsia="Charis SIL Regular"/>
           <w:b w:val="0"/>
           <w:i w:val="0"/>
-          <w:color w:val="0066CC"/>
+          <w:color w:val="0000FF"/>
           <w:sz w:val="24"/>
           <w:u w:val="single"/>
         </w:rPr>
@@ -3968,7 +3958,7 @@
           <w:rFonts w:ascii="Charis SIL Regular" w:hAnsi="Charis SIL Regular" w:eastAsia="Charis SIL Regular"/>
           <w:b w:val="0"/>
           <w:i w:val="0"/>
-          <w:color w:val="0066CC"/>
+          <w:color w:val="0000FF"/>
           <w:sz w:val="24"/>
           <w:u w:val="single"/>
         </w:rPr>
@@ -3983,24 +3973,32 @@
       </w:r>
       <w:r>
         <w:rPr>
+          <w:u w:val="single" w:color="0000ff"/>
           <w:rFonts w:ascii="Charis SIL Regular" w:hAnsi="Charis SIL Regular" w:eastAsia="Charis SIL Regular"/>
           <w:b w:val="0"/>
           <w:i w:val="0"/>
           <w:color w:val="000000"/>
           <w:sz w:val="24"/>
         </w:rPr>
-        <w:t xml:space="preserve">, </w:t>
+        <w:hyperlink r:id="rId23" w:history="1">
+          <w:r>
+            <w:rPr>
+              <w:rStyle w:val="Hyperlink"/>
+            </w:rPr>
+            <w:t xml:space="preserve">, </w:t>
+          </w:r>
+        </w:hyperlink>
       </w:r>
       <w:r>
         <w:rPr>
           <w:rFonts w:ascii="Charis SIL Regular" w:hAnsi="Charis SIL Regular" w:eastAsia="Charis SIL Regular"/>
           <w:b w:val="0"/>
           <w:i w:val="0"/>
-          <w:color w:val="0066CC"/>
+          <w:color w:val="0000FF"/>
           <w:sz w:val="24"/>
           <w:u w:val="single"/>
         </w:rPr>
-        <w:hyperlink r:id="rId24" w:history="1">
+        <w:hyperlink r:id="rId23" w:history="1">
           <w:r>
             <w:rPr>
               <w:rStyle w:val="Hyperlink"/>
@@ -4014,11 +4012,11 @@
           <w:rFonts w:ascii="Charis SIL Regular" w:hAnsi="Charis SIL Regular" w:eastAsia="Charis SIL Regular"/>
           <w:b w:val="0"/>
           <w:i w:val="0"/>
-          <w:color w:val="0066CC"/>
+          <w:color w:val="0000FF"/>
           <w:sz w:val="24"/>
           <w:u w:val="single"/>
         </w:rPr>
-        <w:hyperlink r:id="rId24" w:history="1">
+        <w:hyperlink r:id="rId23" w:history="1">
           <w:r>
             <w:rPr>
               <w:rStyle w:val="Hyperlink"/>
@@ -4032,7 +4030,7 @@
           <w:rFonts w:ascii="Charis SIL Regular" w:hAnsi="Charis SIL Regular" w:eastAsia="Charis SIL Regular"/>
           <w:b w:val="0"/>
           <w:i w:val="0"/>
-          <w:color w:val="0066CC"/>
+          <w:color w:val="0000FF"/>
           <w:sz w:val="24"/>
           <w:u w:val="single"/>
         </w:rPr>
@@ -4043,7 +4041,7 @@
           <w:rFonts w:ascii="Charis SIL Regular" w:hAnsi="Charis SIL Regular" w:eastAsia="Charis SIL Regular"/>
           <w:b w:val="0"/>
           <w:i w:val="0"/>
-          <w:color w:val="0066CC"/>
+          <w:color w:val="0000FF"/>
           <w:sz w:val="24"/>
           <w:u w:val="single"/>
         </w:rPr>
@@ -4061,7 +4059,7 @@
           <w:rFonts w:ascii="Charis SIL Regular" w:hAnsi="Charis SIL Regular" w:eastAsia="Charis SIL Regular"/>
           <w:b w:val="0"/>
           <w:i w:val="0"/>
-          <w:color w:val="0066CC"/>
+          <w:color w:val="0000FF"/>
           <w:sz w:val="24"/>
           <w:u w:val="single"/>
         </w:rPr>
@@ -4089,7 +4087,7 @@
           <w:rFonts w:ascii="Charis SIL Regular" w:hAnsi="Charis SIL Regular" w:eastAsia="Charis SIL Regular"/>
           <w:b w:val="0"/>
           <w:i w:val="0"/>
-          <w:color w:val="0066CC"/>
+          <w:color w:val="0000FF"/>
           <w:sz w:val="24"/>
           <w:u w:val="single"/>
         </w:rPr>
@@ -4107,7 +4105,7 @@
           <w:rFonts w:ascii="Charis SIL Regular" w:hAnsi="Charis SIL Regular" w:eastAsia="Charis SIL Regular"/>
           <w:b w:val="0"/>
           <w:i w:val="0"/>
-          <w:color w:val="0066CC"/>
+          <w:color w:val="0000FF"/>
           <w:sz w:val="24"/>
           <w:u w:val="single"/>
         </w:rPr>
@@ -4118,7 +4116,7 @@
           <w:rFonts w:ascii="Charis SIL Regular" w:hAnsi="Charis SIL Regular" w:eastAsia="Charis SIL Regular"/>
           <w:b w:val="0"/>
           <w:i w:val="0"/>
-          <w:color w:val="0066CC"/>
+          <w:color w:val="0000FF"/>
           <w:sz w:val="24"/>
           <w:u w:val="single"/>
         </w:rPr>
@@ -4136,7 +4134,7 @@
           <w:rFonts w:ascii="Charis SIL Regular" w:hAnsi="Charis SIL Regular" w:eastAsia="Charis SIL Regular"/>
           <w:b w:val="0"/>
           <w:i w:val="0"/>
-          <w:color w:val="0066CC"/>
+          <w:color w:val="0000FF"/>
           <w:sz w:val="24"/>
           <w:u w:val="single"/>
         </w:rPr>
@@ -4154,7 +4152,7 @@
           <w:rFonts w:ascii="Charis SIL Regular" w:hAnsi="Charis SIL Regular" w:eastAsia="Charis SIL Regular"/>
           <w:b w:val="0"/>
           <w:i w:val="0"/>
-          <w:color w:val="0066CC"/>
+          <w:color w:val="0000FF"/>
           <w:sz w:val="24"/>
           <w:u w:val="single"/>
         </w:rPr>
@@ -4262,7 +4260,7 @@
           <w:rFonts w:ascii="Charis SIL Regular" w:hAnsi="Charis SIL Regular" w:eastAsia="Charis SIL Regular"/>
           <w:b w:val="0"/>
           <w:i w:val="0"/>
-          <w:color w:val="0066CC"/>
+          <w:color w:val="0000FF"/>
           <w:sz w:val="24"/>
           <w:u w:val="single"/>
         </w:rPr>
@@ -4280,7 +4278,7 @@
           <w:rFonts w:ascii="Charis SIL Regular" w:hAnsi="Charis SIL Regular" w:eastAsia="Charis SIL Regular"/>
           <w:b w:val="0"/>
           <w:i w:val="0"/>
-          <w:color w:val="0066CC"/>
+          <w:color w:val="0000FF"/>
           <w:sz w:val="24"/>
           <w:u w:val="single"/>
         </w:rPr>
@@ -4298,7 +4296,7 @@
           <w:rFonts w:ascii="Charis SIL Regular" w:hAnsi="Charis SIL Regular" w:eastAsia="Charis SIL Regular"/>
           <w:b w:val="0"/>
           <w:i w:val="0"/>
-          <w:color w:val="0066CC"/>
+          <w:color w:val="0000FF"/>
           <w:sz w:val="24"/>
           <w:u w:val="single"/>
         </w:rPr>
@@ -4316,7 +4314,7 @@
           <w:rFonts w:ascii="Charis SIL Regular" w:hAnsi="Charis SIL Regular" w:eastAsia="Charis SIL Regular"/>
           <w:b w:val="0"/>
           <w:i w:val="0"/>
-          <w:color w:val="0066CC"/>
+          <w:color w:val="0000FF"/>
           <w:sz w:val="24"/>
           <w:u w:val="single"/>
         </w:rPr>
@@ -4414,7 +4412,7 @@
           <w:rFonts w:ascii="Charis SIL Regular" w:hAnsi="Charis SIL Regular" w:eastAsia="Charis SIL Regular"/>
           <w:b w:val="0"/>
           <w:i w:val="0"/>
-          <w:color w:val="0066CC"/>
+          <w:color w:val="0000FF"/>
           <w:sz w:val="24"/>
           <w:u w:val="single"/>
         </w:rPr>
@@ -4432,7 +4430,7 @@
           <w:rFonts w:ascii="Charis SIL Regular" w:hAnsi="Charis SIL Regular" w:eastAsia="Charis SIL Regular"/>
           <w:b w:val="0"/>
           <w:i w:val="0"/>
-          <w:color w:val="0066CC"/>
+          <w:color w:val="0000FF"/>
           <w:sz w:val="24"/>
           <w:u w:val="single"/>
         </w:rPr>
@@ -4450,7 +4448,7 @@
           <w:rFonts w:ascii="Charis SIL Regular" w:hAnsi="Charis SIL Regular" w:eastAsia="Charis SIL Regular"/>
           <w:b w:val="0"/>
           <w:i w:val="0"/>
-          <w:color w:val="0066CC"/>
+          <w:color w:val="0000FF"/>
           <w:sz w:val="24"/>
           <w:u w:val="single"/>
         </w:rPr>

--- a/EXPORTS/DOCX/published/niveau3/English/TropischLandbouwMus.docx
+++ b/EXPORTS/DOCX/published/niveau3/English/TropischLandbouwMus.docx
@@ -2112,13 +2112,24 @@
       </w:r>
       <w:r>
         <w:rPr>
+          <w:u w:val="single" w:color="0000ff"/>
           <w:rFonts w:ascii="Charis SIL Regular" w:hAnsi="Charis SIL Regular" w:eastAsia="Charis SIL Regular"/>
           <w:b w:val="0"/>
           <w:i w:val="0"/>
           <w:color w:val="000000"/>
           <w:sz w:val="24"/>
         </w:rPr>
-        <w:t>anage</w:t>
+        <w:t>a</w:t>
+      </w:r>
+      <w:r>
+        <w:rPr>
+          <w:rFonts w:ascii="Charis SIL Regular" w:hAnsi="Charis SIL Regular" w:eastAsia="Charis SIL Regular"/>
+          <w:b w:val="0"/>
+          <w:i w:val="0"/>
+          <w:color w:val="000000"/>
+          <w:sz w:val="24"/>
+        </w:rPr>
+        <w:t>nage</w:t>
       </w:r>
       <w:r>
         <w:rPr>
@@ -2402,7 +2413,14 @@
           <w:color w:val="000000"/>
           <w:sz w:val="24"/>
         </w:rPr>
-        <w:t>n. Fina</w:t>
+        <w:hyperlink r:id="rId18" w:history="1">
+          <w:r>
+            <w:rPr>
+              <w:rStyle w:val="Hyperlink"/>
+            </w:rPr>
+            <w:t>n. Fina</w:t>
+          </w:r>
+        </w:hyperlink>
       </w:r>
       <w:r>
         <w:rPr>
@@ -3108,7 +3126,7 @@
           <w:sz w:val="24"/>
           <w:u w:val="single"/>
         </w:rPr>
-        <w:t>Scientific research in co</w:t>
+        <w:t>Scientific research in col</w:t>
       </w:r>
       <w:r>
         <w:rPr>
@@ -3119,7 +3137,7 @@
           <w:sz w:val="24"/>
           <w:u w:val="single"/>
         </w:rPr>
-        <w:t>l</w:t>
+        <w:t>onised territorie</w:t>
       </w:r>
       <w:r>
         <w:rPr>
@@ -3128,9 +3146,8 @@
           <w:i w:val="0"/>
           <w:color w:val="0000FF"/>
           <w:sz w:val="24"/>
-          <w:u w:val="single"/>
-        </w:rPr>
-        <w:t>onised territories</w:t>
+        </w:rPr>
+        <w:t>s</w:t>
       </w:r>
       <w:r>
         <w:br/>
@@ -4016,7 +4033,7 @@
           <w:sz w:val="24"/>
           <w:u w:val="single"/>
         </w:rPr>
-        <w:hyperlink r:id="rId23" w:history="1">
+        <w:hyperlink r:id="rId24" w:history="1">
           <w:r>
             <w:rPr>
               <w:rStyle w:val="Hyperlink"/>
@@ -4045,7 +4062,7 @@
           <w:sz w:val="24"/>
           <w:u w:val="single"/>
         </w:rPr>
-        <w:hyperlink r:id="rId24" w:history="1">
+        <w:hyperlink r:id="rId23" w:history="1">
           <w:r>
             <w:rPr>
               <w:rStyle w:val="Hyperlink"/>
@@ -4063,7 +4080,7 @@
           <w:sz w:val="24"/>
           <w:u w:val="single"/>
         </w:rPr>
-        <w:hyperlink r:id="rId24" w:history="1">
+        <w:hyperlink r:id="rId23" w:history="1">
           <w:r>
             <w:rPr>
               <w:rStyle w:val="Hyperlink"/>
@@ -4074,13 +4091,21 @@
       </w:r>
       <w:r>
         <w:rPr>
+          <w:u w:val="single" w:color="0000ff"/>
           <w:rFonts w:ascii="Charis SIL Regular" w:hAnsi="Charis SIL Regular" w:eastAsia="Charis SIL Regular"/>
           <w:b w:val="0"/>
           <w:i w:val="0"/>
           <w:color w:val="000000"/>
           <w:sz w:val="24"/>
         </w:rPr>
-        <w:t xml:space="preserve">, </w:t>
+        <w:hyperlink r:id="rId23" w:history="1">
+          <w:r>
+            <w:rPr>
+              <w:rStyle w:val="Hyperlink"/>
+            </w:rPr>
+            <w:t xml:space="preserve">, </w:t>
+          </w:r>
+        </w:hyperlink>
       </w:r>
       <w:r>
         <w:rPr>

--- a/EXPORTS/DOCX/published/niveau3/English/TropischLandbouwMus.docx
+++ b/EXPORTS/DOCX/published/niveau3/English/TropischLandbouwMus.docx
@@ -858,7 +858,7 @@
           <w:sz w:val="24"/>
           <w:u w:val="single"/>
         </w:rPr>
-        <w:hyperlink r:id="rId12" w:history="1">
+        <w:hyperlink r:id="rId11" w:history="1">
           <w:r>
             <w:rPr>
               <w:rStyle w:val="Hyperlink"/>
@@ -4015,7 +4015,7 @@
           <w:sz w:val="24"/>
           <w:u w:val="single"/>
         </w:rPr>
-        <w:hyperlink r:id="rId23" w:history="1">
+        <w:hyperlink r:id="rId24" w:history="1">
           <w:r>
             <w:rPr>
               <w:rStyle w:val="Hyperlink"/>
@@ -4062,7 +4062,7 @@
           <w:sz w:val="24"/>
           <w:u w:val="single"/>
         </w:rPr>
-        <w:hyperlink r:id="rId23" w:history="1">
+        <w:hyperlink r:id="rId24" w:history="1">
           <w:r>
             <w:rPr>
               <w:rStyle w:val="Hyperlink"/>
@@ -4080,7 +4080,7 @@
           <w:sz w:val="24"/>
           <w:u w:val="single"/>
         </w:rPr>
-        <w:hyperlink r:id="rId23" w:history="1">
+        <w:hyperlink r:id="rId24" w:history="1">
           <w:r>
             <w:rPr>
               <w:rStyle w:val="Hyperlink"/>
@@ -4091,21 +4091,13 @@
       </w:r>
       <w:r>
         <w:rPr>
-          <w:u w:val="single" w:color="0000ff"/>
           <w:rFonts w:ascii="Charis SIL Regular" w:hAnsi="Charis SIL Regular" w:eastAsia="Charis SIL Regular"/>
           <w:b w:val="0"/>
           <w:i w:val="0"/>
           <w:color w:val="000000"/>
           <w:sz w:val="24"/>
         </w:rPr>
-        <w:hyperlink r:id="rId23" w:history="1">
-          <w:r>
-            <w:rPr>
-              <w:rStyle w:val="Hyperlink"/>
-            </w:rPr>
-            <w:t xml:space="preserve">, </w:t>
-          </w:r>
-        </w:hyperlink>
+        <w:t xml:space="preserve">, </w:t>
       </w:r>
       <w:r>
         <w:rPr>

--- a/EXPORTS/DOCX/published/niveau3/English/TropischLandbouwMus.docx
+++ b/EXPORTS/DOCX/published/niveau3/English/TropischLandbouwMus.docx
@@ -887,14 +887,7 @@
           <w:sz w:val="24"/>
           <w:u w:val="single"/>
         </w:rPr>
-        <w:hyperlink r:id="rId12" w:history="1">
-          <w:r>
-            <w:rPr>
-              <w:rStyle w:val="Hyperlink"/>
-            </w:rPr>
-            <w:t>voo</w:t>
-          </w:r>
-        </w:hyperlink>
+        <w:t>voor Volkenk</w:t>
       </w:r>
       <w:r>
         <w:rPr>
@@ -905,54 +898,7 @@
           <w:sz w:val="24"/>
           <w:u w:val="single"/>
         </w:rPr>
-        <w:hyperlink r:id="rId12" w:history="1">
-          <w:r>
-            <w:rPr>
-              <w:rStyle w:val="Hyperlink"/>
-            </w:rPr>
-            <w:t>r</w:t>
-          </w:r>
-        </w:hyperlink>
-      </w:r>
-      <w:r>
-        <w:rPr>
-          <w:rFonts w:ascii="Charis SIL Regular" w:hAnsi="Charis SIL Regular" w:eastAsia="Charis SIL Regular"/>
-          <w:b w:val="0"/>
-          <w:i w:val="0"/>
-          <w:color w:val="0000FF"/>
-          <w:sz w:val="24"/>
-          <w:u w:val="single"/>
-        </w:rPr>
-        <w:t xml:space="preserve"> </w:t>
-      </w:r>
-      <w:r>
-        <w:rPr>
-          <w:rFonts w:ascii="Charis SIL Regular" w:hAnsi="Charis SIL Regular" w:eastAsia="Charis SIL Regular"/>
-          <w:b w:val="0"/>
-          <w:i w:val="0"/>
-          <w:color w:val="0000FF"/>
-          <w:sz w:val="24"/>
-          <w:u w:val="single"/>
-        </w:rPr>
-        <w:hyperlink r:id="rId12" w:history="1">
-          <w:r>
-            <w:rPr>
-              <w:rStyle w:val="Hyperlink"/>
-            </w:rPr>
-            <w:t>Volkenk</w:t>
-          </w:r>
-        </w:hyperlink>
-      </w:r>
-      <w:r>
-        <w:rPr>
-          <w:rFonts w:ascii="Charis SIL Regular" w:hAnsi="Charis SIL Regular" w:eastAsia="Charis SIL Regular"/>
-          <w:b w:val="0"/>
-          <w:i w:val="0"/>
-          <w:color w:val="0000FF"/>
-          <w:sz w:val="24"/>
-          <w:u w:val="single"/>
-        </w:rPr>
-        <w:hyperlink r:id="rId12" w:history="1">
+        <w:hyperlink r:id="rId11" w:history="1">
           <w:r>
             <w:rPr>
               <w:rStyle w:val="Hyperlink"/>
@@ -2402,89 +2348,7 @@
           <w:color w:val="000000"/>
           <w:sz w:val="24"/>
         </w:rPr>
-        <w:t>museum collectio</w:t>
-      </w:r>
-      <w:r>
-        <w:rPr>
-          <w:u w:val="single" w:color="0000ff"/>
-          <w:rFonts w:ascii="Charis SIL Regular" w:hAnsi="Charis SIL Regular" w:eastAsia="Charis SIL Regular"/>
-          <w:b w:val="0"/>
-          <w:i w:val="0"/>
-          <w:color w:val="000000"/>
-          <w:sz w:val="24"/>
-        </w:rPr>
-        <w:hyperlink r:id="rId18" w:history="1">
-          <w:r>
-            <w:rPr>
-              <w:rStyle w:val="Hyperlink"/>
-            </w:rPr>
-            <w:t>n. Fina</w:t>
-          </w:r>
-        </w:hyperlink>
-      </w:r>
-      <w:r>
-        <w:rPr>
-          <w:u w:val="single" w:color="0000ff"/>
-          <w:rFonts w:ascii="Charis SIL Regular" w:hAnsi="Charis SIL Regular" w:eastAsia="Charis SIL Regular"/>
-          <w:b w:val="0"/>
-          <w:i w:val="0"/>
-          <w:color w:val="000000"/>
-          <w:sz w:val="24"/>
-        </w:rPr>
-        <w:hyperlink r:id="rId18" w:history="1">
-          <w:r>
-            <w:rPr>
-              <w:rStyle w:val="Hyperlink"/>
-            </w:rPr>
-            <w:t>lly, there i</w:t>
-          </w:r>
-        </w:hyperlink>
-      </w:r>
-      <w:r>
-        <w:rPr>
-          <w:u w:val="single" w:color="0000ff"/>
-          <w:rFonts w:ascii="Charis SIL Regular" w:hAnsi="Charis SIL Regular" w:eastAsia="Charis SIL Regular"/>
-          <w:b w:val="0"/>
-          <w:i w:val="0"/>
-          <w:color w:val="000000"/>
-          <w:sz w:val="24"/>
-        </w:rPr>
-        <w:hyperlink r:id="rId18" w:history="1">
-          <w:r>
-            <w:rPr>
-              <w:rStyle w:val="Hyperlink"/>
-            </w:rPr>
-            <w:t>s</w:t>
-          </w:r>
-        </w:hyperlink>
-      </w:r>
-      <w:r>
-        <w:rPr>
-          <w:u w:val="single" w:color="0000ff"/>
-          <w:rFonts w:ascii="Charis SIL Regular" w:hAnsi="Charis SIL Regular" w:eastAsia="Charis SIL Regular"/>
-          <w:b w:val="0"/>
-          <w:i w:val="0"/>
-          <w:color w:val="000000"/>
-          <w:sz w:val="24"/>
-        </w:rPr>
-        <w:hyperlink r:id="rId18" w:history="1">
-          <w:r>
-            <w:rPr>
-              <w:rStyle w:val="Hyperlink"/>
-            </w:rPr>
-            <w:t xml:space="preserve"> the arc</w:t>
-          </w:r>
-        </w:hyperlink>
-      </w:r>
-      <w:r>
-        <w:rPr>
-          <w:rFonts w:ascii="Charis SIL Regular" w:hAnsi="Charis SIL Regular" w:eastAsia="Charis SIL Regular"/>
-          <w:b w:val="0"/>
-          <w:i w:val="0"/>
-          <w:color w:val="000000"/>
-          <w:sz w:val="24"/>
-        </w:rPr>
-        <w:t xml:space="preserve">hive of the </w:t>
+        <w:t xml:space="preserve">museum collection. Finally, there is the archive of the </w:t>
       </w:r>
       <w:r>
         <w:rPr>
@@ -3126,7 +2990,7 @@
           <w:sz w:val="24"/>
           <w:u w:val="single"/>
         </w:rPr>
-        <w:t>Scientific research in col</w:t>
+        <w:t>Scientific research in co</w:t>
       </w:r>
       <w:r>
         <w:rPr>
@@ -3137,7 +3001,7 @@
           <w:sz w:val="24"/>
           <w:u w:val="single"/>
         </w:rPr>
-        <w:t>onised territorie</w:t>
+        <w:t>l</w:t>
       </w:r>
       <w:r>
         <w:rPr>
@@ -3146,8 +3010,9 @@
           <w:i w:val="0"/>
           <w:color w:val="0000FF"/>
           <w:sz w:val="24"/>
-        </w:rPr>
-        <w:t>s</w:t>
+          <w:u w:val="single"/>
+        </w:rPr>
+        <w:t>onised territories</w:t>
       </w:r>
       <w:r>
         <w:br/>

--- a/EXPORTS/DOCX/published/niveau3/English/TropischLandbouwMus.docx
+++ b/EXPORTS/DOCX/published/niveau3/English/TropischLandbouwMus.docx
@@ -838,7 +838,6 @@
           <w:i w:val="0"/>
           <w:color w:val="0000FF"/>
           <w:sz w:val="24"/>
-          <w:u w:val="single"/>
         </w:rPr>
         <w:hyperlink r:id="rId12" w:history="1">
           <w:r>
@@ -887,7 +886,61 @@
           <w:sz w:val="24"/>
           <w:u w:val="single"/>
         </w:rPr>
-        <w:t>voor Volkenk</w:t>
+        <w:hyperlink r:id="rId11" w:history="1">
+          <w:r>
+            <w:rPr>
+              <w:rStyle w:val="Hyperlink"/>
+            </w:rPr>
+            <w:t>voo</w:t>
+          </w:r>
+        </w:hyperlink>
+      </w:r>
+      <w:r>
+        <w:rPr>
+          <w:rFonts w:ascii="Charis SIL Regular" w:hAnsi="Charis SIL Regular" w:eastAsia="Charis SIL Regular"/>
+          <w:b w:val="0"/>
+          <w:i w:val="0"/>
+          <w:color w:val="0000FF"/>
+          <w:sz w:val="24"/>
+          <w:u w:val="single"/>
+        </w:rPr>
+        <w:hyperlink r:id="rId11" w:history="1">
+          <w:r>
+            <w:rPr>
+              <w:rStyle w:val="Hyperlink"/>
+            </w:rPr>
+            <w:t>r</w:t>
+          </w:r>
+        </w:hyperlink>
+      </w:r>
+      <w:r>
+        <w:rPr>
+          <w:rFonts w:ascii="Charis SIL Regular" w:hAnsi="Charis SIL Regular" w:eastAsia="Charis SIL Regular"/>
+          <w:b w:val="0"/>
+          <w:i w:val="0"/>
+          <w:color w:val="0000FF"/>
+          <w:sz w:val="24"/>
+          <w:u w:val="single"/>
+        </w:rPr>
+        <w:t xml:space="preserve"> </w:t>
+      </w:r>
+      <w:r>
+        <w:rPr>
+          <w:rFonts w:ascii="Charis SIL Regular" w:hAnsi="Charis SIL Regular" w:eastAsia="Charis SIL Regular"/>
+          <w:b w:val="0"/>
+          <w:i w:val="0"/>
+          <w:color w:val="0000FF"/>
+          <w:sz w:val="24"/>
+          <w:u w:val="single"/>
+        </w:rPr>
+        <w:hyperlink r:id="rId11" w:history="1">
+          <w:r>
+            <w:rPr>
+              <w:rStyle w:val="Hyperlink"/>
+            </w:rPr>
+            <w:t>Volkenk</w:t>
+          </w:r>
+        </w:hyperlink>
       </w:r>
       <w:r>
         <w:rPr>
@@ -2348,7 +2401,89 @@
           <w:color w:val="000000"/>
           <w:sz w:val="24"/>
         </w:rPr>
-        <w:t xml:space="preserve">museum collection. Finally, there is the archive of the </w:t>
+        <w:t>museum collectio</w:t>
+      </w:r>
+      <w:r>
+        <w:rPr>
+          <w:u w:val="single" w:color="0000ff"/>
+          <w:rFonts w:ascii="Charis SIL Regular" w:hAnsi="Charis SIL Regular" w:eastAsia="Charis SIL Regular"/>
+          <w:b w:val="0"/>
+          <w:i w:val="0"/>
+          <w:color w:val="000000"/>
+          <w:sz w:val="24"/>
+        </w:rPr>
+        <w:hyperlink r:id="rId18" w:history="1">
+          <w:r>
+            <w:rPr>
+              <w:rStyle w:val="Hyperlink"/>
+            </w:rPr>
+            <w:t>n. Fina</w:t>
+          </w:r>
+        </w:hyperlink>
+      </w:r>
+      <w:r>
+        <w:rPr>
+          <w:u w:val="single" w:color="0000ff"/>
+          <w:rFonts w:ascii="Charis SIL Regular" w:hAnsi="Charis SIL Regular" w:eastAsia="Charis SIL Regular"/>
+          <w:b w:val="0"/>
+          <w:i w:val="0"/>
+          <w:color w:val="000000"/>
+          <w:sz w:val="24"/>
+        </w:rPr>
+        <w:hyperlink r:id="rId18" w:history="1">
+          <w:r>
+            <w:rPr>
+              <w:rStyle w:val="Hyperlink"/>
+            </w:rPr>
+            <w:t>lly, there i</w:t>
+          </w:r>
+        </w:hyperlink>
+      </w:r>
+      <w:r>
+        <w:rPr>
+          <w:u w:val="single" w:color="0000ff"/>
+          <w:rFonts w:ascii="Charis SIL Regular" w:hAnsi="Charis SIL Regular" w:eastAsia="Charis SIL Regular"/>
+          <w:b w:val="0"/>
+          <w:i w:val="0"/>
+          <w:color w:val="000000"/>
+          <w:sz w:val="24"/>
+        </w:rPr>
+        <w:hyperlink r:id="rId18" w:history="1">
+          <w:r>
+            <w:rPr>
+              <w:rStyle w:val="Hyperlink"/>
+            </w:rPr>
+            <w:t>s</w:t>
+          </w:r>
+        </w:hyperlink>
+      </w:r>
+      <w:r>
+        <w:rPr>
+          <w:u w:val="single" w:color="0000ff"/>
+          <w:rFonts w:ascii="Charis SIL Regular" w:hAnsi="Charis SIL Regular" w:eastAsia="Charis SIL Regular"/>
+          <w:b w:val="0"/>
+          <w:i w:val="0"/>
+          <w:color w:val="000000"/>
+          <w:sz w:val="24"/>
+        </w:rPr>
+        <w:hyperlink r:id="rId18" w:history="1">
+          <w:r>
+            <w:rPr>
+              <w:rStyle w:val="Hyperlink"/>
+            </w:rPr>
+            <w:t xml:space="preserve"> the arc</w:t>
+          </w:r>
+        </w:hyperlink>
+      </w:r>
+      <w:r>
+        <w:rPr>
+          <w:rFonts w:ascii="Charis SIL Regular" w:hAnsi="Charis SIL Regular" w:eastAsia="Charis SIL Regular"/>
+          <w:b w:val="0"/>
+          <w:i w:val="0"/>
+          <w:color w:val="000000"/>
+          <w:sz w:val="24"/>
+        </w:rPr>
+        <w:t xml:space="preserve">hive of the </w:t>
       </w:r>
       <w:r>
         <w:rPr>
@@ -3862,6 +3997,100 @@
           <w:color w:val="000000"/>
           <w:sz w:val="24"/>
         </w:rPr>
+        <w:t xml:space="preserve">, </w:t>
+      </w:r>
+      <w:r>
+        <w:rPr>
+          <w:rFonts w:ascii="Charis SIL Regular" w:hAnsi="Charis SIL Regular" w:eastAsia="Charis SIL Regular"/>
+          <w:b w:val="0"/>
+          <w:i w:val="0"/>
+          <w:color w:val="0000FF"/>
+          <w:sz w:val="24"/>
+          <w:u w:val="single"/>
+        </w:rPr>
+        <w:hyperlink r:id="rId24" w:history="1">
+          <w:r>
+            <w:rPr>
+              <w:rStyle w:val="Hyperlink"/>
+            </w:rPr>
+            <w:t>ISB</w:t>
+          </w:r>
+        </w:hyperlink>
+      </w:r>
+      <w:r>
+        <w:rPr>
+          <w:rFonts w:ascii="Charis SIL Regular" w:hAnsi="Charis SIL Regular" w:eastAsia="Charis SIL Regular"/>
+          <w:b w:val="0"/>
+          <w:i w:val="0"/>
+          <w:color w:val="0000FF"/>
+          <w:sz w:val="24"/>
+          <w:u w:val="single"/>
+        </w:rPr>
+        <w:hyperlink r:id="rId23" w:history="1">
+          <w:r>
+            <w:rPr>
+              <w:rStyle w:val="Hyperlink"/>
+            </w:rPr>
+            <w:t>N</w:t>
+          </w:r>
+        </w:hyperlink>
+      </w:r>
+      <w:r>
+        <w:rPr>
+          <w:rFonts w:ascii="Charis SIL Regular" w:hAnsi="Charis SIL Regular" w:eastAsia="Charis SIL Regular"/>
+          <w:b w:val="0"/>
+          <w:i w:val="0"/>
+          <w:color w:val="0000FF"/>
+          <w:sz w:val="24"/>
+          <w:u w:val="single"/>
+        </w:rPr>
+        <w:t xml:space="preserve"> </w:t>
+      </w:r>
+      <w:r>
+        <w:rPr>
+          <w:rFonts w:ascii="Charis SIL Regular" w:hAnsi="Charis SIL Regular" w:eastAsia="Charis SIL Regular"/>
+          <w:b w:val="0"/>
+          <w:i w:val="0"/>
+          <w:color w:val="0000FF"/>
+          <w:sz w:val="24"/>
+          <w:u w:val="single"/>
+        </w:rPr>
+        <w:hyperlink r:id="rId23" w:history="1">
+          <w:r>
+            <w:rPr>
+              <w:rStyle w:val="Hyperlink"/>
+            </w:rPr>
+            <w:t>9789080</w:t>
+          </w:r>
+        </w:hyperlink>
+      </w:r>
+      <w:r>
+        <w:rPr>
+          <w:rFonts w:ascii="Charis SIL Regular" w:hAnsi="Charis SIL Regular" w:eastAsia="Charis SIL Regular"/>
+          <w:b w:val="0"/>
+          <w:i w:val="0"/>
+          <w:color w:val="0000FF"/>
+          <w:sz w:val="24"/>
+          <w:u w:val="single"/>
+        </w:rPr>
+        <w:hyperlink r:id="rId23" w:history="1">
+          <w:r>
+            <w:rPr>
+              <w:rStyle w:val="Hyperlink"/>
+            </w:rPr>
+            <w:t>083295</w:t>
+          </w:r>
+        </w:hyperlink>
+      </w:r>
+      <w:r>
+        <w:rPr>
+          <w:u w:val="single" w:color="0000ff"/>
+          <w:rFonts w:ascii="Charis SIL Regular" w:hAnsi="Charis SIL Regular" w:eastAsia="Charis SIL Regular"/>
+          <w:b w:val="0"/>
+          <w:i w:val="0"/>
+          <w:color w:val="000000"/>
+          <w:sz w:val="24"/>
+        </w:rPr>
         <w:hyperlink r:id="rId23" w:history="1">
           <w:r>
             <w:rPr>
@@ -3870,99 +4099,6 @@
             <w:t xml:space="preserve">, </w:t>
           </w:r>
         </w:hyperlink>
-      </w:r>
-      <w:r>
-        <w:rPr>
-          <w:rFonts w:ascii="Charis SIL Regular" w:hAnsi="Charis SIL Regular" w:eastAsia="Charis SIL Regular"/>
-          <w:b w:val="0"/>
-          <w:i w:val="0"/>
-          <w:color w:val="0000FF"/>
-          <w:sz w:val="24"/>
-          <w:u w:val="single"/>
-        </w:rPr>
-        <w:hyperlink r:id="rId24" w:history="1">
-          <w:r>
-            <w:rPr>
-              <w:rStyle w:val="Hyperlink"/>
-            </w:rPr>
-            <w:t>ISB</w:t>
-          </w:r>
-        </w:hyperlink>
-      </w:r>
-      <w:r>
-        <w:rPr>
-          <w:rFonts w:ascii="Charis SIL Regular" w:hAnsi="Charis SIL Regular" w:eastAsia="Charis SIL Regular"/>
-          <w:b w:val="0"/>
-          <w:i w:val="0"/>
-          <w:color w:val="0000FF"/>
-          <w:sz w:val="24"/>
-          <w:u w:val="single"/>
-        </w:rPr>
-        <w:hyperlink r:id="rId24" w:history="1">
-          <w:r>
-            <w:rPr>
-              <w:rStyle w:val="Hyperlink"/>
-            </w:rPr>
-            <w:t>N</w:t>
-          </w:r>
-        </w:hyperlink>
-      </w:r>
-      <w:r>
-        <w:rPr>
-          <w:rFonts w:ascii="Charis SIL Regular" w:hAnsi="Charis SIL Regular" w:eastAsia="Charis SIL Regular"/>
-          <w:b w:val="0"/>
-          <w:i w:val="0"/>
-          <w:color w:val="0000FF"/>
-          <w:sz w:val="24"/>
-          <w:u w:val="single"/>
-        </w:rPr>
-        <w:t xml:space="preserve"> </w:t>
-      </w:r>
-      <w:r>
-        <w:rPr>
-          <w:rFonts w:ascii="Charis SIL Regular" w:hAnsi="Charis SIL Regular" w:eastAsia="Charis SIL Regular"/>
-          <w:b w:val="0"/>
-          <w:i w:val="0"/>
-          <w:color w:val="0000FF"/>
-          <w:sz w:val="24"/>
-          <w:u w:val="single"/>
-        </w:rPr>
-        <w:hyperlink r:id="rId24" w:history="1">
-          <w:r>
-            <w:rPr>
-              <w:rStyle w:val="Hyperlink"/>
-            </w:rPr>
-            <w:t>9789080</w:t>
-          </w:r>
-        </w:hyperlink>
-      </w:r>
-      <w:r>
-        <w:rPr>
-          <w:rFonts w:ascii="Charis SIL Regular" w:hAnsi="Charis SIL Regular" w:eastAsia="Charis SIL Regular"/>
-          <w:b w:val="0"/>
-          <w:i w:val="0"/>
-          <w:color w:val="0000FF"/>
-          <w:sz w:val="24"/>
-          <w:u w:val="single"/>
-        </w:rPr>
-        <w:hyperlink r:id="rId24" w:history="1">
-          <w:r>
-            <w:rPr>
-              <w:rStyle w:val="Hyperlink"/>
-            </w:rPr>
-            <w:t>083295</w:t>
-          </w:r>
-        </w:hyperlink>
-      </w:r>
-      <w:r>
-        <w:rPr>
-          <w:rFonts w:ascii="Charis SIL Regular" w:hAnsi="Charis SIL Regular" w:eastAsia="Charis SIL Regular"/>
-          <w:b w:val="0"/>
-          <w:i w:val="0"/>
-          <w:color w:val="000000"/>
-          <w:sz w:val="24"/>
-        </w:rPr>
-        <w:t xml:space="preserve">, </w:t>
       </w:r>
       <w:r>
         <w:rPr>

--- a/EXPORTS/DOCX/published/niveau3/English/TropischLandbouwMus.docx
+++ b/EXPORTS/DOCX/published/niveau3/English/TropischLandbouwMus.docx
@@ -838,6 +838,7 @@
           <w:i w:val="0"/>
           <w:color w:val="0000FF"/>
           <w:sz w:val="24"/>
+          <w:u w:val="single"/>
         </w:rPr>
         <w:hyperlink r:id="rId12" w:history="1">
           <w:r>
@@ -886,7 +887,7 @@
           <w:sz w:val="24"/>
           <w:u w:val="single"/>
         </w:rPr>
-        <w:hyperlink r:id="rId11" w:history="1">
+        <w:hyperlink r:id="rId12" w:history="1">
           <w:r>
             <w:rPr>
               <w:rStyle w:val="Hyperlink"/>
@@ -904,7 +905,7 @@
           <w:sz w:val="24"/>
           <w:u w:val="single"/>
         </w:rPr>
-        <w:hyperlink r:id="rId11" w:history="1">
+        <w:hyperlink r:id="rId12" w:history="1">
           <w:r>
             <w:rPr>
               <w:rStyle w:val="Hyperlink"/>
@@ -933,7 +934,7 @@
           <w:sz w:val="24"/>
           <w:u w:val="single"/>
         </w:rPr>
-        <w:hyperlink r:id="rId11" w:history="1">
+        <w:hyperlink r:id="rId12" w:history="1">
           <w:r>
             <w:rPr>
               <w:rStyle w:val="Hyperlink"/>
@@ -951,7 +952,7 @@
           <w:sz w:val="24"/>
           <w:u w:val="single"/>
         </w:rPr>
-        <w:hyperlink r:id="rId11" w:history="1">
+        <w:hyperlink r:id="rId12" w:history="1">
           <w:r>
             <w:rPr>
               <w:rStyle w:val="Hyperlink"/>
@@ -3997,7 +3998,14 @@
           <w:color w:val="000000"/>
           <w:sz w:val="24"/>
         </w:rPr>
-        <w:t xml:space="preserve">, </w:t>
+        <w:hyperlink r:id="rId23" w:history="1">
+          <w:r>
+            <w:rPr>
+              <w:rStyle w:val="Hyperlink"/>
+            </w:rPr>
+            <w:t xml:space="preserve">, </w:t>
+          </w:r>
+        </w:hyperlink>
       </w:r>
       <w:r>
         <w:rPr>
@@ -4026,7 +4034,7 @@
           <w:sz w:val="24"/>
           <w:u w:val="single"/>
         </w:rPr>
-        <w:hyperlink r:id="rId23" w:history="1">
+        <w:hyperlink r:id="rId24" w:history="1">
           <w:r>
             <w:rPr>
               <w:rStyle w:val="Hyperlink"/>
@@ -4055,7 +4063,7 @@
           <w:sz w:val="24"/>
           <w:u w:val="single"/>
         </w:rPr>
-        <w:hyperlink r:id="rId23" w:history="1">
+        <w:hyperlink r:id="rId24" w:history="1">
           <w:r>
             <w:rPr>
               <w:rStyle w:val="Hyperlink"/>
@@ -4073,7 +4081,7 @@
           <w:sz w:val="24"/>
           <w:u w:val="single"/>
         </w:rPr>
-        <w:hyperlink r:id="rId23" w:history="1">
+        <w:hyperlink r:id="rId24" w:history="1">
           <w:r>
             <w:rPr>
               <w:rStyle w:val="Hyperlink"/>
@@ -4084,21 +4092,13 @@
       </w:r>
       <w:r>
         <w:rPr>
-          <w:u w:val="single" w:color="0000ff"/>
           <w:rFonts w:ascii="Charis SIL Regular" w:hAnsi="Charis SIL Regular" w:eastAsia="Charis SIL Regular"/>
           <w:b w:val="0"/>
           <w:i w:val="0"/>
           <w:color w:val="000000"/>
           <w:sz w:val="24"/>
         </w:rPr>
-        <w:hyperlink r:id="rId23" w:history="1">
-          <w:r>
-            <w:rPr>
-              <w:rStyle w:val="Hyperlink"/>
-            </w:rPr>
-            <w:t xml:space="preserve">, </w:t>
-          </w:r>
-        </w:hyperlink>
+        <w:t xml:space="preserve">, </w:t>
       </w:r>
       <w:r>
         <w:rPr>

--- a/EXPORTS/DOCX/published/niveau3/English/TropischLandbouwMus.docx
+++ b/EXPORTS/DOCX/published/niveau3/English/TropischLandbouwMus.docx
@@ -838,7 +838,6 @@
           <w:i w:val="0"/>
           <w:color w:val="0000FF"/>
           <w:sz w:val="24"/>
-          <w:u w:val="single"/>
         </w:rPr>
         <w:hyperlink r:id="rId12" w:history="1">
           <w:r>
@@ -887,7 +886,7 @@
           <w:sz w:val="24"/>
           <w:u w:val="single"/>
         </w:rPr>
-        <w:hyperlink r:id="rId12" w:history="1">
+        <w:hyperlink r:id="rId11" w:history="1">
           <w:r>
             <w:rPr>
               <w:rStyle w:val="Hyperlink"/>
@@ -905,7 +904,7 @@
           <w:sz w:val="24"/>
           <w:u w:val="single"/>
         </w:rPr>
-        <w:hyperlink r:id="rId12" w:history="1">
+        <w:hyperlink r:id="rId11" w:history="1">
           <w:r>
             <w:rPr>
               <w:rStyle w:val="Hyperlink"/>
@@ -934,7 +933,7 @@
           <w:sz w:val="24"/>
           <w:u w:val="single"/>
         </w:rPr>
-        <w:hyperlink r:id="rId12" w:history="1">
+        <w:hyperlink r:id="rId11" w:history="1">
           <w:r>
             <w:rPr>
               <w:rStyle w:val="Hyperlink"/>
@@ -952,7 +951,7 @@
           <w:sz w:val="24"/>
           <w:u w:val="single"/>
         </w:rPr>
-        <w:hyperlink r:id="rId12" w:history="1">
+        <w:hyperlink r:id="rId11" w:history="1">
           <w:r>
             <w:rPr>
               <w:rStyle w:val="Hyperlink"/>

--- a/EXPORTS/DOCX/published/niveau3/English/TropischLandbouwMus.docx
+++ b/EXPORTS/DOCX/published/niveau3/English/TropischLandbouwMus.docx
@@ -2111,24 +2111,13 @@
       </w:r>
       <w:r>
         <w:rPr>
-          <w:u w:val="single" w:color="0000ff"/>
           <w:rFonts w:ascii="Charis SIL Regular" w:hAnsi="Charis SIL Regular" w:eastAsia="Charis SIL Regular"/>
           <w:b w:val="0"/>
           <w:i w:val="0"/>
           <w:color w:val="000000"/>
           <w:sz w:val="24"/>
         </w:rPr>
-        <w:t>a</w:t>
-      </w:r>
-      <w:r>
-        <w:rPr>
-          <w:rFonts w:ascii="Charis SIL Regular" w:hAnsi="Charis SIL Regular" w:eastAsia="Charis SIL Regular"/>
-          <w:b w:val="0"/>
-          <w:i w:val="0"/>
-          <w:color w:val="000000"/>
-          <w:sz w:val="24"/>
-        </w:rPr>
-        <w:t>nage</w:t>
+        <w:t>anage</w:t>
       </w:r>
       <w:r>
         <w:rPr>
@@ -3125,7 +3114,7 @@
           <w:sz w:val="24"/>
           <w:u w:val="single"/>
         </w:rPr>
-        <w:t>Scientific research in co</w:t>
+        <w:t>Scientific research in col</w:t>
       </w:r>
       <w:r>
         <w:rPr>
@@ -3136,7 +3125,7 @@
           <w:sz w:val="24"/>
           <w:u w:val="single"/>
         </w:rPr>
-        <w:t>l</w:t>
+        <w:t>onised territorie</w:t>
       </w:r>
       <w:r>
         <w:rPr>
@@ -3145,9 +3134,8 @@
           <w:i w:val="0"/>
           <w:color w:val="0000FF"/>
           <w:sz w:val="24"/>
-          <w:u w:val="single"/>
-        </w:rPr>
-        <w:t>onised territories</w:t>
+        </w:rPr>
+        <w:t>s</w:t>
       </w:r>
       <w:r>
         <w:br/>
@@ -3997,6 +3985,100 @@
           <w:color w:val="000000"/>
           <w:sz w:val="24"/>
         </w:rPr>
+        <w:t xml:space="preserve">, </w:t>
+      </w:r>
+      <w:r>
+        <w:rPr>
+          <w:rFonts w:ascii="Charis SIL Regular" w:hAnsi="Charis SIL Regular" w:eastAsia="Charis SIL Regular"/>
+          <w:b w:val="0"/>
+          <w:i w:val="0"/>
+          <w:color w:val="0000FF"/>
+          <w:sz w:val="24"/>
+          <w:u w:val="single"/>
+        </w:rPr>
+        <w:hyperlink r:id="rId24" w:history="1">
+          <w:r>
+            <w:rPr>
+              <w:rStyle w:val="Hyperlink"/>
+            </w:rPr>
+            <w:t>ISB</w:t>
+          </w:r>
+        </w:hyperlink>
+      </w:r>
+      <w:r>
+        <w:rPr>
+          <w:rFonts w:ascii="Charis SIL Regular" w:hAnsi="Charis SIL Regular" w:eastAsia="Charis SIL Regular"/>
+          <w:b w:val="0"/>
+          <w:i w:val="0"/>
+          <w:color w:val="0000FF"/>
+          <w:sz w:val="24"/>
+          <w:u w:val="single"/>
+        </w:rPr>
+        <w:hyperlink r:id="rId24" w:history="1">
+          <w:r>
+            <w:rPr>
+              <w:rStyle w:val="Hyperlink"/>
+            </w:rPr>
+            <w:t>N</w:t>
+          </w:r>
+        </w:hyperlink>
+      </w:r>
+      <w:r>
+        <w:rPr>
+          <w:rFonts w:ascii="Charis SIL Regular" w:hAnsi="Charis SIL Regular" w:eastAsia="Charis SIL Regular"/>
+          <w:b w:val="0"/>
+          <w:i w:val="0"/>
+          <w:color w:val="0000FF"/>
+          <w:sz w:val="24"/>
+          <w:u w:val="single"/>
+        </w:rPr>
+        <w:t xml:space="preserve"> </w:t>
+      </w:r>
+      <w:r>
+        <w:rPr>
+          <w:rFonts w:ascii="Charis SIL Regular" w:hAnsi="Charis SIL Regular" w:eastAsia="Charis SIL Regular"/>
+          <w:b w:val="0"/>
+          <w:i w:val="0"/>
+          <w:color w:val="0000FF"/>
+          <w:sz w:val="24"/>
+          <w:u w:val="single"/>
+        </w:rPr>
+        <w:hyperlink r:id="rId24" w:history="1">
+          <w:r>
+            <w:rPr>
+              <w:rStyle w:val="Hyperlink"/>
+            </w:rPr>
+            <w:t>9789080</w:t>
+          </w:r>
+        </w:hyperlink>
+      </w:r>
+      <w:r>
+        <w:rPr>
+          <w:rFonts w:ascii="Charis SIL Regular" w:hAnsi="Charis SIL Regular" w:eastAsia="Charis SIL Regular"/>
+          <w:b w:val="0"/>
+          <w:i w:val="0"/>
+          <w:color w:val="0000FF"/>
+          <w:sz w:val="24"/>
+          <w:u w:val="single"/>
+        </w:rPr>
+        <w:hyperlink r:id="rId24" w:history="1">
+          <w:r>
+            <w:rPr>
+              <w:rStyle w:val="Hyperlink"/>
+            </w:rPr>
+            <w:t>083295</w:t>
+          </w:r>
+        </w:hyperlink>
+      </w:r>
+      <w:r>
+        <w:rPr>
+          <w:u w:val="single" w:color="0000ff"/>
+          <w:rFonts w:ascii="Charis SIL Regular" w:hAnsi="Charis SIL Regular" w:eastAsia="Charis SIL Regular"/>
+          <w:b w:val="0"/>
+          <w:i w:val="0"/>
+          <w:color w:val="000000"/>
+          <w:sz w:val="24"/>
+        </w:rPr>
         <w:hyperlink r:id="rId23" w:history="1">
           <w:r>
             <w:rPr>
@@ -4015,100 +4097,7 @@
           <w:sz w:val="24"/>
           <w:u w:val="single"/>
         </w:rPr>
-        <w:hyperlink r:id="rId24" w:history="1">
-          <w:r>
-            <w:rPr>
-              <w:rStyle w:val="Hyperlink"/>
-            </w:rPr>
-            <w:t>ISB</w:t>
-          </w:r>
-        </w:hyperlink>
-      </w:r>
-      <w:r>
-        <w:rPr>
-          <w:rFonts w:ascii="Charis SIL Regular" w:hAnsi="Charis SIL Regular" w:eastAsia="Charis SIL Regular"/>
-          <w:b w:val="0"/>
-          <w:i w:val="0"/>
-          <w:color w:val="0000FF"/>
-          <w:sz w:val="24"/>
-          <w:u w:val="single"/>
-        </w:rPr>
-        <w:hyperlink r:id="rId24" w:history="1">
-          <w:r>
-            <w:rPr>
-              <w:rStyle w:val="Hyperlink"/>
-            </w:rPr>
-            <w:t>N</w:t>
-          </w:r>
-        </w:hyperlink>
-      </w:r>
-      <w:r>
-        <w:rPr>
-          <w:rFonts w:ascii="Charis SIL Regular" w:hAnsi="Charis SIL Regular" w:eastAsia="Charis SIL Regular"/>
-          <w:b w:val="0"/>
-          <w:i w:val="0"/>
-          <w:color w:val="0000FF"/>
-          <w:sz w:val="24"/>
-          <w:u w:val="single"/>
-        </w:rPr>
-        <w:t xml:space="preserve"> </w:t>
-      </w:r>
-      <w:r>
-        <w:rPr>
-          <w:rFonts w:ascii="Charis SIL Regular" w:hAnsi="Charis SIL Regular" w:eastAsia="Charis SIL Regular"/>
-          <w:b w:val="0"/>
-          <w:i w:val="0"/>
-          <w:color w:val="0000FF"/>
-          <w:sz w:val="24"/>
-          <w:u w:val="single"/>
-        </w:rPr>
-        <w:hyperlink r:id="rId24" w:history="1">
-          <w:r>
-            <w:rPr>
-              <w:rStyle w:val="Hyperlink"/>
-            </w:rPr>
-            <w:t>9789080</w:t>
-          </w:r>
-        </w:hyperlink>
-      </w:r>
-      <w:r>
-        <w:rPr>
-          <w:rFonts w:ascii="Charis SIL Regular" w:hAnsi="Charis SIL Regular" w:eastAsia="Charis SIL Regular"/>
-          <w:b w:val="0"/>
-          <w:i w:val="0"/>
-          <w:color w:val="0000FF"/>
-          <w:sz w:val="24"/>
-          <w:u w:val="single"/>
-        </w:rPr>
-        <w:hyperlink r:id="rId24" w:history="1">
-          <w:r>
-            <w:rPr>
-              <w:rStyle w:val="Hyperlink"/>
-            </w:rPr>
-            <w:t>083295</w:t>
-          </w:r>
-        </w:hyperlink>
-      </w:r>
-      <w:r>
-        <w:rPr>
-          <w:rFonts w:ascii="Charis SIL Regular" w:hAnsi="Charis SIL Regular" w:eastAsia="Charis SIL Regular"/>
-          <w:b w:val="0"/>
-          <w:i w:val="0"/>
-          <w:color w:val="000000"/>
-          <w:sz w:val="24"/>
-        </w:rPr>
-        <w:t xml:space="preserve">, </w:t>
-      </w:r>
-      <w:r>
-        <w:rPr>
-          <w:rFonts w:ascii="Charis SIL Regular" w:hAnsi="Charis SIL Regular" w:eastAsia="Charis SIL Regular"/>
-          <w:b w:val="0"/>
-          <w:i w:val="0"/>
-          <w:color w:val="0000FF"/>
-          <w:sz w:val="24"/>
-          <w:u w:val="single"/>
-        </w:rPr>
-        <w:hyperlink r:id="rId25" w:history="1">
+        <w:hyperlink r:id="rId23" w:history="1">
           <w:r>
             <w:rPr>
               <w:rStyle w:val="Hyperlink"/>
@@ -4137,7 +4126,7 @@
           <w:sz w:val="24"/>
           <w:u w:val="single"/>
         </w:rPr>
-        <w:hyperlink r:id="rId25" w:history="1">
+        <w:hyperlink r:id="rId23" w:history="1">
           <w:r>
             <w:rPr>
               <w:rStyle w:val="Hyperlink"/>

--- a/EXPORTS/DOCX/published/niveau3/English/TropischLandbouwMus.docx
+++ b/EXPORTS/DOCX/published/niveau3/English/TropischLandbouwMus.docx
@@ -838,15 +838,9 @@
           <w:i w:val="0"/>
           <w:color w:val="0000FF"/>
           <w:sz w:val="24"/>
-        </w:rPr>
-        <w:hyperlink r:id="rId12" w:history="1">
-          <w:r>
-            <w:rPr>
-              <w:rStyle w:val="Hyperlink"/>
-            </w:rPr>
-            <w:t>Rijk</w:t>
-          </w:r>
-        </w:hyperlink>
+          <w:u w:val="single"/>
+        </w:rPr>
+        <w:t>Rijk</w:t>
       </w:r>
       <w:r>
         <w:rPr>
@@ -886,7 +880,7 @@
           <w:sz w:val="24"/>
           <w:u w:val="single"/>
         </w:rPr>
-        <w:hyperlink r:id="rId11" w:history="1">
+        <w:hyperlink r:id="rId12" w:history="1">
           <w:r>
             <w:rPr>
               <w:rStyle w:val="Hyperlink"/>
@@ -904,7 +898,7 @@
           <w:sz w:val="24"/>
           <w:u w:val="single"/>
         </w:rPr>
-        <w:hyperlink r:id="rId11" w:history="1">
+        <w:hyperlink r:id="rId12" w:history="1">
           <w:r>
             <w:rPr>
               <w:rStyle w:val="Hyperlink"/>
@@ -933,7 +927,7 @@
           <w:sz w:val="24"/>
           <w:u w:val="single"/>
         </w:rPr>
-        <w:hyperlink r:id="rId11" w:history="1">
+        <w:hyperlink r:id="rId12" w:history="1">
           <w:r>
             <w:rPr>
               <w:rStyle w:val="Hyperlink"/>
@@ -951,7 +945,7 @@
           <w:sz w:val="24"/>
           <w:u w:val="single"/>
         </w:rPr>
-        <w:hyperlink r:id="rId11" w:history="1">
+        <w:hyperlink r:id="rId12" w:history="1">
           <w:r>
             <w:rPr>
               <w:rStyle w:val="Hyperlink"/>
@@ -2111,13 +2105,24 @@
       </w:r>
       <w:r>
         <w:rPr>
+          <w:u w:val="single" w:color="0000ff"/>
           <w:rFonts w:ascii="Charis SIL Regular" w:hAnsi="Charis SIL Regular" w:eastAsia="Charis SIL Regular"/>
           <w:b w:val="0"/>
           <w:i w:val="0"/>
           <w:color w:val="000000"/>
           <w:sz w:val="24"/>
         </w:rPr>
-        <w:t>anage</w:t>
+        <w:t>a</w:t>
+      </w:r>
+      <w:r>
+        <w:rPr>
+          <w:rFonts w:ascii="Charis SIL Regular" w:hAnsi="Charis SIL Regular" w:eastAsia="Charis SIL Regular"/>
+          <w:b w:val="0"/>
+          <w:i w:val="0"/>
+          <w:color w:val="000000"/>
+          <w:sz w:val="24"/>
+        </w:rPr>
+        <w:t>nage</w:t>
       </w:r>
       <w:r>
         <w:rPr>
@@ -3114,7 +3119,7 @@
           <w:sz w:val="24"/>
           <w:u w:val="single"/>
         </w:rPr>
-        <w:t>Scientific research in col</w:t>
+        <w:t>Scientific research in co</w:t>
       </w:r>
       <w:r>
         <w:rPr>
@@ -3125,7 +3130,7 @@
           <w:sz w:val="24"/>
           <w:u w:val="single"/>
         </w:rPr>
-        <w:t>onised territorie</w:t>
+        <w:t>l</w:t>
       </w:r>
       <w:r>
         <w:rPr>
@@ -3134,8 +3139,9 @@
           <w:i w:val="0"/>
           <w:color w:val="0000FF"/>
           <w:sz w:val="24"/>
-        </w:rPr>
-        <w:t>s</w:t>
+          <w:u w:val="single"/>
+        </w:rPr>
+        <w:t>onised territories</w:t>
       </w:r>
       <w:r>
         <w:br/>
@@ -4072,21 +4078,13 @@
       </w:r>
       <w:r>
         <w:rPr>
-          <w:u w:val="single" w:color="0000ff"/>
           <w:rFonts w:ascii="Charis SIL Regular" w:hAnsi="Charis SIL Regular" w:eastAsia="Charis SIL Regular"/>
           <w:b w:val="0"/>
           <w:i w:val="0"/>
           <w:color w:val="000000"/>
           <w:sz w:val="24"/>
         </w:rPr>
-        <w:hyperlink r:id="rId23" w:history="1">
-          <w:r>
-            <w:rPr>
-              <w:rStyle w:val="Hyperlink"/>
-            </w:rPr>
-            <w:t xml:space="preserve">, </w:t>
-          </w:r>
-        </w:hyperlink>
+        <w:t xml:space="preserve">, </w:t>
       </w:r>
       <w:r>
         <w:rPr>

--- a/EXPORTS/DOCX/published/niveau3/English/TropischLandbouwMus.docx
+++ b/EXPORTS/DOCX/published/niveau3/English/TropischLandbouwMus.docx
@@ -838,9 +838,15 @@
           <w:i w:val="0"/>
           <w:color w:val="0000FF"/>
           <w:sz w:val="24"/>
-          <w:u w:val="single"/>
-        </w:rPr>
-        <w:t>Rijk</w:t>
+        </w:rPr>
+        <w:hyperlink r:id="rId12" w:history="1">
+          <w:r>
+            <w:rPr>
+              <w:rStyle w:val="Hyperlink"/>
+            </w:rPr>
+            <w:t>Rijk</w:t>
+          </w:r>
+        </w:hyperlink>
       </w:r>
       <w:r>
         <w:rPr>
@@ -880,7 +886,7 @@
           <w:sz w:val="24"/>
           <w:u w:val="single"/>
         </w:rPr>
-        <w:hyperlink r:id="rId12" w:history="1">
+        <w:hyperlink r:id="rId11" w:history="1">
           <w:r>
             <w:rPr>
               <w:rStyle w:val="Hyperlink"/>
@@ -898,7 +904,7 @@
           <w:sz w:val="24"/>
           <w:u w:val="single"/>
         </w:rPr>
-        <w:hyperlink r:id="rId12" w:history="1">
+        <w:hyperlink r:id="rId11" w:history="1">
           <w:r>
             <w:rPr>
               <w:rStyle w:val="Hyperlink"/>
@@ -3991,7 +3997,14 @@
           <w:color w:val="000000"/>
           <w:sz w:val="24"/>
         </w:rPr>
-        <w:t xml:space="preserve">, </w:t>
+        <w:hyperlink r:id="rId23" w:history="1">
+          <w:r>
+            <w:rPr>
+              <w:rStyle w:val="Hyperlink"/>
+            </w:rPr>
+            <w:t xml:space="preserve">, </w:t>
+          </w:r>
+        </w:hyperlink>
       </w:r>
       <w:r>
         <w:rPr>
@@ -4095,7 +4108,7 @@
           <w:sz w:val="24"/>
           <w:u w:val="single"/>
         </w:rPr>
-        <w:hyperlink r:id="rId23" w:history="1">
+        <w:hyperlink r:id="rId25" w:history="1">
           <w:r>
             <w:rPr>
               <w:rStyle w:val="Hyperlink"/>
@@ -4124,7 +4137,7 @@
           <w:sz w:val="24"/>
           <w:u w:val="single"/>
         </w:rPr>
-        <w:hyperlink r:id="rId23" w:history="1">
+        <w:hyperlink r:id="rId25" w:history="1">
           <w:r>
             <w:rPr>
               <w:rStyle w:val="Hyperlink"/>

--- a/EXPORTS/DOCX/published/niveau3/English/TropischLandbouwMus.docx
+++ b/EXPORTS/DOCX/published/niveau3/English/TropischLandbouwMus.docx
@@ -838,6 +838,7 @@
           <w:i w:val="0"/>
           <w:color w:val="0000FF"/>
           <w:sz w:val="24"/>
+          <w:u w:val="single"/>
         </w:rPr>
         <w:hyperlink r:id="rId12" w:history="1">
           <w:r>
@@ -3990,21 +3991,13 @@
       </w:r>
       <w:r>
         <w:rPr>
-          <w:u w:val="single" w:color="0000ff"/>
           <w:rFonts w:ascii="Charis SIL Regular" w:hAnsi="Charis SIL Regular" w:eastAsia="Charis SIL Regular"/>
           <w:b w:val="0"/>
           <w:i w:val="0"/>
           <w:color w:val="000000"/>
           <w:sz w:val="24"/>
         </w:rPr>
-        <w:hyperlink r:id="rId23" w:history="1">
-          <w:r>
-            <w:rPr>
-              <w:rStyle w:val="Hyperlink"/>
-            </w:rPr>
-            <w:t xml:space="preserve">, </w:t>
-          </w:r>
-        </w:hyperlink>
+        <w:t xml:space="preserve">, </w:t>
       </w:r>
       <w:r>
         <w:rPr>
@@ -4108,7 +4101,7 @@
           <w:sz w:val="24"/>
           <w:u w:val="single"/>
         </w:rPr>
-        <w:hyperlink r:id="rId25" w:history="1">
+        <w:hyperlink r:id="rId23" w:history="1">
           <w:r>
             <w:rPr>
               <w:rStyle w:val="Hyperlink"/>
@@ -4137,7 +4130,7 @@
           <w:sz w:val="24"/>
           <w:u w:val="single"/>
         </w:rPr>
-        <w:hyperlink r:id="rId25" w:history="1">
+        <w:hyperlink r:id="rId23" w:history="1">
           <w:r>
             <w:rPr>
               <w:rStyle w:val="Hyperlink"/>

--- a/EXPORTS/DOCX/published/niveau3/English/TropischLandbouwMus.docx
+++ b/EXPORTS/DOCX/published/niveau3/English/TropischLandbouwMus.docx
@@ -838,7 +838,6 @@
           <w:i w:val="0"/>
           <w:color w:val="0000FF"/>
           <w:sz w:val="24"/>
-          <w:u w:val="single"/>
         </w:rPr>
         <w:hyperlink r:id="rId12" w:history="1">
           <w:r>
@@ -2402,89 +2401,7 @@
           <w:color w:val="000000"/>
           <w:sz w:val="24"/>
         </w:rPr>
-        <w:t>museum collectio</w:t>
-      </w:r>
-      <w:r>
-        <w:rPr>
-          <w:u w:val="single" w:color="0000ff"/>
-          <w:rFonts w:ascii="Charis SIL Regular" w:hAnsi="Charis SIL Regular" w:eastAsia="Charis SIL Regular"/>
-          <w:b w:val="0"/>
-          <w:i w:val="0"/>
-          <w:color w:val="000000"/>
-          <w:sz w:val="24"/>
-        </w:rPr>
-        <w:hyperlink r:id="rId18" w:history="1">
-          <w:r>
-            <w:rPr>
-              <w:rStyle w:val="Hyperlink"/>
-            </w:rPr>
-            <w:t>n. Fina</w:t>
-          </w:r>
-        </w:hyperlink>
-      </w:r>
-      <w:r>
-        <w:rPr>
-          <w:u w:val="single" w:color="0000ff"/>
-          <w:rFonts w:ascii="Charis SIL Regular" w:hAnsi="Charis SIL Regular" w:eastAsia="Charis SIL Regular"/>
-          <w:b w:val="0"/>
-          <w:i w:val="0"/>
-          <w:color w:val="000000"/>
-          <w:sz w:val="24"/>
-        </w:rPr>
-        <w:hyperlink r:id="rId18" w:history="1">
-          <w:r>
-            <w:rPr>
-              <w:rStyle w:val="Hyperlink"/>
-            </w:rPr>
-            <w:t>lly, there i</w:t>
-          </w:r>
-        </w:hyperlink>
-      </w:r>
-      <w:r>
-        <w:rPr>
-          <w:u w:val="single" w:color="0000ff"/>
-          <w:rFonts w:ascii="Charis SIL Regular" w:hAnsi="Charis SIL Regular" w:eastAsia="Charis SIL Regular"/>
-          <w:b w:val="0"/>
-          <w:i w:val="0"/>
-          <w:color w:val="000000"/>
-          <w:sz w:val="24"/>
-        </w:rPr>
-        <w:hyperlink r:id="rId18" w:history="1">
-          <w:r>
-            <w:rPr>
-              <w:rStyle w:val="Hyperlink"/>
-            </w:rPr>
-            <w:t>s</w:t>
-          </w:r>
-        </w:hyperlink>
-      </w:r>
-      <w:r>
-        <w:rPr>
-          <w:u w:val="single" w:color="0000ff"/>
-          <w:rFonts w:ascii="Charis SIL Regular" w:hAnsi="Charis SIL Regular" w:eastAsia="Charis SIL Regular"/>
-          <w:b w:val="0"/>
-          <w:i w:val="0"/>
-          <w:color w:val="000000"/>
-          <w:sz w:val="24"/>
-        </w:rPr>
-        <w:hyperlink r:id="rId18" w:history="1">
-          <w:r>
-            <w:rPr>
-              <w:rStyle w:val="Hyperlink"/>
-            </w:rPr>
-            <w:t xml:space="preserve"> the arc</w:t>
-          </w:r>
-        </w:hyperlink>
-      </w:r>
-      <w:r>
-        <w:rPr>
-          <w:rFonts w:ascii="Charis SIL Regular" w:hAnsi="Charis SIL Regular" w:eastAsia="Charis SIL Regular"/>
-          <w:b w:val="0"/>
-          <w:i w:val="0"/>
-          <w:color w:val="000000"/>
-          <w:sz w:val="24"/>
-        </w:rPr>
-        <w:t xml:space="preserve">hive of the </w:t>
+        <w:t xml:space="preserve">museum collection. Finally, there is the archive of the </w:t>
       </w:r>
       <w:r>
         <w:rPr>
@@ -3991,13 +3908,21 @@
       </w:r>
       <w:r>
         <w:rPr>
+          <w:u w:val="single" w:color="0000ff"/>
           <w:rFonts w:ascii="Charis SIL Regular" w:hAnsi="Charis SIL Regular" w:eastAsia="Charis SIL Regular"/>
           <w:b w:val="0"/>
           <w:i w:val="0"/>
           <w:color w:val="000000"/>
           <w:sz w:val="24"/>
         </w:rPr>
-        <w:t xml:space="preserve">, </w:t>
+        <w:hyperlink r:id="rId23" w:history="1">
+          <w:r>
+            <w:rPr>
+              <w:rStyle w:val="Hyperlink"/>
+            </w:rPr>
+            <w:t xml:space="preserve">, </w:t>
+          </w:r>
+        </w:hyperlink>
       </w:r>
       <w:r>
         <w:rPr>
@@ -4101,7 +4026,7 @@
           <w:sz w:val="24"/>
           <w:u w:val="single"/>
         </w:rPr>
-        <w:hyperlink r:id="rId23" w:history="1">
+        <w:hyperlink r:id="rId25" w:history="1">
           <w:r>
             <w:rPr>
               <w:rStyle w:val="Hyperlink"/>
@@ -4130,7 +4055,7 @@
           <w:sz w:val="24"/>
           <w:u w:val="single"/>
         </w:rPr>
-        <w:hyperlink r:id="rId23" w:history="1">
+        <w:hyperlink r:id="rId25" w:history="1">
           <w:r>
             <w:rPr>
               <w:rStyle w:val="Hyperlink"/>

--- a/EXPORTS/DOCX/published/niveau3/English/TropischLandbouwMus.docx
+++ b/EXPORTS/DOCX/published/niveau3/English/TropischLandbouwMus.docx
@@ -838,15 +838,9 @@
           <w:i w:val="0"/>
           <w:color w:val="0000FF"/>
           <w:sz w:val="24"/>
-        </w:rPr>
-        <w:hyperlink r:id="rId12" w:history="1">
-          <w:r>
-            <w:rPr>
-              <w:rStyle w:val="Hyperlink"/>
-            </w:rPr>
-            <w:t>Rijk</w:t>
-          </w:r>
-        </w:hyperlink>
+          <w:u w:val="single"/>
+        </w:rPr>
+        <w:t>Rijk</w:t>
       </w:r>
       <w:r>
         <w:rPr>
@@ -933,14 +927,7 @@
           <w:sz w:val="24"/>
           <w:u w:val="single"/>
         </w:rPr>
-        <w:hyperlink r:id="rId12" w:history="1">
-          <w:r>
-            <w:rPr>
-              <w:rStyle w:val="Hyperlink"/>
-            </w:rPr>
-            <w:t>Volkenk</w:t>
-          </w:r>
-        </w:hyperlink>
+        <w:t>Volkenk</w:t>
       </w:r>
       <w:r>
         <w:rPr>
@@ -951,7 +938,7 @@
           <w:sz w:val="24"/>
           <w:u w:val="single"/>
         </w:rPr>
-        <w:hyperlink r:id="rId12" w:history="1">
+        <w:hyperlink r:id="rId11" w:history="1">
           <w:r>
             <w:rPr>
               <w:rStyle w:val="Hyperlink"/>
@@ -2401,7 +2388,89 @@
           <w:color w:val="000000"/>
           <w:sz w:val="24"/>
         </w:rPr>
-        <w:t xml:space="preserve">museum collection. Finally, there is the archive of the </w:t>
+        <w:t>museum collectio</w:t>
+      </w:r>
+      <w:r>
+        <w:rPr>
+          <w:u w:val="single" w:color="0000ff"/>
+          <w:rFonts w:ascii="Charis SIL Regular" w:hAnsi="Charis SIL Regular" w:eastAsia="Charis SIL Regular"/>
+          <w:b w:val="0"/>
+          <w:i w:val="0"/>
+          <w:color w:val="000000"/>
+          <w:sz w:val="24"/>
+        </w:rPr>
+        <w:hyperlink r:id="rId18" w:history="1">
+          <w:r>
+            <w:rPr>
+              <w:rStyle w:val="Hyperlink"/>
+            </w:rPr>
+            <w:t>n. Fina</w:t>
+          </w:r>
+        </w:hyperlink>
+      </w:r>
+      <w:r>
+        <w:rPr>
+          <w:u w:val="single" w:color="0000ff"/>
+          <w:rFonts w:ascii="Charis SIL Regular" w:hAnsi="Charis SIL Regular" w:eastAsia="Charis SIL Regular"/>
+          <w:b w:val="0"/>
+          <w:i w:val="0"/>
+          <w:color w:val="000000"/>
+          <w:sz w:val="24"/>
+        </w:rPr>
+        <w:hyperlink r:id="rId18" w:history="1">
+          <w:r>
+            <w:rPr>
+              <w:rStyle w:val="Hyperlink"/>
+            </w:rPr>
+            <w:t>lly, there i</w:t>
+          </w:r>
+        </w:hyperlink>
+      </w:r>
+      <w:r>
+        <w:rPr>
+          <w:u w:val="single" w:color="0000ff"/>
+          <w:rFonts w:ascii="Charis SIL Regular" w:hAnsi="Charis SIL Regular" w:eastAsia="Charis SIL Regular"/>
+          <w:b w:val="0"/>
+          <w:i w:val="0"/>
+          <w:color w:val="000000"/>
+          <w:sz w:val="24"/>
+        </w:rPr>
+        <w:hyperlink r:id="rId18" w:history="1">
+          <w:r>
+            <w:rPr>
+              <w:rStyle w:val="Hyperlink"/>
+            </w:rPr>
+            <w:t>s</w:t>
+          </w:r>
+        </w:hyperlink>
+      </w:r>
+      <w:r>
+        <w:rPr>
+          <w:u w:val="single" w:color="0000ff"/>
+          <w:rFonts w:ascii="Charis SIL Regular" w:hAnsi="Charis SIL Regular" w:eastAsia="Charis SIL Regular"/>
+          <w:b w:val="0"/>
+          <w:i w:val="0"/>
+          <w:color w:val="000000"/>
+          <w:sz w:val="24"/>
+        </w:rPr>
+        <w:hyperlink r:id="rId18" w:history="1">
+          <w:r>
+            <w:rPr>
+              <w:rStyle w:val="Hyperlink"/>
+            </w:rPr>
+            <w:t xml:space="preserve"> the arc</w:t>
+          </w:r>
+        </w:hyperlink>
+      </w:r>
+      <w:r>
+        <w:rPr>
+          <w:rFonts w:ascii="Charis SIL Regular" w:hAnsi="Charis SIL Regular" w:eastAsia="Charis SIL Regular"/>
+          <w:b w:val="0"/>
+          <w:i w:val="0"/>
+          <w:color w:val="000000"/>
+          <w:sz w:val="24"/>
+        </w:rPr>
+        <w:t xml:space="preserve">hive of the </w:t>
       </w:r>
       <w:r>
         <w:rPr>
@@ -3908,21 +3977,13 @@
       </w:r>
       <w:r>
         <w:rPr>
-          <w:u w:val="single" w:color="0000ff"/>
           <w:rFonts w:ascii="Charis SIL Regular" w:hAnsi="Charis SIL Regular" w:eastAsia="Charis SIL Regular"/>
           <w:b w:val="0"/>
           <w:i w:val="0"/>
           <w:color w:val="000000"/>
           <w:sz w:val="24"/>
         </w:rPr>
-        <w:hyperlink r:id="rId23" w:history="1">
-          <w:r>
-            <w:rPr>
-              <w:rStyle w:val="Hyperlink"/>
-            </w:rPr>
-            <w:t xml:space="preserve">, </w:t>
-          </w:r>
-        </w:hyperlink>
+        <w:t xml:space="preserve">, </w:t>
       </w:r>
       <w:r>
         <w:rPr>
@@ -4026,7 +4087,7 @@
           <w:sz w:val="24"/>
           <w:u w:val="single"/>
         </w:rPr>
-        <w:hyperlink r:id="rId25" w:history="1">
+        <w:hyperlink r:id="rId23" w:history="1">
           <w:r>
             <w:rPr>
               <w:rStyle w:val="Hyperlink"/>
@@ -4055,7 +4116,7 @@
           <w:sz w:val="24"/>
           <w:u w:val="single"/>
         </w:rPr>
-        <w:hyperlink r:id="rId25" w:history="1">
+        <w:hyperlink r:id="rId23" w:history="1">
           <w:r>
             <w:rPr>
               <w:rStyle w:val="Hyperlink"/>

--- a/EXPORTS/DOCX/published/niveau3/English/TropischLandbouwMus.docx
+++ b/EXPORTS/DOCX/published/niveau3/English/TropischLandbouwMus.docx
@@ -840,7 +840,14 @@
           <w:sz w:val="24"/>
           <w:u w:val="single"/>
         </w:rPr>
-        <w:t>Rijk</w:t>
+        <w:hyperlink r:id="rId12" w:history="1">
+          <w:r>
+            <w:rPr>
+              <w:rStyle w:val="Hyperlink"/>
+            </w:rPr>
+            <w:t>Rijk</w:t>
+          </w:r>
+        </w:hyperlink>
       </w:r>
       <w:r>
         <w:rPr>
@@ -851,7 +858,7 @@
           <w:sz w:val="24"/>
           <w:u w:val="single"/>
         </w:rPr>
-        <w:hyperlink r:id="rId11" w:history="1">
+        <w:hyperlink r:id="rId12" w:history="1">
           <w:r>
             <w:rPr>
               <w:rStyle w:val="Hyperlink"/>
@@ -880,7 +887,7 @@
           <w:sz w:val="24"/>
           <w:u w:val="single"/>
         </w:rPr>
-        <w:hyperlink r:id="rId11" w:history="1">
+        <w:hyperlink r:id="rId12" w:history="1">
           <w:r>
             <w:rPr>
               <w:rStyle w:val="Hyperlink"/>
@@ -898,7 +905,7 @@
           <w:sz w:val="24"/>
           <w:u w:val="single"/>
         </w:rPr>
-        <w:hyperlink r:id="rId11" w:history="1">
+        <w:hyperlink r:id="rId12" w:history="1">
           <w:r>
             <w:rPr>
               <w:rStyle w:val="Hyperlink"/>
@@ -927,7 +934,14 @@
           <w:sz w:val="24"/>
           <w:u w:val="single"/>
         </w:rPr>
-        <w:t>Volkenk</w:t>
+        <w:hyperlink r:id="rId12" w:history="1">
+          <w:r>
+            <w:rPr>
+              <w:rStyle w:val="Hyperlink"/>
+            </w:rPr>
+            <w:t>Volkenk</w:t>
+          </w:r>
+        </w:hyperlink>
       </w:r>
       <w:r>
         <w:rPr>
@@ -938,7 +952,7 @@
           <w:sz w:val="24"/>
           <w:u w:val="single"/>
         </w:rPr>
-        <w:hyperlink r:id="rId11" w:history="1">
+        <w:hyperlink r:id="rId12" w:history="1">
           <w:r>
             <w:rPr>
               <w:rStyle w:val="Hyperlink"/>
@@ -2388,89 +2402,7 @@
           <w:color w:val="000000"/>
           <w:sz w:val="24"/>
         </w:rPr>
-        <w:t>museum collectio</w:t>
-      </w:r>
-      <w:r>
-        <w:rPr>
-          <w:u w:val="single" w:color="0000ff"/>
-          <w:rFonts w:ascii="Charis SIL Regular" w:hAnsi="Charis SIL Regular" w:eastAsia="Charis SIL Regular"/>
-          <w:b w:val="0"/>
-          <w:i w:val="0"/>
-          <w:color w:val="000000"/>
-          <w:sz w:val="24"/>
-        </w:rPr>
-        <w:hyperlink r:id="rId18" w:history="1">
-          <w:r>
-            <w:rPr>
-              <w:rStyle w:val="Hyperlink"/>
-            </w:rPr>
-            <w:t>n. Fina</w:t>
-          </w:r>
-        </w:hyperlink>
-      </w:r>
-      <w:r>
-        <w:rPr>
-          <w:u w:val="single" w:color="0000ff"/>
-          <w:rFonts w:ascii="Charis SIL Regular" w:hAnsi="Charis SIL Regular" w:eastAsia="Charis SIL Regular"/>
-          <w:b w:val="0"/>
-          <w:i w:val="0"/>
-          <w:color w:val="000000"/>
-          <w:sz w:val="24"/>
-        </w:rPr>
-        <w:hyperlink r:id="rId18" w:history="1">
-          <w:r>
-            <w:rPr>
-              <w:rStyle w:val="Hyperlink"/>
-            </w:rPr>
-            <w:t>lly, there i</w:t>
-          </w:r>
-        </w:hyperlink>
-      </w:r>
-      <w:r>
-        <w:rPr>
-          <w:u w:val="single" w:color="0000ff"/>
-          <w:rFonts w:ascii="Charis SIL Regular" w:hAnsi="Charis SIL Regular" w:eastAsia="Charis SIL Regular"/>
-          <w:b w:val="0"/>
-          <w:i w:val="0"/>
-          <w:color w:val="000000"/>
-          <w:sz w:val="24"/>
-        </w:rPr>
-        <w:hyperlink r:id="rId18" w:history="1">
-          <w:r>
-            <w:rPr>
-              <w:rStyle w:val="Hyperlink"/>
-            </w:rPr>
-            <w:t>s</w:t>
-          </w:r>
-        </w:hyperlink>
-      </w:r>
-      <w:r>
-        <w:rPr>
-          <w:u w:val="single" w:color="0000ff"/>
-          <w:rFonts w:ascii="Charis SIL Regular" w:hAnsi="Charis SIL Regular" w:eastAsia="Charis SIL Regular"/>
-          <w:b w:val="0"/>
-          <w:i w:val="0"/>
-          <w:color w:val="000000"/>
-          <w:sz w:val="24"/>
-        </w:rPr>
-        <w:hyperlink r:id="rId18" w:history="1">
-          <w:r>
-            <w:rPr>
-              <w:rStyle w:val="Hyperlink"/>
-            </w:rPr>
-            <w:t xml:space="preserve"> the arc</w:t>
-          </w:r>
-        </w:hyperlink>
-      </w:r>
-      <w:r>
-        <w:rPr>
-          <w:rFonts w:ascii="Charis SIL Regular" w:hAnsi="Charis SIL Regular" w:eastAsia="Charis SIL Regular"/>
-          <w:b w:val="0"/>
-          <w:i w:val="0"/>
-          <w:color w:val="000000"/>
-          <w:sz w:val="24"/>
-        </w:rPr>
-        <w:t xml:space="preserve">hive of the </w:t>
+        <w:t xml:space="preserve">museum collection. Finally, there is the archive of the </w:t>
       </w:r>
       <w:r>
         <w:rPr>
@@ -3977,13 +3909,21 @@
       </w:r>
       <w:r>
         <w:rPr>
+          <w:u w:val="single" w:color="0000ff"/>
           <w:rFonts w:ascii="Charis SIL Regular" w:hAnsi="Charis SIL Regular" w:eastAsia="Charis SIL Regular"/>
           <w:b w:val="0"/>
           <w:i w:val="0"/>
           <w:color w:val="000000"/>
           <w:sz w:val="24"/>
         </w:rPr>
-        <w:t xml:space="preserve">, </w:t>
+        <w:hyperlink r:id="rId23" w:history="1">
+          <w:r>
+            <w:rPr>
+              <w:rStyle w:val="Hyperlink"/>
+            </w:rPr>
+            <w:t xml:space="preserve">, </w:t>
+          </w:r>
+        </w:hyperlink>
       </w:r>
       <w:r>
         <w:rPr>
@@ -4087,7 +4027,7 @@
           <w:sz w:val="24"/>
           <w:u w:val="single"/>
         </w:rPr>
-        <w:hyperlink r:id="rId23" w:history="1">
+        <w:hyperlink r:id="rId25" w:history="1">
           <w:r>
             <w:rPr>
               <w:rStyle w:val="Hyperlink"/>
@@ -4116,7 +4056,7 @@
           <w:sz w:val="24"/>
           <w:u w:val="single"/>
         </w:rPr>
-        <w:hyperlink r:id="rId23" w:history="1">
+        <w:hyperlink r:id="rId25" w:history="1">
           <w:r>
             <w:rPr>
               <w:rStyle w:val="Hyperlink"/>

--- a/EXPORTS/DOCX/published/niveau3/English/TropischLandbouwMus.docx
+++ b/EXPORTS/DOCX/published/niveau3/English/TropischLandbouwMus.docx
@@ -840,14 +840,7 @@
           <w:sz w:val="24"/>
           <w:u w:val="single"/>
         </w:rPr>
-        <w:hyperlink r:id="rId12" w:history="1">
-          <w:r>
-            <w:rPr>
-              <w:rStyle w:val="Hyperlink"/>
-            </w:rPr>
-            <w:t>Rijk</w:t>
-          </w:r>
-        </w:hyperlink>
+        <w:t>Rijk</w:t>
       </w:r>
       <w:r>
         <w:rPr>
@@ -858,7 +851,7 @@
           <w:sz w:val="24"/>
           <w:u w:val="single"/>
         </w:rPr>
-        <w:hyperlink r:id="rId12" w:history="1">
+        <w:hyperlink r:id="rId11" w:history="1">
           <w:r>
             <w:rPr>
               <w:rStyle w:val="Hyperlink"/>
@@ -903,7 +896,6 @@
           <w:i w:val="0"/>
           <w:color w:val="0000FF"/>
           <w:sz w:val="24"/>
-          <w:u w:val="single"/>
         </w:rPr>
         <w:hyperlink r:id="rId12" w:history="1">
           <w:r>
@@ -2402,7 +2394,89 @@
           <w:color w:val="000000"/>
           <w:sz w:val="24"/>
         </w:rPr>
-        <w:t xml:space="preserve">museum collection. Finally, there is the archive of the </w:t>
+        <w:t>museum collectio</w:t>
+      </w:r>
+      <w:r>
+        <w:rPr>
+          <w:u w:val="single" w:color="0000ff"/>
+          <w:rFonts w:ascii="Charis SIL Regular" w:hAnsi="Charis SIL Regular" w:eastAsia="Charis SIL Regular"/>
+          <w:b w:val="0"/>
+          <w:i w:val="0"/>
+          <w:color w:val="000000"/>
+          <w:sz w:val="24"/>
+        </w:rPr>
+        <w:hyperlink r:id="rId18" w:history="1">
+          <w:r>
+            <w:rPr>
+              <w:rStyle w:val="Hyperlink"/>
+            </w:rPr>
+            <w:t>n. Fina</w:t>
+          </w:r>
+        </w:hyperlink>
+      </w:r>
+      <w:r>
+        <w:rPr>
+          <w:u w:val="single" w:color="0000ff"/>
+          <w:rFonts w:ascii="Charis SIL Regular" w:hAnsi="Charis SIL Regular" w:eastAsia="Charis SIL Regular"/>
+          <w:b w:val="0"/>
+          <w:i w:val="0"/>
+          <w:color w:val="000000"/>
+          <w:sz w:val="24"/>
+        </w:rPr>
+        <w:hyperlink r:id="rId18" w:history="1">
+          <w:r>
+            <w:rPr>
+              <w:rStyle w:val="Hyperlink"/>
+            </w:rPr>
+            <w:t>lly, there i</w:t>
+          </w:r>
+        </w:hyperlink>
+      </w:r>
+      <w:r>
+        <w:rPr>
+          <w:u w:val="single" w:color="0000ff"/>
+          <w:rFonts w:ascii="Charis SIL Regular" w:hAnsi="Charis SIL Regular" w:eastAsia="Charis SIL Regular"/>
+          <w:b w:val="0"/>
+          <w:i w:val="0"/>
+          <w:color w:val="000000"/>
+          <w:sz w:val="24"/>
+        </w:rPr>
+        <w:hyperlink r:id="rId18" w:history="1">
+          <w:r>
+            <w:rPr>
+              <w:rStyle w:val="Hyperlink"/>
+            </w:rPr>
+            <w:t>s</w:t>
+          </w:r>
+        </w:hyperlink>
+      </w:r>
+      <w:r>
+        <w:rPr>
+          <w:u w:val="single" w:color="0000ff"/>
+          <w:rFonts w:ascii="Charis SIL Regular" w:hAnsi="Charis SIL Regular" w:eastAsia="Charis SIL Regular"/>
+          <w:b w:val="0"/>
+          <w:i w:val="0"/>
+          <w:color w:val="000000"/>
+          <w:sz w:val="24"/>
+        </w:rPr>
+        <w:hyperlink r:id="rId18" w:history="1">
+          <w:r>
+            <w:rPr>
+              <w:rStyle w:val="Hyperlink"/>
+            </w:rPr>
+            <w:t xml:space="preserve"> the arc</w:t>
+          </w:r>
+        </w:hyperlink>
+      </w:r>
+      <w:r>
+        <w:rPr>
+          <w:rFonts w:ascii="Charis SIL Regular" w:hAnsi="Charis SIL Regular" w:eastAsia="Charis SIL Regular"/>
+          <w:b w:val="0"/>
+          <w:i w:val="0"/>
+          <w:color w:val="000000"/>
+          <w:sz w:val="24"/>
+        </w:rPr>
+        <w:t xml:space="preserve">hive of the </w:t>
       </w:r>
       <w:r>
         <w:rPr>
@@ -3044,7 +3118,7 @@
           <w:sz w:val="24"/>
           <w:u w:val="single"/>
         </w:rPr>
-        <w:t>Scientific research in co</w:t>
+        <w:t>Scientific research in col</w:t>
       </w:r>
       <w:r>
         <w:rPr>
@@ -3055,7 +3129,7 @@
           <w:sz w:val="24"/>
           <w:u w:val="single"/>
         </w:rPr>
-        <w:t>l</w:t>
+        <w:t>onised territorie</w:t>
       </w:r>
       <w:r>
         <w:rPr>
@@ -3064,9 +3138,8 @@
           <w:i w:val="0"/>
           <w:color w:val="0000FF"/>
           <w:sz w:val="24"/>
-          <w:u w:val="single"/>
-        </w:rPr>
-        <w:t>onised territories</w:t>
+        </w:rPr>
+        <w:t>s</w:t>
       </w:r>
       <w:r>
         <w:br/>
@@ -3916,6 +3989,100 @@
           <w:color w:val="000000"/>
           <w:sz w:val="24"/>
         </w:rPr>
+        <w:t xml:space="preserve">, </w:t>
+      </w:r>
+      <w:r>
+        <w:rPr>
+          <w:rFonts w:ascii="Charis SIL Regular" w:hAnsi="Charis SIL Regular" w:eastAsia="Charis SIL Regular"/>
+          <w:b w:val="0"/>
+          <w:i w:val="0"/>
+          <w:color w:val="0000FF"/>
+          <w:sz w:val="24"/>
+          <w:u w:val="single"/>
+        </w:rPr>
+        <w:hyperlink r:id="rId24" w:history="1">
+          <w:r>
+            <w:rPr>
+              <w:rStyle w:val="Hyperlink"/>
+            </w:rPr>
+            <w:t>ISB</w:t>
+          </w:r>
+        </w:hyperlink>
+      </w:r>
+      <w:r>
+        <w:rPr>
+          <w:rFonts w:ascii="Charis SIL Regular" w:hAnsi="Charis SIL Regular" w:eastAsia="Charis SIL Regular"/>
+          <w:b w:val="0"/>
+          <w:i w:val="0"/>
+          <w:color w:val="0000FF"/>
+          <w:sz w:val="24"/>
+          <w:u w:val="single"/>
+        </w:rPr>
+        <w:hyperlink r:id="rId23" w:history="1">
+          <w:r>
+            <w:rPr>
+              <w:rStyle w:val="Hyperlink"/>
+            </w:rPr>
+            <w:t>N</w:t>
+          </w:r>
+        </w:hyperlink>
+      </w:r>
+      <w:r>
+        <w:rPr>
+          <w:rFonts w:ascii="Charis SIL Regular" w:hAnsi="Charis SIL Regular" w:eastAsia="Charis SIL Regular"/>
+          <w:b w:val="0"/>
+          <w:i w:val="0"/>
+          <w:color w:val="0000FF"/>
+          <w:sz w:val="24"/>
+          <w:u w:val="single"/>
+        </w:rPr>
+        <w:t xml:space="preserve"> </w:t>
+      </w:r>
+      <w:r>
+        <w:rPr>
+          <w:rFonts w:ascii="Charis SIL Regular" w:hAnsi="Charis SIL Regular" w:eastAsia="Charis SIL Regular"/>
+          <w:b w:val="0"/>
+          <w:i w:val="0"/>
+          <w:color w:val="0000FF"/>
+          <w:sz w:val="24"/>
+          <w:u w:val="single"/>
+        </w:rPr>
+        <w:hyperlink r:id="rId23" w:history="1">
+          <w:r>
+            <w:rPr>
+              <w:rStyle w:val="Hyperlink"/>
+            </w:rPr>
+            <w:t>9789080</w:t>
+          </w:r>
+        </w:hyperlink>
+      </w:r>
+      <w:r>
+        <w:rPr>
+          <w:rFonts w:ascii="Charis SIL Regular" w:hAnsi="Charis SIL Regular" w:eastAsia="Charis SIL Regular"/>
+          <w:b w:val="0"/>
+          <w:i w:val="0"/>
+          <w:color w:val="0000FF"/>
+          <w:sz w:val="24"/>
+          <w:u w:val="single"/>
+        </w:rPr>
+        <w:hyperlink r:id="rId23" w:history="1">
+          <w:r>
+            <w:rPr>
+              <w:rStyle w:val="Hyperlink"/>
+            </w:rPr>
+            <w:t>083295</w:t>
+          </w:r>
+        </w:hyperlink>
+      </w:r>
+      <w:r>
+        <w:rPr>
+          <w:u w:val="single" w:color="0000ff"/>
+          <w:rFonts w:ascii="Charis SIL Regular" w:hAnsi="Charis SIL Regular" w:eastAsia="Charis SIL Regular"/>
+          <w:b w:val="0"/>
+          <w:i w:val="0"/>
+          <w:color w:val="000000"/>
+          <w:sz w:val="24"/>
+        </w:rPr>
         <w:hyperlink r:id="rId23" w:history="1">
           <w:r>
             <w:rPr>
@@ -3934,100 +4101,7 @@
           <w:sz w:val="24"/>
           <w:u w:val="single"/>
         </w:rPr>
-        <w:hyperlink r:id="rId24" w:history="1">
-          <w:r>
-            <w:rPr>
-              <w:rStyle w:val="Hyperlink"/>
-            </w:rPr>
-            <w:t>ISB</w:t>
-          </w:r>
-        </w:hyperlink>
-      </w:r>
-      <w:r>
-        <w:rPr>
-          <w:rFonts w:ascii="Charis SIL Regular" w:hAnsi="Charis SIL Regular" w:eastAsia="Charis SIL Regular"/>
-          <w:b w:val="0"/>
-          <w:i w:val="0"/>
-          <w:color w:val="0000FF"/>
-          <w:sz w:val="24"/>
-          <w:u w:val="single"/>
-        </w:rPr>
-        <w:hyperlink r:id="rId24" w:history="1">
-          <w:r>
-            <w:rPr>
-              <w:rStyle w:val="Hyperlink"/>
-            </w:rPr>
-            <w:t>N</w:t>
-          </w:r>
-        </w:hyperlink>
-      </w:r>
-      <w:r>
-        <w:rPr>
-          <w:rFonts w:ascii="Charis SIL Regular" w:hAnsi="Charis SIL Regular" w:eastAsia="Charis SIL Regular"/>
-          <w:b w:val="0"/>
-          <w:i w:val="0"/>
-          <w:color w:val="0000FF"/>
-          <w:sz w:val="24"/>
-          <w:u w:val="single"/>
-        </w:rPr>
-        <w:t xml:space="preserve"> </w:t>
-      </w:r>
-      <w:r>
-        <w:rPr>
-          <w:rFonts w:ascii="Charis SIL Regular" w:hAnsi="Charis SIL Regular" w:eastAsia="Charis SIL Regular"/>
-          <w:b w:val="0"/>
-          <w:i w:val="0"/>
-          <w:color w:val="0000FF"/>
-          <w:sz w:val="24"/>
-          <w:u w:val="single"/>
-        </w:rPr>
-        <w:hyperlink r:id="rId24" w:history="1">
-          <w:r>
-            <w:rPr>
-              <w:rStyle w:val="Hyperlink"/>
-            </w:rPr>
-            <w:t>9789080</w:t>
-          </w:r>
-        </w:hyperlink>
-      </w:r>
-      <w:r>
-        <w:rPr>
-          <w:rFonts w:ascii="Charis SIL Regular" w:hAnsi="Charis SIL Regular" w:eastAsia="Charis SIL Regular"/>
-          <w:b w:val="0"/>
-          <w:i w:val="0"/>
-          <w:color w:val="0000FF"/>
-          <w:sz w:val="24"/>
-          <w:u w:val="single"/>
-        </w:rPr>
-        <w:hyperlink r:id="rId24" w:history="1">
-          <w:r>
-            <w:rPr>
-              <w:rStyle w:val="Hyperlink"/>
-            </w:rPr>
-            <w:t>083295</w:t>
-          </w:r>
-        </w:hyperlink>
-      </w:r>
-      <w:r>
-        <w:rPr>
-          <w:rFonts w:ascii="Charis SIL Regular" w:hAnsi="Charis SIL Regular" w:eastAsia="Charis SIL Regular"/>
-          <w:b w:val="0"/>
-          <w:i w:val="0"/>
-          <w:color w:val="000000"/>
-          <w:sz w:val="24"/>
-        </w:rPr>
-        <w:t xml:space="preserve">, </w:t>
-      </w:r>
-      <w:r>
-        <w:rPr>
-          <w:rFonts w:ascii="Charis SIL Regular" w:hAnsi="Charis SIL Regular" w:eastAsia="Charis SIL Regular"/>
-          <w:b w:val="0"/>
-          <w:i w:val="0"/>
-          <w:color w:val="0000FF"/>
-          <w:sz w:val="24"/>
-          <w:u w:val="single"/>
-        </w:rPr>
-        <w:hyperlink r:id="rId25" w:history="1">
+        <w:hyperlink r:id="rId23" w:history="1">
           <w:r>
             <w:rPr>
               <w:rStyle w:val="Hyperlink"/>

--- a/EXPORTS/DOCX/published/niveau3/English/TropischLandbouwMus.docx
+++ b/EXPORTS/DOCX/published/niveau3/English/TropischLandbouwMus.docx
@@ -838,9 +838,15 @@
           <w:i w:val="0"/>
           <w:color w:val="0000FF"/>
           <w:sz w:val="24"/>
-          <w:u w:val="single"/>
-        </w:rPr>
-        <w:t>Rijk</w:t>
+        </w:rPr>
+        <w:hyperlink r:id="rId12" w:history="1">
+          <w:r>
+            <w:rPr>
+              <w:rStyle w:val="Hyperlink"/>
+            </w:rPr>
+            <w:t>Rijk</w:t>
+          </w:r>
+        </w:hyperlink>
       </w:r>
       <w:r>
         <w:rPr>
@@ -880,7 +886,7 @@
           <w:sz w:val="24"/>
           <w:u w:val="single"/>
         </w:rPr>
-        <w:hyperlink r:id="rId12" w:history="1">
+        <w:hyperlink r:id="rId11" w:history="1">
           <w:r>
             <w:rPr>
               <w:rStyle w:val="Hyperlink"/>
@@ -896,8 +902,9 @@
           <w:i w:val="0"/>
           <w:color w:val="0000FF"/>
           <w:sz w:val="24"/>
-        </w:rPr>
-        <w:hyperlink r:id="rId12" w:history="1">
+          <w:u w:val="single"/>
+        </w:rPr>
+        <w:hyperlink r:id="rId11" w:history="1">
           <w:r>
             <w:rPr>
               <w:rStyle w:val="Hyperlink"/>
@@ -926,7 +933,7 @@
           <w:sz w:val="24"/>
           <w:u w:val="single"/>
         </w:rPr>
-        <w:hyperlink r:id="rId12" w:history="1">
+        <w:hyperlink r:id="rId11" w:history="1">
           <w:r>
             <w:rPr>
               <w:rStyle w:val="Hyperlink"/>
@@ -944,7 +951,7 @@
           <w:sz w:val="24"/>
           <w:u w:val="single"/>
         </w:rPr>
-        <w:hyperlink r:id="rId12" w:history="1">
+        <w:hyperlink r:id="rId11" w:history="1">
           <w:r>
             <w:rPr>
               <w:rStyle w:val="Hyperlink"/>
@@ -3118,7 +3125,7 @@
           <w:sz w:val="24"/>
           <w:u w:val="single"/>
         </w:rPr>
-        <w:t>Scientific research in col</w:t>
+        <w:t>Scientific research in co</w:t>
       </w:r>
       <w:r>
         <w:rPr>
@@ -3129,7 +3136,7 @@
           <w:sz w:val="24"/>
           <w:u w:val="single"/>
         </w:rPr>
-        <w:t>onised territorie</w:t>
+        <w:t>l</w:t>
       </w:r>
       <w:r>
         <w:rPr>
@@ -3138,8 +3145,9 @@
           <w:i w:val="0"/>
           <w:color w:val="0000FF"/>
           <w:sz w:val="24"/>
-        </w:rPr>
-        <w:t>s</w:t>
+          <w:u w:val="single"/>
+        </w:rPr>
+        <w:t>onised territories</w:t>
       </w:r>
       <w:r>
         <w:br/>
@@ -3982,7 +3990,6 @@
       </w:r>
       <w:r>
         <w:rPr>
-          <w:u w:val="single" w:color="0000ff"/>
           <w:rFonts w:ascii="Charis SIL Regular" w:hAnsi="Charis SIL Regular" w:eastAsia="Charis SIL Regular"/>
           <w:b w:val="0"/>
           <w:i w:val="0"/>
@@ -4018,7 +4025,7 @@
           <w:sz w:val="24"/>
           <w:u w:val="single"/>
         </w:rPr>
-        <w:hyperlink r:id="rId23" w:history="1">
+        <w:hyperlink r:id="rId24" w:history="1">
           <w:r>
             <w:rPr>
               <w:rStyle w:val="Hyperlink"/>
@@ -4047,7 +4054,7 @@
           <w:sz w:val="24"/>
           <w:u w:val="single"/>
         </w:rPr>
-        <w:hyperlink r:id="rId23" w:history="1">
+        <w:hyperlink r:id="rId24" w:history="1">
           <w:r>
             <w:rPr>
               <w:rStyle w:val="Hyperlink"/>
@@ -4065,7 +4072,7 @@
           <w:sz w:val="24"/>
           <w:u w:val="single"/>
         </w:rPr>
-        <w:hyperlink r:id="rId23" w:history="1">
+        <w:hyperlink r:id="rId24" w:history="1">
           <w:r>
             <w:rPr>
               <w:rStyle w:val="Hyperlink"/>
@@ -4076,21 +4083,13 @@
       </w:r>
       <w:r>
         <w:rPr>
-          <w:u w:val="single" w:color="0000ff"/>
           <w:rFonts w:ascii="Charis SIL Regular" w:hAnsi="Charis SIL Regular" w:eastAsia="Charis SIL Regular"/>
           <w:b w:val="0"/>
           <w:i w:val="0"/>
           <w:color w:val="000000"/>
           <w:sz w:val="24"/>
         </w:rPr>
-        <w:hyperlink r:id="rId23" w:history="1">
-          <w:r>
-            <w:rPr>
-              <w:rStyle w:val="Hyperlink"/>
-            </w:rPr>
-            <w:t xml:space="preserve">, </w:t>
-          </w:r>
-        </w:hyperlink>
+        <w:t xml:space="preserve">, </w:t>
       </w:r>
       <w:r>
         <w:rPr>
@@ -4130,7 +4129,7 @@
           <w:sz w:val="24"/>
           <w:u w:val="single"/>
         </w:rPr>
-        <w:hyperlink r:id="rId25" w:history="1">
+        <w:hyperlink r:id="rId23" w:history="1">
           <w:r>
             <w:rPr>
               <w:rStyle w:val="Hyperlink"/>

--- a/EXPORTS/DOCX/published/niveau3/English/TropischLandbouwMus.docx
+++ b/EXPORTS/DOCX/published/niveau3/English/TropischLandbouwMus.docx
@@ -839,108 +839,7 @@
           <w:color w:val="0000FF"/>
           <w:sz w:val="24"/>
         </w:rPr>
-        <w:hyperlink r:id="rId12" w:history="1">
-          <w:r>
-            <w:rPr>
-              <w:rStyle w:val="Hyperlink"/>
-            </w:rPr>
-            <w:t>Rijk</w:t>
-          </w:r>
-        </w:hyperlink>
-      </w:r>
-      <w:r>
-        <w:rPr>
-          <w:rFonts w:ascii="Charis SIL Regular" w:hAnsi="Charis SIL Regular" w:eastAsia="Charis SIL Regular"/>
-          <w:b w:val="0"/>
-          <w:i w:val="0"/>
-          <w:color w:val="0000FF"/>
-          <w:sz w:val="24"/>
-          <w:u w:val="single"/>
-        </w:rPr>
-        <w:hyperlink r:id="rId11" w:history="1">
-          <w:r>
-            <w:rPr>
-              <w:rStyle w:val="Hyperlink"/>
-            </w:rPr>
-            <w:t>smuseum</w:t>
-          </w:r>
-        </w:hyperlink>
-      </w:r>
-      <w:r>
-        <w:rPr>
-          <w:rFonts w:ascii="Charis SIL Regular" w:hAnsi="Charis SIL Regular" w:eastAsia="Charis SIL Regular"/>
-          <w:b w:val="0"/>
-          <w:i w:val="0"/>
-          <w:color w:val="0000FF"/>
-          <w:sz w:val="24"/>
-          <w:u w:val="single"/>
-        </w:rPr>
-        <w:t xml:space="preserve"> </w:t>
-      </w:r>
-      <w:r>
-        <w:rPr>
-          <w:rFonts w:ascii="Charis SIL Regular" w:hAnsi="Charis SIL Regular" w:eastAsia="Charis SIL Regular"/>
-          <w:b w:val="0"/>
-          <w:i w:val="0"/>
-          <w:color w:val="0000FF"/>
-          <w:sz w:val="24"/>
-          <w:u w:val="single"/>
-        </w:rPr>
-        <w:hyperlink r:id="rId11" w:history="1">
-          <w:r>
-            <w:rPr>
-              <w:rStyle w:val="Hyperlink"/>
-            </w:rPr>
-            <w:t>voo</w:t>
-          </w:r>
-        </w:hyperlink>
-      </w:r>
-      <w:r>
-        <w:rPr>
-          <w:rFonts w:ascii="Charis SIL Regular" w:hAnsi="Charis SIL Regular" w:eastAsia="Charis SIL Regular"/>
-          <w:b w:val="0"/>
-          <w:i w:val="0"/>
-          <w:color w:val="0000FF"/>
-          <w:sz w:val="24"/>
-          <w:u w:val="single"/>
-        </w:rPr>
-        <w:hyperlink r:id="rId11" w:history="1">
-          <w:r>
-            <w:rPr>
-              <w:rStyle w:val="Hyperlink"/>
-            </w:rPr>
-            <w:t>r</w:t>
-          </w:r>
-        </w:hyperlink>
-      </w:r>
-      <w:r>
-        <w:rPr>
-          <w:rFonts w:ascii="Charis SIL Regular" w:hAnsi="Charis SIL Regular" w:eastAsia="Charis SIL Regular"/>
-          <w:b w:val="0"/>
-          <w:i w:val="0"/>
-          <w:color w:val="0000FF"/>
-          <w:sz w:val="24"/>
-          <w:u w:val="single"/>
-        </w:rPr>
-        <w:t xml:space="preserve"> </w:t>
-      </w:r>
-      <w:r>
-        <w:rPr>
-          <w:rFonts w:ascii="Charis SIL Regular" w:hAnsi="Charis SIL Regular" w:eastAsia="Charis SIL Regular"/>
-          <w:b w:val="0"/>
-          <w:i w:val="0"/>
-          <w:color w:val="0000FF"/>
-          <w:sz w:val="24"/>
-          <w:u w:val="single"/>
-        </w:rPr>
-        <w:hyperlink r:id="rId11" w:history="1">
-          <w:r>
-            <w:rPr>
-              <w:rStyle w:val="Hyperlink"/>
-            </w:rPr>
-            <w:t>Volkenk</w:t>
-          </w:r>
-        </w:hyperlink>
+        <w:t>Rijksmuseum voor Volkenk</w:t>
       </w:r>
       <w:r>
         <w:rPr>
@@ -4100,7 +3999,7 @@
           <w:sz w:val="24"/>
           <w:u w:val="single"/>
         </w:rPr>
-        <w:hyperlink r:id="rId23" w:history="1">
+        <w:hyperlink r:id="rId25" w:history="1">
           <w:r>
             <w:rPr>
               <w:rStyle w:val="Hyperlink"/>
@@ -4129,7 +4028,7 @@
           <w:sz w:val="24"/>
           <w:u w:val="single"/>
         </w:rPr>
-        <w:hyperlink r:id="rId23" w:history="1">
+        <w:hyperlink r:id="rId25" w:history="1">
           <w:r>
             <w:rPr>
               <w:rStyle w:val="Hyperlink"/>

--- a/EXPORTS/DOCX/published/niveau3/English/TropischLandbouwMus.docx
+++ b/EXPORTS/DOCX/published/niveau3/English/TropischLandbouwMus.docx
@@ -838,8 +838,110 @@
           <w:i w:val="0"/>
           <w:color w:val="0000FF"/>
           <w:sz w:val="24"/>
-        </w:rPr>
-        <w:t>Rijksmuseum voor Volkenk</w:t>
+          <w:u w:val="single"/>
+        </w:rPr>
+        <w:hyperlink r:id="rId12" w:history="1">
+          <w:r>
+            <w:rPr>
+              <w:rStyle w:val="Hyperlink"/>
+            </w:rPr>
+            <w:t>Rijk</w:t>
+          </w:r>
+        </w:hyperlink>
+      </w:r>
+      <w:r>
+        <w:rPr>
+          <w:rFonts w:ascii="Charis SIL Regular" w:hAnsi="Charis SIL Regular" w:eastAsia="Charis SIL Regular"/>
+          <w:b w:val="0"/>
+          <w:i w:val="0"/>
+          <w:color w:val="0000FF"/>
+          <w:sz w:val="24"/>
+          <w:u w:val="single"/>
+        </w:rPr>
+        <w:hyperlink r:id="rId12" w:history="1">
+          <w:r>
+            <w:rPr>
+              <w:rStyle w:val="Hyperlink"/>
+            </w:rPr>
+            <w:t>smuseum</w:t>
+          </w:r>
+        </w:hyperlink>
+      </w:r>
+      <w:r>
+        <w:rPr>
+          <w:rFonts w:ascii="Charis SIL Regular" w:hAnsi="Charis SIL Regular" w:eastAsia="Charis SIL Regular"/>
+          <w:b w:val="0"/>
+          <w:i w:val="0"/>
+          <w:color w:val="0000FF"/>
+          <w:sz w:val="24"/>
+          <w:u w:val="single"/>
+        </w:rPr>
+        <w:t xml:space="preserve"> </w:t>
+      </w:r>
+      <w:r>
+        <w:rPr>
+          <w:rFonts w:ascii="Charis SIL Regular" w:hAnsi="Charis SIL Regular" w:eastAsia="Charis SIL Regular"/>
+          <w:b w:val="0"/>
+          <w:i w:val="0"/>
+          <w:color w:val="0000FF"/>
+          <w:sz w:val="24"/>
+          <w:u w:val="single"/>
+        </w:rPr>
+        <w:hyperlink r:id="rId12" w:history="1">
+          <w:r>
+            <w:rPr>
+              <w:rStyle w:val="Hyperlink"/>
+            </w:rPr>
+            <w:t>voo</w:t>
+          </w:r>
+        </w:hyperlink>
+      </w:r>
+      <w:r>
+        <w:rPr>
+          <w:rFonts w:ascii="Charis SIL Regular" w:hAnsi="Charis SIL Regular" w:eastAsia="Charis SIL Regular"/>
+          <w:b w:val="0"/>
+          <w:i w:val="0"/>
+          <w:color w:val="0000FF"/>
+          <w:sz w:val="24"/>
+          <w:u w:val="single"/>
+        </w:rPr>
+        <w:hyperlink r:id="rId12" w:history="1">
+          <w:r>
+            <w:rPr>
+              <w:rStyle w:val="Hyperlink"/>
+            </w:rPr>
+            <w:t>r</w:t>
+          </w:r>
+        </w:hyperlink>
+      </w:r>
+      <w:r>
+        <w:rPr>
+          <w:rFonts w:ascii="Charis SIL Regular" w:hAnsi="Charis SIL Regular" w:eastAsia="Charis SIL Regular"/>
+          <w:b w:val="0"/>
+          <w:i w:val="0"/>
+          <w:color w:val="0000FF"/>
+          <w:sz w:val="24"/>
+          <w:u w:val="single"/>
+        </w:rPr>
+        <w:t xml:space="preserve"> </w:t>
+      </w:r>
+      <w:r>
+        <w:rPr>
+          <w:rFonts w:ascii="Charis SIL Regular" w:hAnsi="Charis SIL Regular" w:eastAsia="Charis SIL Regular"/>
+          <w:b w:val="0"/>
+          <w:i w:val="0"/>
+          <w:color w:val="0000FF"/>
+          <w:sz w:val="24"/>
+          <w:u w:val="single"/>
+        </w:rPr>
+        <w:hyperlink r:id="rId11" w:history="1">
+          <w:r>
+            <w:rPr>
+              <w:rStyle w:val="Hyperlink"/>
+            </w:rPr>
+            <w:t>Volkenk</w:t>
+          </w:r>
+        </w:hyperlink>
       </w:r>
       <w:r>
         <w:rPr>
@@ -3889,13 +3991,21 @@
       </w:r>
       <w:r>
         <w:rPr>
+          <w:u w:val="single" w:color="0000ff"/>
           <w:rFonts w:ascii="Charis SIL Regular" w:hAnsi="Charis SIL Regular" w:eastAsia="Charis SIL Regular"/>
           <w:b w:val="0"/>
           <w:i w:val="0"/>
           <w:color w:val="000000"/>
           <w:sz w:val="24"/>
         </w:rPr>
-        <w:t xml:space="preserve">, </w:t>
+        <w:hyperlink r:id="rId23" w:history="1">
+          <w:r>
+            <w:rPr>
+              <w:rStyle w:val="Hyperlink"/>
+            </w:rPr>
+            <w:t xml:space="preserve">, </w:t>
+          </w:r>
+        </w:hyperlink>
       </w:r>
       <w:r>
         <w:rPr>

--- a/EXPORTS/DOCX/published/niveau3/English/TropischLandbouwMus.docx
+++ b/EXPORTS/DOCX/published/niveau3/English/TropischLandbouwMus.docx
@@ -838,7 +838,6 @@
           <w:i w:val="0"/>
           <w:color w:val="0000FF"/>
           <w:sz w:val="24"/>
-          <w:u w:val="single"/>
         </w:rPr>
         <w:hyperlink r:id="rId12" w:history="1">
           <w:r>
@@ -858,7 +857,7 @@
           <w:sz w:val="24"/>
           <w:u w:val="single"/>
         </w:rPr>
-        <w:hyperlink r:id="rId12" w:history="1">
+        <w:hyperlink r:id="rId11" w:history="1">
           <w:r>
             <w:rPr>
               <w:rStyle w:val="Hyperlink"/>
@@ -887,7 +886,7 @@
           <w:sz w:val="24"/>
           <w:u w:val="single"/>
         </w:rPr>
-        <w:hyperlink r:id="rId12" w:history="1">
+        <w:hyperlink r:id="rId11" w:history="1">
           <w:r>
             <w:rPr>
               <w:rStyle w:val="Hyperlink"/>
@@ -905,7 +904,7 @@
           <w:sz w:val="24"/>
           <w:u w:val="single"/>
         </w:rPr>
-        <w:hyperlink r:id="rId12" w:history="1">
+        <w:hyperlink r:id="rId11" w:history="1">
           <w:r>
             <w:rPr>
               <w:rStyle w:val="Hyperlink"/>
@@ -934,7 +933,7 @@
           <w:sz w:val="24"/>
           <w:u w:val="single"/>
         </w:rPr>
-        <w:hyperlink r:id="rId11" w:history="1">
+        <w:hyperlink r:id="rId12" w:history="1">
           <w:r>
             <w:rPr>
               <w:rStyle w:val="Hyperlink"/>
@@ -952,7 +951,7 @@
           <w:sz w:val="24"/>
           <w:u w:val="single"/>
         </w:rPr>
-        <w:hyperlink r:id="rId11" w:history="1">
+        <w:hyperlink r:id="rId12" w:history="1">
           <w:r>
             <w:rPr>
               <w:rStyle w:val="Hyperlink"/>
@@ -3998,6 +3997,100 @@
           <w:color w:val="000000"/>
           <w:sz w:val="24"/>
         </w:rPr>
+        <w:t xml:space="preserve">, </w:t>
+      </w:r>
+      <w:r>
+        <w:rPr>
+          <w:rFonts w:ascii="Charis SIL Regular" w:hAnsi="Charis SIL Regular" w:eastAsia="Charis SIL Regular"/>
+          <w:b w:val="0"/>
+          <w:i w:val="0"/>
+          <w:color w:val="0000FF"/>
+          <w:sz w:val="24"/>
+          <w:u w:val="single"/>
+        </w:rPr>
+        <w:hyperlink r:id="rId24" w:history="1">
+          <w:r>
+            <w:rPr>
+              <w:rStyle w:val="Hyperlink"/>
+            </w:rPr>
+            <w:t>ISB</w:t>
+          </w:r>
+        </w:hyperlink>
+      </w:r>
+      <w:r>
+        <w:rPr>
+          <w:rFonts w:ascii="Charis SIL Regular" w:hAnsi="Charis SIL Regular" w:eastAsia="Charis SIL Regular"/>
+          <w:b w:val="0"/>
+          <w:i w:val="0"/>
+          <w:color w:val="0000FF"/>
+          <w:sz w:val="24"/>
+          <w:u w:val="single"/>
+        </w:rPr>
+        <w:hyperlink r:id="rId23" w:history="1">
+          <w:r>
+            <w:rPr>
+              <w:rStyle w:val="Hyperlink"/>
+            </w:rPr>
+            <w:t>N</w:t>
+          </w:r>
+        </w:hyperlink>
+      </w:r>
+      <w:r>
+        <w:rPr>
+          <w:rFonts w:ascii="Charis SIL Regular" w:hAnsi="Charis SIL Regular" w:eastAsia="Charis SIL Regular"/>
+          <w:b w:val="0"/>
+          <w:i w:val="0"/>
+          <w:color w:val="0000FF"/>
+          <w:sz w:val="24"/>
+          <w:u w:val="single"/>
+        </w:rPr>
+        <w:t xml:space="preserve"> </w:t>
+      </w:r>
+      <w:r>
+        <w:rPr>
+          <w:rFonts w:ascii="Charis SIL Regular" w:hAnsi="Charis SIL Regular" w:eastAsia="Charis SIL Regular"/>
+          <w:b w:val="0"/>
+          <w:i w:val="0"/>
+          <w:color w:val="0000FF"/>
+          <w:sz w:val="24"/>
+          <w:u w:val="single"/>
+        </w:rPr>
+        <w:hyperlink r:id="rId23" w:history="1">
+          <w:r>
+            <w:rPr>
+              <w:rStyle w:val="Hyperlink"/>
+            </w:rPr>
+            <w:t>9789080</w:t>
+          </w:r>
+        </w:hyperlink>
+      </w:r>
+      <w:r>
+        <w:rPr>
+          <w:rFonts w:ascii="Charis SIL Regular" w:hAnsi="Charis SIL Regular" w:eastAsia="Charis SIL Regular"/>
+          <w:b w:val="0"/>
+          <w:i w:val="0"/>
+          <w:color w:val="0000FF"/>
+          <w:sz w:val="24"/>
+          <w:u w:val="single"/>
+        </w:rPr>
+        <w:hyperlink r:id="rId23" w:history="1">
+          <w:r>
+            <w:rPr>
+              <w:rStyle w:val="Hyperlink"/>
+            </w:rPr>
+            <w:t>083295</w:t>
+          </w:r>
+        </w:hyperlink>
+      </w:r>
+      <w:r>
+        <w:rPr>
+          <w:u w:val="single" w:color="0000ff"/>
+          <w:rFonts w:ascii="Charis SIL Regular" w:hAnsi="Charis SIL Regular" w:eastAsia="Charis SIL Regular"/>
+          <w:b w:val="0"/>
+          <w:i w:val="0"/>
+          <w:color w:val="000000"/>
+          <w:sz w:val="24"/>
+        </w:rPr>
         <w:hyperlink r:id="rId23" w:history="1">
           <w:r>
             <w:rPr>
@@ -4016,99 +4109,6 @@
           <w:sz w:val="24"/>
           <w:u w:val="single"/>
         </w:rPr>
-        <w:hyperlink r:id="rId24" w:history="1">
-          <w:r>
-            <w:rPr>
-              <w:rStyle w:val="Hyperlink"/>
-            </w:rPr>
-            <w:t>ISB</w:t>
-          </w:r>
-        </w:hyperlink>
-      </w:r>
-      <w:r>
-        <w:rPr>
-          <w:rFonts w:ascii="Charis SIL Regular" w:hAnsi="Charis SIL Regular" w:eastAsia="Charis SIL Regular"/>
-          <w:b w:val="0"/>
-          <w:i w:val="0"/>
-          <w:color w:val="0000FF"/>
-          <w:sz w:val="24"/>
-          <w:u w:val="single"/>
-        </w:rPr>
-        <w:hyperlink r:id="rId24" w:history="1">
-          <w:r>
-            <w:rPr>
-              <w:rStyle w:val="Hyperlink"/>
-            </w:rPr>
-            <w:t>N</w:t>
-          </w:r>
-        </w:hyperlink>
-      </w:r>
-      <w:r>
-        <w:rPr>
-          <w:rFonts w:ascii="Charis SIL Regular" w:hAnsi="Charis SIL Regular" w:eastAsia="Charis SIL Regular"/>
-          <w:b w:val="0"/>
-          <w:i w:val="0"/>
-          <w:color w:val="0000FF"/>
-          <w:sz w:val="24"/>
-          <w:u w:val="single"/>
-        </w:rPr>
-        <w:t xml:space="preserve"> </w:t>
-      </w:r>
-      <w:r>
-        <w:rPr>
-          <w:rFonts w:ascii="Charis SIL Regular" w:hAnsi="Charis SIL Regular" w:eastAsia="Charis SIL Regular"/>
-          <w:b w:val="0"/>
-          <w:i w:val="0"/>
-          <w:color w:val="0000FF"/>
-          <w:sz w:val="24"/>
-          <w:u w:val="single"/>
-        </w:rPr>
-        <w:hyperlink r:id="rId24" w:history="1">
-          <w:r>
-            <w:rPr>
-              <w:rStyle w:val="Hyperlink"/>
-            </w:rPr>
-            <w:t>9789080</w:t>
-          </w:r>
-        </w:hyperlink>
-      </w:r>
-      <w:r>
-        <w:rPr>
-          <w:rFonts w:ascii="Charis SIL Regular" w:hAnsi="Charis SIL Regular" w:eastAsia="Charis SIL Regular"/>
-          <w:b w:val="0"/>
-          <w:i w:val="0"/>
-          <w:color w:val="0000FF"/>
-          <w:sz w:val="24"/>
-          <w:u w:val="single"/>
-        </w:rPr>
-        <w:hyperlink r:id="rId24" w:history="1">
-          <w:r>
-            <w:rPr>
-              <w:rStyle w:val="Hyperlink"/>
-            </w:rPr>
-            <w:t>083295</w:t>
-          </w:r>
-        </w:hyperlink>
-      </w:r>
-      <w:r>
-        <w:rPr>
-          <w:rFonts w:ascii="Charis SIL Regular" w:hAnsi="Charis SIL Regular" w:eastAsia="Charis SIL Regular"/>
-          <w:b w:val="0"/>
-          <w:i w:val="0"/>
-          <w:color w:val="000000"/>
-          <w:sz w:val="24"/>
-        </w:rPr>
-        <w:t xml:space="preserve">, </w:t>
-      </w:r>
-      <w:r>
-        <w:rPr>
-          <w:rFonts w:ascii="Charis SIL Regular" w:hAnsi="Charis SIL Regular" w:eastAsia="Charis SIL Regular"/>
-          <w:b w:val="0"/>
-          <w:i w:val="0"/>
-          <w:color w:val="0000FF"/>
-          <w:sz w:val="24"/>
-          <w:u w:val="single"/>
-        </w:rPr>
         <w:hyperlink r:id="rId25" w:history="1">
           <w:r>
             <w:rPr>
@@ -4138,7 +4138,7 @@
           <w:sz w:val="24"/>
           <w:u w:val="single"/>
         </w:rPr>
-        <w:hyperlink r:id="rId25" w:history="1">
+        <w:hyperlink r:id="rId23" w:history="1">
           <w:r>
             <w:rPr>
               <w:rStyle w:val="Hyperlink"/>

--- a/EXPORTS/DOCX/published/niveau3/English/TropischLandbouwMus.docx
+++ b/EXPORTS/DOCX/published/niveau3/English/TropischLandbouwMus.docx
@@ -838,6 +838,7 @@
           <w:i w:val="0"/>
           <w:color w:val="0000FF"/>
           <w:sz w:val="24"/>
+          <w:u w:val="single"/>
         </w:rPr>
         <w:hyperlink r:id="rId12" w:history="1">
           <w:r>
@@ -886,7 +887,7 @@
           <w:sz w:val="24"/>
           <w:u w:val="single"/>
         </w:rPr>
-        <w:hyperlink r:id="rId11" w:history="1">
+        <w:hyperlink r:id="rId12" w:history="1">
           <w:r>
             <w:rPr>
               <w:rStyle w:val="Hyperlink"/>
@@ -933,7 +934,7 @@
           <w:sz w:val="24"/>
           <w:u w:val="single"/>
         </w:rPr>
-        <w:hyperlink r:id="rId12" w:history="1">
+        <w:hyperlink r:id="rId11" w:history="1">
           <w:r>
             <w:rPr>
               <w:rStyle w:val="Hyperlink"/>
@@ -3997,7 +3998,14 @@
           <w:color w:val="000000"/>
           <w:sz w:val="24"/>
         </w:rPr>
-        <w:t xml:space="preserve">, </w:t>
+        <w:hyperlink r:id="rId23" w:history="1">
+          <w:r>
+            <w:rPr>
+              <w:rStyle w:val="Hyperlink"/>
+            </w:rPr>
+            <w:t xml:space="preserve">, </w:t>
+          </w:r>
+        </w:hyperlink>
       </w:r>
       <w:r>
         <w:rPr>
@@ -4026,7 +4034,7 @@
           <w:sz w:val="24"/>
           <w:u w:val="single"/>
         </w:rPr>
-        <w:hyperlink r:id="rId23" w:history="1">
+        <w:hyperlink r:id="rId24" w:history="1">
           <w:r>
             <w:rPr>
               <w:rStyle w:val="Hyperlink"/>
@@ -4055,7 +4063,7 @@
           <w:sz w:val="24"/>
           <w:u w:val="single"/>
         </w:rPr>
-        <w:hyperlink r:id="rId23" w:history="1">
+        <w:hyperlink r:id="rId24" w:history="1">
           <w:r>
             <w:rPr>
               <w:rStyle w:val="Hyperlink"/>
@@ -4073,7 +4081,7 @@
           <w:sz w:val="24"/>
           <w:u w:val="single"/>
         </w:rPr>
-        <w:hyperlink r:id="rId23" w:history="1">
+        <w:hyperlink r:id="rId24" w:history="1">
           <w:r>
             <w:rPr>
               <w:rStyle w:val="Hyperlink"/>
@@ -4084,21 +4092,13 @@
       </w:r>
       <w:r>
         <w:rPr>
-          <w:u w:val="single" w:color="0000ff"/>
           <w:rFonts w:ascii="Charis SIL Regular" w:hAnsi="Charis SIL Regular" w:eastAsia="Charis SIL Regular"/>
           <w:b w:val="0"/>
           <w:i w:val="0"/>
           <w:color w:val="000000"/>
           <w:sz w:val="24"/>
         </w:rPr>
-        <w:hyperlink r:id="rId23" w:history="1">
-          <w:r>
-            <w:rPr>
-              <w:rStyle w:val="Hyperlink"/>
-            </w:rPr>
-            <w:t xml:space="preserve">, </w:t>
-          </w:r>
-        </w:hyperlink>
+        <w:t xml:space="preserve">, </w:t>
       </w:r>
       <w:r>
         <w:rPr>
@@ -4138,7 +4138,7 @@
           <w:sz w:val="24"/>
           <w:u w:val="single"/>
         </w:rPr>
-        <w:hyperlink r:id="rId23" w:history="1">
+        <w:hyperlink r:id="rId25" w:history="1">
           <w:r>
             <w:rPr>
               <w:rStyle w:val="Hyperlink"/>

--- a/EXPORTS/DOCX/published/niveau3/English/TropischLandbouwMus.docx
+++ b/EXPORTS/DOCX/published/niveau3/English/TropischLandbouwMus.docx
@@ -858,7 +858,7 @@
           <w:sz w:val="24"/>
           <w:u w:val="single"/>
         </w:rPr>
-        <w:hyperlink r:id="rId11" w:history="1">
+        <w:hyperlink r:id="rId12" w:history="1">
           <w:r>
             <w:rPr>
               <w:rStyle w:val="Hyperlink"/>
@@ -905,7 +905,7 @@
           <w:sz w:val="24"/>
           <w:u w:val="single"/>
         </w:rPr>
-        <w:hyperlink r:id="rId11" w:history="1">
+        <w:hyperlink r:id="rId12" w:history="1">
           <w:r>
             <w:rPr>
               <w:rStyle w:val="Hyperlink"/>
@@ -934,7 +934,7 @@
           <w:sz w:val="24"/>
           <w:u w:val="single"/>
         </w:rPr>
-        <w:hyperlink r:id="rId11" w:history="1">
+        <w:hyperlink r:id="rId12" w:history="1">
           <w:r>
             <w:rPr>
               <w:rStyle w:val="Hyperlink"/>
@@ -3998,6 +3998,100 @@
           <w:color w:val="000000"/>
           <w:sz w:val="24"/>
         </w:rPr>
+        <w:t xml:space="preserve">, </w:t>
+      </w:r>
+      <w:r>
+        <w:rPr>
+          <w:rFonts w:ascii="Charis SIL Regular" w:hAnsi="Charis SIL Regular" w:eastAsia="Charis SIL Regular"/>
+          <w:b w:val="0"/>
+          <w:i w:val="0"/>
+          <w:color w:val="0000FF"/>
+          <w:sz w:val="24"/>
+          <w:u w:val="single"/>
+        </w:rPr>
+        <w:hyperlink r:id="rId24" w:history="1">
+          <w:r>
+            <w:rPr>
+              <w:rStyle w:val="Hyperlink"/>
+            </w:rPr>
+            <w:t>ISB</w:t>
+          </w:r>
+        </w:hyperlink>
+      </w:r>
+      <w:r>
+        <w:rPr>
+          <w:rFonts w:ascii="Charis SIL Regular" w:hAnsi="Charis SIL Regular" w:eastAsia="Charis SIL Regular"/>
+          <w:b w:val="0"/>
+          <w:i w:val="0"/>
+          <w:color w:val="0000FF"/>
+          <w:sz w:val="24"/>
+          <w:u w:val="single"/>
+        </w:rPr>
+        <w:hyperlink r:id="rId24" w:history="1">
+          <w:r>
+            <w:rPr>
+              <w:rStyle w:val="Hyperlink"/>
+            </w:rPr>
+            <w:t>N</w:t>
+          </w:r>
+        </w:hyperlink>
+      </w:r>
+      <w:r>
+        <w:rPr>
+          <w:rFonts w:ascii="Charis SIL Regular" w:hAnsi="Charis SIL Regular" w:eastAsia="Charis SIL Regular"/>
+          <w:b w:val="0"/>
+          <w:i w:val="0"/>
+          <w:color w:val="0000FF"/>
+          <w:sz w:val="24"/>
+          <w:u w:val="single"/>
+        </w:rPr>
+        <w:t xml:space="preserve"> </w:t>
+      </w:r>
+      <w:r>
+        <w:rPr>
+          <w:rFonts w:ascii="Charis SIL Regular" w:hAnsi="Charis SIL Regular" w:eastAsia="Charis SIL Regular"/>
+          <w:b w:val="0"/>
+          <w:i w:val="0"/>
+          <w:color w:val="0000FF"/>
+          <w:sz w:val="24"/>
+          <w:u w:val="single"/>
+        </w:rPr>
+        <w:hyperlink r:id="rId24" w:history="1">
+          <w:r>
+            <w:rPr>
+              <w:rStyle w:val="Hyperlink"/>
+            </w:rPr>
+            <w:t>9789080</w:t>
+          </w:r>
+        </w:hyperlink>
+      </w:r>
+      <w:r>
+        <w:rPr>
+          <w:rFonts w:ascii="Charis SIL Regular" w:hAnsi="Charis SIL Regular" w:eastAsia="Charis SIL Regular"/>
+          <w:b w:val="0"/>
+          <w:i w:val="0"/>
+          <w:color w:val="0000FF"/>
+          <w:sz w:val="24"/>
+          <w:u w:val="single"/>
+        </w:rPr>
+        <w:hyperlink r:id="rId23" w:history="1">
+          <w:r>
+            <w:rPr>
+              <w:rStyle w:val="Hyperlink"/>
+            </w:rPr>
+            <w:t>083295</w:t>
+          </w:r>
+        </w:hyperlink>
+      </w:r>
+      <w:r>
+        <w:rPr>
+          <w:u w:val="single" w:color="0000ff"/>
+          <w:rFonts w:ascii="Charis SIL Regular" w:hAnsi="Charis SIL Regular" w:eastAsia="Charis SIL Regular"/>
+          <w:b w:val="0"/>
+          <w:i w:val="0"/>
+          <w:color w:val="000000"/>
+          <w:sz w:val="24"/>
+        </w:rPr>
         <w:hyperlink r:id="rId23" w:history="1">
           <w:r>
             <w:rPr>
@@ -4016,100 +4110,7 @@
           <w:sz w:val="24"/>
           <w:u w:val="single"/>
         </w:rPr>
-        <w:hyperlink r:id="rId24" w:history="1">
-          <w:r>
-            <w:rPr>
-              <w:rStyle w:val="Hyperlink"/>
-            </w:rPr>
-            <w:t>ISB</w:t>
-          </w:r>
-        </w:hyperlink>
-      </w:r>
-      <w:r>
-        <w:rPr>
-          <w:rFonts w:ascii="Charis SIL Regular" w:hAnsi="Charis SIL Regular" w:eastAsia="Charis SIL Regular"/>
-          <w:b w:val="0"/>
-          <w:i w:val="0"/>
-          <w:color w:val="0000FF"/>
-          <w:sz w:val="24"/>
-          <w:u w:val="single"/>
-        </w:rPr>
-        <w:hyperlink r:id="rId24" w:history="1">
-          <w:r>
-            <w:rPr>
-              <w:rStyle w:val="Hyperlink"/>
-            </w:rPr>
-            <w:t>N</w:t>
-          </w:r>
-        </w:hyperlink>
-      </w:r>
-      <w:r>
-        <w:rPr>
-          <w:rFonts w:ascii="Charis SIL Regular" w:hAnsi="Charis SIL Regular" w:eastAsia="Charis SIL Regular"/>
-          <w:b w:val="0"/>
-          <w:i w:val="0"/>
-          <w:color w:val="0000FF"/>
-          <w:sz w:val="24"/>
-          <w:u w:val="single"/>
-        </w:rPr>
-        <w:t xml:space="preserve"> </w:t>
-      </w:r>
-      <w:r>
-        <w:rPr>
-          <w:rFonts w:ascii="Charis SIL Regular" w:hAnsi="Charis SIL Regular" w:eastAsia="Charis SIL Regular"/>
-          <w:b w:val="0"/>
-          <w:i w:val="0"/>
-          <w:color w:val="0000FF"/>
-          <w:sz w:val="24"/>
-          <w:u w:val="single"/>
-        </w:rPr>
-        <w:hyperlink r:id="rId24" w:history="1">
-          <w:r>
-            <w:rPr>
-              <w:rStyle w:val="Hyperlink"/>
-            </w:rPr>
-            <w:t>9789080</w:t>
-          </w:r>
-        </w:hyperlink>
-      </w:r>
-      <w:r>
-        <w:rPr>
-          <w:rFonts w:ascii="Charis SIL Regular" w:hAnsi="Charis SIL Regular" w:eastAsia="Charis SIL Regular"/>
-          <w:b w:val="0"/>
-          <w:i w:val="0"/>
-          <w:color w:val="0000FF"/>
-          <w:sz w:val="24"/>
-          <w:u w:val="single"/>
-        </w:rPr>
-        <w:hyperlink r:id="rId24" w:history="1">
-          <w:r>
-            <w:rPr>
-              <w:rStyle w:val="Hyperlink"/>
-            </w:rPr>
-            <w:t>083295</w:t>
-          </w:r>
-        </w:hyperlink>
-      </w:r>
-      <w:r>
-        <w:rPr>
-          <w:rFonts w:ascii="Charis SIL Regular" w:hAnsi="Charis SIL Regular" w:eastAsia="Charis SIL Regular"/>
-          <w:b w:val="0"/>
-          <w:i w:val="0"/>
-          <w:color w:val="000000"/>
-          <w:sz w:val="24"/>
-        </w:rPr>
-        <w:t xml:space="preserve">, </w:t>
-      </w:r>
-      <w:r>
-        <w:rPr>
-          <w:rFonts w:ascii="Charis SIL Regular" w:hAnsi="Charis SIL Regular" w:eastAsia="Charis SIL Regular"/>
-          <w:b w:val="0"/>
-          <w:i w:val="0"/>
-          <w:color w:val="0000FF"/>
-          <w:sz w:val="24"/>
-          <w:u w:val="single"/>
-        </w:rPr>
-        <w:hyperlink r:id="rId25" w:history="1">
+        <w:hyperlink r:id="rId23" w:history="1">
           <w:r>
             <w:rPr>
               <w:rStyle w:val="Hyperlink"/>

--- a/EXPORTS/DOCX/published/niveau3/English/TropischLandbouwMus.docx
+++ b/EXPORTS/DOCX/published/niveau3/English/TropischLandbouwMus.docx
@@ -858,7 +858,7 @@
           <w:sz w:val="24"/>
           <w:u w:val="single"/>
         </w:rPr>
-        <w:hyperlink r:id="rId12" w:history="1">
+        <w:hyperlink r:id="rId11" w:history="1">
           <w:r>
             <w:rPr>
               <w:rStyle w:val="Hyperlink"/>
@@ -887,7 +887,7 @@
           <w:sz w:val="24"/>
           <w:u w:val="single"/>
         </w:rPr>
-        <w:hyperlink r:id="rId12" w:history="1">
+        <w:hyperlink r:id="rId11" w:history="1">
           <w:r>
             <w:rPr>
               <w:rStyle w:val="Hyperlink"/>
@@ -905,7 +905,7 @@
           <w:sz w:val="24"/>
           <w:u w:val="single"/>
         </w:rPr>
-        <w:hyperlink r:id="rId12" w:history="1">
+        <w:hyperlink r:id="rId11" w:history="1">
           <w:r>
             <w:rPr>
               <w:rStyle w:val="Hyperlink"/>
@@ -934,7 +934,7 @@
           <w:sz w:val="24"/>
           <w:u w:val="single"/>
         </w:rPr>
-        <w:hyperlink r:id="rId12" w:history="1">
+        <w:hyperlink r:id="rId11" w:history="1">
           <w:r>
             <w:rPr>
               <w:rStyle w:val="Hyperlink"/>
@@ -952,7 +952,7 @@
           <w:sz w:val="24"/>
           <w:u w:val="single"/>
         </w:rPr>
-        <w:hyperlink r:id="rId12" w:history="1">
+        <w:hyperlink r:id="rId11" w:history="1">
           <w:r>
             <w:rPr>
               <w:rStyle w:val="Hyperlink"/>
@@ -3998,7 +3998,14 @@
           <w:color w:val="000000"/>
           <w:sz w:val="24"/>
         </w:rPr>
-        <w:t xml:space="preserve">, </w:t>
+        <w:hyperlink r:id="rId23" w:history="1">
+          <w:r>
+            <w:rPr>
+              <w:rStyle w:val="Hyperlink"/>
+            </w:rPr>
+            <w:t xml:space="preserve">, </w:t>
+          </w:r>
+        </w:hyperlink>
       </w:r>
       <w:r>
         <w:rPr>
@@ -4074,7 +4081,7 @@
           <w:sz w:val="24"/>
           <w:u w:val="single"/>
         </w:rPr>
-        <w:hyperlink r:id="rId23" w:history="1">
+        <w:hyperlink r:id="rId24" w:history="1">
           <w:r>
             <w:rPr>
               <w:rStyle w:val="Hyperlink"/>
@@ -4085,21 +4092,13 @@
       </w:r>
       <w:r>
         <w:rPr>
-          <w:u w:val="single" w:color="0000ff"/>
           <w:rFonts w:ascii="Charis SIL Regular" w:hAnsi="Charis SIL Regular" w:eastAsia="Charis SIL Regular"/>
           <w:b w:val="0"/>
           <w:i w:val="0"/>
           <w:color w:val="000000"/>
           <w:sz w:val="24"/>
         </w:rPr>
-        <w:hyperlink r:id="rId23" w:history="1">
-          <w:r>
-            <w:rPr>
-              <w:rStyle w:val="Hyperlink"/>
-            </w:rPr>
-            <w:t xml:space="preserve">, </w:t>
-          </w:r>
-        </w:hyperlink>
+        <w:t xml:space="preserve">, </w:t>
       </w:r>
       <w:r>
         <w:rPr>
@@ -4110,7 +4109,7 @@
           <w:sz w:val="24"/>
           <w:u w:val="single"/>
         </w:rPr>
-        <w:hyperlink r:id="rId23" w:history="1">
+        <w:hyperlink r:id="rId25" w:history="1">
           <w:r>
             <w:rPr>
               <w:rStyle w:val="Hyperlink"/>

--- a/EXPORTS/DOCX/published/niveau3/English/TropischLandbouwMus.docx
+++ b/EXPORTS/DOCX/published/niveau3/English/TropischLandbouwMus.docx
@@ -838,110 +838,8 @@
           <w:i w:val="0"/>
           <w:color w:val="0000FF"/>
           <w:sz w:val="24"/>
-          <w:u w:val="single"/>
-        </w:rPr>
-        <w:hyperlink r:id="rId12" w:history="1">
-          <w:r>
-            <w:rPr>
-              <w:rStyle w:val="Hyperlink"/>
-            </w:rPr>
-            <w:t>Rijk</w:t>
-          </w:r>
-        </w:hyperlink>
-      </w:r>
-      <w:r>
-        <w:rPr>
-          <w:rFonts w:ascii="Charis SIL Regular" w:hAnsi="Charis SIL Regular" w:eastAsia="Charis SIL Regular"/>
-          <w:b w:val="0"/>
-          <w:i w:val="0"/>
-          <w:color w:val="0000FF"/>
-          <w:sz w:val="24"/>
-          <w:u w:val="single"/>
-        </w:rPr>
-        <w:hyperlink r:id="rId11" w:history="1">
-          <w:r>
-            <w:rPr>
-              <w:rStyle w:val="Hyperlink"/>
-            </w:rPr>
-            <w:t>smuseum</w:t>
-          </w:r>
-        </w:hyperlink>
-      </w:r>
-      <w:r>
-        <w:rPr>
-          <w:rFonts w:ascii="Charis SIL Regular" w:hAnsi="Charis SIL Regular" w:eastAsia="Charis SIL Regular"/>
-          <w:b w:val="0"/>
-          <w:i w:val="0"/>
-          <w:color w:val="0000FF"/>
-          <w:sz w:val="24"/>
-          <w:u w:val="single"/>
-        </w:rPr>
-        <w:t xml:space="preserve"> </w:t>
-      </w:r>
-      <w:r>
-        <w:rPr>
-          <w:rFonts w:ascii="Charis SIL Regular" w:hAnsi="Charis SIL Regular" w:eastAsia="Charis SIL Regular"/>
-          <w:b w:val="0"/>
-          <w:i w:val="0"/>
-          <w:color w:val="0000FF"/>
-          <w:sz w:val="24"/>
-          <w:u w:val="single"/>
-        </w:rPr>
-        <w:hyperlink r:id="rId11" w:history="1">
-          <w:r>
-            <w:rPr>
-              <w:rStyle w:val="Hyperlink"/>
-            </w:rPr>
-            <w:t>voo</w:t>
-          </w:r>
-        </w:hyperlink>
-      </w:r>
-      <w:r>
-        <w:rPr>
-          <w:rFonts w:ascii="Charis SIL Regular" w:hAnsi="Charis SIL Regular" w:eastAsia="Charis SIL Regular"/>
-          <w:b w:val="0"/>
-          <w:i w:val="0"/>
-          <w:color w:val="0000FF"/>
-          <w:sz w:val="24"/>
-          <w:u w:val="single"/>
-        </w:rPr>
-        <w:hyperlink r:id="rId11" w:history="1">
-          <w:r>
-            <w:rPr>
-              <w:rStyle w:val="Hyperlink"/>
-            </w:rPr>
-            <w:t>r</w:t>
-          </w:r>
-        </w:hyperlink>
-      </w:r>
-      <w:r>
-        <w:rPr>
-          <w:rFonts w:ascii="Charis SIL Regular" w:hAnsi="Charis SIL Regular" w:eastAsia="Charis SIL Regular"/>
-          <w:b w:val="0"/>
-          <w:i w:val="0"/>
-          <w:color w:val="0000FF"/>
-          <w:sz w:val="24"/>
-          <w:u w:val="single"/>
-        </w:rPr>
-        <w:t xml:space="preserve"> </w:t>
-      </w:r>
-      <w:r>
-        <w:rPr>
-          <w:rFonts w:ascii="Charis SIL Regular" w:hAnsi="Charis SIL Regular" w:eastAsia="Charis SIL Regular"/>
-          <w:b w:val="0"/>
-          <w:i w:val="0"/>
-          <w:color w:val="0000FF"/>
-          <w:sz w:val="24"/>
-          <w:u w:val="single"/>
-        </w:rPr>
-        <w:hyperlink r:id="rId11" w:history="1">
-          <w:r>
-            <w:rPr>
-              <w:rStyle w:val="Hyperlink"/>
-            </w:rPr>
-            <w:t>Volkenk</w:t>
-          </w:r>
-        </w:hyperlink>
+        </w:rPr>
+        <w:t>Rijksmuseum voor Volkenk</w:t>
       </w:r>
       <w:r>
         <w:rPr>
@@ -3126,7 +3024,7 @@
           <w:sz w:val="24"/>
           <w:u w:val="single"/>
         </w:rPr>
-        <w:t>Scientific research in co</w:t>
+        <w:t>Scientific research in col</w:t>
       </w:r>
       <w:r>
         <w:rPr>
@@ -3137,7 +3035,7 @@
           <w:sz w:val="24"/>
           <w:u w:val="single"/>
         </w:rPr>
-        <w:t>l</w:t>
+        <w:t>onised territorie</w:t>
       </w:r>
       <w:r>
         <w:rPr>
@@ -3146,9 +3044,8 @@
           <w:i w:val="0"/>
           <w:color w:val="0000FF"/>
           <w:sz w:val="24"/>
-          <w:u w:val="single"/>
-        </w:rPr>
-        <w:t>onised territories</w:t>
+        </w:rPr>
+        <w:t>s</w:t>
       </w:r>
       <w:r>
         <w:br/>

--- a/EXPORTS/DOCX/published/niveau3/English/TropischLandbouwMus.docx
+++ b/EXPORTS/DOCX/published/niveau3/English/TropischLandbouwMus.docx
@@ -838,8 +838,85 @@
           <w:i w:val="0"/>
           <w:color w:val="0000FF"/>
           <w:sz w:val="24"/>
-        </w:rPr>
-        <w:t>Rijksmuseum voor Volkenk</w:t>
+          <w:u w:val="single"/>
+        </w:rPr>
+        <w:hyperlink r:id="rId12" w:history="1">
+          <w:r>
+            <w:rPr>
+              <w:rStyle w:val="Hyperlink"/>
+            </w:rPr>
+            <w:t>Rijk</w:t>
+          </w:r>
+        </w:hyperlink>
+      </w:r>
+      <w:r>
+        <w:rPr>
+          <w:rFonts w:ascii="Charis SIL Regular" w:hAnsi="Charis SIL Regular" w:eastAsia="Charis SIL Regular"/>
+          <w:b w:val="0"/>
+          <w:i w:val="0"/>
+          <w:color w:val="0000FF"/>
+          <w:sz w:val="24"/>
+          <w:u w:val="single"/>
+        </w:rPr>
+        <w:hyperlink r:id="rId11" w:history="1">
+          <w:r>
+            <w:rPr>
+              <w:rStyle w:val="Hyperlink"/>
+            </w:rPr>
+            <w:t>smuseum</w:t>
+          </w:r>
+        </w:hyperlink>
+      </w:r>
+      <w:r>
+        <w:rPr>
+          <w:rFonts w:ascii="Charis SIL Regular" w:hAnsi="Charis SIL Regular" w:eastAsia="Charis SIL Regular"/>
+          <w:b w:val="0"/>
+          <w:i w:val="0"/>
+          <w:color w:val="0000FF"/>
+          <w:sz w:val="24"/>
+          <w:u w:val="single"/>
+        </w:rPr>
+        <w:t xml:space="preserve"> </w:t>
+      </w:r>
+      <w:r>
+        <w:rPr>
+          <w:rFonts w:ascii="Charis SIL Regular" w:hAnsi="Charis SIL Regular" w:eastAsia="Charis SIL Regular"/>
+          <w:b w:val="0"/>
+          <w:i w:val="0"/>
+          <w:color w:val="0000FF"/>
+          <w:sz w:val="24"/>
+          <w:u w:val="single"/>
+        </w:rPr>
+        <w:t>voor</w:t>
+      </w:r>
+      <w:r>
+        <w:rPr>
+          <w:rFonts w:ascii="Charis SIL Regular" w:hAnsi="Charis SIL Regular" w:eastAsia="Charis SIL Regular"/>
+          <w:b w:val="0"/>
+          <w:i w:val="0"/>
+          <w:color w:val="0000FF"/>
+          <w:sz w:val="24"/>
+          <w:u w:val="single"/>
+        </w:rPr>
+        <w:t xml:space="preserve"> </w:t>
+      </w:r>
+      <w:r>
+        <w:rPr>
+          <w:rFonts w:ascii="Charis SIL Regular" w:hAnsi="Charis SIL Regular" w:eastAsia="Charis SIL Regular"/>
+          <w:b w:val="0"/>
+          <w:i w:val="0"/>
+          <w:color w:val="0000FF"/>
+          <w:sz w:val="24"/>
+          <w:u w:val="single"/>
+        </w:rPr>
+        <w:hyperlink r:id="rId12" w:history="1">
+          <w:r>
+            <w:rPr>
+              <w:rStyle w:val="Hyperlink"/>
+            </w:rPr>
+            <w:t>Volkenk</w:t>
+          </w:r>
+        </w:hyperlink>
       </w:r>
       <w:r>
         <w:rPr>
@@ -3024,7 +3101,7 @@
           <w:sz w:val="24"/>
           <w:u w:val="single"/>
         </w:rPr>
-        <w:t>Scientific research in col</w:t>
+        <w:t>Scientific research in co</w:t>
       </w:r>
       <w:r>
         <w:rPr>
@@ -3035,7 +3112,7 @@
           <w:sz w:val="24"/>
           <w:u w:val="single"/>
         </w:rPr>
-        <w:t>onised territorie</w:t>
+        <w:t>l</w:t>
       </w:r>
       <w:r>
         <w:rPr>
@@ -3044,8 +3121,9 @@
           <w:i w:val="0"/>
           <w:color w:val="0000FF"/>
           <w:sz w:val="24"/>
-        </w:rPr>
-        <w:t>s</w:t>
+          <w:u w:val="single"/>
+        </w:rPr>
+        <w:t>onised territories</w:t>
       </w:r>
       <w:r>
         <w:br/>
@@ -3895,14 +3973,7 @@
           <w:color w:val="000000"/>
           <w:sz w:val="24"/>
         </w:rPr>
-        <w:hyperlink r:id="rId23" w:history="1">
-          <w:r>
-            <w:rPr>
-              <w:rStyle w:val="Hyperlink"/>
-            </w:rPr>
-            <w:t xml:space="preserve">, </w:t>
-          </w:r>
-        </w:hyperlink>
+        <w:t xml:space="preserve">, </w:t>
       </w:r>
       <w:r>
         <w:rPr>
@@ -3989,6 +4060,7 @@
       </w:r>
       <w:r>
         <w:rPr>
+          <w:u w:val="single" w:color="0000ff"/>
           <w:rFonts w:ascii="Charis SIL Regular" w:hAnsi="Charis SIL Regular" w:eastAsia="Charis SIL Regular"/>
           <w:b w:val="0"/>
           <w:i w:val="0"/>

--- a/EXPORTS/DOCX/published/niveau3/English/TropischLandbouwMus.docx
+++ b/EXPORTS/DOCX/published/niveau3/English/TropischLandbouwMus.docx
@@ -838,7 +838,6 @@
           <w:i w:val="0"/>
           <w:color w:val="0000FF"/>
           <w:sz w:val="24"/>
-          <w:u w:val="single"/>
         </w:rPr>
         <w:hyperlink r:id="rId12" w:history="1">
           <w:r>
@@ -887,7 +886,14 @@
           <w:sz w:val="24"/>
           <w:u w:val="single"/>
         </w:rPr>
-        <w:t>voor</w:t>
+        <w:hyperlink r:id="rId11" w:history="1">
+          <w:r>
+            <w:rPr>
+              <w:rStyle w:val="Hyperlink"/>
+            </w:rPr>
+            <w:t>voo</w:t>
+          </w:r>
+        </w:hyperlink>
       </w:r>
       <w:r>
         <w:rPr>
@@ -898,7 +904,14 @@
           <w:sz w:val="24"/>
           <w:u w:val="single"/>
         </w:rPr>
-        <w:t xml:space="preserve"> </w:t>
+        <w:hyperlink r:id="rId11" w:history="1">
+          <w:r>
+            <w:rPr>
+              <w:rStyle w:val="Hyperlink"/>
+            </w:rPr>
+            <w:t>r</w:t>
+          </w:r>
+        </w:hyperlink>
       </w:r>
       <w:r>
         <w:rPr>
@@ -909,7 +922,18 @@
           <w:sz w:val="24"/>
           <w:u w:val="single"/>
         </w:rPr>
-        <w:hyperlink r:id="rId12" w:history="1">
+        <w:t xml:space="preserve"> </w:t>
+      </w:r>
+      <w:r>
+        <w:rPr>
+          <w:rFonts w:ascii="Charis SIL Regular" w:hAnsi="Charis SIL Regular" w:eastAsia="Charis SIL Regular"/>
+          <w:b w:val="0"/>
+          <w:i w:val="0"/>
+          <w:color w:val="0000FF"/>
+          <w:sz w:val="24"/>
+          <w:u w:val="single"/>
+        </w:rPr>
+        <w:hyperlink r:id="rId11" w:history="1">
           <w:r>
             <w:rPr>
               <w:rStyle w:val="Hyperlink"/>
@@ -4049,7 +4073,7 @@
           <w:sz w:val="24"/>
           <w:u w:val="single"/>
         </w:rPr>
-        <w:hyperlink r:id="rId24" w:history="1">
+        <w:hyperlink r:id="rId23" w:history="1">
           <w:r>
             <w:rPr>
               <w:rStyle w:val="Hyperlink"/>
@@ -4067,7 +4091,14 @@
           <w:color w:val="000000"/>
           <w:sz w:val="24"/>
         </w:rPr>
-        <w:t xml:space="preserve">, </w:t>
+        <w:hyperlink r:id="rId23" w:history="1">
+          <w:r>
+            <w:rPr>
+              <w:rStyle w:val="Hyperlink"/>
+            </w:rPr>
+            <w:t xml:space="preserve">, </w:t>
+          </w:r>
+        </w:hyperlink>
       </w:r>
       <w:r>
         <w:rPr>
@@ -4078,7 +4109,7 @@
           <w:sz w:val="24"/>
           <w:u w:val="single"/>
         </w:rPr>
-        <w:hyperlink r:id="rId25" w:history="1">
+        <w:hyperlink r:id="rId23" w:history="1">
           <w:r>
             <w:rPr>
               <w:rStyle w:val="Hyperlink"/>

--- a/EXPORTS/DOCX/published/niveau3/English/TropischLandbouwMus.docx
+++ b/EXPORTS/DOCX/published/niveau3/English/TropischLandbouwMus.docx
@@ -838,9 +838,8 @@
           <w:i w:val="0"/>
           <w:color w:val="0000FF"/>
           <w:sz w:val="24"/>
-          <w:u w:val="single"/>
-        </w:rPr>
-        <w:t>Rijk</w:t>
+        </w:rPr>
+        <w:t>Rijksmuseum voor Volkenk</w:t>
       </w:r>
       <w:r>
         <w:rPr>
@@ -851,36 +850,7 @@
           <w:sz w:val="24"/>
           <w:u w:val="single"/>
         </w:rPr>
-        <w:t xml:space="preserve">smuseum voor </w:t>
-      </w:r>
-      <w:r>
-        <w:rPr>
-          <w:rFonts w:ascii="Charis SIL Regular" w:hAnsi="Charis SIL Regular" w:eastAsia="Charis SIL Regular"/>
-          <w:b w:val="0"/>
-          <w:i w:val="0"/>
-          <w:color w:val="0000FF"/>
-          <w:sz w:val="24"/>
-          <w:u w:val="single"/>
-        </w:rPr>
-        <w:hyperlink r:id="rId12" w:history="1">
-          <w:r>
-            <w:rPr>
-              <w:rStyle w:val="Hyperlink"/>
-            </w:rPr>
-            <w:t>Volkenk</w:t>
-          </w:r>
-        </w:hyperlink>
-      </w:r>
-      <w:r>
-        <w:rPr>
-          <w:rFonts w:ascii="Charis SIL Regular" w:hAnsi="Charis SIL Regular" w:eastAsia="Charis SIL Regular"/>
-          <w:b w:val="0"/>
-          <w:i w:val="0"/>
-          <w:color w:val="0000FF"/>
-          <w:sz w:val="24"/>
-          <w:u w:val="single"/>
-        </w:rPr>
-        <w:hyperlink r:id="rId12" w:history="1">
+        <w:hyperlink r:id="rId11" w:history="1">
           <w:r>
             <w:rPr>
               <w:rStyle w:val="Hyperlink"/>
@@ -3955,7 +3925,7 @@
           <w:sz w:val="24"/>
           <w:u w:val="single"/>
         </w:rPr>
-        <w:hyperlink r:id="rId23" w:history="1">
+        <w:hyperlink r:id="rId24" w:history="1">
           <w:r>
             <w:rPr>
               <w:rStyle w:val="Hyperlink"/>
@@ -3984,7 +3954,7 @@
           <w:sz w:val="24"/>
           <w:u w:val="single"/>
         </w:rPr>
-        <w:hyperlink r:id="rId23" w:history="1">
+        <w:hyperlink r:id="rId24" w:history="1">
           <w:r>
             <w:rPr>
               <w:rStyle w:val="Hyperlink"/>
@@ -4038,7 +4008,7 @@
           <w:sz w:val="24"/>
           <w:u w:val="single"/>
         </w:rPr>
-        <w:hyperlink r:id="rId25" w:history="1">
+        <w:hyperlink r:id="rId23" w:history="1">
           <w:r>
             <w:rPr>
               <w:rStyle w:val="Hyperlink"/>

--- a/EXPORTS/DOCX/published/niveau3/English/TropischLandbouwMus.docx
+++ b/EXPORTS/DOCX/published/niveau3/English/TropischLandbouwMus.docx
@@ -838,8 +838,16 @@
           <w:i w:val="0"/>
           <w:color w:val="0000FF"/>
           <w:sz w:val="24"/>
-        </w:rPr>
-        <w:t>Rijksmuseum voor Volkenk</w:t>
+          <w:u w:val="single"/>
+        </w:rPr>
+        <w:hyperlink r:id="rId12" w:history="1">
+          <w:r>
+            <w:rPr>
+              <w:rStyle w:val="Hyperlink"/>
+            </w:rPr>
+            <w:t>Rijk</w:t>
+          </w:r>
+        </w:hyperlink>
       </w:r>
       <w:r>
         <w:rPr>
@@ -850,7 +858,101 @@
           <w:sz w:val="24"/>
           <w:u w:val="single"/>
         </w:rPr>
-        <w:hyperlink r:id="rId11" w:history="1">
+        <w:hyperlink r:id="rId12" w:history="1">
+          <w:r>
+            <w:rPr>
+              <w:rStyle w:val="Hyperlink"/>
+            </w:rPr>
+            <w:t>smuseum</w:t>
+          </w:r>
+        </w:hyperlink>
+      </w:r>
+      <w:r>
+        <w:rPr>
+          <w:rFonts w:ascii="Charis SIL Regular" w:hAnsi="Charis SIL Regular" w:eastAsia="Charis SIL Regular"/>
+          <w:b w:val="0"/>
+          <w:i w:val="0"/>
+          <w:color w:val="0000FF"/>
+          <w:sz w:val="24"/>
+          <w:u w:val="single"/>
+        </w:rPr>
+        <w:t xml:space="preserve"> </w:t>
+      </w:r>
+      <w:r>
+        <w:rPr>
+          <w:rFonts w:ascii="Charis SIL Regular" w:hAnsi="Charis SIL Regular" w:eastAsia="Charis SIL Regular"/>
+          <w:b w:val="0"/>
+          <w:i w:val="0"/>
+          <w:color w:val="0000FF"/>
+          <w:sz w:val="24"/>
+          <w:u w:val="single"/>
+        </w:rPr>
+        <w:hyperlink r:id="rId12" w:history="1">
+          <w:r>
+            <w:rPr>
+              <w:rStyle w:val="Hyperlink"/>
+            </w:rPr>
+            <w:t>voo</w:t>
+          </w:r>
+        </w:hyperlink>
+      </w:r>
+      <w:r>
+        <w:rPr>
+          <w:rFonts w:ascii="Charis SIL Regular" w:hAnsi="Charis SIL Regular" w:eastAsia="Charis SIL Regular"/>
+          <w:b w:val="0"/>
+          <w:i w:val="0"/>
+          <w:color w:val="0000FF"/>
+          <w:sz w:val="24"/>
+          <w:u w:val="single"/>
+        </w:rPr>
+        <w:hyperlink r:id="rId12" w:history="1">
+          <w:r>
+            <w:rPr>
+              <w:rStyle w:val="Hyperlink"/>
+            </w:rPr>
+            <w:t>r</w:t>
+          </w:r>
+        </w:hyperlink>
+      </w:r>
+      <w:r>
+        <w:rPr>
+          <w:rFonts w:ascii="Charis SIL Regular" w:hAnsi="Charis SIL Regular" w:eastAsia="Charis SIL Regular"/>
+          <w:b w:val="0"/>
+          <w:i w:val="0"/>
+          <w:color w:val="0000FF"/>
+          <w:sz w:val="24"/>
+          <w:u w:val="single"/>
+        </w:rPr>
+        <w:t xml:space="preserve"> </w:t>
+      </w:r>
+      <w:r>
+        <w:rPr>
+          <w:rFonts w:ascii="Charis SIL Regular" w:hAnsi="Charis SIL Regular" w:eastAsia="Charis SIL Regular"/>
+          <w:b w:val="0"/>
+          <w:i w:val="0"/>
+          <w:color w:val="0000FF"/>
+          <w:sz w:val="24"/>
+          <w:u w:val="single"/>
+        </w:rPr>
+        <w:hyperlink r:id="rId12" w:history="1">
+          <w:r>
+            <w:rPr>
+              <w:rStyle w:val="Hyperlink"/>
+            </w:rPr>
+            <w:t>Volkenk</w:t>
+          </w:r>
+        </w:hyperlink>
+      </w:r>
+      <w:r>
+        <w:rPr>
+          <w:rFonts w:ascii="Charis SIL Regular" w:hAnsi="Charis SIL Regular" w:eastAsia="Charis SIL Regular"/>
+          <w:b w:val="0"/>
+          <w:i w:val="0"/>
+          <w:color w:val="0000FF"/>
+          <w:sz w:val="24"/>
+          <w:u w:val="single"/>
+        </w:rPr>
+        <w:hyperlink r:id="rId12" w:history="1">
           <w:r>
             <w:rPr>
               <w:rStyle w:val="Hyperlink"/>
@@ -3896,7 +3998,14 @@
           <w:color w:val="000000"/>
           <w:sz w:val="24"/>
         </w:rPr>
-        <w:t xml:space="preserve">, </w:t>
+        <w:hyperlink r:id="rId23" w:history="1">
+          <w:r>
+            <w:rPr>
+              <w:rStyle w:val="Hyperlink"/>
+            </w:rPr>
+            <w:t xml:space="preserve">, </w:t>
+          </w:r>
+        </w:hyperlink>
       </w:r>
       <w:r>
         <w:rPr>
@@ -3972,7 +4081,7 @@
           <w:sz w:val="24"/>
           <w:u w:val="single"/>
         </w:rPr>
-        <w:hyperlink r:id="rId23" w:history="1">
+        <w:hyperlink r:id="rId24" w:history="1">
           <w:r>
             <w:rPr>
               <w:rStyle w:val="Hyperlink"/>
@@ -3983,21 +4092,13 @@
       </w:r>
       <w:r>
         <w:rPr>
-          <w:u w:val="single" w:color="0000ff"/>
           <w:rFonts w:ascii="Charis SIL Regular" w:hAnsi="Charis SIL Regular" w:eastAsia="Charis SIL Regular"/>
           <w:b w:val="0"/>
           <w:i w:val="0"/>
           <w:color w:val="000000"/>
           <w:sz w:val="24"/>
         </w:rPr>
-        <w:hyperlink r:id="rId23" w:history="1">
-          <w:r>
-            <w:rPr>
-              <w:rStyle w:val="Hyperlink"/>
-            </w:rPr>
-            <w:t xml:space="preserve">, </w:t>
-          </w:r>
-        </w:hyperlink>
+        <w:t xml:space="preserve">, </w:t>
       </w:r>
       <w:r>
         <w:rPr>
@@ -4008,7 +4109,7 @@
           <w:sz w:val="24"/>
           <w:u w:val="single"/>
         </w:rPr>
-        <w:hyperlink r:id="rId23" w:history="1">
+        <w:hyperlink r:id="rId25" w:history="1">
           <w:r>
             <w:rPr>
               <w:rStyle w:val="Hyperlink"/>

--- a/EXPORTS/DOCX/published/niveau3/English/TropischLandbouwMus.docx
+++ b/EXPORTS/DOCX/published/niveau3/English/TropischLandbouwMus.docx
@@ -934,7 +934,7 @@
           <w:sz w:val="24"/>
           <w:u w:val="single"/>
         </w:rPr>
-        <w:hyperlink r:id="rId12" w:history="1">
+        <w:hyperlink r:id="rId11" w:history="1">
           <w:r>
             <w:rPr>
               <w:rStyle w:val="Hyperlink"/>
@@ -952,7 +952,7 @@
           <w:sz w:val="24"/>
           <w:u w:val="single"/>
         </w:rPr>
-        <w:hyperlink r:id="rId12" w:history="1">
+        <w:hyperlink r:id="rId11" w:history="1">
           <w:r>
             <w:rPr>
               <w:rStyle w:val="Hyperlink"/>
@@ -3998,14 +3998,7 @@
           <w:color w:val="000000"/>
           <w:sz w:val="24"/>
         </w:rPr>
-        <w:hyperlink r:id="rId23" w:history="1">
-          <w:r>
-            <w:rPr>
-              <w:rStyle w:val="Hyperlink"/>
-            </w:rPr>
-            <w:t xml:space="preserve">, </w:t>
-          </w:r>
-        </w:hyperlink>
+        <w:t xml:space="preserve">, </w:t>
       </w:r>
       <w:r>
         <w:rPr>
@@ -4092,6 +4085,7 @@
       </w:r>
       <w:r>
         <w:rPr>
+          <w:u w:val="single" w:color="0000ff"/>
           <w:rFonts w:ascii="Charis SIL Regular" w:hAnsi="Charis SIL Regular" w:eastAsia="Charis SIL Regular"/>
           <w:b w:val="0"/>
           <w:i w:val="0"/>
@@ -4109,7 +4103,7 @@
           <w:sz w:val="24"/>
           <w:u w:val="single"/>
         </w:rPr>
-        <w:hyperlink r:id="rId25" w:history="1">
+        <w:hyperlink r:id="rId23" w:history="1">
           <w:r>
             <w:rPr>
               <w:rStyle w:val="Hyperlink"/>

--- a/EXPORTS/DOCX/published/niveau3/English/TropischLandbouwMus.docx
+++ b/EXPORTS/DOCX/published/niveau3/English/TropischLandbouwMus.docx
@@ -840,14 +840,7 @@
           <w:sz w:val="24"/>
           <w:u w:val="single"/>
         </w:rPr>
-        <w:hyperlink r:id="rId12" w:history="1">
-          <w:r>
-            <w:rPr>
-              <w:rStyle w:val="Hyperlink"/>
-            </w:rPr>
-            <w:t>Rijk</w:t>
-          </w:r>
-        </w:hyperlink>
+        <w:t xml:space="preserve">Rijksmuseum voor </w:t>
       </w:r>
       <w:r>
         <w:rPr>
@@ -859,82 +852,6 @@
           <w:u w:val="single"/>
         </w:rPr>
         <w:hyperlink r:id="rId12" w:history="1">
-          <w:r>
-            <w:rPr>
-              <w:rStyle w:val="Hyperlink"/>
-            </w:rPr>
-            <w:t>smuseum</w:t>
-          </w:r>
-        </w:hyperlink>
-      </w:r>
-      <w:r>
-        <w:rPr>
-          <w:rFonts w:ascii="Charis SIL Regular" w:hAnsi="Charis SIL Regular" w:eastAsia="Charis SIL Regular"/>
-          <w:b w:val="0"/>
-          <w:i w:val="0"/>
-          <w:color w:val="0000FF"/>
-          <w:sz w:val="24"/>
-          <w:u w:val="single"/>
-        </w:rPr>
-        <w:t xml:space="preserve"> </w:t>
-      </w:r>
-      <w:r>
-        <w:rPr>
-          <w:rFonts w:ascii="Charis SIL Regular" w:hAnsi="Charis SIL Regular" w:eastAsia="Charis SIL Regular"/>
-          <w:b w:val="0"/>
-          <w:i w:val="0"/>
-          <w:color w:val="0000FF"/>
-          <w:sz w:val="24"/>
-          <w:u w:val="single"/>
-        </w:rPr>
-        <w:hyperlink r:id="rId12" w:history="1">
-          <w:r>
-            <w:rPr>
-              <w:rStyle w:val="Hyperlink"/>
-            </w:rPr>
-            <w:t>voo</w:t>
-          </w:r>
-        </w:hyperlink>
-      </w:r>
-      <w:r>
-        <w:rPr>
-          <w:rFonts w:ascii="Charis SIL Regular" w:hAnsi="Charis SIL Regular" w:eastAsia="Charis SIL Regular"/>
-          <w:b w:val="0"/>
-          <w:i w:val="0"/>
-          <w:color w:val="0000FF"/>
-          <w:sz w:val="24"/>
-          <w:u w:val="single"/>
-        </w:rPr>
-        <w:hyperlink r:id="rId12" w:history="1">
-          <w:r>
-            <w:rPr>
-              <w:rStyle w:val="Hyperlink"/>
-            </w:rPr>
-            <w:t>r</w:t>
-          </w:r>
-        </w:hyperlink>
-      </w:r>
-      <w:r>
-        <w:rPr>
-          <w:rFonts w:ascii="Charis SIL Regular" w:hAnsi="Charis SIL Regular" w:eastAsia="Charis SIL Regular"/>
-          <w:b w:val="0"/>
-          <w:i w:val="0"/>
-          <w:color w:val="0000FF"/>
-          <w:sz w:val="24"/>
-          <w:u w:val="single"/>
-        </w:rPr>
-        <w:t xml:space="preserve"> </w:t>
-      </w:r>
-      <w:r>
-        <w:rPr>
-          <w:rFonts w:ascii="Charis SIL Regular" w:hAnsi="Charis SIL Regular" w:eastAsia="Charis SIL Regular"/>
-          <w:b w:val="0"/>
-          <w:i w:val="0"/>
-          <w:color w:val="0000FF"/>
-          <w:sz w:val="24"/>
-          <w:u w:val="single"/>
-        </w:rPr>
-        <w:hyperlink r:id="rId11" w:history="1">
           <w:r>
             <w:rPr>
               <w:rStyle w:val="Hyperlink"/>
@@ -952,7 +869,7 @@
           <w:sz w:val="24"/>
           <w:u w:val="single"/>
         </w:rPr>
-        <w:hyperlink r:id="rId11" w:history="1">
+        <w:hyperlink r:id="rId12" w:history="1">
           <w:r>
             <w:rPr>
               <w:rStyle w:val="Hyperlink"/>
@@ -3126,7 +3043,7 @@
           <w:sz w:val="24"/>
           <w:u w:val="single"/>
         </w:rPr>
-        <w:t>Scientific research in co</w:t>
+        <w:t>Scientific research in col</w:t>
       </w:r>
       <w:r>
         <w:rPr>
@@ -3137,7 +3054,7 @@
           <w:sz w:val="24"/>
           <w:u w:val="single"/>
         </w:rPr>
-        <w:t>l</w:t>
+        <w:t>onised territorie</w:t>
       </w:r>
       <w:r>
         <w:rPr>
@@ -3146,9 +3063,8 @@
           <w:i w:val="0"/>
           <w:color w:val="0000FF"/>
           <w:sz w:val="24"/>
-          <w:u w:val="single"/>
-        </w:rPr>
-        <w:t>onised territories</w:t>
+        </w:rPr>
+        <w:t>s</w:t>
       </w:r>
       <w:r>
         <w:br/>
@@ -3998,7 +3914,14 @@
           <w:color w:val="000000"/>
           <w:sz w:val="24"/>
         </w:rPr>
-        <w:t xml:space="preserve">, </w:t>
+        <w:hyperlink r:id="rId23" w:history="1">
+          <w:r>
+            <w:rPr>
+              <w:rStyle w:val="Hyperlink"/>
+            </w:rPr>
+            <w:t xml:space="preserve">, </w:t>
+          </w:r>
+        </w:hyperlink>
       </w:r>
       <w:r>
         <w:rPr>
@@ -4085,7 +4008,6 @@
       </w:r>
       <w:r>
         <w:rPr>
-          <w:u w:val="single" w:color="0000ff"/>
           <w:rFonts w:ascii="Charis SIL Regular" w:hAnsi="Charis SIL Regular" w:eastAsia="Charis SIL Regular"/>
           <w:b w:val="0"/>
           <w:i w:val="0"/>
@@ -4103,7 +4025,7 @@
           <w:sz w:val="24"/>
           <w:u w:val="single"/>
         </w:rPr>
-        <w:hyperlink r:id="rId23" w:history="1">
+        <w:hyperlink r:id="rId25" w:history="1">
           <w:r>
             <w:rPr>
               <w:rStyle w:val="Hyperlink"/>

--- a/EXPORTS/DOCX/published/niveau3/English/TropischLandbouwMus.docx
+++ b/EXPORTS/DOCX/published/niveau3/English/TropischLandbouwMus.docx
@@ -840,7 +840,90 @@
           <w:sz w:val="24"/>
           <w:u w:val="single"/>
         </w:rPr>
-        <w:t xml:space="preserve">Rijksmuseum voor </w:t>
+        <w:hyperlink r:id="rId12" w:history="1">
+          <w:r>
+            <w:rPr>
+              <w:rStyle w:val="Hyperlink"/>
+            </w:rPr>
+            <w:t>Rijk</w:t>
+          </w:r>
+        </w:hyperlink>
+      </w:r>
+      <w:r>
+        <w:rPr>
+          <w:rFonts w:ascii="Charis SIL Regular" w:hAnsi="Charis SIL Regular" w:eastAsia="Charis SIL Regular"/>
+          <w:b w:val="0"/>
+          <w:i w:val="0"/>
+          <w:color w:val="0000FF"/>
+          <w:sz w:val="24"/>
+          <w:u w:val="single"/>
+        </w:rPr>
+        <w:hyperlink r:id="rId11" w:history="1">
+          <w:r>
+            <w:rPr>
+              <w:rStyle w:val="Hyperlink"/>
+            </w:rPr>
+            <w:t>smuseum</w:t>
+          </w:r>
+        </w:hyperlink>
+      </w:r>
+      <w:r>
+        <w:rPr>
+          <w:rFonts w:ascii="Charis SIL Regular" w:hAnsi="Charis SIL Regular" w:eastAsia="Charis SIL Regular"/>
+          <w:b w:val="0"/>
+          <w:i w:val="0"/>
+          <w:color w:val="0000FF"/>
+          <w:sz w:val="24"/>
+          <w:u w:val="single"/>
+        </w:rPr>
+        <w:t xml:space="preserve"> </w:t>
+      </w:r>
+      <w:r>
+        <w:rPr>
+          <w:rFonts w:ascii="Charis SIL Regular" w:hAnsi="Charis SIL Regular" w:eastAsia="Charis SIL Regular"/>
+          <w:b w:val="0"/>
+          <w:i w:val="0"/>
+          <w:color w:val="0000FF"/>
+          <w:sz w:val="24"/>
+          <w:u w:val="single"/>
+        </w:rPr>
+        <w:hyperlink r:id="rId12" w:history="1">
+          <w:r>
+            <w:rPr>
+              <w:rStyle w:val="Hyperlink"/>
+            </w:rPr>
+            <w:t>voo</w:t>
+          </w:r>
+        </w:hyperlink>
+      </w:r>
+      <w:r>
+        <w:rPr>
+          <w:rFonts w:ascii="Charis SIL Regular" w:hAnsi="Charis SIL Regular" w:eastAsia="Charis SIL Regular"/>
+          <w:b w:val="0"/>
+          <w:i w:val="0"/>
+          <w:color w:val="0000FF"/>
+          <w:sz w:val="24"/>
+          <w:u w:val="single"/>
+        </w:rPr>
+        <w:hyperlink r:id="rId12" w:history="1">
+          <w:r>
+            <w:rPr>
+              <w:rStyle w:val="Hyperlink"/>
+            </w:rPr>
+            <w:t>r</w:t>
+          </w:r>
+        </w:hyperlink>
+      </w:r>
+      <w:r>
+        <w:rPr>
+          <w:rFonts w:ascii="Charis SIL Regular" w:hAnsi="Charis SIL Regular" w:eastAsia="Charis SIL Regular"/>
+          <w:b w:val="0"/>
+          <w:i w:val="0"/>
+          <w:color w:val="0000FF"/>
+          <w:sz w:val="24"/>
+          <w:u w:val="single"/>
+        </w:rPr>
+        <w:t xml:space="preserve"> </w:t>
       </w:r>
       <w:r>
         <w:rPr>
@@ -3043,7 +3126,7 @@
           <w:sz w:val="24"/>
           <w:u w:val="single"/>
         </w:rPr>
-        <w:t>Scientific research in col</w:t>
+        <w:t>Scientific research in co</w:t>
       </w:r>
       <w:r>
         <w:rPr>
@@ -3054,7 +3137,7 @@
           <w:sz w:val="24"/>
           <w:u w:val="single"/>
         </w:rPr>
-        <w:t>onised territorie</w:t>
+        <w:t>l</w:t>
       </w:r>
       <w:r>
         <w:rPr>
@@ -3063,8 +3146,9 @@
           <w:i w:val="0"/>
           <w:color w:val="0000FF"/>
           <w:sz w:val="24"/>
-        </w:rPr>
-        <w:t>s</w:t>
+          <w:u w:val="single"/>
+        </w:rPr>
+        <w:t>onised territories</w:t>
       </w:r>
       <w:r>
         <w:br/>

--- a/EXPORTS/DOCX/published/niveau3/English/TropischLandbouwMus.docx
+++ b/EXPORTS/DOCX/published/niveau3/English/TropischLandbouwMus.docx
@@ -838,6 +838,7 @@
           <w:i w:val="0"/>
           <w:color w:val="0000FF"/>
           <w:sz w:val="24"/>
+          <w:u w:val="single"/>
         </w:rPr>
         <w:hyperlink r:id="rId12" w:history="1">
           <w:r>
@@ -904,14 +905,7 @@
           <w:sz w:val="24"/>
           <w:u w:val="single"/>
         </w:rPr>
-        <w:hyperlink r:id="rId11" w:history="1">
-          <w:r>
-            <w:rPr>
-              <w:rStyle w:val="Hyperlink"/>
-            </w:rPr>
-            <w:t>r</w:t>
-          </w:r>
-        </w:hyperlink>
+        <w:t>r</w:t>
       </w:r>
       <w:r>
         <w:rPr>
@@ -933,7 +927,7 @@
           <w:sz w:val="24"/>
           <w:u w:val="single"/>
         </w:rPr>
-        <w:hyperlink r:id="rId11" w:history="1">
+        <w:hyperlink r:id="rId12" w:history="1">
           <w:r>
             <w:rPr>
               <w:rStyle w:val="Hyperlink"/>
@@ -951,7 +945,7 @@
           <w:sz w:val="24"/>
           <w:u w:val="single"/>
         </w:rPr>
-        <w:hyperlink r:id="rId11" w:history="1">
+        <w:hyperlink r:id="rId12" w:history="1">
           <w:r>
             <w:rPr>
               <w:rStyle w:val="Hyperlink"/>

--- a/EXPORTS/DOCX/published/niveau3/English/TropischLandbouwMus.docx
+++ b/EXPORTS/DOCX/published/niveau3/English/TropischLandbouwMus.docx
@@ -840,14 +840,7 @@
           <w:sz w:val="24"/>
           <w:u w:val="single"/>
         </w:rPr>
-        <w:hyperlink r:id="rId12" w:history="1">
-          <w:r>
-            <w:rPr>
-              <w:rStyle w:val="Hyperlink"/>
-            </w:rPr>
-            <w:t>Rijk</w:t>
-          </w:r>
-        </w:hyperlink>
+        <w:t>Rijk</w:t>
       </w:r>
       <w:r>
         <w:rPr>
@@ -887,12 +880,12 @@
           <w:sz w:val="24"/>
           <w:u w:val="single"/>
         </w:rPr>
-        <w:hyperlink r:id="rId11" w:history="1">
+        <w:hyperlink r:id="rId12" w:history="1">
           <w:r>
             <w:rPr>
               <w:rStyle w:val="Hyperlink"/>
             </w:rPr>
-            <w:t>voo</w:t>
+            <w:t>voor</w:t>
           </w:r>
         </w:hyperlink>
       </w:r>
@@ -905,7 +898,7 @@
           <w:sz w:val="24"/>
           <w:u w:val="single"/>
         </w:rPr>
-        <w:t>r</w:t>
+        <w:t xml:space="preserve"> </w:t>
       </w:r>
       <w:r>
         <w:rPr>
@@ -916,18 +909,7 @@
           <w:sz w:val="24"/>
           <w:u w:val="single"/>
         </w:rPr>
-        <w:t xml:space="preserve"> </w:t>
-      </w:r>
-      <w:r>
-        <w:rPr>
-          <w:rFonts w:ascii="Charis SIL Regular" w:hAnsi="Charis SIL Regular" w:eastAsia="Charis SIL Regular"/>
-          <w:b w:val="0"/>
-          <w:i w:val="0"/>
-          <w:color w:val="0000FF"/>
-          <w:sz w:val="24"/>
-          <w:u w:val="single"/>
-        </w:rPr>
-        <w:hyperlink r:id="rId12" w:history="1">
+        <w:hyperlink r:id="rId11" w:history="1">
           <w:r>
             <w:rPr>
               <w:rStyle w:val="Hyperlink"/>
@@ -945,7 +927,7 @@
           <w:sz w:val="24"/>
           <w:u w:val="single"/>
         </w:rPr>
-        <w:hyperlink r:id="rId12" w:history="1">
+        <w:hyperlink r:id="rId11" w:history="1">
           <w:r>
             <w:rPr>
               <w:rStyle w:val="Hyperlink"/>

--- a/EXPORTS/DOCX/published/niveau3/English/TropischLandbouwMus.docx
+++ b/EXPORTS/DOCX/published/niveau3/English/TropischLandbouwMus.docx
@@ -838,9 +838,15 @@
           <w:i w:val="0"/>
           <w:color w:val="0000FF"/>
           <w:sz w:val="24"/>
-          <w:u w:val="single"/>
-        </w:rPr>
-        <w:t>Rijk</w:t>
+        </w:rPr>
+        <w:hyperlink r:id="rId12" w:history="1">
+          <w:r>
+            <w:rPr>
+              <w:rStyle w:val="Hyperlink"/>
+            </w:rPr>
+            <w:t>Rijk</w:t>
+          </w:r>
+        </w:hyperlink>
       </w:r>
       <w:r>
         <w:rPr>
@@ -880,12 +886,12 @@
           <w:sz w:val="24"/>
           <w:u w:val="single"/>
         </w:rPr>
-        <w:hyperlink r:id="rId12" w:history="1">
+        <w:hyperlink r:id="rId11" w:history="1">
           <w:r>
             <w:rPr>
               <w:rStyle w:val="Hyperlink"/>
             </w:rPr>
-            <w:t>voor</w:t>
+            <w:t>voo</w:t>
           </w:r>
         </w:hyperlink>
       </w:r>
@@ -898,7 +904,14 @@
           <w:sz w:val="24"/>
           <w:u w:val="single"/>
         </w:rPr>
-        <w:t xml:space="preserve"> </w:t>
+        <w:hyperlink r:id="rId11" w:history="1">
+          <w:r>
+            <w:rPr>
+              <w:rStyle w:val="Hyperlink"/>
+            </w:rPr>
+            <w:t>r</w:t>
+          </w:r>
+        </w:hyperlink>
       </w:r>
       <w:r>
         <w:rPr>
@@ -909,7 +922,18 @@
           <w:sz w:val="24"/>
           <w:u w:val="single"/>
         </w:rPr>
-        <w:hyperlink r:id="rId11" w:history="1">
+        <w:t xml:space="preserve"> </w:t>
+      </w:r>
+      <w:r>
+        <w:rPr>
+          <w:rFonts w:ascii="Charis SIL Regular" w:hAnsi="Charis SIL Regular" w:eastAsia="Charis SIL Regular"/>
+          <w:b w:val="0"/>
+          <w:i w:val="0"/>
+          <w:color w:val="0000FF"/>
+          <w:sz w:val="24"/>
+          <w:u w:val="single"/>
+        </w:rPr>
+        <w:hyperlink r:id="rId12" w:history="1">
           <w:r>
             <w:rPr>
               <w:rStyle w:val="Hyperlink"/>
@@ -927,7 +951,7 @@
           <w:sz w:val="24"/>
           <w:u w:val="single"/>
         </w:rPr>
-        <w:hyperlink r:id="rId11" w:history="1">
+        <w:hyperlink r:id="rId12" w:history="1">
           <w:r>
             <w:rPr>
               <w:rStyle w:val="Hyperlink"/>

--- a/EXPORTS/DOCX/published/niveau3/English/TropischLandbouwMus.docx
+++ b/EXPORTS/DOCX/published/niveau3/English/TropischLandbouwMus.docx
@@ -838,6 +838,7 @@
           <w:i w:val="0"/>
           <w:color w:val="0000FF"/>
           <w:sz w:val="24"/>
+          <w:u w:val="single"/>
         </w:rPr>
         <w:hyperlink r:id="rId12" w:history="1">
           <w:r>
@@ -886,7 +887,7 @@
           <w:sz w:val="24"/>
           <w:u w:val="single"/>
         </w:rPr>
-        <w:hyperlink r:id="rId11" w:history="1">
+        <w:hyperlink r:id="rId12" w:history="1">
           <w:r>
             <w:rPr>
               <w:rStyle w:val="Hyperlink"/>
@@ -904,7 +905,7 @@
           <w:sz w:val="24"/>
           <w:u w:val="single"/>
         </w:rPr>
-        <w:hyperlink r:id="rId11" w:history="1">
+        <w:hyperlink r:id="rId12" w:history="1">
           <w:r>
             <w:rPr>
               <w:rStyle w:val="Hyperlink"/>
@@ -1999,97 +2000,7 @@
           <w:color w:val="000000"/>
           <w:sz w:val="24"/>
         </w:rPr>
-        <w:t>i</w:t>
-      </w:r>
-      <w:r>
-        <w:rPr>
-          <w:u w:val="single" w:color="0000ff"/>
-          <w:rFonts w:ascii="Charis SIL Regular" w:hAnsi="Charis SIL Regular" w:eastAsia="Charis SIL Regular"/>
-          <w:b w:val="0"/>
-          <w:i w:val="0"/>
-          <w:color w:val="000000"/>
-          <w:sz w:val="24"/>
-        </w:rPr>
-        <w:hyperlink r:id="rId15" w:history="1">
-          <w:r>
-            <w:rPr>
-              <w:rStyle w:val="Hyperlink"/>
-            </w:rPr>
-            <w:t>ves of the as</w:t>
-          </w:r>
-        </w:hyperlink>
-      </w:r>
-      <w:r>
-        <w:rPr>
-          <w:u w:val="single" w:color="0000ff"/>
-          <w:rFonts w:ascii="Charis SIL Regular" w:hAnsi="Charis SIL Regular" w:eastAsia="Charis SIL Regular"/>
-          <w:b w:val="0"/>
-          <w:i w:val="0"/>
-          <w:color w:val="000000"/>
-          <w:sz w:val="24"/>
-        </w:rPr>
-        <w:hyperlink r:id="rId15" w:history="1">
-          <w:r>
-            <w:rPr>
-              <w:rStyle w:val="Hyperlink"/>
-            </w:rPr>
-            <w:t>s</w:t>
-          </w:r>
-        </w:hyperlink>
-      </w:r>
-      <w:r>
-        <w:rPr>
-          <w:u w:val="single" w:color="0000ff"/>
-          <w:rFonts w:ascii="Charis SIL Regular" w:hAnsi="Charis SIL Regular" w:eastAsia="Charis SIL Regular"/>
-          <w:b w:val="0"/>
-          <w:i w:val="0"/>
-          <w:color w:val="000000"/>
-          <w:sz w:val="24"/>
-        </w:rPr>
-        <w:hyperlink r:id="rId15" w:history="1">
-          <w:r>
-            <w:rPr>
-              <w:rStyle w:val="Hyperlink"/>
-            </w:rPr>
-            <w:t>o</w:t>
-          </w:r>
-        </w:hyperlink>
-      </w:r>
-      <w:r>
-        <w:rPr>
-          <w:u w:val="single" w:color="0000ff"/>
-          <w:rFonts w:ascii="Charis SIL Regular" w:hAnsi="Charis SIL Regular" w:eastAsia="Charis SIL Regular"/>
-          <w:b w:val="0"/>
-          <w:i w:val="0"/>
-          <w:color w:val="000000"/>
-          <w:sz w:val="24"/>
-        </w:rPr>
-        <w:hyperlink r:id="rId15" w:history="1">
-          <w:r>
-            <w:rPr>
-              <w:rStyle w:val="Hyperlink"/>
-            </w:rPr>
-            <w:t>c</w:t>
-          </w:r>
-        </w:hyperlink>
-      </w:r>
-      <w:r>
-        <w:rPr>
-          <w:u w:val="single" w:color="0000ff"/>
-          <w:rFonts w:ascii="Charis SIL Regular" w:hAnsi="Charis SIL Regular" w:eastAsia="Charis SIL Regular"/>
-          <w:b w:val="0"/>
-          <w:i w:val="0"/>
-          <w:color w:val="000000"/>
-          <w:sz w:val="24"/>
-        </w:rPr>
-        <w:hyperlink r:id="rId15" w:history="1">
-          <w:r>
-            <w:rPr>
-              <w:rStyle w:val="Hyperlink"/>
-            </w:rPr>
-            <w:t>iati</w:t>
-          </w:r>
-        </w:hyperlink>
+        <w:t>ives of the associati</w:t>
       </w:r>
       <w:r>
         <w:rPr>
@@ -2401,89 +2312,7 @@
           <w:color w:val="000000"/>
           <w:sz w:val="24"/>
         </w:rPr>
-        <w:t>museum collectio</w:t>
-      </w:r>
-      <w:r>
-        <w:rPr>
-          <w:u w:val="single" w:color="0000ff"/>
-          <w:rFonts w:ascii="Charis SIL Regular" w:hAnsi="Charis SIL Regular" w:eastAsia="Charis SIL Regular"/>
-          <w:b w:val="0"/>
-          <w:i w:val="0"/>
-          <w:color w:val="000000"/>
-          <w:sz w:val="24"/>
-        </w:rPr>
-        <w:hyperlink r:id="rId18" w:history="1">
-          <w:r>
-            <w:rPr>
-              <w:rStyle w:val="Hyperlink"/>
-            </w:rPr>
-            <w:t>n. Fina</w:t>
-          </w:r>
-        </w:hyperlink>
-      </w:r>
-      <w:r>
-        <w:rPr>
-          <w:u w:val="single" w:color="0000ff"/>
-          <w:rFonts w:ascii="Charis SIL Regular" w:hAnsi="Charis SIL Regular" w:eastAsia="Charis SIL Regular"/>
-          <w:b w:val="0"/>
-          <w:i w:val="0"/>
-          <w:color w:val="000000"/>
-          <w:sz w:val="24"/>
-        </w:rPr>
-        <w:hyperlink r:id="rId18" w:history="1">
-          <w:r>
-            <w:rPr>
-              <w:rStyle w:val="Hyperlink"/>
-            </w:rPr>
-            <w:t>lly, there i</w:t>
-          </w:r>
-        </w:hyperlink>
-      </w:r>
-      <w:r>
-        <w:rPr>
-          <w:u w:val="single" w:color="0000ff"/>
-          <w:rFonts w:ascii="Charis SIL Regular" w:hAnsi="Charis SIL Regular" w:eastAsia="Charis SIL Regular"/>
-          <w:b w:val="0"/>
-          <w:i w:val="0"/>
-          <w:color w:val="000000"/>
-          <w:sz w:val="24"/>
-        </w:rPr>
-        <w:hyperlink r:id="rId18" w:history="1">
-          <w:r>
-            <w:rPr>
-              <w:rStyle w:val="Hyperlink"/>
-            </w:rPr>
-            <w:t>s</w:t>
-          </w:r>
-        </w:hyperlink>
-      </w:r>
-      <w:r>
-        <w:rPr>
-          <w:u w:val="single" w:color="0000ff"/>
-          <w:rFonts w:ascii="Charis SIL Regular" w:hAnsi="Charis SIL Regular" w:eastAsia="Charis SIL Regular"/>
-          <w:b w:val="0"/>
-          <w:i w:val="0"/>
-          <w:color w:val="000000"/>
-          <w:sz w:val="24"/>
-        </w:rPr>
-        <w:hyperlink r:id="rId18" w:history="1">
-          <w:r>
-            <w:rPr>
-              <w:rStyle w:val="Hyperlink"/>
-            </w:rPr>
-            <w:t xml:space="preserve"> the arc</w:t>
-          </w:r>
-        </w:hyperlink>
-      </w:r>
-      <w:r>
-        <w:rPr>
-          <w:rFonts w:ascii="Charis SIL Regular" w:hAnsi="Charis SIL Regular" w:eastAsia="Charis SIL Regular"/>
-          <w:b w:val="0"/>
-          <w:i w:val="0"/>
-          <w:color w:val="000000"/>
-          <w:sz w:val="24"/>
-        </w:rPr>
-        <w:t xml:space="preserve">hive of the </w:t>
+        <w:t xml:space="preserve">museum collection. Finally, there is the archive of the </w:t>
       </w:r>
       <w:r>
         <w:rPr>
@@ -3997,6 +3826,100 @@
           <w:color w:val="000000"/>
           <w:sz w:val="24"/>
         </w:rPr>
+        <w:t xml:space="preserve">, </w:t>
+      </w:r>
+      <w:r>
+        <w:rPr>
+          <w:rFonts w:ascii="Charis SIL Regular" w:hAnsi="Charis SIL Regular" w:eastAsia="Charis SIL Regular"/>
+          <w:b w:val="0"/>
+          <w:i w:val="0"/>
+          <w:color w:val="0000FF"/>
+          <w:sz w:val="24"/>
+          <w:u w:val="single"/>
+        </w:rPr>
+        <w:hyperlink r:id="rId24" w:history="1">
+          <w:r>
+            <w:rPr>
+              <w:rStyle w:val="Hyperlink"/>
+            </w:rPr>
+            <w:t>ISB</w:t>
+          </w:r>
+        </w:hyperlink>
+      </w:r>
+      <w:r>
+        <w:rPr>
+          <w:rFonts w:ascii="Charis SIL Regular" w:hAnsi="Charis SIL Regular" w:eastAsia="Charis SIL Regular"/>
+          <w:b w:val="0"/>
+          <w:i w:val="0"/>
+          <w:color w:val="0000FF"/>
+          <w:sz w:val="24"/>
+          <w:u w:val="single"/>
+        </w:rPr>
+        <w:hyperlink r:id="rId23" w:history="1">
+          <w:r>
+            <w:rPr>
+              <w:rStyle w:val="Hyperlink"/>
+            </w:rPr>
+            <w:t>N</w:t>
+          </w:r>
+        </w:hyperlink>
+      </w:r>
+      <w:r>
+        <w:rPr>
+          <w:rFonts w:ascii="Charis SIL Regular" w:hAnsi="Charis SIL Regular" w:eastAsia="Charis SIL Regular"/>
+          <w:b w:val="0"/>
+          <w:i w:val="0"/>
+          <w:color w:val="0000FF"/>
+          <w:sz w:val="24"/>
+          <w:u w:val="single"/>
+        </w:rPr>
+        <w:t xml:space="preserve"> </w:t>
+      </w:r>
+      <w:r>
+        <w:rPr>
+          <w:rFonts w:ascii="Charis SIL Regular" w:hAnsi="Charis SIL Regular" w:eastAsia="Charis SIL Regular"/>
+          <w:b w:val="0"/>
+          <w:i w:val="0"/>
+          <w:color w:val="0000FF"/>
+          <w:sz w:val="24"/>
+          <w:u w:val="single"/>
+        </w:rPr>
+        <w:hyperlink r:id="rId24" w:history="1">
+          <w:r>
+            <w:rPr>
+              <w:rStyle w:val="Hyperlink"/>
+            </w:rPr>
+            <w:t>9789080</w:t>
+          </w:r>
+        </w:hyperlink>
+      </w:r>
+      <w:r>
+        <w:rPr>
+          <w:rFonts w:ascii="Charis SIL Regular" w:hAnsi="Charis SIL Regular" w:eastAsia="Charis SIL Regular"/>
+          <w:b w:val="0"/>
+          <w:i w:val="0"/>
+          <w:color w:val="0000FF"/>
+          <w:sz w:val="24"/>
+          <w:u w:val="single"/>
+        </w:rPr>
+        <w:hyperlink r:id="rId24" w:history="1">
+          <w:r>
+            <w:rPr>
+              <w:rStyle w:val="Hyperlink"/>
+            </w:rPr>
+            <w:t>083295</w:t>
+          </w:r>
+        </w:hyperlink>
+      </w:r>
+      <w:r>
+        <w:rPr>
+          <w:u w:val="single" w:color="0000ff"/>
+          <w:rFonts w:ascii="Charis SIL Regular" w:hAnsi="Charis SIL Regular" w:eastAsia="Charis SIL Regular"/>
+          <w:b w:val="0"/>
+          <w:i w:val="0"/>
+          <w:color w:val="000000"/>
+          <w:sz w:val="24"/>
+        </w:rPr>
         <w:hyperlink r:id="rId23" w:history="1">
           <w:r>
             <w:rPr>
@@ -4005,99 +3928,6 @@
             <w:t xml:space="preserve">, </w:t>
           </w:r>
         </w:hyperlink>
-      </w:r>
-      <w:r>
-        <w:rPr>
-          <w:rFonts w:ascii="Charis SIL Regular" w:hAnsi="Charis SIL Regular" w:eastAsia="Charis SIL Regular"/>
-          <w:b w:val="0"/>
-          <w:i w:val="0"/>
-          <w:color w:val="0000FF"/>
-          <w:sz w:val="24"/>
-          <w:u w:val="single"/>
-        </w:rPr>
-        <w:hyperlink r:id="rId24" w:history="1">
-          <w:r>
-            <w:rPr>
-              <w:rStyle w:val="Hyperlink"/>
-            </w:rPr>
-            <w:t>ISB</w:t>
-          </w:r>
-        </w:hyperlink>
-      </w:r>
-      <w:r>
-        <w:rPr>
-          <w:rFonts w:ascii="Charis SIL Regular" w:hAnsi="Charis SIL Regular" w:eastAsia="Charis SIL Regular"/>
-          <w:b w:val="0"/>
-          <w:i w:val="0"/>
-          <w:color w:val="0000FF"/>
-          <w:sz w:val="24"/>
-          <w:u w:val="single"/>
-        </w:rPr>
-        <w:hyperlink r:id="rId24" w:history="1">
-          <w:r>
-            <w:rPr>
-              <w:rStyle w:val="Hyperlink"/>
-            </w:rPr>
-            <w:t>N</w:t>
-          </w:r>
-        </w:hyperlink>
-      </w:r>
-      <w:r>
-        <w:rPr>
-          <w:rFonts w:ascii="Charis SIL Regular" w:hAnsi="Charis SIL Regular" w:eastAsia="Charis SIL Regular"/>
-          <w:b w:val="0"/>
-          <w:i w:val="0"/>
-          <w:color w:val="0000FF"/>
-          <w:sz w:val="24"/>
-          <w:u w:val="single"/>
-        </w:rPr>
-        <w:t xml:space="preserve"> </w:t>
-      </w:r>
-      <w:r>
-        <w:rPr>
-          <w:rFonts w:ascii="Charis SIL Regular" w:hAnsi="Charis SIL Regular" w:eastAsia="Charis SIL Regular"/>
-          <w:b w:val="0"/>
-          <w:i w:val="0"/>
-          <w:color w:val="0000FF"/>
-          <w:sz w:val="24"/>
-          <w:u w:val="single"/>
-        </w:rPr>
-        <w:hyperlink r:id="rId24" w:history="1">
-          <w:r>
-            <w:rPr>
-              <w:rStyle w:val="Hyperlink"/>
-            </w:rPr>
-            <w:t>9789080</w:t>
-          </w:r>
-        </w:hyperlink>
-      </w:r>
-      <w:r>
-        <w:rPr>
-          <w:rFonts w:ascii="Charis SIL Regular" w:hAnsi="Charis SIL Regular" w:eastAsia="Charis SIL Regular"/>
-          <w:b w:val="0"/>
-          <w:i w:val="0"/>
-          <w:color w:val="0000FF"/>
-          <w:sz w:val="24"/>
-          <w:u w:val="single"/>
-        </w:rPr>
-        <w:hyperlink r:id="rId24" w:history="1">
-          <w:r>
-            <w:rPr>
-              <w:rStyle w:val="Hyperlink"/>
-            </w:rPr>
-            <w:t>083295</w:t>
-          </w:r>
-        </w:hyperlink>
-      </w:r>
-      <w:r>
-        <w:rPr>
-          <w:rFonts w:ascii="Charis SIL Regular" w:hAnsi="Charis SIL Regular" w:eastAsia="Charis SIL Regular"/>
-          <w:b w:val="0"/>
-          <w:i w:val="0"/>
-          <w:color w:val="000000"/>
-          <w:sz w:val="24"/>
-        </w:rPr>
-        <w:t xml:space="preserve">, </w:t>
       </w:r>
       <w:r>
         <w:rPr>

--- a/EXPORTS/DOCX/published/niveau3/English/TropischLandbouwMus.docx
+++ b/EXPORTS/DOCX/published/niveau3/English/TropischLandbouwMus.docx
@@ -858,7 +858,7 @@
           <w:sz w:val="24"/>
           <w:u w:val="single"/>
         </w:rPr>
-        <w:hyperlink r:id="rId11" w:history="1">
+        <w:hyperlink r:id="rId12" w:history="1">
           <w:r>
             <w:rPr>
               <w:rStyle w:val="Hyperlink"/>
@@ -952,7 +952,7 @@
           <w:sz w:val="24"/>
           <w:u w:val="single"/>
         </w:rPr>
-        <w:hyperlink r:id="rId12" w:history="1">
+        <w:hyperlink r:id="rId11" w:history="1">
           <w:r>
             <w:rPr>
               <w:rStyle w:val="Hyperlink"/>
@@ -2000,7 +2000,97 @@
           <w:color w:val="000000"/>
           <w:sz w:val="24"/>
         </w:rPr>
-        <w:t>ives of the associati</w:t>
+        <w:t>i</w:t>
+      </w:r>
+      <w:r>
+        <w:rPr>
+          <w:u w:val="single" w:color="0000ff"/>
+          <w:rFonts w:ascii="Charis SIL Regular" w:hAnsi="Charis SIL Regular" w:eastAsia="Charis SIL Regular"/>
+          <w:b w:val="0"/>
+          <w:i w:val="0"/>
+          <w:color w:val="000000"/>
+          <w:sz w:val="24"/>
+        </w:rPr>
+        <w:hyperlink r:id="rId15" w:history="1">
+          <w:r>
+            <w:rPr>
+              <w:rStyle w:val="Hyperlink"/>
+            </w:rPr>
+            <w:t>ves of the as</w:t>
+          </w:r>
+        </w:hyperlink>
+      </w:r>
+      <w:r>
+        <w:rPr>
+          <w:u w:val="single" w:color="0000ff"/>
+          <w:rFonts w:ascii="Charis SIL Regular" w:hAnsi="Charis SIL Regular" w:eastAsia="Charis SIL Regular"/>
+          <w:b w:val="0"/>
+          <w:i w:val="0"/>
+          <w:color w:val="000000"/>
+          <w:sz w:val="24"/>
+        </w:rPr>
+        <w:hyperlink r:id="rId15" w:history="1">
+          <w:r>
+            <w:rPr>
+              <w:rStyle w:val="Hyperlink"/>
+            </w:rPr>
+            <w:t>s</w:t>
+          </w:r>
+        </w:hyperlink>
+      </w:r>
+      <w:r>
+        <w:rPr>
+          <w:u w:val="single" w:color="0000ff"/>
+          <w:rFonts w:ascii="Charis SIL Regular" w:hAnsi="Charis SIL Regular" w:eastAsia="Charis SIL Regular"/>
+          <w:b w:val="0"/>
+          <w:i w:val="0"/>
+          <w:color w:val="000000"/>
+          <w:sz w:val="24"/>
+        </w:rPr>
+        <w:hyperlink r:id="rId15" w:history="1">
+          <w:r>
+            <w:rPr>
+              <w:rStyle w:val="Hyperlink"/>
+            </w:rPr>
+            <w:t>o</w:t>
+          </w:r>
+        </w:hyperlink>
+      </w:r>
+      <w:r>
+        <w:rPr>
+          <w:u w:val="single" w:color="0000ff"/>
+          <w:rFonts w:ascii="Charis SIL Regular" w:hAnsi="Charis SIL Regular" w:eastAsia="Charis SIL Regular"/>
+          <w:b w:val="0"/>
+          <w:i w:val="0"/>
+          <w:color w:val="000000"/>
+          <w:sz w:val="24"/>
+        </w:rPr>
+        <w:hyperlink r:id="rId15" w:history="1">
+          <w:r>
+            <w:rPr>
+              <w:rStyle w:val="Hyperlink"/>
+            </w:rPr>
+            <w:t>c</w:t>
+          </w:r>
+        </w:hyperlink>
+      </w:r>
+      <w:r>
+        <w:rPr>
+          <w:u w:val="single" w:color="0000ff"/>
+          <w:rFonts w:ascii="Charis SIL Regular" w:hAnsi="Charis SIL Regular" w:eastAsia="Charis SIL Regular"/>
+          <w:b w:val="0"/>
+          <w:i w:val="0"/>
+          <w:color w:val="000000"/>
+          <w:sz w:val="24"/>
+        </w:rPr>
+        <w:hyperlink r:id="rId15" w:history="1">
+          <w:r>
+            <w:rPr>
+              <w:rStyle w:val="Hyperlink"/>
+            </w:rPr>
+            <w:t>iati</w:t>
+          </w:r>
+        </w:hyperlink>
       </w:r>
       <w:r>
         <w:rPr>
@@ -2312,7 +2402,89 @@
           <w:color w:val="000000"/>
           <w:sz w:val="24"/>
         </w:rPr>
-        <w:t xml:space="preserve">museum collection. Finally, there is the archive of the </w:t>
+        <w:t>museum collectio</w:t>
+      </w:r>
+      <w:r>
+        <w:rPr>
+          <w:u w:val="single" w:color="0000ff"/>
+          <w:rFonts w:ascii="Charis SIL Regular" w:hAnsi="Charis SIL Regular" w:eastAsia="Charis SIL Regular"/>
+          <w:b w:val="0"/>
+          <w:i w:val="0"/>
+          <w:color w:val="000000"/>
+          <w:sz w:val="24"/>
+        </w:rPr>
+        <w:hyperlink r:id="rId18" w:history="1">
+          <w:r>
+            <w:rPr>
+              <w:rStyle w:val="Hyperlink"/>
+            </w:rPr>
+            <w:t>n. Fina</w:t>
+          </w:r>
+        </w:hyperlink>
+      </w:r>
+      <w:r>
+        <w:rPr>
+          <w:u w:val="single" w:color="0000ff"/>
+          <w:rFonts w:ascii="Charis SIL Regular" w:hAnsi="Charis SIL Regular" w:eastAsia="Charis SIL Regular"/>
+          <w:b w:val="0"/>
+          <w:i w:val="0"/>
+          <w:color w:val="000000"/>
+          <w:sz w:val="24"/>
+        </w:rPr>
+        <w:hyperlink r:id="rId18" w:history="1">
+          <w:r>
+            <w:rPr>
+              <w:rStyle w:val="Hyperlink"/>
+            </w:rPr>
+            <w:t>lly, there i</w:t>
+          </w:r>
+        </w:hyperlink>
+      </w:r>
+      <w:r>
+        <w:rPr>
+          <w:u w:val="single" w:color="0000ff"/>
+          <w:rFonts w:ascii="Charis SIL Regular" w:hAnsi="Charis SIL Regular" w:eastAsia="Charis SIL Regular"/>
+          <w:b w:val="0"/>
+          <w:i w:val="0"/>
+          <w:color w:val="000000"/>
+          <w:sz w:val="24"/>
+        </w:rPr>
+        <w:hyperlink r:id="rId18" w:history="1">
+          <w:r>
+            <w:rPr>
+              <w:rStyle w:val="Hyperlink"/>
+            </w:rPr>
+            <w:t>s</w:t>
+          </w:r>
+        </w:hyperlink>
+      </w:r>
+      <w:r>
+        <w:rPr>
+          <w:u w:val="single" w:color="0000ff"/>
+          <w:rFonts w:ascii="Charis SIL Regular" w:hAnsi="Charis SIL Regular" w:eastAsia="Charis SIL Regular"/>
+          <w:b w:val="0"/>
+          <w:i w:val="0"/>
+          <w:color w:val="000000"/>
+          <w:sz w:val="24"/>
+        </w:rPr>
+        <w:hyperlink r:id="rId18" w:history="1">
+          <w:r>
+            <w:rPr>
+              <w:rStyle w:val="Hyperlink"/>
+            </w:rPr>
+            <w:t xml:space="preserve"> the arc</w:t>
+          </w:r>
+        </w:hyperlink>
+      </w:r>
+      <w:r>
+        <w:rPr>
+          <w:rFonts w:ascii="Charis SIL Regular" w:hAnsi="Charis SIL Regular" w:eastAsia="Charis SIL Regular"/>
+          <w:b w:val="0"/>
+          <w:i w:val="0"/>
+          <w:color w:val="000000"/>
+          <w:sz w:val="24"/>
+        </w:rPr>
+        <w:t xml:space="preserve">hive of the </w:t>
       </w:r>
       <w:r>
         <w:rPr>
@@ -2954,7 +3126,7 @@
           <w:sz w:val="24"/>
           <w:u w:val="single"/>
         </w:rPr>
-        <w:t>Scientific research in co</w:t>
+        <w:t>Scientific research in col</w:t>
       </w:r>
       <w:r>
         <w:rPr>
@@ -2965,7 +3137,7 @@
           <w:sz w:val="24"/>
           <w:u w:val="single"/>
         </w:rPr>
-        <w:t>l</w:t>
+        <w:t>onised territorie</w:t>
       </w:r>
       <w:r>
         <w:rPr>
@@ -2974,9 +3146,8 @@
           <w:i w:val="0"/>
           <w:color w:val="0000FF"/>
           <w:sz w:val="24"/>
-          <w:u w:val="single"/>
-        </w:rPr>
-        <w:t>onised territories</w:t>
+        </w:rPr>
+        <w:t>s</w:t>
       </w:r>
       <w:r>
         <w:br/>
@@ -3826,7 +3997,14 @@
           <w:color w:val="000000"/>
           <w:sz w:val="24"/>
         </w:rPr>
-        <w:t xml:space="preserve">, </w:t>
+        <w:hyperlink r:id="rId23" w:history="1">
+          <w:r>
+            <w:rPr>
+              <w:rStyle w:val="Hyperlink"/>
+            </w:rPr>
+            <w:t xml:space="preserve">, </w:t>
+          </w:r>
+        </w:hyperlink>
       </w:r>
       <w:r>
         <w:rPr>
@@ -3855,7 +4033,7 @@
           <w:sz w:val="24"/>
           <w:u w:val="single"/>
         </w:rPr>
-        <w:hyperlink r:id="rId23" w:history="1">
+        <w:hyperlink r:id="rId24" w:history="1">
           <w:r>
             <w:rPr>
               <w:rStyle w:val="Hyperlink"/>
@@ -3913,21 +4091,13 @@
       </w:r>
       <w:r>
         <w:rPr>
-          <w:u w:val="single" w:color="0000ff"/>
           <w:rFonts w:ascii="Charis SIL Regular" w:hAnsi="Charis SIL Regular" w:eastAsia="Charis SIL Regular"/>
           <w:b w:val="0"/>
           <w:i w:val="0"/>
           <w:color w:val="000000"/>
           <w:sz w:val="24"/>
         </w:rPr>
-        <w:hyperlink r:id="rId23" w:history="1">
-          <w:r>
-            <w:rPr>
-              <w:rStyle w:val="Hyperlink"/>
-            </w:rPr>
-            <w:t xml:space="preserve">, </w:t>
-          </w:r>
-        </w:hyperlink>
+        <w:t xml:space="preserve">, </w:t>
       </w:r>
       <w:r>
         <w:rPr>

--- a/EXPORTS/DOCX/published/niveau3/English/TropischLandbouwMus.docx
+++ b/EXPORTS/DOCX/published/niveau3/English/TropischLandbouwMus.docx
@@ -952,7 +952,7 @@
           <w:sz w:val="24"/>
           <w:u w:val="single"/>
         </w:rPr>
-        <w:hyperlink r:id="rId11" w:history="1">
+        <w:hyperlink r:id="rId12" w:history="1">
           <w:r>
             <w:rPr>
               <w:rStyle w:val="Hyperlink"/>

--- a/EXPORTS/DOCX/published/niveau3/English/TropischLandbouwMus.docx
+++ b/EXPORTS/DOCX/published/niveau3/English/TropischLandbouwMus.docx
@@ -858,7 +858,7 @@
           <w:sz w:val="24"/>
           <w:u w:val="single"/>
         </w:rPr>
-        <w:hyperlink r:id="rId12" w:history="1">
+        <w:hyperlink r:id="rId11" w:history="1">
           <w:r>
             <w:rPr>
               <w:rStyle w:val="Hyperlink"/>
@@ -887,32 +887,7 @@
           <w:sz w:val="24"/>
           <w:u w:val="single"/>
         </w:rPr>
-        <w:hyperlink r:id="rId12" w:history="1">
-          <w:r>
-            <w:rPr>
-              <w:rStyle w:val="Hyperlink"/>
-            </w:rPr>
-            <w:t>voo</w:t>
-          </w:r>
-        </w:hyperlink>
-      </w:r>
-      <w:r>
-        <w:rPr>
-          <w:rFonts w:ascii="Charis SIL Regular" w:hAnsi="Charis SIL Regular" w:eastAsia="Charis SIL Regular"/>
-          <w:b w:val="0"/>
-          <w:i w:val="0"/>
-          <w:color w:val="0000FF"/>
-          <w:sz w:val="24"/>
-          <w:u w:val="single"/>
-        </w:rPr>
-        <w:hyperlink r:id="rId12" w:history="1">
-          <w:r>
-            <w:rPr>
-              <w:rStyle w:val="Hyperlink"/>
-            </w:rPr>
-            <w:t>r</w:t>
-          </w:r>
-        </w:hyperlink>
+        <w:t>voor</w:t>
       </w:r>
       <w:r>
         <w:rPr>
@@ -2402,89 +2377,7 @@
           <w:color w:val="000000"/>
           <w:sz w:val="24"/>
         </w:rPr>
-        <w:t>museum collectio</w:t>
-      </w:r>
-      <w:r>
-        <w:rPr>
-          <w:u w:val="single" w:color="0000ff"/>
-          <w:rFonts w:ascii="Charis SIL Regular" w:hAnsi="Charis SIL Regular" w:eastAsia="Charis SIL Regular"/>
-          <w:b w:val="0"/>
-          <w:i w:val="0"/>
-          <w:color w:val="000000"/>
-          <w:sz w:val="24"/>
-        </w:rPr>
-        <w:hyperlink r:id="rId18" w:history="1">
-          <w:r>
-            <w:rPr>
-              <w:rStyle w:val="Hyperlink"/>
-            </w:rPr>
-            <w:t>n. Fina</w:t>
-          </w:r>
-        </w:hyperlink>
-      </w:r>
-      <w:r>
-        <w:rPr>
-          <w:u w:val="single" w:color="0000ff"/>
-          <w:rFonts w:ascii="Charis SIL Regular" w:hAnsi="Charis SIL Regular" w:eastAsia="Charis SIL Regular"/>
-          <w:b w:val="0"/>
-          <w:i w:val="0"/>
-          <w:color w:val="000000"/>
-          <w:sz w:val="24"/>
-        </w:rPr>
-        <w:hyperlink r:id="rId18" w:history="1">
-          <w:r>
-            <w:rPr>
-              <w:rStyle w:val="Hyperlink"/>
-            </w:rPr>
-            <w:t>lly, there i</w:t>
-          </w:r>
-        </w:hyperlink>
-      </w:r>
-      <w:r>
-        <w:rPr>
-          <w:u w:val="single" w:color="0000ff"/>
-          <w:rFonts w:ascii="Charis SIL Regular" w:hAnsi="Charis SIL Regular" w:eastAsia="Charis SIL Regular"/>
-          <w:b w:val="0"/>
-          <w:i w:val="0"/>
-          <w:color w:val="000000"/>
-          <w:sz w:val="24"/>
-        </w:rPr>
-        <w:hyperlink r:id="rId18" w:history="1">
-          <w:r>
-            <w:rPr>
-              <w:rStyle w:val="Hyperlink"/>
-            </w:rPr>
-            <w:t>s</w:t>
-          </w:r>
-        </w:hyperlink>
-      </w:r>
-      <w:r>
-        <w:rPr>
-          <w:u w:val="single" w:color="0000ff"/>
-          <w:rFonts w:ascii="Charis SIL Regular" w:hAnsi="Charis SIL Regular" w:eastAsia="Charis SIL Regular"/>
-          <w:b w:val="0"/>
-          <w:i w:val="0"/>
-          <w:color w:val="000000"/>
-          <w:sz w:val="24"/>
-        </w:rPr>
-        <w:hyperlink r:id="rId18" w:history="1">
-          <w:r>
-            <w:rPr>
-              <w:rStyle w:val="Hyperlink"/>
-            </w:rPr>
-            <w:t xml:space="preserve"> the arc</w:t>
-          </w:r>
-        </w:hyperlink>
-      </w:r>
-      <w:r>
-        <w:rPr>
-          <w:rFonts w:ascii="Charis SIL Regular" w:hAnsi="Charis SIL Regular" w:eastAsia="Charis SIL Regular"/>
-          <w:b w:val="0"/>
-          <w:i w:val="0"/>
-          <w:color w:val="000000"/>
-          <w:sz w:val="24"/>
-        </w:rPr>
-        <w:t xml:space="preserve">hive of the </w:t>
+        <w:t xml:space="preserve">museum collection. Finally, there is the archive of the </w:t>
       </w:r>
       <w:r>
         <w:rPr>

--- a/EXPORTS/DOCX/published/niveau3/English/TropischLandbouwMus.docx
+++ b/EXPORTS/DOCX/published/niveau3/English/TropischLandbouwMus.docx
@@ -887,7 +887,32 @@
           <w:sz w:val="24"/>
           <w:u w:val="single"/>
         </w:rPr>
-        <w:t>voor</w:t>
+        <w:hyperlink r:id="rId12" w:history="1">
+          <w:r>
+            <w:rPr>
+              <w:rStyle w:val="Hyperlink"/>
+            </w:rPr>
+            <w:t>voo</w:t>
+          </w:r>
+        </w:hyperlink>
+      </w:r>
+      <w:r>
+        <w:rPr>
+          <w:rFonts w:ascii="Charis SIL Regular" w:hAnsi="Charis SIL Regular" w:eastAsia="Charis SIL Regular"/>
+          <w:b w:val="0"/>
+          <w:i w:val="0"/>
+          <w:color w:val="0000FF"/>
+          <w:sz w:val="24"/>
+          <w:u w:val="single"/>
+        </w:rPr>
+        <w:hyperlink r:id="rId12" w:history="1">
+          <w:r>
+            <w:rPr>
+              <w:rStyle w:val="Hyperlink"/>
+            </w:rPr>
+            <w:t>r</w:t>
+          </w:r>
+        </w:hyperlink>
       </w:r>
       <w:r>
         <w:rPr>
@@ -2377,7 +2402,89 @@
           <w:color w:val="000000"/>
           <w:sz w:val="24"/>
         </w:rPr>
-        <w:t xml:space="preserve">museum collection. Finally, there is the archive of the </w:t>
+        <w:t>museum collectio</w:t>
+      </w:r>
+      <w:r>
+        <w:rPr>
+          <w:u w:val="single" w:color="0000ff"/>
+          <w:rFonts w:ascii="Charis SIL Regular" w:hAnsi="Charis SIL Regular" w:eastAsia="Charis SIL Regular"/>
+          <w:b w:val="0"/>
+          <w:i w:val="0"/>
+          <w:color w:val="000000"/>
+          <w:sz w:val="24"/>
+        </w:rPr>
+        <w:hyperlink r:id="rId18" w:history="1">
+          <w:r>
+            <w:rPr>
+              <w:rStyle w:val="Hyperlink"/>
+            </w:rPr>
+            <w:t>n. Fina</w:t>
+          </w:r>
+        </w:hyperlink>
+      </w:r>
+      <w:r>
+        <w:rPr>
+          <w:u w:val="single" w:color="0000ff"/>
+          <w:rFonts w:ascii="Charis SIL Regular" w:hAnsi="Charis SIL Regular" w:eastAsia="Charis SIL Regular"/>
+          <w:b w:val="0"/>
+          <w:i w:val="0"/>
+          <w:color w:val="000000"/>
+          <w:sz w:val="24"/>
+        </w:rPr>
+        <w:hyperlink r:id="rId18" w:history="1">
+          <w:r>
+            <w:rPr>
+              <w:rStyle w:val="Hyperlink"/>
+            </w:rPr>
+            <w:t>lly, there i</w:t>
+          </w:r>
+        </w:hyperlink>
+      </w:r>
+      <w:r>
+        <w:rPr>
+          <w:u w:val="single" w:color="0000ff"/>
+          <w:rFonts w:ascii="Charis SIL Regular" w:hAnsi="Charis SIL Regular" w:eastAsia="Charis SIL Regular"/>
+          <w:b w:val="0"/>
+          <w:i w:val="0"/>
+          <w:color w:val="000000"/>
+          <w:sz w:val="24"/>
+        </w:rPr>
+        <w:hyperlink r:id="rId18" w:history="1">
+          <w:r>
+            <w:rPr>
+              <w:rStyle w:val="Hyperlink"/>
+            </w:rPr>
+            <w:t>s</w:t>
+          </w:r>
+        </w:hyperlink>
+      </w:r>
+      <w:r>
+        <w:rPr>
+          <w:u w:val="single" w:color="0000ff"/>
+          <w:rFonts w:ascii="Charis SIL Regular" w:hAnsi="Charis SIL Regular" w:eastAsia="Charis SIL Regular"/>
+          <w:b w:val="0"/>
+          <w:i w:val="0"/>
+          <w:color w:val="000000"/>
+          <w:sz w:val="24"/>
+        </w:rPr>
+        <w:hyperlink r:id="rId18" w:history="1">
+          <w:r>
+            <w:rPr>
+              <w:rStyle w:val="Hyperlink"/>
+            </w:rPr>
+            <w:t xml:space="preserve"> the arc</w:t>
+          </w:r>
+        </w:hyperlink>
+      </w:r>
+      <w:r>
+        <w:rPr>
+          <w:rFonts w:ascii="Charis SIL Regular" w:hAnsi="Charis SIL Regular" w:eastAsia="Charis SIL Regular"/>
+          <w:b w:val="0"/>
+          <w:i w:val="0"/>
+          <w:color w:val="000000"/>
+          <w:sz w:val="24"/>
+        </w:rPr>
+        <w:t xml:space="preserve">hive of the </w:t>
       </w:r>
       <w:r>
         <w:rPr>
@@ -3019,7 +3126,7 @@
           <w:sz w:val="24"/>
           <w:u w:val="single"/>
         </w:rPr>
-        <w:t>Scientific research in col</w:t>
+        <w:t>Scientific research in co</w:t>
       </w:r>
       <w:r>
         <w:rPr>
@@ -3030,7 +3137,7 @@
           <w:sz w:val="24"/>
           <w:u w:val="single"/>
         </w:rPr>
-        <w:t>onised territorie</w:t>
+        <w:t>l</w:t>
       </w:r>
       <w:r>
         <w:rPr>
@@ -3039,8 +3146,9 @@
           <w:i w:val="0"/>
           <w:color w:val="0000FF"/>
           <w:sz w:val="24"/>
-        </w:rPr>
-        <w:t>s</w:t>
+          <w:u w:val="single"/>
+        </w:rPr>
+        <w:t>onised territories</w:t>
       </w:r>
       <w:r>
         <w:br/>

--- a/EXPORTS/DOCX/published/niveau3/English/TropischLandbouwMus.docx
+++ b/EXPORTS/DOCX/published/niveau3/English/TropischLandbouwMus.docx
@@ -858,7 +858,7 @@
           <w:sz w:val="24"/>
           <w:u w:val="single"/>
         </w:rPr>
-        <w:hyperlink r:id="rId11" w:history="1">
+        <w:hyperlink r:id="rId12" w:history="1">
           <w:r>
             <w:rPr>
               <w:rStyle w:val="Hyperlink"/>
@@ -2402,89 +2402,7 @@
           <w:color w:val="000000"/>
           <w:sz w:val="24"/>
         </w:rPr>
-        <w:t>museum collectio</w:t>
-      </w:r>
-      <w:r>
-        <w:rPr>
-          <w:u w:val="single" w:color="0000ff"/>
-          <w:rFonts w:ascii="Charis SIL Regular" w:hAnsi="Charis SIL Regular" w:eastAsia="Charis SIL Regular"/>
-          <w:b w:val="0"/>
-          <w:i w:val="0"/>
-          <w:color w:val="000000"/>
-          <w:sz w:val="24"/>
-        </w:rPr>
-        <w:hyperlink r:id="rId18" w:history="1">
-          <w:r>
-            <w:rPr>
-              <w:rStyle w:val="Hyperlink"/>
-            </w:rPr>
-            <w:t>n. Fina</w:t>
-          </w:r>
-        </w:hyperlink>
-      </w:r>
-      <w:r>
-        <w:rPr>
-          <w:u w:val="single" w:color="0000ff"/>
-          <w:rFonts w:ascii="Charis SIL Regular" w:hAnsi="Charis SIL Regular" w:eastAsia="Charis SIL Regular"/>
-          <w:b w:val="0"/>
-          <w:i w:val="0"/>
-          <w:color w:val="000000"/>
-          <w:sz w:val="24"/>
-        </w:rPr>
-        <w:hyperlink r:id="rId18" w:history="1">
-          <w:r>
-            <w:rPr>
-              <w:rStyle w:val="Hyperlink"/>
-            </w:rPr>
-            <w:t>lly, there i</w:t>
-          </w:r>
-        </w:hyperlink>
-      </w:r>
-      <w:r>
-        <w:rPr>
-          <w:u w:val="single" w:color="0000ff"/>
-          <w:rFonts w:ascii="Charis SIL Regular" w:hAnsi="Charis SIL Regular" w:eastAsia="Charis SIL Regular"/>
-          <w:b w:val="0"/>
-          <w:i w:val="0"/>
-          <w:color w:val="000000"/>
-          <w:sz w:val="24"/>
-        </w:rPr>
-        <w:hyperlink r:id="rId18" w:history="1">
-          <w:r>
-            <w:rPr>
-              <w:rStyle w:val="Hyperlink"/>
-            </w:rPr>
-            <w:t>s</w:t>
-          </w:r>
-        </w:hyperlink>
-      </w:r>
-      <w:r>
-        <w:rPr>
-          <w:u w:val="single" w:color="0000ff"/>
-          <w:rFonts w:ascii="Charis SIL Regular" w:hAnsi="Charis SIL Regular" w:eastAsia="Charis SIL Regular"/>
-          <w:b w:val="0"/>
-          <w:i w:val="0"/>
-          <w:color w:val="000000"/>
-          <w:sz w:val="24"/>
-        </w:rPr>
-        <w:hyperlink r:id="rId18" w:history="1">
-          <w:r>
-            <w:rPr>
-              <w:rStyle w:val="Hyperlink"/>
-            </w:rPr>
-            <w:t xml:space="preserve"> the arc</w:t>
-          </w:r>
-        </w:hyperlink>
-      </w:r>
-      <w:r>
-        <w:rPr>
-          <w:rFonts w:ascii="Charis SIL Regular" w:hAnsi="Charis SIL Regular" w:eastAsia="Charis SIL Regular"/>
-          <w:b w:val="0"/>
-          <w:i w:val="0"/>
-          <w:color w:val="000000"/>
-          <w:sz w:val="24"/>
-        </w:rPr>
-        <w:t xml:space="preserve">hive of the </w:t>
+        <w:t xml:space="preserve">museum collection. Finally, there is the archive of the </w:t>
       </w:r>
       <w:r>
         <w:rPr>
@@ -3126,7 +3044,7 @@
           <w:sz w:val="24"/>
           <w:u w:val="single"/>
         </w:rPr>
-        <w:t>Scientific research in co</w:t>
+        <w:t>Scientific research in col</w:t>
       </w:r>
       <w:r>
         <w:rPr>
@@ -3137,7 +3055,7 @@
           <w:sz w:val="24"/>
           <w:u w:val="single"/>
         </w:rPr>
-        <w:t>l</w:t>
+        <w:t>onised territorie</w:t>
       </w:r>
       <w:r>
         <w:rPr>
@@ -3146,9 +3064,8 @@
           <w:i w:val="0"/>
           <w:color w:val="0000FF"/>
           <w:sz w:val="24"/>
-          <w:u w:val="single"/>
-        </w:rPr>
-        <w:t>onised territories</w:t>
+        </w:rPr>
+        <w:t>s</w:t>
       </w:r>
       <w:r>
         <w:br/>
@@ -3998,6 +3915,100 @@
           <w:color w:val="000000"/>
           <w:sz w:val="24"/>
         </w:rPr>
+        <w:t xml:space="preserve">, </w:t>
+      </w:r>
+      <w:r>
+        <w:rPr>
+          <w:rFonts w:ascii="Charis SIL Regular" w:hAnsi="Charis SIL Regular" w:eastAsia="Charis SIL Regular"/>
+          <w:b w:val="0"/>
+          <w:i w:val="0"/>
+          <w:color w:val="0000FF"/>
+          <w:sz w:val="24"/>
+          <w:u w:val="single"/>
+        </w:rPr>
+        <w:hyperlink r:id="rId24" w:history="1">
+          <w:r>
+            <w:rPr>
+              <w:rStyle w:val="Hyperlink"/>
+            </w:rPr>
+            <w:t>ISB</w:t>
+          </w:r>
+        </w:hyperlink>
+      </w:r>
+      <w:r>
+        <w:rPr>
+          <w:rFonts w:ascii="Charis SIL Regular" w:hAnsi="Charis SIL Regular" w:eastAsia="Charis SIL Regular"/>
+          <w:b w:val="0"/>
+          <w:i w:val="0"/>
+          <w:color w:val="0000FF"/>
+          <w:sz w:val="24"/>
+          <w:u w:val="single"/>
+        </w:rPr>
+        <w:hyperlink r:id="rId23" w:history="1">
+          <w:r>
+            <w:rPr>
+              <w:rStyle w:val="Hyperlink"/>
+            </w:rPr>
+            <w:t>N</w:t>
+          </w:r>
+        </w:hyperlink>
+      </w:r>
+      <w:r>
+        <w:rPr>
+          <w:rFonts w:ascii="Charis SIL Regular" w:hAnsi="Charis SIL Regular" w:eastAsia="Charis SIL Regular"/>
+          <w:b w:val="0"/>
+          <w:i w:val="0"/>
+          <w:color w:val="0000FF"/>
+          <w:sz w:val="24"/>
+          <w:u w:val="single"/>
+        </w:rPr>
+        <w:t xml:space="preserve"> </w:t>
+      </w:r>
+      <w:r>
+        <w:rPr>
+          <w:rFonts w:ascii="Charis SIL Regular" w:hAnsi="Charis SIL Regular" w:eastAsia="Charis SIL Regular"/>
+          <w:b w:val="0"/>
+          <w:i w:val="0"/>
+          <w:color w:val="0000FF"/>
+          <w:sz w:val="24"/>
+          <w:u w:val="single"/>
+        </w:rPr>
+        <w:hyperlink r:id="rId23" w:history="1">
+          <w:r>
+            <w:rPr>
+              <w:rStyle w:val="Hyperlink"/>
+            </w:rPr>
+            <w:t>9789080</w:t>
+          </w:r>
+        </w:hyperlink>
+      </w:r>
+      <w:r>
+        <w:rPr>
+          <w:rFonts w:ascii="Charis SIL Regular" w:hAnsi="Charis SIL Regular" w:eastAsia="Charis SIL Regular"/>
+          <w:b w:val="0"/>
+          <w:i w:val="0"/>
+          <w:color w:val="0000FF"/>
+          <w:sz w:val="24"/>
+          <w:u w:val="single"/>
+        </w:rPr>
+        <w:hyperlink r:id="rId23" w:history="1">
+          <w:r>
+            <w:rPr>
+              <w:rStyle w:val="Hyperlink"/>
+            </w:rPr>
+            <w:t>083295</w:t>
+          </w:r>
+        </w:hyperlink>
+      </w:r>
+      <w:r>
+        <w:rPr>
+          <w:u w:val="single" w:color="0000ff"/>
+          <w:rFonts w:ascii="Charis SIL Regular" w:hAnsi="Charis SIL Regular" w:eastAsia="Charis SIL Regular"/>
+          <w:b w:val="0"/>
+          <w:i w:val="0"/>
+          <w:color w:val="000000"/>
+          <w:sz w:val="24"/>
+        </w:rPr>
         <w:hyperlink r:id="rId23" w:history="1">
           <w:r>
             <w:rPr>
@@ -4006,99 +4017,6 @@
             <w:t xml:space="preserve">, </w:t>
           </w:r>
         </w:hyperlink>
-      </w:r>
-      <w:r>
-        <w:rPr>
-          <w:rFonts w:ascii="Charis SIL Regular" w:hAnsi="Charis SIL Regular" w:eastAsia="Charis SIL Regular"/>
-          <w:b w:val="0"/>
-          <w:i w:val="0"/>
-          <w:color w:val="0000FF"/>
-          <w:sz w:val="24"/>
-          <w:u w:val="single"/>
-        </w:rPr>
-        <w:hyperlink r:id="rId24" w:history="1">
-          <w:r>
-            <w:rPr>
-              <w:rStyle w:val="Hyperlink"/>
-            </w:rPr>
-            <w:t>ISB</w:t>
-          </w:r>
-        </w:hyperlink>
-      </w:r>
-      <w:r>
-        <w:rPr>
-          <w:rFonts w:ascii="Charis SIL Regular" w:hAnsi="Charis SIL Regular" w:eastAsia="Charis SIL Regular"/>
-          <w:b w:val="0"/>
-          <w:i w:val="0"/>
-          <w:color w:val="0000FF"/>
-          <w:sz w:val="24"/>
-          <w:u w:val="single"/>
-        </w:rPr>
-        <w:hyperlink r:id="rId24" w:history="1">
-          <w:r>
-            <w:rPr>
-              <w:rStyle w:val="Hyperlink"/>
-            </w:rPr>
-            <w:t>N</w:t>
-          </w:r>
-        </w:hyperlink>
-      </w:r>
-      <w:r>
-        <w:rPr>
-          <w:rFonts w:ascii="Charis SIL Regular" w:hAnsi="Charis SIL Regular" w:eastAsia="Charis SIL Regular"/>
-          <w:b w:val="0"/>
-          <w:i w:val="0"/>
-          <w:color w:val="0000FF"/>
-          <w:sz w:val="24"/>
-          <w:u w:val="single"/>
-        </w:rPr>
-        <w:t xml:space="preserve"> </w:t>
-      </w:r>
-      <w:r>
-        <w:rPr>
-          <w:rFonts w:ascii="Charis SIL Regular" w:hAnsi="Charis SIL Regular" w:eastAsia="Charis SIL Regular"/>
-          <w:b w:val="0"/>
-          <w:i w:val="0"/>
-          <w:color w:val="0000FF"/>
-          <w:sz w:val="24"/>
-          <w:u w:val="single"/>
-        </w:rPr>
-        <w:hyperlink r:id="rId24" w:history="1">
-          <w:r>
-            <w:rPr>
-              <w:rStyle w:val="Hyperlink"/>
-            </w:rPr>
-            <w:t>9789080</w:t>
-          </w:r>
-        </w:hyperlink>
-      </w:r>
-      <w:r>
-        <w:rPr>
-          <w:rFonts w:ascii="Charis SIL Regular" w:hAnsi="Charis SIL Regular" w:eastAsia="Charis SIL Regular"/>
-          <w:b w:val="0"/>
-          <w:i w:val="0"/>
-          <w:color w:val="0000FF"/>
-          <w:sz w:val="24"/>
-          <w:u w:val="single"/>
-        </w:rPr>
-        <w:hyperlink r:id="rId24" w:history="1">
-          <w:r>
-            <w:rPr>
-              <w:rStyle w:val="Hyperlink"/>
-            </w:rPr>
-            <w:t>083295</w:t>
-          </w:r>
-        </w:hyperlink>
-      </w:r>
-      <w:r>
-        <w:rPr>
-          <w:rFonts w:ascii="Charis SIL Regular" w:hAnsi="Charis SIL Regular" w:eastAsia="Charis SIL Regular"/>
-          <w:b w:val="0"/>
-          <w:i w:val="0"/>
-          <w:color w:val="000000"/>
-          <w:sz w:val="24"/>
-        </w:rPr>
-        <w:t xml:space="preserve">, </w:t>
       </w:r>
       <w:r>
         <w:rPr>

--- a/EXPORTS/DOCX/published/niveau3/English/TropischLandbouwMus.docx
+++ b/EXPORTS/DOCX/published/niveau3/English/TropischLandbouwMus.docx
@@ -934,7 +934,7 @@
           <w:sz w:val="24"/>
           <w:u w:val="single"/>
         </w:rPr>
-        <w:hyperlink r:id="rId12" w:history="1">
+        <w:hyperlink r:id="rId11" w:history="1">
           <w:r>
             <w:rPr>
               <w:rStyle w:val="Hyperlink"/>
@@ -952,7 +952,7 @@
           <w:sz w:val="24"/>
           <w:u w:val="single"/>
         </w:rPr>
-        <w:hyperlink r:id="rId12" w:history="1">
+        <w:hyperlink r:id="rId11" w:history="1">
           <w:r>
             <w:rPr>
               <w:rStyle w:val="Hyperlink"/>
@@ -2402,7 +2402,89 @@
           <w:color w:val="000000"/>
           <w:sz w:val="24"/>
         </w:rPr>
-        <w:t xml:space="preserve">museum collection. Finally, there is the archive of the </w:t>
+        <w:t>museum collectio</w:t>
+      </w:r>
+      <w:r>
+        <w:rPr>
+          <w:u w:val="single" w:color="0000ff"/>
+          <w:rFonts w:ascii="Charis SIL Regular" w:hAnsi="Charis SIL Regular" w:eastAsia="Charis SIL Regular"/>
+          <w:b w:val="0"/>
+          <w:i w:val="0"/>
+          <w:color w:val="000000"/>
+          <w:sz w:val="24"/>
+        </w:rPr>
+        <w:hyperlink r:id="rId18" w:history="1">
+          <w:r>
+            <w:rPr>
+              <w:rStyle w:val="Hyperlink"/>
+            </w:rPr>
+            <w:t>n. Fina</w:t>
+          </w:r>
+        </w:hyperlink>
+      </w:r>
+      <w:r>
+        <w:rPr>
+          <w:u w:val="single" w:color="0000ff"/>
+          <w:rFonts w:ascii="Charis SIL Regular" w:hAnsi="Charis SIL Regular" w:eastAsia="Charis SIL Regular"/>
+          <w:b w:val="0"/>
+          <w:i w:val="0"/>
+          <w:color w:val="000000"/>
+          <w:sz w:val="24"/>
+        </w:rPr>
+        <w:hyperlink r:id="rId18" w:history="1">
+          <w:r>
+            <w:rPr>
+              <w:rStyle w:val="Hyperlink"/>
+            </w:rPr>
+            <w:t>lly, there i</w:t>
+          </w:r>
+        </w:hyperlink>
+      </w:r>
+      <w:r>
+        <w:rPr>
+          <w:u w:val="single" w:color="0000ff"/>
+          <w:rFonts w:ascii="Charis SIL Regular" w:hAnsi="Charis SIL Regular" w:eastAsia="Charis SIL Regular"/>
+          <w:b w:val="0"/>
+          <w:i w:val="0"/>
+          <w:color w:val="000000"/>
+          <w:sz w:val="24"/>
+        </w:rPr>
+        <w:hyperlink r:id="rId18" w:history="1">
+          <w:r>
+            <w:rPr>
+              <w:rStyle w:val="Hyperlink"/>
+            </w:rPr>
+            <w:t>s</w:t>
+          </w:r>
+        </w:hyperlink>
+      </w:r>
+      <w:r>
+        <w:rPr>
+          <w:u w:val="single" w:color="0000ff"/>
+          <w:rFonts w:ascii="Charis SIL Regular" w:hAnsi="Charis SIL Regular" w:eastAsia="Charis SIL Regular"/>
+          <w:b w:val="0"/>
+          <w:i w:val="0"/>
+          <w:color w:val="000000"/>
+          <w:sz w:val="24"/>
+        </w:rPr>
+        <w:hyperlink r:id="rId18" w:history="1">
+          <w:r>
+            <w:rPr>
+              <w:rStyle w:val="Hyperlink"/>
+            </w:rPr>
+            <w:t xml:space="preserve"> the arc</w:t>
+          </w:r>
+        </w:hyperlink>
+      </w:r>
+      <w:r>
+        <w:rPr>
+          <w:rFonts w:ascii="Charis SIL Regular" w:hAnsi="Charis SIL Regular" w:eastAsia="Charis SIL Regular"/>
+          <w:b w:val="0"/>
+          <w:i w:val="0"/>
+          <w:color w:val="000000"/>
+          <w:sz w:val="24"/>
+        </w:rPr>
+        <w:t xml:space="preserve">hive of the </w:t>
       </w:r>
       <w:r>
         <w:rPr>
@@ -3915,7 +3997,14 @@
           <w:color w:val="000000"/>
           <w:sz w:val="24"/>
         </w:rPr>
-        <w:t xml:space="preserve">, </w:t>
+        <w:hyperlink r:id="rId23" w:history="1">
+          <w:r>
+            <w:rPr>
+              <w:rStyle w:val="Hyperlink"/>
+            </w:rPr>
+            <w:t xml:space="preserve">, </w:t>
+          </w:r>
+        </w:hyperlink>
       </w:r>
       <w:r>
         <w:rPr>
@@ -3944,7 +4033,7 @@
           <w:sz w:val="24"/>
           <w:u w:val="single"/>
         </w:rPr>
-        <w:hyperlink r:id="rId23" w:history="1">
+        <w:hyperlink r:id="rId24" w:history="1">
           <w:r>
             <w:rPr>
               <w:rStyle w:val="Hyperlink"/>
@@ -3973,7 +4062,7 @@
           <w:sz w:val="24"/>
           <w:u w:val="single"/>
         </w:rPr>
-        <w:hyperlink r:id="rId23" w:history="1">
+        <w:hyperlink r:id="rId24" w:history="1">
           <w:r>
             <w:rPr>
               <w:rStyle w:val="Hyperlink"/>
@@ -3991,7 +4080,7 @@
           <w:sz w:val="24"/>
           <w:u w:val="single"/>
         </w:rPr>
-        <w:hyperlink r:id="rId23" w:history="1">
+        <w:hyperlink r:id="rId24" w:history="1">
           <w:r>
             <w:rPr>
               <w:rStyle w:val="Hyperlink"/>
@@ -4002,21 +4091,13 @@
       </w:r>
       <w:r>
         <w:rPr>
-          <w:u w:val="single" w:color="0000ff"/>
           <w:rFonts w:ascii="Charis SIL Regular" w:hAnsi="Charis SIL Regular" w:eastAsia="Charis SIL Regular"/>
           <w:b w:val="0"/>
           <w:i w:val="0"/>
           <w:color w:val="000000"/>
           <w:sz w:val="24"/>
         </w:rPr>
-        <w:hyperlink r:id="rId23" w:history="1">
-          <w:r>
-            <w:rPr>
-              <w:rStyle w:val="Hyperlink"/>
-            </w:rPr>
-            <w:t xml:space="preserve">, </w:t>
-          </w:r>
-        </w:hyperlink>
+        <w:t xml:space="preserve">, </w:t>
       </w:r>
       <w:r>
         <w:rPr>

--- a/EXPORTS/DOCX/published/niveau3/English/TropischLandbouwMus.docx
+++ b/EXPORTS/DOCX/published/niveau3/English/TropischLandbouwMus.docx
@@ -838,7 +838,6 @@
           <w:i w:val="0"/>
           <w:color w:val="0000FF"/>
           <w:sz w:val="24"/>
-          <w:u w:val="single"/>
         </w:rPr>
         <w:hyperlink r:id="rId12" w:history="1">
           <w:r>
@@ -874,9 +873,8 @@
           <w:i w:val="0"/>
           <w:color w:val="0000FF"/>
           <w:sz w:val="24"/>
-          <w:u w:val="single"/>
-        </w:rPr>
-        <w:t xml:space="preserve"> </w:t>
+        </w:rPr>
+        <w:t xml:space="preserve"> voor </w:t>
       </w:r>
       <w:r>
         <w:rPr>
@@ -885,56 +883,8 @@
           <w:i w:val="0"/>
           <w:color w:val="0000FF"/>
           <w:sz w:val="24"/>
-          <w:u w:val="single"/>
         </w:rPr>
         <w:hyperlink r:id="rId12" w:history="1">
-          <w:r>
-            <w:rPr>
-              <w:rStyle w:val="Hyperlink"/>
-            </w:rPr>
-            <w:t>voo</w:t>
-          </w:r>
-        </w:hyperlink>
-      </w:r>
-      <w:r>
-        <w:rPr>
-          <w:rFonts w:ascii="Charis SIL Regular" w:hAnsi="Charis SIL Regular" w:eastAsia="Charis SIL Regular"/>
-          <w:b w:val="0"/>
-          <w:i w:val="0"/>
-          <w:color w:val="0000FF"/>
-          <w:sz w:val="24"/>
-          <w:u w:val="single"/>
-        </w:rPr>
-        <w:hyperlink r:id="rId12" w:history="1">
-          <w:r>
-            <w:rPr>
-              <w:rStyle w:val="Hyperlink"/>
-            </w:rPr>
-            <w:t>r</w:t>
-          </w:r>
-        </w:hyperlink>
-      </w:r>
-      <w:r>
-        <w:rPr>
-          <w:rFonts w:ascii="Charis SIL Regular" w:hAnsi="Charis SIL Regular" w:eastAsia="Charis SIL Regular"/>
-          <w:b w:val="0"/>
-          <w:i w:val="0"/>
-          <w:color w:val="0000FF"/>
-          <w:sz w:val="24"/>
-          <w:u w:val="single"/>
-        </w:rPr>
-        <w:t xml:space="preserve"> </w:t>
-      </w:r>
-      <w:r>
-        <w:rPr>
-          <w:rFonts w:ascii="Charis SIL Regular" w:hAnsi="Charis SIL Regular" w:eastAsia="Charis SIL Regular"/>
-          <w:b w:val="0"/>
-          <w:i w:val="0"/>
-          <w:color w:val="0000FF"/>
-          <w:sz w:val="24"/>
-          <w:u w:val="single"/>
-        </w:rPr>
-        <w:hyperlink r:id="rId11" w:history="1">
           <w:r>
             <w:rPr>
               <w:rStyle w:val="Hyperlink"/>
@@ -952,7 +902,7 @@
           <w:sz w:val="24"/>
           <w:u w:val="single"/>
         </w:rPr>
-        <w:hyperlink r:id="rId11" w:history="1">
+        <w:hyperlink r:id="rId12" w:history="1">
           <w:r>
             <w:rPr>
               <w:rStyle w:val="Hyperlink"/>
@@ -1421,97 +1371,7 @@
           <w:color w:val="000000"/>
           <w:sz w:val="24"/>
         </w:rPr>
-        <w:t>museum closed in 2003 but th</w:t>
-      </w:r>
-      <w:r>
-        <w:rPr>
-          <w:u w:val="single" w:color="0000ff"/>
-          <w:rFonts w:ascii="Charis SIL Regular" w:hAnsi="Charis SIL Regular" w:eastAsia="Charis SIL Regular"/>
-          <w:b w:val="0"/>
-          <w:i w:val="0"/>
-          <w:color w:val="000000"/>
-          <w:sz w:val="24"/>
-        </w:rPr>
-        <w:hyperlink r:id="rId13" w:history="1">
-          <w:r>
-            <w:rPr>
-              <w:rStyle w:val="Hyperlink"/>
-            </w:rPr>
-            <w:t>e Deventer co</w:t>
-          </w:r>
-        </w:hyperlink>
-      </w:r>
-      <w:r>
-        <w:rPr>
-          <w:u w:val="single" w:color="0000ff"/>
-          <w:rFonts w:ascii="Charis SIL Regular" w:hAnsi="Charis SIL Regular" w:eastAsia="Charis SIL Regular"/>
-          <w:b w:val="0"/>
-          <w:i w:val="0"/>
-          <w:color w:val="000000"/>
-          <w:sz w:val="24"/>
-        </w:rPr>
-        <w:hyperlink r:id="rId13" w:history="1">
-          <w:r>
-            <w:rPr>
-              <w:rStyle w:val="Hyperlink"/>
-            </w:rPr>
-            <w:t>l</w:t>
-          </w:r>
-        </w:hyperlink>
-      </w:r>
-      <w:r>
-        <w:rPr>
-          <w:u w:val="single" w:color="0000ff"/>
-          <w:rFonts w:ascii="Charis SIL Regular" w:hAnsi="Charis SIL Regular" w:eastAsia="Charis SIL Regular"/>
-          <w:b w:val="0"/>
-          <w:i w:val="0"/>
-          <w:color w:val="000000"/>
-          <w:sz w:val="24"/>
-        </w:rPr>
-        <w:hyperlink r:id="rId13" w:history="1">
-          <w:r>
-            <w:rPr>
-              <w:rStyle w:val="Hyperlink"/>
-            </w:rPr>
-            <w:t>lection i</w:t>
-          </w:r>
-        </w:hyperlink>
-      </w:r>
-      <w:r>
-        <w:rPr>
-          <w:u w:val="single" w:color="0000ff"/>
-          <w:rFonts w:ascii="Charis SIL Regular" w:hAnsi="Charis SIL Regular" w:eastAsia="Charis SIL Regular"/>
-          <w:b w:val="0"/>
-          <w:i w:val="0"/>
-          <w:color w:val="000000"/>
-          <w:sz w:val="24"/>
-        </w:rPr>
-        <w:hyperlink r:id="rId13" w:history="1">
-          <w:r>
-            <w:rPr>
-              <w:rStyle w:val="Hyperlink"/>
-            </w:rPr>
-            <w:t>s</w:t>
-          </w:r>
-        </w:hyperlink>
-      </w:r>
-      <w:r>
-        <w:rPr>
-          <w:u w:val="single" w:color="0000ff"/>
-          <w:rFonts w:ascii="Charis SIL Regular" w:hAnsi="Charis SIL Regular" w:eastAsia="Charis SIL Regular"/>
-          <w:b w:val="0"/>
-          <w:i w:val="0"/>
-          <w:color w:val="000000"/>
-          <w:sz w:val="24"/>
-        </w:rPr>
-        <w:hyperlink r:id="rId13" w:history="1">
-          <w:r>
-            <w:rPr>
-              <w:rStyle w:val="Hyperlink"/>
-            </w:rPr>
-            <w:t xml:space="preserve"> still mana</w:t>
-          </w:r>
-        </w:hyperlink>
+        <w:t>museum closed in 2003 but the Deventer collection is still mana</w:t>
       </w:r>
       <w:r>
         <w:rPr>
@@ -3990,21 +3850,13 @@
       </w:r>
       <w:r>
         <w:rPr>
-          <w:u w:val="single" w:color="0000ff"/>
           <w:rFonts w:ascii="Charis SIL Regular" w:hAnsi="Charis SIL Regular" w:eastAsia="Charis SIL Regular"/>
           <w:b w:val="0"/>
           <w:i w:val="0"/>
           <w:color w:val="000000"/>
           <w:sz w:val="24"/>
         </w:rPr>
-        <w:hyperlink r:id="rId23" w:history="1">
-          <w:r>
-            <w:rPr>
-              <w:rStyle w:val="Hyperlink"/>
-            </w:rPr>
-            <w:t xml:space="preserve">, </w:t>
-          </w:r>
-        </w:hyperlink>
+        <w:t xml:space="preserve">, </w:t>
       </w:r>
       <w:r>
         <w:rPr>
@@ -4015,7 +3867,7 @@
           <w:sz w:val="24"/>
           <w:u w:val="single"/>
         </w:rPr>
-        <w:hyperlink r:id="rId24" w:history="1">
+        <w:hyperlink r:id="rId23" w:history="1">
           <w:r>
             <w:rPr>
               <w:rStyle w:val="Hyperlink"/>
@@ -4033,7 +3885,7 @@
           <w:sz w:val="24"/>
           <w:u w:val="single"/>
         </w:rPr>
-        <w:hyperlink r:id="rId24" w:history="1">
+        <w:hyperlink r:id="rId23" w:history="1">
           <w:r>
             <w:rPr>
               <w:rStyle w:val="Hyperlink"/>
@@ -4062,7 +3914,7 @@
           <w:sz w:val="24"/>
           <w:u w:val="single"/>
         </w:rPr>
-        <w:hyperlink r:id="rId24" w:history="1">
+        <w:hyperlink r:id="rId23" w:history="1">
           <w:r>
             <w:rPr>
               <w:rStyle w:val="Hyperlink"/>
@@ -4108,7 +3960,7 @@
           <w:sz w:val="24"/>
           <w:u w:val="single"/>
         </w:rPr>
-        <w:hyperlink r:id="rId25" w:history="1">
+        <w:hyperlink r:id="rId23" w:history="1">
           <w:r>
             <w:rPr>
               <w:rStyle w:val="Hyperlink"/>
@@ -4137,7 +3989,7 @@
           <w:sz w:val="24"/>
           <w:u w:val="single"/>
         </w:rPr>
-        <w:hyperlink r:id="rId25" w:history="1">
+        <w:hyperlink r:id="rId23" w:history="1">
           <w:r>
             <w:rPr>
               <w:rStyle w:val="Hyperlink"/>

--- a/EXPORTS/DOCX/published/niveau3/English/TropischLandbouwMus.docx
+++ b/EXPORTS/DOCX/published/niveau3/English/TropischLandbouwMus.docx
@@ -838,6 +838,7 @@
           <w:i w:val="0"/>
           <w:color w:val="0000FF"/>
           <w:sz w:val="24"/>
+          <w:u w:val="single"/>
         </w:rPr>
         <w:hyperlink r:id="rId12" w:history="1">
           <w:r>
@@ -873,8 +874,9 @@
           <w:i w:val="0"/>
           <w:color w:val="0000FF"/>
           <w:sz w:val="24"/>
-        </w:rPr>
-        <w:t xml:space="preserve"> voor </w:t>
+          <w:u w:val="single"/>
+        </w:rPr>
+        <w:t xml:space="preserve"> </w:t>
       </w:r>
       <w:r>
         <w:rPr>
@@ -883,8 +885,56 @@
           <w:i w:val="0"/>
           <w:color w:val="0000FF"/>
           <w:sz w:val="24"/>
+          <w:u w:val="single"/>
         </w:rPr>
         <w:hyperlink r:id="rId12" w:history="1">
+          <w:r>
+            <w:rPr>
+              <w:rStyle w:val="Hyperlink"/>
+            </w:rPr>
+            <w:t>voo</w:t>
+          </w:r>
+        </w:hyperlink>
+      </w:r>
+      <w:r>
+        <w:rPr>
+          <w:rFonts w:ascii="Charis SIL Regular" w:hAnsi="Charis SIL Regular" w:eastAsia="Charis SIL Regular"/>
+          <w:b w:val="0"/>
+          <w:i w:val="0"/>
+          <w:color w:val="0000FF"/>
+          <w:sz w:val="24"/>
+          <w:u w:val="single"/>
+        </w:rPr>
+        <w:hyperlink r:id="rId12" w:history="1">
+          <w:r>
+            <w:rPr>
+              <w:rStyle w:val="Hyperlink"/>
+            </w:rPr>
+            <w:t>r</w:t>
+          </w:r>
+        </w:hyperlink>
+      </w:r>
+      <w:r>
+        <w:rPr>
+          <w:rFonts w:ascii="Charis SIL Regular" w:hAnsi="Charis SIL Regular" w:eastAsia="Charis SIL Regular"/>
+          <w:b w:val="0"/>
+          <w:i w:val="0"/>
+          <w:color w:val="0000FF"/>
+          <w:sz w:val="24"/>
+          <w:u w:val="single"/>
+        </w:rPr>
+        <w:t xml:space="preserve"> </w:t>
+      </w:r>
+      <w:r>
+        <w:rPr>
+          <w:rFonts w:ascii="Charis SIL Regular" w:hAnsi="Charis SIL Regular" w:eastAsia="Charis SIL Regular"/>
+          <w:b w:val="0"/>
+          <w:i w:val="0"/>
+          <w:color w:val="0000FF"/>
+          <w:sz w:val="24"/>
+          <w:u w:val="single"/>
+        </w:rPr>
+        <w:hyperlink r:id="rId11" w:history="1">
           <w:r>
             <w:rPr>
               <w:rStyle w:val="Hyperlink"/>
@@ -1371,7 +1421,18 @@
           <w:color w:val="000000"/>
           <w:sz w:val="24"/>
         </w:rPr>
-        <w:t>museum closed in 2003 but the Deventer collection is still mana</w:t>
+        <w:t>museum closed in 2003 but th</w:t>
+      </w:r>
+      <w:r>
+        <w:rPr>
+          <w:u w:val="single" w:color="0000ff"/>
+          <w:rFonts w:ascii="Charis SIL Regular" w:hAnsi="Charis SIL Regular" w:eastAsia="Charis SIL Regular"/>
+          <w:b w:val="0"/>
+          <w:i w:val="0"/>
+          <w:color w:val="000000"/>
+          <w:sz w:val="24"/>
+        </w:rPr>
+        <w:t>e Deventer collection is still mana</w:t>
       </w:r>
       <w:r>
         <w:rPr>
@@ -2273,14 +2334,7 @@
           <w:color w:val="000000"/>
           <w:sz w:val="24"/>
         </w:rPr>
-        <w:hyperlink r:id="rId18" w:history="1">
-          <w:r>
-            <w:rPr>
-              <w:rStyle w:val="Hyperlink"/>
-            </w:rPr>
-            <w:t>n. Fina</w:t>
-          </w:r>
-        </w:hyperlink>
+        <w:t>n. Fina</w:t>
       </w:r>
       <w:r>
         <w:rPr>
@@ -2986,7 +3040,7 @@
           <w:sz w:val="24"/>
           <w:u w:val="single"/>
         </w:rPr>
-        <w:t>Scientific research in col</w:t>
+        <w:t>Scientific research in co</w:t>
       </w:r>
       <w:r>
         <w:rPr>
@@ -2997,7 +3051,7 @@
           <w:sz w:val="24"/>
           <w:u w:val="single"/>
         </w:rPr>
-        <w:t>onised territorie</w:t>
+        <w:t>l</w:t>
       </w:r>
       <w:r>
         <w:rPr>
@@ -3006,8 +3060,9 @@
           <w:i w:val="0"/>
           <w:color w:val="0000FF"/>
           <w:sz w:val="24"/>
-        </w:rPr>
-        <w:t>s</w:t>
+          <w:u w:val="single"/>
+        </w:rPr>
+        <w:t>onised territories</w:t>
       </w:r>
       <w:r>
         <w:br/>
@@ -3850,6 +3905,7 @@
       </w:r>
       <w:r>
         <w:rPr>
+          <w:u w:val="single" w:color="0000ff"/>
           <w:rFonts w:ascii="Charis SIL Regular" w:hAnsi="Charis SIL Regular" w:eastAsia="Charis SIL Regular"/>
           <w:b w:val="0"/>
           <w:i w:val="0"/>
@@ -3867,7 +3923,7 @@
           <w:sz w:val="24"/>
           <w:u w:val="single"/>
         </w:rPr>
-        <w:hyperlink r:id="rId23" w:history="1">
+        <w:hyperlink r:id="rId24" w:history="1">
           <w:r>
             <w:rPr>
               <w:rStyle w:val="Hyperlink"/>
@@ -3885,7 +3941,7 @@
           <w:sz w:val="24"/>
           <w:u w:val="single"/>
         </w:rPr>
-        <w:hyperlink r:id="rId23" w:history="1">
+        <w:hyperlink r:id="rId24" w:history="1">
           <w:r>
             <w:rPr>
               <w:rStyle w:val="Hyperlink"/>
@@ -3914,7 +3970,7 @@
           <w:sz w:val="24"/>
           <w:u w:val="single"/>
         </w:rPr>
-        <w:hyperlink r:id="rId23" w:history="1">
+        <w:hyperlink r:id="rId24" w:history="1">
           <w:r>
             <w:rPr>
               <w:rStyle w:val="Hyperlink"/>
@@ -3932,7 +3988,7 @@
           <w:sz w:val="24"/>
           <w:u w:val="single"/>
         </w:rPr>
-        <w:hyperlink r:id="rId24" w:history="1">
+        <w:hyperlink r:id="rId23" w:history="1">
           <w:r>
             <w:rPr>
               <w:rStyle w:val="Hyperlink"/>
@@ -3943,13 +3999,21 @@
       </w:r>
       <w:r>
         <w:rPr>
+          <w:u w:val="single" w:color="0000ff"/>
           <w:rFonts w:ascii="Charis SIL Regular" w:hAnsi="Charis SIL Regular" w:eastAsia="Charis SIL Regular"/>
           <w:b w:val="0"/>
           <w:i w:val="0"/>
           <w:color w:val="000000"/>
           <w:sz w:val="24"/>
         </w:rPr>
-        <w:t xml:space="preserve">, </w:t>
+        <w:hyperlink r:id="rId23" w:history="1">
+          <w:r>
+            <w:rPr>
+              <w:rStyle w:val="Hyperlink"/>
+            </w:rPr>
+            <w:t xml:space="preserve">, </w:t>
+          </w:r>
+        </w:hyperlink>
       </w:r>
       <w:r>
         <w:rPr>
@@ -3989,7 +4053,7 @@
           <w:sz w:val="24"/>
           <w:u w:val="single"/>
         </w:rPr>
-        <w:hyperlink r:id="rId23" w:history="1">
+        <w:hyperlink r:id="rId25" w:history="1">
           <w:r>
             <w:rPr>
               <w:rStyle w:val="Hyperlink"/>

--- a/EXPORTS/DOCX/published/niveau3/English/TropischLandbouwMus.docx
+++ b/EXPORTS/DOCX/published/niveau3/English/TropischLandbouwMus.docx
@@ -838,7 +838,6 @@
           <w:i w:val="0"/>
           <w:color w:val="0000FF"/>
           <w:sz w:val="24"/>
-          <w:u w:val="single"/>
         </w:rPr>
         <w:hyperlink r:id="rId12" w:history="1">
           <w:r>
@@ -858,7 +857,7 @@
           <w:sz w:val="24"/>
           <w:u w:val="single"/>
         </w:rPr>
-        <w:hyperlink r:id="rId12" w:history="1">
+        <w:hyperlink r:id="rId11" w:history="1">
           <w:r>
             <w:rPr>
               <w:rStyle w:val="Hyperlink"/>
@@ -887,7 +886,7 @@
           <w:sz w:val="24"/>
           <w:u w:val="single"/>
         </w:rPr>
-        <w:hyperlink r:id="rId12" w:history="1">
+        <w:hyperlink r:id="rId11" w:history="1">
           <w:r>
             <w:rPr>
               <w:rStyle w:val="Hyperlink"/>
@@ -905,7 +904,7 @@
           <w:sz w:val="24"/>
           <w:u w:val="single"/>
         </w:rPr>
-        <w:hyperlink r:id="rId12" w:history="1">
+        <w:hyperlink r:id="rId11" w:history="1">
           <w:r>
             <w:rPr>
               <w:rStyle w:val="Hyperlink"/>
@@ -934,7 +933,7 @@
           <w:sz w:val="24"/>
           <w:u w:val="single"/>
         </w:rPr>
-        <w:hyperlink r:id="rId11" w:history="1">
+        <w:hyperlink r:id="rId12" w:history="1">
           <w:r>
             <w:rPr>
               <w:rStyle w:val="Hyperlink"/>
@@ -1432,7 +1431,86 @@
           <w:color w:val="000000"/>
           <w:sz w:val="24"/>
         </w:rPr>
-        <w:t>e Deventer collection is still mana</w:t>
+        <w:hyperlink r:id="rId13" w:history="1">
+          <w:r>
+            <w:rPr>
+              <w:rStyle w:val="Hyperlink"/>
+            </w:rPr>
+            <w:t>e Deventer co</w:t>
+          </w:r>
+        </w:hyperlink>
+      </w:r>
+      <w:r>
+        <w:rPr>
+          <w:u w:val="single" w:color="0000ff"/>
+          <w:rFonts w:ascii="Charis SIL Regular" w:hAnsi="Charis SIL Regular" w:eastAsia="Charis SIL Regular"/>
+          <w:b w:val="0"/>
+          <w:i w:val="0"/>
+          <w:color w:val="000000"/>
+          <w:sz w:val="24"/>
+        </w:rPr>
+        <w:hyperlink r:id="rId13" w:history="1">
+          <w:r>
+            <w:rPr>
+              <w:rStyle w:val="Hyperlink"/>
+            </w:rPr>
+            <w:t>l</w:t>
+          </w:r>
+        </w:hyperlink>
+      </w:r>
+      <w:r>
+        <w:rPr>
+          <w:u w:val="single" w:color="0000ff"/>
+          <w:rFonts w:ascii="Charis SIL Regular" w:hAnsi="Charis SIL Regular" w:eastAsia="Charis SIL Regular"/>
+          <w:b w:val="0"/>
+          <w:i w:val="0"/>
+          <w:color w:val="000000"/>
+          <w:sz w:val="24"/>
+        </w:rPr>
+        <w:hyperlink r:id="rId13" w:history="1">
+          <w:r>
+            <w:rPr>
+              <w:rStyle w:val="Hyperlink"/>
+            </w:rPr>
+            <w:t>lection i</w:t>
+          </w:r>
+        </w:hyperlink>
+      </w:r>
+      <w:r>
+        <w:rPr>
+          <w:u w:val="single" w:color="0000ff"/>
+          <w:rFonts w:ascii="Charis SIL Regular" w:hAnsi="Charis SIL Regular" w:eastAsia="Charis SIL Regular"/>
+          <w:b w:val="0"/>
+          <w:i w:val="0"/>
+          <w:color w:val="000000"/>
+          <w:sz w:val="24"/>
+        </w:rPr>
+        <w:hyperlink r:id="rId13" w:history="1">
+          <w:r>
+            <w:rPr>
+              <w:rStyle w:val="Hyperlink"/>
+            </w:rPr>
+            <w:t>s</w:t>
+          </w:r>
+        </w:hyperlink>
+      </w:r>
+      <w:r>
+        <w:rPr>
+          <w:u w:val="single" w:color="0000ff"/>
+          <w:rFonts w:ascii="Charis SIL Regular" w:hAnsi="Charis SIL Regular" w:eastAsia="Charis SIL Regular"/>
+          <w:b w:val="0"/>
+          <w:i w:val="0"/>
+          <w:color w:val="000000"/>
+          <w:sz w:val="24"/>
+        </w:rPr>
+        <w:hyperlink r:id="rId13" w:history="1">
+          <w:r>
+            <w:rPr>
+              <w:rStyle w:val="Hyperlink"/>
+            </w:rPr>
+            <w:t xml:space="preserve"> still mana</w:t>
+          </w:r>
+        </w:hyperlink>
       </w:r>
       <w:r>
         <w:rPr>
@@ -2334,7 +2412,14 @@
           <w:color w:val="000000"/>
           <w:sz w:val="24"/>
         </w:rPr>
-        <w:t>n. Fina</w:t>
+        <w:hyperlink r:id="rId18" w:history="1">
+          <w:r>
+            <w:rPr>
+              <w:rStyle w:val="Hyperlink"/>
+            </w:rPr>
+            <w:t>n. Fina</w:t>
+          </w:r>
+        </w:hyperlink>
       </w:r>
       <w:r>
         <w:rPr>
@@ -2374,31 +2459,13 @@
       </w:r>
       <w:r>
         <w:rPr>
-          <w:u w:val="single" w:color="0000ff"/>
           <w:rFonts w:ascii="Charis SIL Regular" w:hAnsi="Charis SIL Regular" w:eastAsia="Charis SIL Regular"/>
           <w:b w:val="0"/>
           <w:i w:val="0"/>
           <w:color w:val="000000"/>
           <w:sz w:val="24"/>
         </w:rPr>
-        <w:hyperlink r:id="rId18" w:history="1">
-          <w:r>
-            <w:rPr>
-              <w:rStyle w:val="Hyperlink"/>
-            </w:rPr>
-            <w:t xml:space="preserve"> the arc</w:t>
-          </w:r>
-        </w:hyperlink>
-      </w:r>
-      <w:r>
-        <w:rPr>
-          <w:rFonts w:ascii="Charis SIL Regular" w:hAnsi="Charis SIL Regular" w:eastAsia="Charis SIL Regular"/>
-          <w:b w:val="0"/>
-          <w:i w:val="0"/>
-          <w:color w:val="000000"/>
-          <w:sz w:val="24"/>
-        </w:rPr>
-        <w:t xml:space="preserve">hive of the </w:t>
+        <w:t xml:space="preserve"> the archive of the </w:t>
       </w:r>
       <w:r>
         <w:rPr>
@@ -3040,7 +3107,7 @@
           <w:sz w:val="24"/>
           <w:u w:val="single"/>
         </w:rPr>
-        <w:t>Scientific research in co</w:t>
+        <w:t>Scientific research in col</w:t>
       </w:r>
       <w:r>
         <w:rPr>
@@ -3051,7 +3118,7 @@
           <w:sz w:val="24"/>
           <w:u w:val="single"/>
         </w:rPr>
-        <w:t>l</w:t>
+        <w:t>onised territorie</w:t>
       </w:r>
       <w:r>
         <w:rPr>
@@ -3060,9 +3127,8 @@
           <w:i w:val="0"/>
           <w:color w:val="0000FF"/>
           <w:sz w:val="24"/>
-          <w:u w:val="single"/>
-        </w:rPr>
-        <w:t>onised territories</w:t>
+        </w:rPr>
+        <w:t>s</w:t>
       </w:r>
       <w:r>
         <w:br/>
@@ -3912,7 +3978,14 @@
           <w:color w:val="000000"/>
           <w:sz w:val="24"/>
         </w:rPr>
-        <w:t xml:space="preserve">, </w:t>
+        <w:hyperlink r:id="rId23" w:history="1">
+          <w:r>
+            <w:rPr>
+              <w:rStyle w:val="Hyperlink"/>
+            </w:rPr>
+            <w:t xml:space="preserve">, </w:t>
+          </w:r>
+        </w:hyperlink>
       </w:r>
       <w:r>
         <w:rPr>
@@ -3923,7 +3996,7 @@
           <w:sz w:val="24"/>
           <w:u w:val="single"/>
         </w:rPr>
-        <w:hyperlink r:id="rId24" w:history="1">
+        <w:hyperlink r:id="rId23" w:history="1">
           <w:r>
             <w:rPr>
               <w:rStyle w:val="Hyperlink"/>
@@ -3941,7 +4014,7 @@
           <w:sz w:val="24"/>
           <w:u w:val="single"/>
         </w:rPr>
-        <w:hyperlink r:id="rId24" w:history="1">
+        <w:hyperlink r:id="rId23" w:history="1">
           <w:r>
             <w:rPr>
               <w:rStyle w:val="Hyperlink"/>
@@ -3988,7 +4061,7 @@
           <w:sz w:val="24"/>
           <w:u w:val="single"/>
         </w:rPr>
-        <w:hyperlink r:id="rId23" w:history="1">
+        <w:hyperlink r:id="rId24" w:history="1">
           <w:r>
             <w:rPr>
               <w:rStyle w:val="Hyperlink"/>
@@ -4024,7 +4097,7 @@
           <w:sz w:val="24"/>
           <w:u w:val="single"/>
         </w:rPr>
-        <w:hyperlink r:id="rId23" w:history="1">
+        <w:hyperlink r:id="rId25" w:history="1">
           <w:r>
             <w:rPr>
               <w:rStyle w:val="Hyperlink"/>

--- a/EXPORTS/DOCX/published/niveau3/English/TropischLandbouwMus.docx
+++ b/EXPORTS/DOCX/published/niveau3/English/TropischLandbouwMus.docx
@@ -2459,13 +2459,31 @@
       </w:r>
       <w:r>
         <w:rPr>
+          <w:u w:val="single" w:color="0000ff"/>
           <w:rFonts w:ascii="Charis SIL Regular" w:hAnsi="Charis SIL Regular" w:eastAsia="Charis SIL Regular"/>
           <w:b w:val="0"/>
           <w:i w:val="0"/>
           <w:color w:val="000000"/>
           <w:sz w:val="24"/>
         </w:rPr>
-        <w:t xml:space="preserve"> the archive of the </w:t>
+        <w:hyperlink r:id="rId18" w:history="1">
+          <w:r>
+            <w:rPr>
+              <w:rStyle w:val="Hyperlink"/>
+            </w:rPr>
+            <w:t xml:space="preserve"> the arc</w:t>
+          </w:r>
+        </w:hyperlink>
+      </w:r>
+      <w:r>
+        <w:rPr>
+          <w:rFonts w:ascii="Charis SIL Regular" w:hAnsi="Charis SIL Regular" w:eastAsia="Charis SIL Regular"/>
+          <w:b w:val="0"/>
+          <w:i w:val="0"/>
+          <w:color w:val="000000"/>
+          <w:sz w:val="24"/>
+        </w:rPr>
+        <w:t xml:space="preserve">hive of the </w:t>
       </w:r>
       <w:r>
         <w:rPr>
@@ -3978,6 +3996,100 @@
           <w:color w:val="000000"/>
           <w:sz w:val="24"/>
         </w:rPr>
+        <w:t xml:space="preserve">, </w:t>
+      </w:r>
+      <w:r>
+        <w:rPr>
+          <w:rFonts w:ascii="Charis SIL Regular" w:hAnsi="Charis SIL Regular" w:eastAsia="Charis SIL Regular"/>
+          <w:b w:val="0"/>
+          <w:i w:val="0"/>
+          <w:color w:val="0000FF"/>
+          <w:sz w:val="24"/>
+          <w:u w:val="single"/>
+        </w:rPr>
+        <w:hyperlink r:id="rId23" w:history="1">
+          <w:r>
+            <w:rPr>
+              <w:rStyle w:val="Hyperlink"/>
+            </w:rPr>
+            <w:t>ISB</w:t>
+          </w:r>
+        </w:hyperlink>
+      </w:r>
+      <w:r>
+        <w:rPr>
+          <w:rFonts w:ascii="Charis SIL Regular" w:hAnsi="Charis SIL Regular" w:eastAsia="Charis SIL Regular"/>
+          <w:b w:val="0"/>
+          <w:i w:val="0"/>
+          <w:color w:val="0000FF"/>
+          <w:sz w:val="24"/>
+          <w:u w:val="single"/>
+        </w:rPr>
+        <w:hyperlink r:id="rId24" w:history="1">
+          <w:r>
+            <w:rPr>
+              <w:rStyle w:val="Hyperlink"/>
+            </w:rPr>
+            <w:t>N</w:t>
+          </w:r>
+        </w:hyperlink>
+      </w:r>
+      <w:r>
+        <w:rPr>
+          <w:rFonts w:ascii="Charis SIL Regular" w:hAnsi="Charis SIL Regular" w:eastAsia="Charis SIL Regular"/>
+          <w:b w:val="0"/>
+          <w:i w:val="0"/>
+          <w:color w:val="0000FF"/>
+          <w:sz w:val="24"/>
+          <w:u w:val="single"/>
+        </w:rPr>
+        <w:t xml:space="preserve"> </w:t>
+      </w:r>
+      <w:r>
+        <w:rPr>
+          <w:rFonts w:ascii="Charis SIL Regular" w:hAnsi="Charis SIL Regular" w:eastAsia="Charis SIL Regular"/>
+          <w:b w:val="0"/>
+          <w:i w:val="0"/>
+          <w:color w:val="0000FF"/>
+          <w:sz w:val="24"/>
+          <w:u w:val="single"/>
+        </w:rPr>
+        <w:hyperlink r:id="rId24" w:history="1">
+          <w:r>
+            <w:rPr>
+              <w:rStyle w:val="Hyperlink"/>
+            </w:rPr>
+            <w:t>9789080</w:t>
+          </w:r>
+        </w:hyperlink>
+      </w:r>
+      <w:r>
+        <w:rPr>
+          <w:rFonts w:ascii="Charis SIL Regular" w:hAnsi="Charis SIL Regular" w:eastAsia="Charis SIL Regular"/>
+          <w:b w:val="0"/>
+          <w:i w:val="0"/>
+          <w:color w:val="0000FF"/>
+          <w:sz w:val="24"/>
+          <w:u w:val="single"/>
+        </w:rPr>
+        <w:hyperlink r:id="rId24" w:history="1">
+          <w:r>
+            <w:rPr>
+              <w:rStyle w:val="Hyperlink"/>
+            </w:rPr>
+            <w:t>083295</w:t>
+          </w:r>
+        </w:hyperlink>
+      </w:r>
+      <w:r>
+        <w:rPr>
+          <w:u w:val="single" w:color="0000ff"/>
+          <w:rFonts w:ascii="Charis SIL Regular" w:hAnsi="Charis SIL Regular" w:eastAsia="Charis SIL Regular"/>
+          <w:b w:val="0"/>
+          <w:i w:val="0"/>
+          <w:color w:val="000000"/>
+          <w:sz w:val="24"/>
+        </w:rPr>
         <w:hyperlink r:id="rId23" w:history="1">
           <w:r>
             <w:rPr>
@@ -4001,107 +4113,6 @@
             <w:rPr>
               <w:rStyle w:val="Hyperlink"/>
             </w:rPr>
-            <w:t>ISB</w:t>
-          </w:r>
-        </w:hyperlink>
-      </w:r>
-      <w:r>
-        <w:rPr>
-          <w:rFonts w:ascii="Charis SIL Regular" w:hAnsi="Charis SIL Regular" w:eastAsia="Charis SIL Regular"/>
-          <w:b w:val="0"/>
-          <w:i w:val="0"/>
-          <w:color w:val="0000FF"/>
-          <w:sz w:val="24"/>
-          <w:u w:val="single"/>
-        </w:rPr>
-        <w:hyperlink r:id="rId23" w:history="1">
-          <w:r>
-            <w:rPr>
-              <w:rStyle w:val="Hyperlink"/>
-            </w:rPr>
-            <w:t>N</w:t>
-          </w:r>
-        </w:hyperlink>
-      </w:r>
-      <w:r>
-        <w:rPr>
-          <w:rFonts w:ascii="Charis SIL Regular" w:hAnsi="Charis SIL Regular" w:eastAsia="Charis SIL Regular"/>
-          <w:b w:val="0"/>
-          <w:i w:val="0"/>
-          <w:color w:val="0000FF"/>
-          <w:sz w:val="24"/>
-          <w:u w:val="single"/>
-        </w:rPr>
-        <w:t xml:space="preserve"> </w:t>
-      </w:r>
-      <w:r>
-        <w:rPr>
-          <w:rFonts w:ascii="Charis SIL Regular" w:hAnsi="Charis SIL Regular" w:eastAsia="Charis SIL Regular"/>
-          <w:b w:val="0"/>
-          <w:i w:val="0"/>
-          <w:color w:val="0000FF"/>
-          <w:sz w:val="24"/>
-          <w:u w:val="single"/>
-        </w:rPr>
-        <w:hyperlink r:id="rId24" w:history="1">
-          <w:r>
-            <w:rPr>
-              <w:rStyle w:val="Hyperlink"/>
-            </w:rPr>
-            <w:t>9789080</w:t>
-          </w:r>
-        </w:hyperlink>
-      </w:r>
-      <w:r>
-        <w:rPr>
-          <w:rFonts w:ascii="Charis SIL Regular" w:hAnsi="Charis SIL Regular" w:eastAsia="Charis SIL Regular"/>
-          <w:b w:val="0"/>
-          <w:i w:val="0"/>
-          <w:color w:val="0000FF"/>
-          <w:sz w:val="24"/>
-          <w:u w:val="single"/>
-        </w:rPr>
-        <w:hyperlink r:id="rId24" w:history="1">
-          <w:r>
-            <w:rPr>
-              <w:rStyle w:val="Hyperlink"/>
-            </w:rPr>
-            <w:t>083295</w:t>
-          </w:r>
-        </w:hyperlink>
-      </w:r>
-      <w:r>
-        <w:rPr>
-          <w:u w:val="single" w:color="0000ff"/>
-          <w:rFonts w:ascii="Charis SIL Regular" w:hAnsi="Charis SIL Regular" w:eastAsia="Charis SIL Regular"/>
-          <w:b w:val="0"/>
-          <w:i w:val="0"/>
-          <w:color w:val="000000"/>
-          <w:sz w:val="24"/>
-        </w:rPr>
-        <w:hyperlink r:id="rId23" w:history="1">
-          <w:r>
-            <w:rPr>
-              <w:rStyle w:val="Hyperlink"/>
-            </w:rPr>
-            <w:t xml:space="preserve">, </w:t>
-          </w:r>
-        </w:hyperlink>
-      </w:r>
-      <w:r>
-        <w:rPr>
-          <w:rFonts w:ascii="Charis SIL Regular" w:hAnsi="Charis SIL Regular" w:eastAsia="Charis SIL Regular"/>
-          <w:b w:val="0"/>
-          <w:i w:val="0"/>
-          <w:color w:val="0000FF"/>
-          <w:sz w:val="24"/>
-          <w:u w:val="single"/>
-        </w:rPr>
-        <w:hyperlink r:id="rId25" w:history="1">
-          <w:r>
-            <w:rPr>
-              <w:rStyle w:val="Hyperlink"/>
-            </w:rPr>
             <w:t>WorldCat</w:t>
           </w:r>
         </w:hyperlink>
@@ -4126,7 +4137,7 @@
           <w:sz w:val="24"/>
           <w:u w:val="single"/>
         </w:rPr>
-        <w:hyperlink r:id="rId25" w:history="1">
+        <w:hyperlink r:id="rId23" w:history="1">
           <w:r>
             <w:rPr>
               <w:rStyle w:val="Hyperlink"/>

--- a/EXPORTS/DOCX/published/niveau3/English/TropischLandbouwMus.docx
+++ b/EXPORTS/DOCX/published/niveau3/English/TropischLandbouwMus.docx
@@ -839,14 +839,7 @@
           <w:color w:val="0000FF"/>
           <w:sz w:val="24"/>
         </w:rPr>
-        <w:hyperlink r:id="rId12" w:history="1">
-          <w:r>
-            <w:rPr>
-              <w:rStyle w:val="Hyperlink"/>
-            </w:rPr>
-            <w:t>Rijk</w:t>
-          </w:r>
-        </w:hyperlink>
+        <w:t>Rijksmuseum voor Volkenk</w:t>
       </w:r>
       <w:r>
         <w:rPr>
@@ -858,100 +851,6 @@
           <w:u w:val="single"/>
         </w:rPr>
         <w:hyperlink r:id="rId11" w:history="1">
-          <w:r>
-            <w:rPr>
-              <w:rStyle w:val="Hyperlink"/>
-            </w:rPr>
-            <w:t>smuseum</w:t>
-          </w:r>
-        </w:hyperlink>
-      </w:r>
-      <w:r>
-        <w:rPr>
-          <w:rFonts w:ascii="Charis SIL Regular" w:hAnsi="Charis SIL Regular" w:eastAsia="Charis SIL Regular"/>
-          <w:b w:val="0"/>
-          <w:i w:val="0"/>
-          <w:color w:val="0000FF"/>
-          <w:sz w:val="24"/>
-          <w:u w:val="single"/>
-        </w:rPr>
-        <w:t xml:space="preserve"> </w:t>
-      </w:r>
-      <w:r>
-        <w:rPr>
-          <w:rFonts w:ascii="Charis SIL Regular" w:hAnsi="Charis SIL Regular" w:eastAsia="Charis SIL Regular"/>
-          <w:b w:val="0"/>
-          <w:i w:val="0"/>
-          <w:color w:val="0000FF"/>
-          <w:sz w:val="24"/>
-          <w:u w:val="single"/>
-        </w:rPr>
-        <w:hyperlink r:id="rId11" w:history="1">
-          <w:r>
-            <w:rPr>
-              <w:rStyle w:val="Hyperlink"/>
-            </w:rPr>
-            <w:t>voo</w:t>
-          </w:r>
-        </w:hyperlink>
-      </w:r>
-      <w:r>
-        <w:rPr>
-          <w:rFonts w:ascii="Charis SIL Regular" w:hAnsi="Charis SIL Regular" w:eastAsia="Charis SIL Regular"/>
-          <w:b w:val="0"/>
-          <w:i w:val="0"/>
-          <w:color w:val="0000FF"/>
-          <w:sz w:val="24"/>
-          <w:u w:val="single"/>
-        </w:rPr>
-        <w:hyperlink r:id="rId11" w:history="1">
-          <w:r>
-            <w:rPr>
-              <w:rStyle w:val="Hyperlink"/>
-            </w:rPr>
-            <w:t>r</w:t>
-          </w:r>
-        </w:hyperlink>
-      </w:r>
-      <w:r>
-        <w:rPr>
-          <w:rFonts w:ascii="Charis SIL Regular" w:hAnsi="Charis SIL Regular" w:eastAsia="Charis SIL Regular"/>
-          <w:b w:val="0"/>
-          <w:i w:val="0"/>
-          <w:color w:val="0000FF"/>
-          <w:sz w:val="24"/>
-          <w:u w:val="single"/>
-        </w:rPr>
-        <w:t xml:space="preserve"> </w:t>
-      </w:r>
-      <w:r>
-        <w:rPr>
-          <w:rFonts w:ascii="Charis SIL Regular" w:hAnsi="Charis SIL Regular" w:eastAsia="Charis SIL Regular"/>
-          <w:b w:val="0"/>
-          <w:i w:val="0"/>
-          <w:color w:val="0000FF"/>
-          <w:sz w:val="24"/>
-          <w:u w:val="single"/>
-        </w:rPr>
-        <w:hyperlink r:id="rId12" w:history="1">
-          <w:r>
-            <w:rPr>
-              <w:rStyle w:val="Hyperlink"/>
-            </w:rPr>
-            <w:t>Volkenk</w:t>
-          </w:r>
-        </w:hyperlink>
-      </w:r>
-      <w:r>
-        <w:rPr>
-          <w:rFonts w:ascii="Charis SIL Regular" w:hAnsi="Charis SIL Regular" w:eastAsia="Charis SIL Regular"/>
-          <w:b w:val="0"/>
-          <w:i w:val="0"/>
-          <w:color w:val="0000FF"/>
-          <w:sz w:val="24"/>
-          <w:u w:val="single"/>
-        </w:rPr>
-        <w:hyperlink r:id="rId12" w:history="1">
           <w:r>
             <w:rPr>
               <w:rStyle w:val="Hyperlink"/>
@@ -3125,7 +3024,7 @@
           <w:sz w:val="24"/>
           <w:u w:val="single"/>
         </w:rPr>
-        <w:t>Scientific research in col</w:t>
+        <w:t>Scientific research in co</w:t>
       </w:r>
       <w:r>
         <w:rPr>
@@ -3136,7 +3035,7 @@
           <w:sz w:val="24"/>
           <w:u w:val="single"/>
         </w:rPr>
-        <w:t>onised territorie</w:t>
+        <w:t>l</w:t>
       </w:r>
       <w:r>
         <w:rPr>
@@ -3145,8 +3044,9 @@
           <w:i w:val="0"/>
           <w:color w:val="0000FF"/>
           <w:sz w:val="24"/>
-        </w:rPr>
-        <w:t>s</w:t>
+          <w:u w:val="single"/>
+        </w:rPr>
+        <w:t>onised territories</w:t>
       </w:r>
       <w:r>
         <w:br/>
@@ -3996,7 +3896,14 @@
           <w:color w:val="000000"/>
           <w:sz w:val="24"/>
         </w:rPr>
-        <w:t xml:space="preserve">, </w:t>
+        <w:hyperlink r:id="rId23" w:history="1">
+          <w:r>
+            <w:rPr>
+              <w:rStyle w:val="Hyperlink"/>
+            </w:rPr>
+            <w:t xml:space="preserve">, </w:t>
+          </w:r>
+        </w:hyperlink>
       </w:r>
       <w:r>
         <w:rPr>
@@ -4054,7 +3961,7 @@
           <w:sz w:val="24"/>
           <w:u w:val="single"/>
         </w:rPr>
-        <w:hyperlink r:id="rId24" w:history="1">
+        <w:hyperlink r:id="rId23" w:history="1">
           <w:r>
             <w:rPr>
               <w:rStyle w:val="Hyperlink"/>
@@ -4083,21 +3990,13 @@
       </w:r>
       <w:r>
         <w:rPr>
-          <w:u w:val="single" w:color="0000ff"/>
           <w:rFonts w:ascii="Charis SIL Regular" w:hAnsi="Charis SIL Regular" w:eastAsia="Charis SIL Regular"/>
           <w:b w:val="0"/>
           <w:i w:val="0"/>
           <w:color w:val="000000"/>
           <w:sz w:val="24"/>
         </w:rPr>
-        <w:hyperlink r:id="rId23" w:history="1">
-          <w:r>
-            <w:rPr>
-              <w:rStyle w:val="Hyperlink"/>
-            </w:rPr>
-            <w:t xml:space="preserve">, </w:t>
-          </w:r>
-        </w:hyperlink>
+        <w:t xml:space="preserve">, </w:t>
       </w:r>
       <w:r>
         <w:rPr>

--- a/EXPORTS/DOCX/published/niveau3/English/TropischLandbouwMus.docx
+++ b/EXPORTS/DOCX/published/niveau3/English/TropischLandbouwMus.docx
@@ -838,8 +838,110 @@
           <w:i w:val="0"/>
           <w:color w:val="0000FF"/>
           <w:sz w:val="24"/>
-        </w:rPr>
-        <w:t>Rijksmuseum voor Volkenk</w:t>
+          <w:u w:val="single"/>
+        </w:rPr>
+        <w:hyperlink r:id="rId12" w:history="1">
+          <w:r>
+            <w:rPr>
+              <w:rStyle w:val="Hyperlink"/>
+            </w:rPr>
+            <w:t>Rijk</w:t>
+          </w:r>
+        </w:hyperlink>
+      </w:r>
+      <w:r>
+        <w:rPr>
+          <w:rFonts w:ascii="Charis SIL Regular" w:hAnsi="Charis SIL Regular" w:eastAsia="Charis SIL Regular"/>
+          <w:b w:val="0"/>
+          <w:i w:val="0"/>
+          <w:color w:val="0000FF"/>
+          <w:sz w:val="24"/>
+          <w:u w:val="single"/>
+        </w:rPr>
+        <w:hyperlink r:id="rId12" w:history="1">
+          <w:r>
+            <w:rPr>
+              <w:rStyle w:val="Hyperlink"/>
+            </w:rPr>
+            <w:t>smuseum</w:t>
+          </w:r>
+        </w:hyperlink>
+      </w:r>
+      <w:r>
+        <w:rPr>
+          <w:rFonts w:ascii="Charis SIL Regular" w:hAnsi="Charis SIL Regular" w:eastAsia="Charis SIL Regular"/>
+          <w:b w:val="0"/>
+          <w:i w:val="0"/>
+          <w:color w:val="0000FF"/>
+          <w:sz w:val="24"/>
+          <w:u w:val="single"/>
+        </w:rPr>
+        <w:t xml:space="preserve"> </w:t>
+      </w:r>
+      <w:r>
+        <w:rPr>
+          <w:rFonts w:ascii="Charis SIL Regular" w:hAnsi="Charis SIL Regular" w:eastAsia="Charis SIL Regular"/>
+          <w:b w:val="0"/>
+          <w:i w:val="0"/>
+          <w:color w:val="0000FF"/>
+          <w:sz w:val="24"/>
+          <w:u w:val="single"/>
+        </w:rPr>
+        <w:hyperlink r:id="rId12" w:history="1">
+          <w:r>
+            <w:rPr>
+              <w:rStyle w:val="Hyperlink"/>
+            </w:rPr>
+            <w:t>voo</w:t>
+          </w:r>
+        </w:hyperlink>
+      </w:r>
+      <w:r>
+        <w:rPr>
+          <w:rFonts w:ascii="Charis SIL Regular" w:hAnsi="Charis SIL Regular" w:eastAsia="Charis SIL Regular"/>
+          <w:b w:val="0"/>
+          <w:i w:val="0"/>
+          <w:color w:val="0000FF"/>
+          <w:sz w:val="24"/>
+          <w:u w:val="single"/>
+        </w:rPr>
+        <w:hyperlink r:id="rId12" w:history="1">
+          <w:r>
+            <w:rPr>
+              <w:rStyle w:val="Hyperlink"/>
+            </w:rPr>
+            <w:t>r</w:t>
+          </w:r>
+        </w:hyperlink>
+      </w:r>
+      <w:r>
+        <w:rPr>
+          <w:rFonts w:ascii="Charis SIL Regular" w:hAnsi="Charis SIL Regular" w:eastAsia="Charis SIL Regular"/>
+          <w:b w:val="0"/>
+          <w:i w:val="0"/>
+          <w:color w:val="0000FF"/>
+          <w:sz w:val="24"/>
+          <w:u w:val="single"/>
+        </w:rPr>
+        <w:t xml:space="preserve"> </w:t>
+      </w:r>
+      <w:r>
+        <w:rPr>
+          <w:rFonts w:ascii="Charis SIL Regular" w:hAnsi="Charis SIL Regular" w:eastAsia="Charis SIL Regular"/>
+          <w:b w:val="0"/>
+          <w:i w:val="0"/>
+          <w:color w:val="0000FF"/>
+          <w:sz w:val="24"/>
+          <w:u w:val="single"/>
+        </w:rPr>
+        <w:hyperlink r:id="rId11" w:history="1">
+          <w:r>
+            <w:rPr>
+              <w:rStyle w:val="Hyperlink"/>
+            </w:rPr>
+            <w:t>Volkenk</w:t>
+          </w:r>
+        </w:hyperlink>
       </w:r>
       <w:r>
         <w:rPr>
@@ -3024,7 +3126,7 @@
           <w:sz w:val="24"/>
           <w:u w:val="single"/>
         </w:rPr>
-        <w:t>Scientific research in co</w:t>
+        <w:t>Scientific research in col</w:t>
       </w:r>
       <w:r>
         <w:rPr>
@@ -3035,7 +3137,7 @@
           <w:sz w:val="24"/>
           <w:u w:val="single"/>
         </w:rPr>
-        <w:t>l</w:t>
+        <w:t>onised territorie</w:t>
       </w:r>
       <w:r>
         <w:rPr>
@@ -3044,9 +3146,8 @@
           <w:i w:val="0"/>
           <w:color w:val="0000FF"/>
           <w:sz w:val="24"/>
-          <w:u w:val="single"/>
-        </w:rPr>
-        <w:t>onised territories</w:t>
+        </w:rPr>
+        <w:t>s</w:t>
       </w:r>
       <w:r>
         <w:br/>
@@ -3979,7 +4080,7 @@
           <w:sz w:val="24"/>
           <w:u w:val="single"/>
         </w:rPr>
-        <w:hyperlink r:id="rId24" w:history="1">
+        <w:hyperlink r:id="rId23" w:history="1">
           <w:r>
             <w:rPr>
               <w:rStyle w:val="Hyperlink"/>
@@ -3990,13 +4091,21 @@
       </w:r>
       <w:r>
         <w:rPr>
+          <w:u w:val="single" w:color="0000ff"/>
           <w:rFonts w:ascii="Charis SIL Regular" w:hAnsi="Charis SIL Regular" w:eastAsia="Charis SIL Regular"/>
           <w:b w:val="0"/>
           <w:i w:val="0"/>
           <w:color w:val="000000"/>
           <w:sz w:val="24"/>
         </w:rPr>
-        <w:t xml:space="preserve">, </w:t>
+        <w:hyperlink r:id="rId23" w:history="1">
+          <w:r>
+            <w:rPr>
+              <w:rStyle w:val="Hyperlink"/>
+            </w:rPr>
+            <w:t xml:space="preserve">, </w:t>
+          </w:r>
+        </w:hyperlink>
       </w:r>
       <w:r>
         <w:rPr>
@@ -4007,7 +4116,7 @@
           <w:sz w:val="24"/>
           <w:u w:val="single"/>
         </w:rPr>
-        <w:hyperlink r:id="rId23" w:history="1">
+        <w:hyperlink r:id="rId25" w:history="1">
           <w:r>
             <w:rPr>
               <w:rStyle w:val="Hyperlink"/>
@@ -4036,7 +4145,7 @@
           <w:sz w:val="24"/>
           <w:u w:val="single"/>
         </w:rPr>
-        <w:hyperlink r:id="rId23" w:history="1">
+        <w:hyperlink r:id="rId25" w:history="1">
           <w:r>
             <w:rPr>
               <w:rStyle w:val="Hyperlink"/>

--- a/EXPORTS/DOCX/published/niveau3/English/TropischLandbouwMus.docx
+++ b/EXPORTS/DOCX/published/niveau3/English/TropischLandbouwMus.docx
@@ -838,7 +838,6 @@
           <w:i w:val="0"/>
           <w:color w:val="0000FF"/>
           <w:sz w:val="24"/>
-          <w:u w:val="single"/>
         </w:rPr>
         <w:hyperlink r:id="rId12" w:history="1">
           <w:r>
@@ -858,7 +857,7 @@
           <w:sz w:val="24"/>
           <w:u w:val="single"/>
         </w:rPr>
-        <w:hyperlink r:id="rId12" w:history="1">
+        <w:hyperlink r:id="rId11" w:history="1">
           <w:r>
             <w:rPr>
               <w:rStyle w:val="Hyperlink"/>
@@ -887,7 +886,7 @@
           <w:sz w:val="24"/>
           <w:u w:val="single"/>
         </w:rPr>
-        <w:hyperlink r:id="rId12" w:history="1">
+        <w:hyperlink r:id="rId11" w:history="1">
           <w:r>
             <w:rPr>
               <w:rStyle w:val="Hyperlink"/>
@@ -905,7 +904,7 @@
           <w:sz w:val="24"/>
           <w:u w:val="single"/>
         </w:rPr>
-        <w:hyperlink r:id="rId12" w:history="1">
+        <w:hyperlink r:id="rId11" w:history="1">
           <w:r>
             <w:rPr>
               <w:rStyle w:val="Hyperlink"/>
@@ -934,7 +933,7 @@
           <w:sz w:val="24"/>
           <w:u w:val="single"/>
         </w:rPr>
-        <w:hyperlink r:id="rId11" w:history="1">
+        <w:hyperlink r:id="rId12" w:history="1">
           <w:r>
             <w:rPr>
               <w:rStyle w:val="Hyperlink"/>
@@ -952,7 +951,7 @@
           <w:sz w:val="24"/>
           <w:u w:val="single"/>
         </w:rPr>
-        <w:hyperlink r:id="rId11" w:history="1">
+        <w:hyperlink r:id="rId12" w:history="1">
           <w:r>
             <w:rPr>
               <w:rStyle w:val="Hyperlink"/>
@@ -2402,89 +2401,7 @@
           <w:color w:val="000000"/>
           <w:sz w:val="24"/>
         </w:rPr>
-        <w:t>museum collectio</w:t>
-      </w:r>
-      <w:r>
-        <w:rPr>
-          <w:u w:val="single" w:color="0000ff"/>
-          <w:rFonts w:ascii="Charis SIL Regular" w:hAnsi="Charis SIL Regular" w:eastAsia="Charis SIL Regular"/>
-          <w:b w:val="0"/>
-          <w:i w:val="0"/>
-          <w:color w:val="000000"/>
-          <w:sz w:val="24"/>
-        </w:rPr>
-        <w:hyperlink r:id="rId18" w:history="1">
-          <w:r>
-            <w:rPr>
-              <w:rStyle w:val="Hyperlink"/>
-            </w:rPr>
-            <w:t>n. Fina</w:t>
-          </w:r>
-        </w:hyperlink>
-      </w:r>
-      <w:r>
-        <w:rPr>
-          <w:u w:val="single" w:color="0000ff"/>
-          <w:rFonts w:ascii="Charis SIL Regular" w:hAnsi="Charis SIL Regular" w:eastAsia="Charis SIL Regular"/>
-          <w:b w:val="0"/>
-          <w:i w:val="0"/>
-          <w:color w:val="000000"/>
-          <w:sz w:val="24"/>
-        </w:rPr>
-        <w:hyperlink r:id="rId18" w:history="1">
-          <w:r>
-            <w:rPr>
-              <w:rStyle w:val="Hyperlink"/>
-            </w:rPr>
-            <w:t>lly, there i</w:t>
-          </w:r>
-        </w:hyperlink>
-      </w:r>
-      <w:r>
-        <w:rPr>
-          <w:u w:val="single" w:color="0000ff"/>
-          <w:rFonts w:ascii="Charis SIL Regular" w:hAnsi="Charis SIL Regular" w:eastAsia="Charis SIL Regular"/>
-          <w:b w:val="0"/>
-          <w:i w:val="0"/>
-          <w:color w:val="000000"/>
-          <w:sz w:val="24"/>
-        </w:rPr>
-        <w:hyperlink r:id="rId18" w:history="1">
-          <w:r>
-            <w:rPr>
-              <w:rStyle w:val="Hyperlink"/>
-            </w:rPr>
-            <w:t>s</w:t>
-          </w:r>
-        </w:hyperlink>
-      </w:r>
-      <w:r>
-        <w:rPr>
-          <w:u w:val="single" w:color="0000ff"/>
-          <w:rFonts w:ascii="Charis SIL Regular" w:hAnsi="Charis SIL Regular" w:eastAsia="Charis SIL Regular"/>
-          <w:b w:val="0"/>
-          <w:i w:val="0"/>
-          <w:color w:val="000000"/>
-          <w:sz w:val="24"/>
-        </w:rPr>
-        <w:hyperlink r:id="rId18" w:history="1">
-          <w:r>
-            <w:rPr>
-              <w:rStyle w:val="Hyperlink"/>
-            </w:rPr>
-            <w:t xml:space="preserve"> the arc</w:t>
-          </w:r>
-        </w:hyperlink>
-      </w:r>
-      <w:r>
-        <w:rPr>
-          <w:rFonts w:ascii="Charis SIL Regular" w:hAnsi="Charis SIL Regular" w:eastAsia="Charis SIL Regular"/>
-          <w:b w:val="0"/>
-          <w:i w:val="0"/>
-          <w:color w:val="000000"/>
-          <w:sz w:val="24"/>
-        </w:rPr>
-        <w:t xml:space="preserve">hive of the </w:t>
+        <w:t xml:space="preserve">museum collection. Finally, there is the archive of the </w:t>
       </w:r>
       <w:r>
         <w:rPr>
@@ -3126,7 +3043,7 @@
           <w:sz w:val="24"/>
           <w:u w:val="single"/>
         </w:rPr>
-        <w:t>Scientific research in col</w:t>
+        <w:t>Scientific research in co</w:t>
       </w:r>
       <w:r>
         <w:rPr>
@@ -3137,7 +3054,7 @@
           <w:sz w:val="24"/>
           <w:u w:val="single"/>
         </w:rPr>
-        <w:t>onised territorie</w:t>
+        <w:t>l</w:t>
       </w:r>
       <w:r>
         <w:rPr>
@@ -3146,8 +3063,9 @@
           <w:i w:val="0"/>
           <w:color w:val="0000FF"/>
           <w:sz w:val="24"/>
-        </w:rPr>
-        <w:t>s</w:t>
+          <w:u w:val="single"/>
+        </w:rPr>
+        <w:t>onised territories</w:t>
       </w:r>
       <w:r>
         <w:br/>
@@ -4062,7 +3980,7 @@
           <w:sz w:val="24"/>
           <w:u w:val="single"/>
         </w:rPr>
-        <w:hyperlink r:id="rId23" w:history="1">
+        <w:hyperlink r:id="rId24" w:history="1">
           <w:r>
             <w:rPr>
               <w:rStyle w:val="Hyperlink"/>
@@ -4080,7 +3998,7 @@
           <w:sz w:val="24"/>
           <w:u w:val="single"/>
         </w:rPr>
-        <w:hyperlink r:id="rId23" w:history="1">
+        <w:hyperlink r:id="rId24" w:history="1">
           <w:r>
             <w:rPr>
               <w:rStyle w:val="Hyperlink"/>
@@ -4091,21 +4009,13 @@
       </w:r>
       <w:r>
         <w:rPr>
-          <w:u w:val="single" w:color="0000ff"/>
           <w:rFonts w:ascii="Charis SIL Regular" w:hAnsi="Charis SIL Regular" w:eastAsia="Charis SIL Regular"/>
           <w:b w:val="0"/>
           <w:i w:val="0"/>
           <w:color w:val="000000"/>
           <w:sz w:val="24"/>
         </w:rPr>
-        <w:hyperlink r:id="rId23" w:history="1">
-          <w:r>
-            <w:rPr>
-              <w:rStyle w:val="Hyperlink"/>
-            </w:rPr>
-            <w:t xml:space="preserve">, </w:t>
-          </w:r>
-        </w:hyperlink>
+        <w:t xml:space="preserve">, </w:t>
       </w:r>
       <w:r>
         <w:rPr>

--- a/EXPORTS/DOCX/published/niveau3/English/TropischLandbouwMus.docx
+++ b/EXPORTS/DOCX/published/niveau3/English/TropischLandbouwMus.docx
@@ -838,6 +838,7 @@
           <w:i w:val="0"/>
           <w:color w:val="0000FF"/>
           <w:sz w:val="24"/>
+          <w:u w:val="single"/>
         </w:rPr>
         <w:hyperlink r:id="rId12" w:history="1">
           <w:r>
@@ -857,7 +858,7 @@
           <w:sz w:val="24"/>
           <w:u w:val="single"/>
         </w:rPr>
-        <w:hyperlink r:id="rId11" w:history="1">
+        <w:hyperlink r:id="rId12" w:history="1">
           <w:r>
             <w:rPr>
               <w:rStyle w:val="Hyperlink"/>
@@ -886,7 +887,7 @@
           <w:sz w:val="24"/>
           <w:u w:val="single"/>
         </w:rPr>
-        <w:hyperlink r:id="rId11" w:history="1">
+        <w:hyperlink r:id="rId12" w:history="1">
           <w:r>
             <w:rPr>
               <w:rStyle w:val="Hyperlink"/>
@@ -904,7 +905,7 @@
           <w:sz w:val="24"/>
           <w:u w:val="single"/>
         </w:rPr>
-        <w:hyperlink r:id="rId11" w:history="1">
+        <w:hyperlink r:id="rId12" w:history="1">
           <w:r>
             <w:rPr>
               <w:rStyle w:val="Hyperlink"/>
@@ -2401,7 +2402,89 @@
           <w:color w:val="000000"/>
           <w:sz w:val="24"/>
         </w:rPr>
-        <w:t xml:space="preserve">museum collection. Finally, there is the archive of the </w:t>
+        <w:t>museum collectio</w:t>
+      </w:r>
+      <w:r>
+        <w:rPr>
+          <w:u w:val="single" w:color="0000ff"/>
+          <w:rFonts w:ascii="Charis SIL Regular" w:hAnsi="Charis SIL Regular" w:eastAsia="Charis SIL Regular"/>
+          <w:b w:val="0"/>
+          <w:i w:val="0"/>
+          <w:color w:val="000000"/>
+          <w:sz w:val="24"/>
+        </w:rPr>
+        <w:hyperlink r:id="rId18" w:history="1">
+          <w:r>
+            <w:rPr>
+              <w:rStyle w:val="Hyperlink"/>
+            </w:rPr>
+            <w:t>n. Fina</w:t>
+          </w:r>
+        </w:hyperlink>
+      </w:r>
+      <w:r>
+        <w:rPr>
+          <w:u w:val="single" w:color="0000ff"/>
+          <w:rFonts w:ascii="Charis SIL Regular" w:hAnsi="Charis SIL Regular" w:eastAsia="Charis SIL Regular"/>
+          <w:b w:val="0"/>
+          <w:i w:val="0"/>
+          <w:color w:val="000000"/>
+          <w:sz w:val="24"/>
+        </w:rPr>
+        <w:hyperlink r:id="rId18" w:history="1">
+          <w:r>
+            <w:rPr>
+              <w:rStyle w:val="Hyperlink"/>
+            </w:rPr>
+            <w:t>lly, there i</w:t>
+          </w:r>
+        </w:hyperlink>
+      </w:r>
+      <w:r>
+        <w:rPr>
+          <w:u w:val="single" w:color="0000ff"/>
+          <w:rFonts w:ascii="Charis SIL Regular" w:hAnsi="Charis SIL Regular" w:eastAsia="Charis SIL Regular"/>
+          <w:b w:val="0"/>
+          <w:i w:val="0"/>
+          <w:color w:val="000000"/>
+          <w:sz w:val="24"/>
+        </w:rPr>
+        <w:hyperlink r:id="rId18" w:history="1">
+          <w:r>
+            <w:rPr>
+              <w:rStyle w:val="Hyperlink"/>
+            </w:rPr>
+            <w:t>s</w:t>
+          </w:r>
+        </w:hyperlink>
+      </w:r>
+      <w:r>
+        <w:rPr>
+          <w:u w:val="single" w:color="0000ff"/>
+          <w:rFonts w:ascii="Charis SIL Regular" w:hAnsi="Charis SIL Regular" w:eastAsia="Charis SIL Regular"/>
+          <w:b w:val="0"/>
+          <w:i w:val="0"/>
+          <w:color w:val="000000"/>
+          <w:sz w:val="24"/>
+        </w:rPr>
+        <w:hyperlink r:id="rId18" w:history="1">
+          <w:r>
+            <w:rPr>
+              <w:rStyle w:val="Hyperlink"/>
+            </w:rPr>
+            <w:t xml:space="preserve"> the arc</w:t>
+          </w:r>
+        </w:hyperlink>
+      </w:r>
+      <w:r>
+        <w:rPr>
+          <w:rFonts w:ascii="Charis SIL Regular" w:hAnsi="Charis SIL Regular" w:eastAsia="Charis SIL Regular"/>
+          <w:b w:val="0"/>
+          <w:i w:val="0"/>
+          <w:color w:val="000000"/>
+          <w:sz w:val="24"/>
+        </w:rPr>
+        <w:t xml:space="preserve">hive of the </w:t>
       </w:r>
       <w:r>
         <w:rPr>
@@ -3043,7 +3126,7 @@
           <w:sz w:val="24"/>
           <w:u w:val="single"/>
         </w:rPr>
-        <w:t>Scientific research in co</w:t>
+        <w:t>Scientific research in col</w:t>
       </w:r>
       <w:r>
         <w:rPr>
@@ -3054,7 +3137,7 @@
           <w:sz w:val="24"/>
           <w:u w:val="single"/>
         </w:rPr>
-        <w:t>l</w:t>
+        <w:t>onised territorie</w:t>
       </w:r>
       <w:r>
         <w:rPr>
@@ -3063,9 +3146,8 @@
           <w:i w:val="0"/>
           <w:color w:val="0000FF"/>
           <w:sz w:val="24"/>
-          <w:u w:val="single"/>
-        </w:rPr>
-        <w:t>onised territories</w:t>
+        </w:rPr>
+        <w:t>s</w:t>
       </w:r>
       <w:r>
         <w:br/>
@@ -3915,6 +3997,100 @@
           <w:color w:val="000000"/>
           <w:sz w:val="24"/>
         </w:rPr>
+        <w:t xml:space="preserve">, </w:t>
+      </w:r>
+      <w:r>
+        <w:rPr>
+          <w:rFonts w:ascii="Charis SIL Regular" w:hAnsi="Charis SIL Regular" w:eastAsia="Charis SIL Regular"/>
+          <w:b w:val="0"/>
+          <w:i w:val="0"/>
+          <w:color w:val="0000FF"/>
+          <w:sz w:val="24"/>
+          <w:u w:val="single"/>
+        </w:rPr>
+        <w:hyperlink r:id="rId24" w:history="1">
+          <w:r>
+            <w:rPr>
+              <w:rStyle w:val="Hyperlink"/>
+            </w:rPr>
+            <w:t>ISB</w:t>
+          </w:r>
+        </w:hyperlink>
+      </w:r>
+      <w:r>
+        <w:rPr>
+          <w:rFonts w:ascii="Charis SIL Regular" w:hAnsi="Charis SIL Regular" w:eastAsia="Charis SIL Regular"/>
+          <w:b w:val="0"/>
+          <w:i w:val="0"/>
+          <w:color w:val="0000FF"/>
+          <w:sz w:val="24"/>
+          <w:u w:val="single"/>
+        </w:rPr>
+        <w:hyperlink r:id="rId23" w:history="1">
+          <w:r>
+            <w:rPr>
+              <w:rStyle w:val="Hyperlink"/>
+            </w:rPr>
+            <w:t>N</w:t>
+          </w:r>
+        </w:hyperlink>
+      </w:r>
+      <w:r>
+        <w:rPr>
+          <w:rFonts w:ascii="Charis SIL Regular" w:hAnsi="Charis SIL Regular" w:eastAsia="Charis SIL Regular"/>
+          <w:b w:val="0"/>
+          <w:i w:val="0"/>
+          <w:color w:val="0000FF"/>
+          <w:sz w:val="24"/>
+          <w:u w:val="single"/>
+        </w:rPr>
+        <w:t xml:space="preserve"> </w:t>
+      </w:r>
+      <w:r>
+        <w:rPr>
+          <w:rFonts w:ascii="Charis SIL Regular" w:hAnsi="Charis SIL Regular" w:eastAsia="Charis SIL Regular"/>
+          <w:b w:val="0"/>
+          <w:i w:val="0"/>
+          <w:color w:val="0000FF"/>
+          <w:sz w:val="24"/>
+          <w:u w:val="single"/>
+        </w:rPr>
+        <w:hyperlink r:id="rId24" w:history="1">
+          <w:r>
+            <w:rPr>
+              <w:rStyle w:val="Hyperlink"/>
+            </w:rPr>
+            <w:t>9789080</w:t>
+          </w:r>
+        </w:hyperlink>
+      </w:r>
+      <w:r>
+        <w:rPr>
+          <w:rFonts w:ascii="Charis SIL Regular" w:hAnsi="Charis SIL Regular" w:eastAsia="Charis SIL Regular"/>
+          <w:b w:val="0"/>
+          <w:i w:val="0"/>
+          <w:color w:val="0000FF"/>
+          <w:sz w:val="24"/>
+          <w:u w:val="single"/>
+        </w:rPr>
+        <w:hyperlink r:id="rId24" w:history="1">
+          <w:r>
+            <w:rPr>
+              <w:rStyle w:val="Hyperlink"/>
+            </w:rPr>
+            <w:t>083295</w:t>
+          </w:r>
+        </w:hyperlink>
+      </w:r>
+      <w:r>
+        <w:rPr>
+          <w:u w:val="single" w:color="0000ff"/>
+          <w:rFonts w:ascii="Charis SIL Regular" w:hAnsi="Charis SIL Regular" w:eastAsia="Charis SIL Regular"/>
+          <w:b w:val="0"/>
+          <w:i w:val="0"/>
+          <w:color w:val="000000"/>
+          <w:sz w:val="24"/>
+        </w:rPr>
         <w:hyperlink r:id="rId23" w:history="1">
           <w:r>
             <w:rPr>
@@ -3923,99 +4099,6 @@
             <w:t xml:space="preserve">, </w:t>
           </w:r>
         </w:hyperlink>
-      </w:r>
-      <w:r>
-        <w:rPr>
-          <w:rFonts w:ascii="Charis SIL Regular" w:hAnsi="Charis SIL Regular" w:eastAsia="Charis SIL Regular"/>
-          <w:b w:val="0"/>
-          <w:i w:val="0"/>
-          <w:color w:val="0000FF"/>
-          <w:sz w:val="24"/>
-          <w:u w:val="single"/>
-        </w:rPr>
-        <w:hyperlink r:id="rId23" w:history="1">
-          <w:r>
-            <w:rPr>
-              <w:rStyle w:val="Hyperlink"/>
-            </w:rPr>
-            <w:t>ISB</w:t>
-          </w:r>
-        </w:hyperlink>
-      </w:r>
-      <w:r>
-        <w:rPr>
-          <w:rFonts w:ascii="Charis SIL Regular" w:hAnsi="Charis SIL Regular" w:eastAsia="Charis SIL Regular"/>
-          <w:b w:val="0"/>
-          <w:i w:val="0"/>
-          <w:color w:val="0000FF"/>
-          <w:sz w:val="24"/>
-          <w:u w:val="single"/>
-        </w:rPr>
-        <w:hyperlink r:id="rId24" w:history="1">
-          <w:r>
-            <w:rPr>
-              <w:rStyle w:val="Hyperlink"/>
-            </w:rPr>
-            <w:t>N</w:t>
-          </w:r>
-        </w:hyperlink>
-      </w:r>
-      <w:r>
-        <w:rPr>
-          <w:rFonts w:ascii="Charis SIL Regular" w:hAnsi="Charis SIL Regular" w:eastAsia="Charis SIL Regular"/>
-          <w:b w:val="0"/>
-          <w:i w:val="0"/>
-          <w:color w:val="0000FF"/>
-          <w:sz w:val="24"/>
-          <w:u w:val="single"/>
-        </w:rPr>
-        <w:t xml:space="preserve"> </w:t>
-      </w:r>
-      <w:r>
-        <w:rPr>
-          <w:rFonts w:ascii="Charis SIL Regular" w:hAnsi="Charis SIL Regular" w:eastAsia="Charis SIL Regular"/>
-          <w:b w:val="0"/>
-          <w:i w:val="0"/>
-          <w:color w:val="0000FF"/>
-          <w:sz w:val="24"/>
-          <w:u w:val="single"/>
-        </w:rPr>
-        <w:hyperlink r:id="rId24" w:history="1">
-          <w:r>
-            <w:rPr>
-              <w:rStyle w:val="Hyperlink"/>
-            </w:rPr>
-            <w:t>9789080</w:t>
-          </w:r>
-        </w:hyperlink>
-      </w:r>
-      <w:r>
-        <w:rPr>
-          <w:rFonts w:ascii="Charis SIL Regular" w:hAnsi="Charis SIL Regular" w:eastAsia="Charis SIL Regular"/>
-          <w:b w:val="0"/>
-          <w:i w:val="0"/>
-          <w:color w:val="0000FF"/>
-          <w:sz w:val="24"/>
-          <w:u w:val="single"/>
-        </w:rPr>
-        <w:hyperlink r:id="rId24" w:history="1">
-          <w:r>
-            <w:rPr>
-              <w:rStyle w:val="Hyperlink"/>
-            </w:rPr>
-            <w:t>083295</w:t>
-          </w:r>
-        </w:hyperlink>
-      </w:r>
-      <w:r>
-        <w:rPr>
-          <w:rFonts w:ascii="Charis SIL Regular" w:hAnsi="Charis SIL Regular" w:eastAsia="Charis SIL Regular"/>
-          <w:b w:val="0"/>
-          <w:i w:val="0"/>
-          <w:color w:val="000000"/>
-          <w:sz w:val="24"/>
-        </w:rPr>
-        <w:t xml:space="preserve">, </w:t>
       </w:r>
       <w:r>
         <w:rPr>

--- a/EXPORTS/DOCX/published/niveau3/English/TropischLandbouwMus.docx
+++ b/EXPORTS/DOCX/published/niveau3/English/TropischLandbouwMus.docx
@@ -1421,97 +1421,7 @@
           <w:color w:val="000000"/>
           <w:sz w:val="24"/>
         </w:rPr>
-        <w:t>museum closed in 2003 but th</w:t>
-      </w:r>
-      <w:r>
-        <w:rPr>
-          <w:u w:val="single" w:color="0000ff"/>
-          <w:rFonts w:ascii="Charis SIL Regular" w:hAnsi="Charis SIL Regular" w:eastAsia="Charis SIL Regular"/>
-          <w:b w:val="0"/>
-          <w:i w:val="0"/>
-          <w:color w:val="000000"/>
-          <w:sz w:val="24"/>
-        </w:rPr>
-        <w:hyperlink r:id="rId13" w:history="1">
-          <w:r>
-            <w:rPr>
-              <w:rStyle w:val="Hyperlink"/>
-            </w:rPr>
-            <w:t>e Deventer co</w:t>
-          </w:r>
-        </w:hyperlink>
-      </w:r>
-      <w:r>
-        <w:rPr>
-          <w:u w:val="single" w:color="0000ff"/>
-          <w:rFonts w:ascii="Charis SIL Regular" w:hAnsi="Charis SIL Regular" w:eastAsia="Charis SIL Regular"/>
-          <w:b w:val="0"/>
-          <w:i w:val="0"/>
-          <w:color w:val="000000"/>
-          <w:sz w:val="24"/>
-        </w:rPr>
-        <w:hyperlink r:id="rId13" w:history="1">
-          <w:r>
-            <w:rPr>
-              <w:rStyle w:val="Hyperlink"/>
-            </w:rPr>
-            <w:t>l</w:t>
-          </w:r>
-        </w:hyperlink>
-      </w:r>
-      <w:r>
-        <w:rPr>
-          <w:u w:val="single" w:color="0000ff"/>
-          <w:rFonts w:ascii="Charis SIL Regular" w:hAnsi="Charis SIL Regular" w:eastAsia="Charis SIL Regular"/>
-          <w:b w:val="0"/>
-          <w:i w:val="0"/>
-          <w:color w:val="000000"/>
-          <w:sz w:val="24"/>
-        </w:rPr>
-        <w:hyperlink r:id="rId13" w:history="1">
-          <w:r>
-            <w:rPr>
-              <w:rStyle w:val="Hyperlink"/>
-            </w:rPr>
-            <w:t>lection i</w:t>
-          </w:r>
-        </w:hyperlink>
-      </w:r>
-      <w:r>
-        <w:rPr>
-          <w:u w:val="single" w:color="0000ff"/>
-          <w:rFonts w:ascii="Charis SIL Regular" w:hAnsi="Charis SIL Regular" w:eastAsia="Charis SIL Regular"/>
-          <w:b w:val="0"/>
-          <w:i w:val="0"/>
-          <w:color w:val="000000"/>
-          <w:sz w:val="24"/>
-        </w:rPr>
-        <w:hyperlink r:id="rId13" w:history="1">
-          <w:r>
-            <w:rPr>
-              <w:rStyle w:val="Hyperlink"/>
-            </w:rPr>
-            <w:t>s</w:t>
-          </w:r>
-        </w:hyperlink>
-      </w:r>
-      <w:r>
-        <w:rPr>
-          <w:u w:val="single" w:color="0000ff"/>
-          <w:rFonts w:ascii="Charis SIL Regular" w:hAnsi="Charis SIL Regular" w:eastAsia="Charis SIL Regular"/>
-          <w:b w:val="0"/>
-          <w:i w:val="0"/>
-          <w:color w:val="000000"/>
-          <w:sz w:val="24"/>
-        </w:rPr>
-        <w:hyperlink r:id="rId13" w:history="1">
-          <w:r>
-            <w:rPr>
-              <w:rStyle w:val="Hyperlink"/>
-            </w:rPr>
-            <w:t xml:space="preserve"> still mana</w:t>
-          </w:r>
-        </w:hyperlink>
+        <w:t>museum closed in 2003 but the Deventer collection is still mana</w:t>
       </w:r>
       <w:r>
         <w:rPr>
@@ -2402,89 +2312,7 @@
           <w:color w:val="000000"/>
           <w:sz w:val="24"/>
         </w:rPr>
-        <w:t>museum collectio</w:t>
-      </w:r>
-      <w:r>
-        <w:rPr>
-          <w:u w:val="single" w:color="0000ff"/>
-          <w:rFonts w:ascii="Charis SIL Regular" w:hAnsi="Charis SIL Regular" w:eastAsia="Charis SIL Regular"/>
-          <w:b w:val="0"/>
-          <w:i w:val="0"/>
-          <w:color w:val="000000"/>
-          <w:sz w:val="24"/>
-        </w:rPr>
-        <w:hyperlink r:id="rId18" w:history="1">
-          <w:r>
-            <w:rPr>
-              <w:rStyle w:val="Hyperlink"/>
-            </w:rPr>
-            <w:t>n. Fina</w:t>
-          </w:r>
-        </w:hyperlink>
-      </w:r>
-      <w:r>
-        <w:rPr>
-          <w:u w:val="single" w:color="0000ff"/>
-          <w:rFonts w:ascii="Charis SIL Regular" w:hAnsi="Charis SIL Regular" w:eastAsia="Charis SIL Regular"/>
-          <w:b w:val="0"/>
-          <w:i w:val="0"/>
-          <w:color w:val="000000"/>
-          <w:sz w:val="24"/>
-        </w:rPr>
-        <w:hyperlink r:id="rId18" w:history="1">
-          <w:r>
-            <w:rPr>
-              <w:rStyle w:val="Hyperlink"/>
-            </w:rPr>
-            <w:t>lly, there i</w:t>
-          </w:r>
-        </w:hyperlink>
-      </w:r>
-      <w:r>
-        <w:rPr>
-          <w:u w:val="single" w:color="0000ff"/>
-          <w:rFonts w:ascii="Charis SIL Regular" w:hAnsi="Charis SIL Regular" w:eastAsia="Charis SIL Regular"/>
-          <w:b w:val="0"/>
-          <w:i w:val="0"/>
-          <w:color w:val="000000"/>
-          <w:sz w:val="24"/>
-        </w:rPr>
-        <w:hyperlink r:id="rId18" w:history="1">
-          <w:r>
-            <w:rPr>
-              <w:rStyle w:val="Hyperlink"/>
-            </w:rPr>
-            <w:t>s</w:t>
-          </w:r>
-        </w:hyperlink>
-      </w:r>
-      <w:r>
-        <w:rPr>
-          <w:u w:val="single" w:color="0000ff"/>
-          <w:rFonts w:ascii="Charis SIL Regular" w:hAnsi="Charis SIL Regular" w:eastAsia="Charis SIL Regular"/>
-          <w:b w:val="0"/>
-          <w:i w:val="0"/>
-          <w:color w:val="000000"/>
-          <w:sz w:val="24"/>
-        </w:rPr>
-        <w:hyperlink r:id="rId18" w:history="1">
-          <w:r>
-            <w:rPr>
-              <w:rStyle w:val="Hyperlink"/>
-            </w:rPr>
-            <w:t xml:space="preserve"> the arc</w:t>
-          </w:r>
-        </w:hyperlink>
-      </w:r>
-      <w:r>
-        <w:rPr>
-          <w:rFonts w:ascii="Charis SIL Regular" w:hAnsi="Charis SIL Regular" w:eastAsia="Charis SIL Regular"/>
-          <w:b w:val="0"/>
-          <w:i w:val="0"/>
-          <w:color w:val="000000"/>
-          <w:sz w:val="24"/>
-        </w:rPr>
-        <w:t xml:space="preserve">hive of the </w:t>
+        <w:t xml:space="preserve">museum collection. Finally, there is the archive of the </w:t>
       </w:r>
       <w:r>
         <w:rPr>
@@ -3997,7 +3825,14 @@
           <w:color w:val="000000"/>
           <w:sz w:val="24"/>
         </w:rPr>
-        <w:t xml:space="preserve">, </w:t>
+        <w:hyperlink r:id="rId23" w:history="1">
+          <w:r>
+            <w:rPr>
+              <w:rStyle w:val="Hyperlink"/>
+            </w:rPr>
+            <w:t xml:space="preserve">, </w:t>
+          </w:r>
+        </w:hyperlink>
       </w:r>
       <w:r>
         <w:rPr>
@@ -4026,7 +3861,7 @@
           <w:sz w:val="24"/>
           <w:u w:val="single"/>
         </w:rPr>
-        <w:hyperlink r:id="rId23" w:history="1">
+        <w:hyperlink r:id="rId24" w:history="1">
           <w:r>
             <w:rPr>
               <w:rStyle w:val="Hyperlink"/>
@@ -4084,21 +3919,13 @@
       </w:r>
       <w:r>
         <w:rPr>
-          <w:u w:val="single" w:color="0000ff"/>
           <w:rFonts w:ascii="Charis SIL Regular" w:hAnsi="Charis SIL Regular" w:eastAsia="Charis SIL Regular"/>
           <w:b w:val="0"/>
           <w:i w:val="0"/>
           <w:color w:val="000000"/>
           <w:sz w:val="24"/>
         </w:rPr>
-        <w:hyperlink r:id="rId23" w:history="1">
-          <w:r>
-            <w:rPr>
-              <w:rStyle w:val="Hyperlink"/>
-            </w:rPr>
-            <w:t xml:space="preserve">, </w:t>
-          </w:r>
-        </w:hyperlink>
+        <w:t xml:space="preserve">, </w:t>
       </w:r>
       <w:r>
         <w:rPr>

--- a/EXPORTS/DOCX/published/niveau3/English/TropischLandbouwMus.docx
+++ b/EXPORTS/DOCX/published/niveau3/English/TropischLandbouwMus.docx
@@ -838,7 +838,6 @@
           <w:i w:val="0"/>
           <w:color w:val="0000FF"/>
           <w:sz w:val="24"/>
-          <w:u w:val="single"/>
         </w:rPr>
         <w:hyperlink r:id="rId12" w:history="1">
           <w:r>
@@ -858,7 +857,7 @@
           <w:sz w:val="24"/>
           <w:u w:val="single"/>
         </w:rPr>
-        <w:hyperlink r:id="rId12" w:history="1">
+        <w:hyperlink r:id="rId11" w:history="1">
           <w:r>
             <w:rPr>
               <w:rStyle w:val="Hyperlink"/>
@@ -887,7 +886,7 @@
           <w:sz w:val="24"/>
           <w:u w:val="single"/>
         </w:rPr>
-        <w:hyperlink r:id="rId12" w:history="1">
+        <w:hyperlink r:id="rId11" w:history="1">
           <w:r>
             <w:rPr>
               <w:rStyle w:val="Hyperlink"/>
@@ -905,7 +904,7 @@
           <w:sz w:val="24"/>
           <w:u w:val="single"/>
         </w:rPr>
-        <w:hyperlink r:id="rId12" w:history="1">
+        <w:hyperlink r:id="rId11" w:history="1">
           <w:r>
             <w:rPr>
               <w:rStyle w:val="Hyperlink"/>
@@ -1421,7 +1420,97 @@
           <w:color w:val="000000"/>
           <w:sz w:val="24"/>
         </w:rPr>
-        <w:t>museum closed in 2003 but the Deventer collection is still mana</w:t>
+        <w:t>museum closed in 2003 but th</w:t>
+      </w:r>
+      <w:r>
+        <w:rPr>
+          <w:u w:val="single" w:color="0000ff"/>
+          <w:rFonts w:ascii="Charis SIL Regular" w:hAnsi="Charis SIL Regular" w:eastAsia="Charis SIL Regular"/>
+          <w:b w:val="0"/>
+          <w:i w:val="0"/>
+          <w:color w:val="000000"/>
+          <w:sz w:val="24"/>
+        </w:rPr>
+        <w:hyperlink r:id="rId13" w:history="1">
+          <w:r>
+            <w:rPr>
+              <w:rStyle w:val="Hyperlink"/>
+            </w:rPr>
+            <w:t>e Deventer co</w:t>
+          </w:r>
+        </w:hyperlink>
+      </w:r>
+      <w:r>
+        <w:rPr>
+          <w:u w:val="single" w:color="0000ff"/>
+          <w:rFonts w:ascii="Charis SIL Regular" w:hAnsi="Charis SIL Regular" w:eastAsia="Charis SIL Regular"/>
+          <w:b w:val="0"/>
+          <w:i w:val="0"/>
+          <w:color w:val="000000"/>
+          <w:sz w:val="24"/>
+        </w:rPr>
+        <w:hyperlink r:id="rId13" w:history="1">
+          <w:r>
+            <w:rPr>
+              <w:rStyle w:val="Hyperlink"/>
+            </w:rPr>
+            <w:t>l</w:t>
+          </w:r>
+        </w:hyperlink>
+      </w:r>
+      <w:r>
+        <w:rPr>
+          <w:u w:val="single" w:color="0000ff"/>
+          <w:rFonts w:ascii="Charis SIL Regular" w:hAnsi="Charis SIL Regular" w:eastAsia="Charis SIL Regular"/>
+          <w:b w:val="0"/>
+          <w:i w:val="0"/>
+          <w:color w:val="000000"/>
+          <w:sz w:val="24"/>
+        </w:rPr>
+        <w:hyperlink r:id="rId13" w:history="1">
+          <w:r>
+            <w:rPr>
+              <w:rStyle w:val="Hyperlink"/>
+            </w:rPr>
+            <w:t>lection i</w:t>
+          </w:r>
+        </w:hyperlink>
+      </w:r>
+      <w:r>
+        <w:rPr>
+          <w:u w:val="single" w:color="0000ff"/>
+          <w:rFonts w:ascii="Charis SIL Regular" w:hAnsi="Charis SIL Regular" w:eastAsia="Charis SIL Regular"/>
+          <w:b w:val="0"/>
+          <w:i w:val="0"/>
+          <w:color w:val="000000"/>
+          <w:sz w:val="24"/>
+        </w:rPr>
+        <w:hyperlink r:id="rId13" w:history="1">
+          <w:r>
+            <w:rPr>
+              <w:rStyle w:val="Hyperlink"/>
+            </w:rPr>
+            <w:t>s</w:t>
+          </w:r>
+        </w:hyperlink>
+      </w:r>
+      <w:r>
+        <w:rPr>
+          <w:u w:val="single" w:color="0000ff"/>
+          <w:rFonts w:ascii="Charis SIL Regular" w:hAnsi="Charis SIL Regular" w:eastAsia="Charis SIL Regular"/>
+          <w:b w:val="0"/>
+          <w:i w:val="0"/>
+          <w:color w:val="000000"/>
+          <w:sz w:val="24"/>
+        </w:rPr>
+        <w:hyperlink r:id="rId13" w:history="1">
+          <w:r>
+            <w:rPr>
+              <w:rStyle w:val="Hyperlink"/>
+            </w:rPr>
+            <w:t xml:space="preserve"> still mana</w:t>
+          </w:r>
+        </w:hyperlink>
       </w:r>
       <w:r>
         <w:rPr>
@@ -2312,7 +2401,89 @@
           <w:color w:val="000000"/>
           <w:sz w:val="24"/>
         </w:rPr>
-        <w:t xml:space="preserve">museum collection. Finally, there is the archive of the </w:t>
+        <w:t>museum collectio</w:t>
+      </w:r>
+      <w:r>
+        <w:rPr>
+          <w:u w:val="single" w:color="0000ff"/>
+          <w:rFonts w:ascii="Charis SIL Regular" w:hAnsi="Charis SIL Regular" w:eastAsia="Charis SIL Regular"/>
+          <w:b w:val="0"/>
+          <w:i w:val="0"/>
+          <w:color w:val="000000"/>
+          <w:sz w:val="24"/>
+        </w:rPr>
+        <w:hyperlink r:id="rId18" w:history="1">
+          <w:r>
+            <w:rPr>
+              <w:rStyle w:val="Hyperlink"/>
+            </w:rPr>
+            <w:t>n. Fina</w:t>
+          </w:r>
+        </w:hyperlink>
+      </w:r>
+      <w:r>
+        <w:rPr>
+          <w:u w:val="single" w:color="0000ff"/>
+          <w:rFonts w:ascii="Charis SIL Regular" w:hAnsi="Charis SIL Regular" w:eastAsia="Charis SIL Regular"/>
+          <w:b w:val="0"/>
+          <w:i w:val="0"/>
+          <w:color w:val="000000"/>
+          <w:sz w:val="24"/>
+        </w:rPr>
+        <w:hyperlink r:id="rId18" w:history="1">
+          <w:r>
+            <w:rPr>
+              <w:rStyle w:val="Hyperlink"/>
+            </w:rPr>
+            <w:t>lly, there i</w:t>
+          </w:r>
+        </w:hyperlink>
+      </w:r>
+      <w:r>
+        <w:rPr>
+          <w:u w:val="single" w:color="0000ff"/>
+          <w:rFonts w:ascii="Charis SIL Regular" w:hAnsi="Charis SIL Regular" w:eastAsia="Charis SIL Regular"/>
+          <w:b w:val="0"/>
+          <w:i w:val="0"/>
+          <w:color w:val="000000"/>
+          <w:sz w:val="24"/>
+        </w:rPr>
+        <w:hyperlink r:id="rId18" w:history="1">
+          <w:r>
+            <w:rPr>
+              <w:rStyle w:val="Hyperlink"/>
+            </w:rPr>
+            <w:t>s</w:t>
+          </w:r>
+        </w:hyperlink>
+      </w:r>
+      <w:r>
+        <w:rPr>
+          <w:u w:val="single" w:color="0000ff"/>
+          <w:rFonts w:ascii="Charis SIL Regular" w:hAnsi="Charis SIL Regular" w:eastAsia="Charis SIL Regular"/>
+          <w:b w:val="0"/>
+          <w:i w:val="0"/>
+          <w:color w:val="000000"/>
+          <w:sz w:val="24"/>
+        </w:rPr>
+        <w:hyperlink r:id="rId18" w:history="1">
+          <w:r>
+            <w:rPr>
+              <w:rStyle w:val="Hyperlink"/>
+            </w:rPr>
+            <w:t xml:space="preserve"> the arc</w:t>
+          </w:r>
+        </w:hyperlink>
+      </w:r>
+      <w:r>
+        <w:rPr>
+          <w:rFonts w:ascii="Charis SIL Regular" w:hAnsi="Charis SIL Regular" w:eastAsia="Charis SIL Regular"/>
+          <w:b w:val="0"/>
+          <w:i w:val="0"/>
+          <w:color w:val="000000"/>
+          <w:sz w:val="24"/>
+        </w:rPr>
+        <w:t xml:space="preserve">hive of the </w:t>
       </w:r>
       <w:r>
         <w:rPr>
@@ -2954,7 +3125,7 @@
           <w:sz w:val="24"/>
           <w:u w:val="single"/>
         </w:rPr>
-        <w:t>Scientific research in col</w:t>
+        <w:t>Scientific research in co</w:t>
       </w:r>
       <w:r>
         <w:rPr>
@@ -2965,7 +3136,7 @@
           <w:sz w:val="24"/>
           <w:u w:val="single"/>
         </w:rPr>
-        <w:t>onised territorie</w:t>
+        <w:t>l</w:t>
       </w:r>
       <w:r>
         <w:rPr>
@@ -2974,8 +3145,9 @@
           <w:i w:val="0"/>
           <w:color w:val="0000FF"/>
           <w:sz w:val="24"/>
-        </w:rPr>
-        <w:t>s</w:t>
+          <w:u w:val="single"/>
+        </w:rPr>
+        <w:t>onised territories</w:t>
       </w:r>
       <w:r>
         <w:br/>

--- a/EXPORTS/DOCX/published/niveau3/English/TropischLandbouwMus.docx
+++ b/EXPORTS/DOCX/published/niveau3/English/TropischLandbouwMus.docx
@@ -857,7 +857,7 @@
           <w:sz w:val="24"/>
           <w:u w:val="single"/>
         </w:rPr>
-        <w:hyperlink r:id="rId11" w:history="1">
+        <w:hyperlink r:id="rId12" w:history="1">
           <w:r>
             <w:rPr>
               <w:rStyle w:val="Hyperlink"/>
@@ -886,7 +886,7 @@
           <w:sz w:val="24"/>
           <w:u w:val="single"/>
         </w:rPr>
-        <w:hyperlink r:id="rId11" w:history="1">
+        <w:hyperlink r:id="rId12" w:history="1">
           <w:r>
             <w:rPr>
               <w:rStyle w:val="Hyperlink"/>
@@ -2401,89 +2401,7 @@
           <w:color w:val="000000"/>
           <w:sz w:val="24"/>
         </w:rPr>
-        <w:t>museum collectio</w:t>
-      </w:r>
-      <w:r>
-        <w:rPr>
-          <w:u w:val="single" w:color="0000ff"/>
-          <w:rFonts w:ascii="Charis SIL Regular" w:hAnsi="Charis SIL Regular" w:eastAsia="Charis SIL Regular"/>
-          <w:b w:val="0"/>
-          <w:i w:val="0"/>
-          <w:color w:val="000000"/>
-          <w:sz w:val="24"/>
-        </w:rPr>
-        <w:hyperlink r:id="rId18" w:history="1">
-          <w:r>
-            <w:rPr>
-              <w:rStyle w:val="Hyperlink"/>
-            </w:rPr>
-            <w:t>n. Fina</w:t>
-          </w:r>
-        </w:hyperlink>
-      </w:r>
-      <w:r>
-        <w:rPr>
-          <w:u w:val="single" w:color="0000ff"/>
-          <w:rFonts w:ascii="Charis SIL Regular" w:hAnsi="Charis SIL Regular" w:eastAsia="Charis SIL Regular"/>
-          <w:b w:val="0"/>
-          <w:i w:val="0"/>
-          <w:color w:val="000000"/>
-          <w:sz w:val="24"/>
-        </w:rPr>
-        <w:hyperlink r:id="rId18" w:history="1">
-          <w:r>
-            <w:rPr>
-              <w:rStyle w:val="Hyperlink"/>
-            </w:rPr>
-            <w:t>lly, there i</w:t>
-          </w:r>
-        </w:hyperlink>
-      </w:r>
-      <w:r>
-        <w:rPr>
-          <w:u w:val="single" w:color="0000ff"/>
-          <w:rFonts w:ascii="Charis SIL Regular" w:hAnsi="Charis SIL Regular" w:eastAsia="Charis SIL Regular"/>
-          <w:b w:val="0"/>
-          <w:i w:val="0"/>
-          <w:color w:val="000000"/>
-          <w:sz w:val="24"/>
-        </w:rPr>
-        <w:hyperlink r:id="rId18" w:history="1">
-          <w:r>
-            <w:rPr>
-              <w:rStyle w:val="Hyperlink"/>
-            </w:rPr>
-            <w:t>s</w:t>
-          </w:r>
-        </w:hyperlink>
-      </w:r>
-      <w:r>
-        <w:rPr>
-          <w:u w:val="single" w:color="0000ff"/>
-          <w:rFonts w:ascii="Charis SIL Regular" w:hAnsi="Charis SIL Regular" w:eastAsia="Charis SIL Regular"/>
-          <w:b w:val="0"/>
-          <w:i w:val="0"/>
-          <w:color w:val="000000"/>
-          <w:sz w:val="24"/>
-        </w:rPr>
-        <w:hyperlink r:id="rId18" w:history="1">
-          <w:r>
-            <w:rPr>
-              <w:rStyle w:val="Hyperlink"/>
-            </w:rPr>
-            <w:t xml:space="preserve"> the arc</w:t>
-          </w:r>
-        </w:hyperlink>
-      </w:r>
-      <w:r>
-        <w:rPr>
-          <w:rFonts w:ascii="Charis SIL Regular" w:hAnsi="Charis SIL Regular" w:eastAsia="Charis SIL Regular"/>
-          <w:b w:val="0"/>
-          <w:i w:val="0"/>
-          <w:color w:val="000000"/>
-          <w:sz w:val="24"/>
-        </w:rPr>
-        <w:t xml:space="preserve">hive of the </w:t>
+        <w:t xml:space="preserve">museum collection. Finally, there is the archive of the </w:t>
       </w:r>
       <w:r>
         <w:rPr>
@@ -3125,7 +3043,7 @@
           <w:sz w:val="24"/>
           <w:u w:val="single"/>
         </w:rPr>
-        <w:t>Scientific research in co</w:t>
+        <w:t>Scientific research in col</w:t>
       </w:r>
       <w:r>
         <w:rPr>
@@ -3136,7 +3054,7 @@
           <w:sz w:val="24"/>
           <w:u w:val="single"/>
         </w:rPr>
-        <w:t>l</w:t>
+        <w:t>onised territorie</w:t>
       </w:r>
       <w:r>
         <w:rPr>
@@ -3145,9 +3063,8 @@
           <w:i w:val="0"/>
           <w:color w:val="0000FF"/>
           <w:sz w:val="24"/>
-          <w:u w:val="single"/>
-        </w:rPr>
-        <w:t>onised territories</w:t>
+        </w:rPr>
+        <w:t>s</w:t>
       </w:r>
       <w:r>
         <w:br/>
@@ -4091,13 +4008,21 @@
       </w:r>
       <w:r>
         <w:rPr>
+          <w:u w:val="single" w:color="0000ff"/>
           <w:rFonts w:ascii="Charis SIL Regular" w:hAnsi="Charis SIL Regular" w:eastAsia="Charis SIL Regular"/>
           <w:b w:val="0"/>
           <w:i w:val="0"/>
           <w:color w:val="000000"/>
           <w:sz w:val="24"/>
         </w:rPr>
-        <w:t xml:space="preserve">, </w:t>
+        <w:hyperlink r:id="rId23" w:history="1">
+          <w:r>
+            <w:rPr>
+              <w:rStyle w:val="Hyperlink"/>
+            </w:rPr>
+            <w:t xml:space="preserve">, </w:t>
+          </w:r>
+        </w:hyperlink>
       </w:r>
       <w:r>
         <w:rPr>

--- a/EXPORTS/DOCX/published/niveau3/English/TropischLandbouwMus.docx
+++ b/EXPORTS/DOCX/published/niveau3/English/TropischLandbouwMus.docx
@@ -838,6 +838,7 @@
           <w:i w:val="0"/>
           <w:color w:val="0000FF"/>
           <w:sz w:val="24"/>
+          <w:u w:val="single"/>
         </w:rPr>
         <w:hyperlink r:id="rId12" w:history="1">
           <w:r>
@@ -904,7 +905,7 @@
           <w:sz w:val="24"/>
           <w:u w:val="single"/>
         </w:rPr>
-        <w:hyperlink r:id="rId11" w:history="1">
+        <w:hyperlink r:id="rId12" w:history="1">
           <w:r>
             <w:rPr>
               <w:rStyle w:val="Hyperlink"/>
@@ -3914,6 +3915,100 @@
           <w:color w:val="000000"/>
           <w:sz w:val="24"/>
         </w:rPr>
+        <w:t xml:space="preserve">, </w:t>
+      </w:r>
+      <w:r>
+        <w:rPr>
+          <w:rFonts w:ascii="Charis SIL Regular" w:hAnsi="Charis SIL Regular" w:eastAsia="Charis SIL Regular"/>
+          <w:b w:val="0"/>
+          <w:i w:val="0"/>
+          <w:color w:val="0000FF"/>
+          <w:sz w:val="24"/>
+          <w:u w:val="single"/>
+        </w:rPr>
+        <w:hyperlink r:id="rId24" w:history="1">
+          <w:r>
+            <w:rPr>
+              <w:rStyle w:val="Hyperlink"/>
+            </w:rPr>
+            <w:t>ISB</w:t>
+          </w:r>
+        </w:hyperlink>
+      </w:r>
+      <w:r>
+        <w:rPr>
+          <w:rFonts w:ascii="Charis SIL Regular" w:hAnsi="Charis SIL Regular" w:eastAsia="Charis SIL Regular"/>
+          <w:b w:val="0"/>
+          <w:i w:val="0"/>
+          <w:color w:val="0000FF"/>
+          <w:sz w:val="24"/>
+          <w:u w:val="single"/>
+        </w:rPr>
+        <w:hyperlink r:id="rId24" w:history="1">
+          <w:r>
+            <w:rPr>
+              <w:rStyle w:val="Hyperlink"/>
+            </w:rPr>
+            <w:t>N</w:t>
+          </w:r>
+        </w:hyperlink>
+      </w:r>
+      <w:r>
+        <w:rPr>
+          <w:rFonts w:ascii="Charis SIL Regular" w:hAnsi="Charis SIL Regular" w:eastAsia="Charis SIL Regular"/>
+          <w:b w:val="0"/>
+          <w:i w:val="0"/>
+          <w:color w:val="0000FF"/>
+          <w:sz w:val="24"/>
+          <w:u w:val="single"/>
+        </w:rPr>
+        <w:t xml:space="preserve"> </w:t>
+      </w:r>
+      <w:r>
+        <w:rPr>
+          <w:rFonts w:ascii="Charis SIL Regular" w:hAnsi="Charis SIL Regular" w:eastAsia="Charis SIL Regular"/>
+          <w:b w:val="0"/>
+          <w:i w:val="0"/>
+          <w:color w:val="0000FF"/>
+          <w:sz w:val="24"/>
+          <w:u w:val="single"/>
+        </w:rPr>
+        <w:hyperlink r:id="rId24" w:history="1">
+          <w:r>
+            <w:rPr>
+              <w:rStyle w:val="Hyperlink"/>
+            </w:rPr>
+            <w:t>9789080</w:t>
+          </w:r>
+        </w:hyperlink>
+      </w:r>
+      <w:r>
+        <w:rPr>
+          <w:rFonts w:ascii="Charis SIL Regular" w:hAnsi="Charis SIL Regular" w:eastAsia="Charis SIL Regular"/>
+          <w:b w:val="0"/>
+          <w:i w:val="0"/>
+          <w:color w:val="0000FF"/>
+          <w:sz w:val="24"/>
+          <w:u w:val="single"/>
+        </w:rPr>
+        <w:hyperlink r:id="rId23" w:history="1">
+          <w:r>
+            <w:rPr>
+              <w:rStyle w:val="Hyperlink"/>
+            </w:rPr>
+            <w:t>083295</w:t>
+          </w:r>
+        </w:hyperlink>
+      </w:r>
+      <w:r>
+        <w:rPr>
+          <w:u w:val="single" w:color="0000ff"/>
+          <w:rFonts w:ascii="Charis SIL Regular" w:hAnsi="Charis SIL Regular" w:eastAsia="Charis SIL Regular"/>
+          <w:b w:val="0"/>
+          <w:i w:val="0"/>
+          <w:color w:val="000000"/>
+          <w:sz w:val="24"/>
+        </w:rPr>
         <w:hyperlink r:id="rId23" w:history="1">
           <w:r>
             <w:rPr>
@@ -3932,108 +4027,7 @@
           <w:sz w:val="24"/>
           <w:u w:val="single"/>
         </w:rPr>
-        <w:hyperlink r:id="rId24" w:history="1">
-          <w:r>
-            <w:rPr>
-              <w:rStyle w:val="Hyperlink"/>
-            </w:rPr>
-            <w:t>ISB</w:t>
-          </w:r>
-        </w:hyperlink>
-      </w:r>
-      <w:r>
-        <w:rPr>
-          <w:rFonts w:ascii="Charis SIL Regular" w:hAnsi="Charis SIL Regular" w:eastAsia="Charis SIL Regular"/>
-          <w:b w:val="0"/>
-          <w:i w:val="0"/>
-          <w:color w:val="0000FF"/>
-          <w:sz w:val="24"/>
-          <w:u w:val="single"/>
-        </w:rPr>
-        <w:hyperlink r:id="rId24" w:history="1">
-          <w:r>
-            <w:rPr>
-              <w:rStyle w:val="Hyperlink"/>
-            </w:rPr>
-            <w:t>N</w:t>
-          </w:r>
-        </w:hyperlink>
-      </w:r>
-      <w:r>
-        <w:rPr>
-          <w:rFonts w:ascii="Charis SIL Regular" w:hAnsi="Charis SIL Regular" w:eastAsia="Charis SIL Regular"/>
-          <w:b w:val="0"/>
-          <w:i w:val="0"/>
-          <w:color w:val="0000FF"/>
-          <w:sz w:val="24"/>
-          <w:u w:val="single"/>
-        </w:rPr>
-        <w:t xml:space="preserve"> </w:t>
-      </w:r>
-      <w:r>
-        <w:rPr>
-          <w:rFonts w:ascii="Charis SIL Regular" w:hAnsi="Charis SIL Regular" w:eastAsia="Charis SIL Regular"/>
-          <w:b w:val="0"/>
-          <w:i w:val="0"/>
-          <w:color w:val="0000FF"/>
-          <w:sz w:val="24"/>
-          <w:u w:val="single"/>
-        </w:rPr>
-        <w:hyperlink r:id="rId24" w:history="1">
-          <w:r>
-            <w:rPr>
-              <w:rStyle w:val="Hyperlink"/>
-            </w:rPr>
-            <w:t>9789080</w:t>
-          </w:r>
-        </w:hyperlink>
-      </w:r>
-      <w:r>
-        <w:rPr>
-          <w:rFonts w:ascii="Charis SIL Regular" w:hAnsi="Charis SIL Regular" w:eastAsia="Charis SIL Regular"/>
-          <w:b w:val="0"/>
-          <w:i w:val="0"/>
-          <w:color w:val="0000FF"/>
-          <w:sz w:val="24"/>
-          <w:u w:val="single"/>
-        </w:rPr>
-        <w:hyperlink r:id="rId24" w:history="1">
-          <w:r>
-            <w:rPr>
-              <w:rStyle w:val="Hyperlink"/>
-            </w:rPr>
-            <w:t>083295</w:t>
-          </w:r>
-        </w:hyperlink>
-      </w:r>
-      <w:r>
-        <w:rPr>
-          <w:u w:val="single" w:color="0000ff"/>
-          <w:rFonts w:ascii="Charis SIL Regular" w:hAnsi="Charis SIL Regular" w:eastAsia="Charis SIL Regular"/>
-          <w:b w:val="0"/>
-          <w:i w:val="0"/>
-          <w:color w:val="000000"/>
-          <w:sz w:val="24"/>
-        </w:rPr>
         <w:hyperlink r:id="rId23" w:history="1">
-          <w:r>
-            <w:rPr>
-              <w:rStyle w:val="Hyperlink"/>
-            </w:rPr>
-            <w:t xml:space="preserve">, </w:t>
-          </w:r>
-        </w:hyperlink>
-      </w:r>
-      <w:r>
-        <w:rPr>
-          <w:rFonts w:ascii="Charis SIL Regular" w:hAnsi="Charis SIL Regular" w:eastAsia="Charis SIL Regular"/>
-          <w:b w:val="0"/>
-          <w:i w:val="0"/>
-          <w:color w:val="0000FF"/>
-          <w:sz w:val="24"/>
-          <w:u w:val="single"/>
-        </w:rPr>
-        <w:hyperlink r:id="rId25" w:history="1">
           <w:r>
             <w:rPr>
               <w:rStyle w:val="Hyperlink"/>

--- a/EXPORTS/DOCX/published/niveau3/English/TropischLandbouwMus.docx
+++ b/EXPORTS/DOCX/published/niveau3/English/TropischLandbouwMus.docx
@@ -838,7 +838,6 @@
           <w:i w:val="0"/>
           <w:color w:val="0000FF"/>
           <w:sz w:val="24"/>
-          <w:u w:val="single"/>
         </w:rPr>
         <w:hyperlink r:id="rId12" w:history="1">
           <w:r>
@@ -887,7 +886,7 @@
           <w:sz w:val="24"/>
           <w:u w:val="single"/>
         </w:rPr>
-        <w:hyperlink r:id="rId12" w:history="1">
+        <w:hyperlink r:id="rId11" w:history="1">
           <w:r>
             <w:rPr>
               <w:rStyle w:val="Hyperlink"/>
@@ -905,7 +904,7 @@
           <w:sz w:val="24"/>
           <w:u w:val="single"/>
         </w:rPr>
-        <w:hyperlink r:id="rId12" w:history="1">
+        <w:hyperlink r:id="rId11" w:history="1">
           <w:r>
             <w:rPr>
               <w:rStyle w:val="Hyperlink"/>
@@ -4016,7 +4015,7 @@
           <w:sz w:val="24"/>
           <w:u w:val="single"/>
         </w:rPr>
-        <w:hyperlink r:id="rId24" w:history="1">
+        <w:hyperlink r:id="rId23" w:history="1">
           <w:r>
             <w:rPr>
               <w:rStyle w:val="Hyperlink"/>
@@ -4034,7 +4033,7 @@
           <w:sz w:val="24"/>
           <w:u w:val="single"/>
         </w:rPr>
-        <w:hyperlink r:id="rId24" w:history="1">
+        <w:hyperlink r:id="rId23" w:history="1">
           <w:r>
             <w:rPr>
               <w:rStyle w:val="Hyperlink"/>
@@ -4092,13 +4091,21 @@
       </w:r>
       <w:r>
         <w:rPr>
+          <w:u w:val="single" w:color="0000ff"/>
           <w:rFonts w:ascii="Charis SIL Regular" w:hAnsi="Charis SIL Regular" w:eastAsia="Charis SIL Regular"/>
           <w:b w:val="0"/>
           <w:i w:val="0"/>
           <w:color w:val="000000"/>
           <w:sz w:val="24"/>
         </w:rPr>
-        <w:t xml:space="preserve">, </w:t>
+        <w:hyperlink r:id="rId23" w:history="1">
+          <w:r>
+            <w:rPr>
+              <w:rStyle w:val="Hyperlink"/>
+            </w:rPr>
+            <w:t xml:space="preserve">, </w:t>
+          </w:r>
+        </w:hyperlink>
       </w:r>
       <w:r>
         <w:rPr>

--- a/EXPORTS/DOCX/published/niveau3/English/TropischLandbouwMus.docx
+++ b/EXPORTS/DOCX/published/niveau3/English/TropischLandbouwMus.docx
@@ -858,7 +858,7 @@
           <w:sz w:val="24"/>
           <w:u w:val="single"/>
         </w:rPr>
-        <w:hyperlink r:id="rId11" w:history="1">
+        <w:hyperlink r:id="rId12" w:history="1">
           <w:r>
             <w:rPr>
               <w:rStyle w:val="Hyperlink"/>
@@ -887,7 +887,7 @@
           <w:sz w:val="24"/>
           <w:u w:val="single"/>
         </w:rPr>
-        <w:hyperlink r:id="rId11" w:history="1">
+        <w:hyperlink r:id="rId12" w:history="1">
           <w:r>
             <w:rPr>
               <w:rStyle w:val="Hyperlink"/>
@@ -905,7 +905,7 @@
           <w:sz w:val="24"/>
           <w:u w:val="single"/>
         </w:rPr>
-        <w:hyperlink r:id="rId11" w:history="1">
+        <w:hyperlink r:id="rId12" w:history="1">
           <w:r>
             <w:rPr>
               <w:rStyle w:val="Hyperlink"/>
@@ -952,7 +952,7 @@
           <w:sz w:val="24"/>
           <w:u w:val="single"/>
         </w:rPr>
-        <w:hyperlink r:id="rId11" w:history="1">
+        <w:hyperlink r:id="rId12" w:history="1">
           <w:r>
             <w:rPr>
               <w:rStyle w:val="Hyperlink"/>
@@ -3991,7 +3991,6 @@
       </w:r>
       <w:r>
         <w:rPr>
-          <w:u w:val="single" w:color="0000ff"/>
           <w:rFonts w:ascii="Charis SIL Regular" w:hAnsi="Charis SIL Regular" w:eastAsia="Charis SIL Regular"/>
           <w:b w:val="0"/>
           <w:i w:val="0"/>
@@ -4056,7 +4055,7 @@
           <w:sz w:val="24"/>
           <w:u w:val="single"/>
         </w:rPr>
-        <w:hyperlink r:id="rId23" w:history="1">
+        <w:hyperlink r:id="rId24" w:history="1">
           <w:r>
             <w:rPr>
               <w:rStyle w:val="Hyperlink"/>

--- a/EXPORTS/DOCX/published/niveau3/English/TropischLandbouwMus.docx
+++ b/EXPORTS/DOCX/published/niveau3/English/TropischLandbouwMus.docx
@@ -838,7 +838,6 @@
           <w:i w:val="0"/>
           <w:color w:val="0000FF"/>
           <w:sz w:val="24"/>
-          <w:u w:val="single"/>
         </w:rPr>
         <w:hyperlink r:id="rId12" w:history="1">
           <w:r>
@@ -858,7 +857,7 @@
           <w:sz w:val="24"/>
           <w:u w:val="single"/>
         </w:rPr>
-        <w:hyperlink r:id="rId12" w:history="1">
+        <w:hyperlink r:id="rId11" w:history="1">
           <w:r>
             <w:rPr>
               <w:rStyle w:val="Hyperlink"/>
@@ -887,7 +886,7 @@
           <w:sz w:val="24"/>
           <w:u w:val="single"/>
         </w:rPr>
-        <w:hyperlink r:id="rId12" w:history="1">
+        <w:hyperlink r:id="rId11" w:history="1">
           <w:r>
             <w:rPr>
               <w:rStyle w:val="Hyperlink"/>
@@ -905,7 +904,7 @@
           <w:sz w:val="24"/>
           <w:u w:val="single"/>
         </w:rPr>
-        <w:hyperlink r:id="rId12" w:history="1">
+        <w:hyperlink r:id="rId11" w:history="1">
           <w:r>
             <w:rPr>
               <w:rStyle w:val="Hyperlink"/>
@@ -2402,89 +2401,7 @@
           <w:color w:val="000000"/>
           <w:sz w:val="24"/>
         </w:rPr>
-        <w:t>museum collectio</w:t>
-      </w:r>
-      <w:r>
-        <w:rPr>
-          <w:u w:val="single" w:color="0000ff"/>
-          <w:rFonts w:ascii="Charis SIL Regular" w:hAnsi="Charis SIL Regular" w:eastAsia="Charis SIL Regular"/>
-          <w:b w:val="0"/>
-          <w:i w:val="0"/>
-          <w:color w:val="000000"/>
-          <w:sz w:val="24"/>
-        </w:rPr>
-        <w:hyperlink r:id="rId18" w:history="1">
-          <w:r>
-            <w:rPr>
-              <w:rStyle w:val="Hyperlink"/>
-            </w:rPr>
-            <w:t>n. Fina</w:t>
-          </w:r>
-        </w:hyperlink>
-      </w:r>
-      <w:r>
-        <w:rPr>
-          <w:u w:val="single" w:color="0000ff"/>
-          <w:rFonts w:ascii="Charis SIL Regular" w:hAnsi="Charis SIL Regular" w:eastAsia="Charis SIL Regular"/>
-          <w:b w:val="0"/>
-          <w:i w:val="0"/>
-          <w:color w:val="000000"/>
-          <w:sz w:val="24"/>
-        </w:rPr>
-        <w:hyperlink r:id="rId18" w:history="1">
-          <w:r>
-            <w:rPr>
-              <w:rStyle w:val="Hyperlink"/>
-            </w:rPr>
-            <w:t>lly, there i</w:t>
-          </w:r>
-        </w:hyperlink>
-      </w:r>
-      <w:r>
-        <w:rPr>
-          <w:u w:val="single" w:color="0000ff"/>
-          <w:rFonts w:ascii="Charis SIL Regular" w:hAnsi="Charis SIL Regular" w:eastAsia="Charis SIL Regular"/>
-          <w:b w:val="0"/>
-          <w:i w:val="0"/>
-          <w:color w:val="000000"/>
-          <w:sz w:val="24"/>
-        </w:rPr>
-        <w:hyperlink r:id="rId18" w:history="1">
-          <w:r>
-            <w:rPr>
-              <w:rStyle w:val="Hyperlink"/>
-            </w:rPr>
-            <w:t>s</w:t>
-          </w:r>
-        </w:hyperlink>
-      </w:r>
-      <w:r>
-        <w:rPr>
-          <w:u w:val="single" w:color="0000ff"/>
-          <w:rFonts w:ascii="Charis SIL Regular" w:hAnsi="Charis SIL Regular" w:eastAsia="Charis SIL Regular"/>
-          <w:b w:val="0"/>
-          <w:i w:val="0"/>
-          <w:color w:val="000000"/>
-          <w:sz w:val="24"/>
-        </w:rPr>
-        <w:hyperlink r:id="rId18" w:history="1">
-          <w:r>
-            <w:rPr>
-              <w:rStyle w:val="Hyperlink"/>
-            </w:rPr>
-            <w:t xml:space="preserve"> the arc</w:t>
-          </w:r>
-        </w:hyperlink>
-      </w:r>
-      <w:r>
-        <w:rPr>
-          <w:rFonts w:ascii="Charis SIL Regular" w:hAnsi="Charis SIL Regular" w:eastAsia="Charis SIL Regular"/>
-          <w:b w:val="0"/>
-          <w:i w:val="0"/>
-          <w:color w:val="000000"/>
-          <w:sz w:val="24"/>
-        </w:rPr>
-        <w:t xml:space="preserve">hive of the </w:t>
+        <w:t xml:space="preserve">museum collection. Finally, there is the archive of the </w:t>
       </w:r>
       <w:r>
         <w:rPr>
@@ -3991,6 +3908,7 @@
       </w:r>
       <w:r>
         <w:rPr>
+          <w:u w:val="single" w:color="0000ff"/>
           <w:rFonts w:ascii="Charis SIL Regular" w:hAnsi="Charis SIL Regular" w:eastAsia="Charis SIL Regular"/>
           <w:b w:val="0"/>
           <w:i w:val="0"/>
@@ -4084,13 +4002,21 @@
       </w:r>
       <w:r>
         <w:rPr>
+          <w:u w:val="single" w:color="0000ff"/>
           <w:rFonts w:ascii="Charis SIL Regular" w:hAnsi="Charis SIL Regular" w:eastAsia="Charis SIL Regular"/>
           <w:b w:val="0"/>
           <w:i w:val="0"/>
           <w:color w:val="000000"/>
           <w:sz w:val="24"/>
         </w:rPr>
-        <w:t xml:space="preserve">, </w:t>
+        <w:hyperlink r:id="rId23" w:history="1">
+          <w:r>
+            <w:rPr>
+              <w:rStyle w:val="Hyperlink"/>
+            </w:rPr>
+            <w:t xml:space="preserve">, </w:t>
+          </w:r>
+        </w:hyperlink>
       </w:r>
       <w:r>
         <w:rPr>
@@ -4101,7 +4027,7 @@
           <w:sz w:val="24"/>
           <w:u w:val="single"/>
         </w:rPr>
-        <w:hyperlink r:id="rId23" w:history="1">
+        <w:hyperlink r:id="rId25" w:history="1">
           <w:r>
             <w:rPr>
               <w:rStyle w:val="Hyperlink"/>
@@ -4130,7 +4056,7 @@
           <w:sz w:val="24"/>
           <w:u w:val="single"/>
         </w:rPr>
-        <w:hyperlink r:id="rId23" w:history="1">
+        <w:hyperlink r:id="rId25" w:history="1">
           <w:r>
             <w:rPr>
               <w:rStyle w:val="Hyperlink"/>
@@ -4477,7 +4403,7 @@
         <w:autoSpaceDN w:val="0"/>
         <w:autoSpaceDE w:val="0"/>
         <w:widowControl/>
-        <w:spacing w:line="538" w:lineRule="exact" w:before="478" w:after="0"/>
+        <w:spacing w:line="538" w:lineRule="exact" w:before="458" w:after="0"/>
         <w:ind w:left="0" w:right="0" w:firstLine="0"/>
         <w:jc w:val="left"/>
       </w:pPr>

--- a/EXPORTS/DOCX/published/niveau3/English/TropischLandbouwMus.docx
+++ b/EXPORTS/DOCX/published/niveau3/English/TropischLandbouwMus.docx
@@ -857,7 +857,7 @@
           <w:sz w:val="24"/>
           <w:u w:val="single"/>
         </w:rPr>
-        <w:hyperlink r:id="rId11" w:history="1">
+        <w:hyperlink r:id="rId12" w:history="1">
           <w:r>
             <w:rPr>
               <w:rStyle w:val="Hyperlink"/>
@@ -886,7 +886,7 @@
           <w:sz w:val="24"/>
           <w:u w:val="single"/>
         </w:rPr>
-        <w:hyperlink r:id="rId11" w:history="1">
+        <w:hyperlink r:id="rId12" w:history="1">
           <w:r>
             <w:rPr>
               <w:rStyle w:val="Hyperlink"/>
@@ -904,7 +904,7 @@
           <w:sz w:val="24"/>
           <w:u w:val="single"/>
         </w:rPr>
-        <w:hyperlink r:id="rId11" w:history="1">
+        <w:hyperlink r:id="rId12" w:history="1">
           <w:r>
             <w:rPr>
               <w:rStyle w:val="Hyperlink"/>
@@ -2401,7 +2401,71 @@
           <w:color w:val="000000"/>
           <w:sz w:val="24"/>
         </w:rPr>
-        <w:t xml:space="preserve">museum collection. Finally, there is the archive of the </w:t>
+        <w:t>museum collection. Fina</w:t>
+      </w:r>
+      <w:r>
+        <w:rPr>
+          <w:u w:val="single" w:color="0000ff"/>
+          <w:rFonts w:ascii="Charis SIL Regular" w:hAnsi="Charis SIL Regular" w:eastAsia="Charis SIL Regular"/>
+          <w:b w:val="0"/>
+          <w:i w:val="0"/>
+          <w:color w:val="000000"/>
+          <w:sz w:val="24"/>
+        </w:rPr>
+        <w:hyperlink r:id="rId18" w:history="1">
+          <w:r>
+            <w:rPr>
+              <w:rStyle w:val="Hyperlink"/>
+            </w:rPr>
+            <w:t>lly, there i</w:t>
+          </w:r>
+        </w:hyperlink>
+      </w:r>
+      <w:r>
+        <w:rPr>
+          <w:u w:val="single" w:color="0000ff"/>
+          <w:rFonts w:ascii="Charis SIL Regular" w:hAnsi="Charis SIL Regular" w:eastAsia="Charis SIL Regular"/>
+          <w:b w:val="0"/>
+          <w:i w:val="0"/>
+          <w:color w:val="000000"/>
+          <w:sz w:val="24"/>
+        </w:rPr>
+        <w:hyperlink r:id="rId18" w:history="1">
+          <w:r>
+            <w:rPr>
+              <w:rStyle w:val="Hyperlink"/>
+            </w:rPr>
+            <w:t>s</w:t>
+          </w:r>
+        </w:hyperlink>
+      </w:r>
+      <w:r>
+        <w:rPr>
+          <w:u w:val="single" w:color="0000ff"/>
+          <w:rFonts w:ascii="Charis SIL Regular" w:hAnsi="Charis SIL Regular" w:eastAsia="Charis SIL Regular"/>
+          <w:b w:val="0"/>
+          <w:i w:val="0"/>
+          <w:color w:val="000000"/>
+          <w:sz w:val="24"/>
+        </w:rPr>
+        <w:hyperlink r:id="rId18" w:history="1">
+          <w:r>
+            <w:rPr>
+              <w:rStyle w:val="Hyperlink"/>
+            </w:rPr>
+            <w:t xml:space="preserve"> the arc</w:t>
+          </w:r>
+        </w:hyperlink>
+      </w:r>
+      <w:r>
+        <w:rPr>
+          <w:rFonts w:ascii="Charis SIL Regular" w:hAnsi="Charis SIL Regular" w:eastAsia="Charis SIL Regular"/>
+          <w:b w:val="0"/>
+          <w:i w:val="0"/>
+          <w:color w:val="000000"/>
+          <w:sz w:val="24"/>
+        </w:rPr>
+        <w:t xml:space="preserve">hive of the </w:t>
       </w:r>
       <w:r>
         <w:rPr>
@@ -3908,7 +3972,6 @@
       </w:r>
       <w:r>
         <w:rPr>
-          <w:u w:val="single" w:color="0000ff"/>
           <w:rFonts w:ascii="Charis SIL Regular" w:hAnsi="Charis SIL Regular" w:eastAsia="Charis SIL Regular"/>
           <w:b w:val="0"/>
           <w:i w:val="0"/>
@@ -3926,7 +3989,7 @@
           <w:sz w:val="24"/>
           <w:u w:val="single"/>
         </w:rPr>
-        <w:hyperlink r:id="rId24" w:history="1">
+        <w:hyperlink r:id="rId23" w:history="1">
           <w:r>
             <w:rPr>
               <w:rStyle w:val="Hyperlink"/>
@@ -3973,7 +4036,7 @@
           <w:sz w:val="24"/>
           <w:u w:val="single"/>
         </w:rPr>
-        <w:hyperlink r:id="rId24" w:history="1">
+        <w:hyperlink r:id="rId23" w:history="1">
           <w:r>
             <w:rPr>
               <w:rStyle w:val="Hyperlink"/>
@@ -4002,21 +4065,13 @@
       </w:r>
       <w:r>
         <w:rPr>
-          <w:u w:val="single" w:color="0000ff"/>
           <w:rFonts w:ascii="Charis SIL Regular" w:hAnsi="Charis SIL Regular" w:eastAsia="Charis SIL Regular"/>
           <w:b w:val="0"/>
           <w:i w:val="0"/>
           <w:color w:val="000000"/>
           <w:sz w:val="24"/>
         </w:rPr>
-        <w:hyperlink r:id="rId23" w:history="1">
-          <w:r>
-            <w:rPr>
-              <w:rStyle w:val="Hyperlink"/>
-            </w:rPr>
-            <w:t xml:space="preserve">, </w:t>
-          </w:r>
-        </w:hyperlink>
+        <w:t xml:space="preserve">, </w:t>
       </w:r>
       <w:r>
         <w:rPr>

--- a/EXPORTS/DOCX/published/niveau3/English/TropischLandbouwMus.docx
+++ b/EXPORTS/DOCX/published/niveau3/English/TropischLandbouwMus.docx
@@ -838,6 +838,7 @@
           <w:i w:val="0"/>
           <w:color w:val="0000FF"/>
           <w:sz w:val="24"/>
+          <w:u w:val="single"/>
         </w:rPr>
         <w:hyperlink r:id="rId12" w:history="1">
           <w:r>
@@ -904,7 +905,7 @@
           <w:sz w:val="24"/>
           <w:u w:val="single"/>
         </w:rPr>
-        <w:hyperlink r:id="rId12" w:history="1">
+        <w:hyperlink r:id="rId11" w:history="1">
           <w:r>
             <w:rPr>
               <w:rStyle w:val="Hyperlink"/>
@@ -933,7 +934,7 @@
           <w:sz w:val="24"/>
           <w:u w:val="single"/>
         </w:rPr>
-        <w:hyperlink r:id="rId12" w:history="1">
+        <w:hyperlink r:id="rId11" w:history="1">
           <w:r>
             <w:rPr>
               <w:rStyle w:val="Hyperlink"/>
@@ -951,7 +952,7 @@
           <w:sz w:val="24"/>
           <w:u w:val="single"/>
         </w:rPr>
-        <w:hyperlink r:id="rId12" w:history="1">
+        <w:hyperlink r:id="rId11" w:history="1">
           <w:r>
             <w:rPr>
               <w:rStyle w:val="Hyperlink"/>
@@ -1442,122 +1443,13 @@
       </w:r>
       <w:r>
         <w:rPr>
-          <w:u w:val="single" w:color="0000ff"/>
           <w:rFonts w:ascii="Charis SIL Regular" w:hAnsi="Charis SIL Regular" w:eastAsia="Charis SIL Regular"/>
           <w:b w:val="0"/>
           <w:i w:val="0"/>
           <w:color w:val="000000"/>
           <w:sz w:val="24"/>
         </w:rPr>
-        <w:hyperlink r:id="rId13" w:history="1">
-          <w:r>
-            <w:rPr>
-              <w:rStyle w:val="Hyperlink"/>
-            </w:rPr>
-            <w:t>l</w:t>
-          </w:r>
-        </w:hyperlink>
-      </w:r>
-      <w:r>
-        <w:rPr>
-          <w:u w:val="single" w:color="0000ff"/>
-          <w:rFonts w:ascii="Charis SIL Regular" w:hAnsi="Charis SIL Regular" w:eastAsia="Charis SIL Regular"/>
-          <w:b w:val="0"/>
-          <w:i w:val="0"/>
-          <w:color w:val="000000"/>
-          <w:sz w:val="24"/>
-        </w:rPr>
-        <w:hyperlink r:id="rId13" w:history="1">
-          <w:r>
-            <w:rPr>
-              <w:rStyle w:val="Hyperlink"/>
-            </w:rPr>
-            <w:t>lection i</w:t>
-          </w:r>
-        </w:hyperlink>
-      </w:r>
-      <w:r>
-        <w:rPr>
-          <w:u w:val="single" w:color="0000ff"/>
-          <w:rFonts w:ascii="Charis SIL Regular" w:hAnsi="Charis SIL Regular" w:eastAsia="Charis SIL Regular"/>
-          <w:b w:val="0"/>
-          <w:i w:val="0"/>
-          <w:color w:val="000000"/>
-          <w:sz w:val="24"/>
-        </w:rPr>
-        <w:hyperlink r:id="rId13" w:history="1">
-          <w:r>
-            <w:rPr>
-              <w:rStyle w:val="Hyperlink"/>
-            </w:rPr>
-            <w:t>s</w:t>
-          </w:r>
-        </w:hyperlink>
-      </w:r>
-      <w:r>
-        <w:rPr>
-          <w:u w:val="single" w:color="0000ff"/>
-          <w:rFonts w:ascii="Charis SIL Regular" w:hAnsi="Charis SIL Regular" w:eastAsia="Charis SIL Regular"/>
-          <w:b w:val="0"/>
-          <w:i w:val="0"/>
-          <w:color w:val="000000"/>
-          <w:sz w:val="24"/>
-        </w:rPr>
-        <w:hyperlink r:id="rId13" w:history="1">
-          <w:r>
-            <w:rPr>
-              <w:rStyle w:val="Hyperlink"/>
-            </w:rPr>
-            <w:t xml:space="preserve"> still mana</w:t>
-          </w:r>
-        </w:hyperlink>
-      </w:r>
-      <w:r>
-        <w:rPr>
-          <w:u w:val="single" w:color="0000ff"/>
-          <w:rFonts w:ascii="Charis SIL Regular" w:hAnsi="Charis SIL Regular" w:eastAsia="Charis SIL Regular"/>
-          <w:b w:val="0"/>
-          <w:i w:val="0"/>
-          <w:color w:val="000000"/>
-          <w:sz w:val="24"/>
-        </w:rPr>
-        <w:hyperlink r:id="rId13" w:history="1">
-          <w:r>
-            <w:rPr>
-              <w:rStyle w:val="Hyperlink"/>
-            </w:rPr>
-            <w:t>ged</w:t>
-          </w:r>
-        </w:hyperlink>
-      </w:r>
-      <w:r>
-        <w:rPr>
-          <w:u w:val="single" w:color="0000ff"/>
-          <w:rFonts w:ascii="Charis SIL Regular" w:hAnsi="Charis SIL Regular" w:eastAsia="Charis SIL Regular"/>
-          <w:b w:val="0"/>
-          <w:i w:val="0"/>
-          <w:color w:val="000000"/>
-          <w:sz w:val="24"/>
-        </w:rPr>
-        <w:t xml:space="preserve"> </w:t>
-      </w:r>
-      <w:r>
-        <w:rPr>
-          <w:u w:val="single" w:color="0000ff"/>
-          <w:rFonts w:ascii="Charis SIL Regular" w:hAnsi="Charis SIL Regular" w:eastAsia="Charis SIL Regular"/>
-          <w:b w:val="0"/>
-          <w:i w:val="0"/>
-          <w:color w:val="000000"/>
-          <w:sz w:val="24"/>
-        </w:rPr>
-        <w:hyperlink r:id="rId13" w:history="1">
-          <w:r>
-            <w:rPr>
-              <w:rStyle w:val="Hyperlink"/>
-            </w:rPr>
-            <w:t>by t</w:t>
-          </w:r>
-        </w:hyperlink>
+        <w:t>llection is still managed by t</w:t>
       </w:r>
       <w:r>
         <w:rPr>
@@ -2441,31 +2333,13 @@
       </w:r>
       <w:r>
         <w:rPr>
-          <w:u w:val="single" w:color="0000ff"/>
           <w:rFonts w:ascii="Charis SIL Regular" w:hAnsi="Charis SIL Regular" w:eastAsia="Charis SIL Regular"/>
           <w:b w:val="0"/>
           <w:i w:val="0"/>
           <w:color w:val="000000"/>
           <w:sz w:val="24"/>
         </w:rPr>
-        <w:hyperlink r:id="rId18" w:history="1">
-          <w:r>
-            <w:rPr>
-              <w:rStyle w:val="Hyperlink"/>
-            </w:rPr>
-            <w:t xml:space="preserve"> the arc</w:t>
-          </w:r>
-        </w:hyperlink>
-      </w:r>
-      <w:r>
-        <w:rPr>
-          <w:rFonts w:ascii="Charis SIL Regular" w:hAnsi="Charis SIL Regular" w:eastAsia="Charis SIL Regular"/>
-          <w:b w:val="0"/>
-          <w:i w:val="0"/>
-          <w:color w:val="000000"/>
-          <w:sz w:val="24"/>
-        </w:rPr>
-        <w:t xml:space="preserve">hive of the </w:t>
+        <w:t xml:space="preserve"> the archive of the </w:t>
       </w:r>
       <w:r>
         <w:rPr>
@@ -3972,6 +3846,7 @@
       </w:r>
       <w:r>
         <w:rPr>
+          <w:u w:val="single" w:color="0000ff"/>
           <w:rFonts w:ascii="Charis SIL Regular" w:hAnsi="Charis SIL Regular" w:eastAsia="Charis SIL Regular"/>
           <w:b w:val="0"/>
           <w:i w:val="0"/>
@@ -3989,7 +3864,7 @@
           <w:sz w:val="24"/>
           <w:u w:val="single"/>
         </w:rPr>
-        <w:hyperlink r:id="rId23" w:history="1">
+        <w:hyperlink r:id="rId24" w:history="1">
           <w:r>
             <w:rPr>
               <w:rStyle w:val="Hyperlink"/>
@@ -4007,7 +3882,7 @@
           <w:sz w:val="24"/>
           <w:u w:val="single"/>
         </w:rPr>
-        <w:hyperlink r:id="rId24" w:history="1">
+        <w:hyperlink r:id="rId23" w:history="1">
           <w:r>
             <w:rPr>
               <w:rStyle w:val="Hyperlink"/>
@@ -4054,7 +3929,7 @@
           <w:sz w:val="24"/>
           <w:u w:val="single"/>
         </w:rPr>
-        <w:hyperlink r:id="rId24" w:history="1">
+        <w:hyperlink r:id="rId23" w:history="1">
           <w:r>
             <w:rPr>
               <w:rStyle w:val="Hyperlink"/>
@@ -4065,13 +3940,21 @@
       </w:r>
       <w:r>
         <w:rPr>
+          <w:u w:val="single" w:color="0000ff"/>
           <w:rFonts w:ascii="Charis SIL Regular" w:hAnsi="Charis SIL Regular" w:eastAsia="Charis SIL Regular"/>
           <w:b w:val="0"/>
           <w:i w:val="0"/>
           <w:color w:val="000000"/>
           <w:sz w:val="24"/>
         </w:rPr>
-        <w:t xml:space="preserve">, </w:t>
+        <w:hyperlink r:id="rId23" w:history="1">
+          <w:r>
+            <w:rPr>
+              <w:rStyle w:val="Hyperlink"/>
+            </w:rPr>
+            <w:t xml:space="preserve">, </w:t>
+          </w:r>
+        </w:hyperlink>
       </w:r>
       <w:r>
         <w:rPr>

--- a/EXPORTS/DOCX/published/niveau3/English/TropischLandbouwMus.docx
+++ b/EXPORTS/DOCX/published/niveau3/English/TropischLandbouwMus.docx
@@ -905,7 +905,7 @@
           <w:sz w:val="24"/>
           <w:u w:val="single"/>
         </w:rPr>
-        <w:hyperlink r:id="rId11" w:history="1">
+        <w:hyperlink r:id="rId12" w:history="1">
           <w:r>
             <w:rPr>
               <w:rStyle w:val="Hyperlink"/>
@@ -934,7 +934,7 @@
           <w:sz w:val="24"/>
           <w:u w:val="single"/>
         </w:rPr>
-        <w:hyperlink r:id="rId11" w:history="1">
+        <w:hyperlink r:id="rId12" w:history="1">
           <w:r>
             <w:rPr>
               <w:rStyle w:val="Hyperlink"/>
@@ -952,7 +952,7 @@
           <w:sz w:val="24"/>
           <w:u w:val="single"/>
         </w:rPr>
-        <w:hyperlink r:id="rId11" w:history="1">
+        <w:hyperlink r:id="rId12" w:history="1">
           <w:r>
             <w:rPr>
               <w:rStyle w:val="Hyperlink"/>
@@ -1443,13 +1443,122 @@
       </w:r>
       <w:r>
         <w:rPr>
+          <w:u w:val="single" w:color="0000ff"/>
           <w:rFonts w:ascii="Charis SIL Regular" w:hAnsi="Charis SIL Regular" w:eastAsia="Charis SIL Regular"/>
           <w:b w:val="0"/>
           <w:i w:val="0"/>
           <w:color w:val="000000"/>
           <w:sz w:val="24"/>
         </w:rPr>
-        <w:t>llection is still managed by t</w:t>
+        <w:hyperlink r:id="rId13" w:history="1">
+          <w:r>
+            <w:rPr>
+              <w:rStyle w:val="Hyperlink"/>
+            </w:rPr>
+            <w:t>l</w:t>
+          </w:r>
+        </w:hyperlink>
+      </w:r>
+      <w:r>
+        <w:rPr>
+          <w:u w:val="single" w:color="0000ff"/>
+          <w:rFonts w:ascii="Charis SIL Regular" w:hAnsi="Charis SIL Regular" w:eastAsia="Charis SIL Regular"/>
+          <w:b w:val="0"/>
+          <w:i w:val="0"/>
+          <w:color w:val="000000"/>
+          <w:sz w:val="24"/>
+        </w:rPr>
+        <w:hyperlink r:id="rId13" w:history="1">
+          <w:r>
+            <w:rPr>
+              <w:rStyle w:val="Hyperlink"/>
+            </w:rPr>
+            <w:t>lection i</w:t>
+          </w:r>
+        </w:hyperlink>
+      </w:r>
+      <w:r>
+        <w:rPr>
+          <w:u w:val="single" w:color="0000ff"/>
+          <w:rFonts w:ascii="Charis SIL Regular" w:hAnsi="Charis SIL Regular" w:eastAsia="Charis SIL Regular"/>
+          <w:b w:val="0"/>
+          <w:i w:val="0"/>
+          <w:color w:val="000000"/>
+          <w:sz w:val="24"/>
+        </w:rPr>
+        <w:hyperlink r:id="rId13" w:history="1">
+          <w:r>
+            <w:rPr>
+              <w:rStyle w:val="Hyperlink"/>
+            </w:rPr>
+            <w:t>s</w:t>
+          </w:r>
+        </w:hyperlink>
+      </w:r>
+      <w:r>
+        <w:rPr>
+          <w:u w:val="single" w:color="0000ff"/>
+          <w:rFonts w:ascii="Charis SIL Regular" w:hAnsi="Charis SIL Regular" w:eastAsia="Charis SIL Regular"/>
+          <w:b w:val="0"/>
+          <w:i w:val="0"/>
+          <w:color w:val="000000"/>
+          <w:sz w:val="24"/>
+        </w:rPr>
+        <w:hyperlink r:id="rId13" w:history="1">
+          <w:r>
+            <w:rPr>
+              <w:rStyle w:val="Hyperlink"/>
+            </w:rPr>
+            <w:t xml:space="preserve"> still mana</w:t>
+          </w:r>
+        </w:hyperlink>
+      </w:r>
+      <w:r>
+        <w:rPr>
+          <w:u w:val="single" w:color="0000ff"/>
+          <w:rFonts w:ascii="Charis SIL Regular" w:hAnsi="Charis SIL Regular" w:eastAsia="Charis SIL Regular"/>
+          <w:b w:val="0"/>
+          <w:i w:val="0"/>
+          <w:color w:val="000000"/>
+          <w:sz w:val="24"/>
+        </w:rPr>
+        <w:hyperlink r:id="rId13" w:history="1">
+          <w:r>
+            <w:rPr>
+              <w:rStyle w:val="Hyperlink"/>
+            </w:rPr>
+            <w:t>ged</w:t>
+          </w:r>
+        </w:hyperlink>
+      </w:r>
+      <w:r>
+        <w:rPr>
+          <w:u w:val="single" w:color="0000ff"/>
+          <w:rFonts w:ascii="Charis SIL Regular" w:hAnsi="Charis SIL Regular" w:eastAsia="Charis SIL Regular"/>
+          <w:b w:val="0"/>
+          <w:i w:val="0"/>
+          <w:color w:val="000000"/>
+          <w:sz w:val="24"/>
+        </w:rPr>
+        <w:t xml:space="preserve"> </w:t>
+      </w:r>
+      <w:r>
+        <w:rPr>
+          <w:u w:val="single" w:color="0000ff"/>
+          <w:rFonts w:ascii="Charis SIL Regular" w:hAnsi="Charis SIL Regular" w:eastAsia="Charis SIL Regular"/>
+          <w:b w:val="0"/>
+          <w:i w:val="0"/>
+          <w:color w:val="000000"/>
+          <w:sz w:val="24"/>
+        </w:rPr>
+        <w:hyperlink r:id="rId13" w:history="1">
+          <w:r>
+            <w:rPr>
+              <w:rStyle w:val="Hyperlink"/>
+            </w:rPr>
+            <w:t>by t</w:t>
+          </w:r>
+        </w:hyperlink>
       </w:r>
       <w:r>
         <w:rPr>
@@ -2293,53 +2402,7 @@
           <w:color w:val="000000"/>
           <w:sz w:val="24"/>
         </w:rPr>
-        <w:t>museum collection. Fina</w:t>
-      </w:r>
-      <w:r>
-        <w:rPr>
-          <w:u w:val="single" w:color="0000ff"/>
-          <w:rFonts w:ascii="Charis SIL Regular" w:hAnsi="Charis SIL Regular" w:eastAsia="Charis SIL Regular"/>
-          <w:b w:val="0"/>
-          <w:i w:val="0"/>
-          <w:color w:val="000000"/>
-          <w:sz w:val="24"/>
-        </w:rPr>
-        <w:hyperlink r:id="rId18" w:history="1">
-          <w:r>
-            <w:rPr>
-              <w:rStyle w:val="Hyperlink"/>
-            </w:rPr>
-            <w:t>lly, there i</w:t>
-          </w:r>
-        </w:hyperlink>
-      </w:r>
-      <w:r>
-        <w:rPr>
-          <w:u w:val="single" w:color="0000ff"/>
-          <w:rFonts w:ascii="Charis SIL Regular" w:hAnsi="Charis SIL Regular" w:eastAsia="Charis SIL Regular"/>
-          <w:b w:val="0"/>
-          <w:i w:val="0"/>
-          <w:color w:val="000000"/>
-          <w:sz w:val="24"/>
-        </w:rPr>
-        <w:hyperlink r:id="rId18" w:history="1">
-          <w:r>
-            <w:rPr>
-              <w:rStyle w:val="Hyperlink"/>
-            </w:rPr>
-            <w:t>s</w:t>
-          </w:r>
-        </w:hyperlink>
-      </w:r>
-      <w:r>
-        <w:rPr>
-          <w:rFonts w:ascii="Charis SIL Regular" w:hAnsi="Charis SIL Regular" w:eastAsia="Charis SIL Regular"/>
-          <w:b w:val="0"/>
-          <w:i w:val="0"/>
-          <w:color w:val="000000"/>
-          <w:sz w:val="24"/>
-        </w:rPr>
-        <w:t xml:space="preserve"> the archive of the </w:t>
+        <w:t xml:space="preserve">museum collection. Finally, there is the archive of the </w:t>
       </w:r>
       <w:r>
         <w:rPr>
@@ -2981,7 +3044,7 @@
           <w:sz w:val="24"/>
           <w:u w:val="single"/>
         </w:rPr>
-        <w:t>Scientific research in co</w:t>
+        <w:t>Scientific research in col</w:t>
       </w:r>
       <w:r>
         <w:rPr>
@@ -2992,7 +3055,7 @@
           <w:sz w:val="24"/>
           <w:u w:val="single"/>
         </w:rPr>
-        <w:t>l</w:t>
+        <w:t>onised territorie</w:t>
       </w:r>
       <w:r>
         <w:rPr>
@@ -3001,9 +3064,8 @@
           <w:i w:val="0"/>
           <w:color w:val="0000FF"/>
           <w:sz w:val="24"/>
-          <w:u w:val="single"/>
-        </w:rPr>
-        <w:t>onised territories</w:t>
+        </w:rPr>
+        <w:t>s</w:t>
       </w:r>
       <w:r>
         <w:br/>
@@ -3882,7 +3944,7 @@
           <w:sz w:val="24"/>
           <w:u w:val="single"/>
         </w:rPr>
-        <w:hyperlink r:id="rId23" w:history="1">
+        <w:hyperlink r:id="rId24" w:history="1">
           <w:r>
             <w:rPr>
               <w:rStyle w:val="Hyperlink"/>
@@ -3911,7 +3973,7 @@
           <w:sz w:val="24"/>
           <w:u w:val="single"/>
         </w:rPr>
-        <w:hyperlink r:id="rId23" w:history="1">
+        <w:hyperlink r:id="rId24" w:history="1">
           <w:r>
             <w:rPr>
               <w:rStyle w:val="Hyperlink"/>
@@ -3929,7 +3991,7 @@
           <w:sz w:val="24"/>
           <w:u w:val="single"/>
         </w:rPr>
-        <w:hyperlink r:id="rId23" w:history="1">
+        <w:hyperlink r:id="rId24" w:history="1">
           <w:r>
             <w:rPr>
               <w:rStyle w:val="Hyperlink"/>
@@ -3947,14 +4009,7 @@
           <w:color w:val="000000"/>
           <w:sz w:val="24"/>
         </w:rPr>
-        <w:hyperlink r:id="rId23" w:history="1">
-          <w:r>
-            <w:rPr>
-              <w:rStyle w:val="Hyperlink"/>
-            </w:rPr>
-            <w:t xml:space="preserve">, </w:t>
-          </w:r>
-        </w:hyperlink>
+        <w:t xml:space="preserve">, </w:t>
       </w:r>
       <w:r>
         <w:rPr>
@@ -3965,7 +4020,7 @@
           <w:sz w:val="24"/>
           <w:u w:val="single"/>
         </w:rPr>
-        <w:hyperlink r:id="rId25" w:history="1">
+        <w:hyperlink r:id="rId23" w:history="1">
           <w:r>
             <w:rPr>
               <w:rStyle w:val="Hyperlink"/>
@@ -3994,7 +4049,7 @@
           <w:sz w:val="24"/>
           <w:u w:val="single"/>
         </w:rPr>
-        <w:hyperlink r:id="rId25" w:history="1">
+        <w:hyperlink r:id="rId23" w:history="1">
           <w:r>
             <w:rPr>
               <w:rStyle w:val="Hyperlink"/>

--- a/EXPORTS/DOCX/published/niveau3/English/TropischLandbouwMus.docx
+++ b/EXPORTS/DOCX/published/niveau3/English/TropischLandbouwMus.docx
@@ -905,7 +905,7 @@
           <w:sz w:val="24"/>
           <w:u w:val="single"/>
         </w:rPr>
-        <w:hyperlink r:id="rId12" w:history="1">
+        <w:hyperlink r:id="rId11" w:history="1">
           <w:r>
             <w:rPr>
               <w:rStyle w:val="Hyperlink"/>
@@ -934,7 +934,7 @@
           <w:sz w:val="24"/>
           <w:u w:val="single"/>
         </w:rPr>
-        <w:hyperlink r:id="rId12" w:history="1">
+        <w:hyperlink r:id="rId11" w:history="1">
           <w:r>
             <w:rPr>
               <w:rStyle w:val="Hyperlink"/>
@@ -952,7 +952,7 @@
           <w:sz w:val="24"/>
           <w:u w:val="single"/>
         </w:rPr>
-        <w:hyperlink r:id="rId12" w:history="1">
+        <w:hyperlink r:id="rId11" w:history="1">
           <w:r>
             <w:rPr>
               <w:rStyle w:val="Hyperlink"/>
@@ -2402,7 +2402,89 @@
           <w:color w:val="000000"/>
           <w:sz w:val="24"/>
         </w:rPr>
-        <w:t xml:space="preserve">museum collection. Finally, there is the archive of the </w:t>
+        <w:t>museum collectio</w:t>
+      </w:r>
+      <w:r>
+        <w:rPr>
+          <w:u w:val="single" w:color="0000ff"/>
+          <w:rFonts w:ascii="Charis SIL Regular" w:hAnsi="Charis SIL Regular" w:eastAsia="Charis SIL Regular"/>
+          <w:b w:val="0"/>
+          <w:i w:val="0"/>
+          <w:color w:val="000000"/>
+          <w:sz w:val="24"/>
+        </w:rPr>
+        <w:hyperlink r:id="rId18" w:history="1">
+          <w:r>
+            <w:rPr>
+              <w:rStyle w:val="Hyperlink"/>
+            </w:rPr>
+            <w:t>n. Fina</w:t>
+          </w:r>
+        </w:hyperlink>
+      </w:r>
+      <w:r>
+        <w:rPr>
+          <w:u w:val="single" w:color="0000ff"/>
+          <w:rFonts w:ascii="Charis SIL Regular" w:hAnsi="Charis SIL Regular" w:eastAsia="Charis SIL Regular"/>
+          <w:b w:val="0"/>
+          <w:i w:val="0"/>
+          <w:color w:val="000000"/>
+          <w:sz w:val="24"/>
+        </w:rPr>
+        <w:hyperlink r:id="rId18" w:history="1">
+          <w:r>
+            <w:rPr>
+              <w:rStyle w:val="Hyperlink"/>
+            </w:rPr>
+            <w:t>lly, there i</w:t>
+          </w:r>
+        </w:hyperlink>
+      </w:r>
+      <w:r>
+        <w:rPr>
+          <w:u w:val="single" w:color="0000ff"/>
+          <w:rFonts w:ascii="Charis SIL Regular" w:hAnsi="Charis SIL Regular" w:eastAsia="Charis SIL Regular"/>
+          <w:b w:val="0"/>
+          <w:i w:val="0"/>
+          <w:color w:val="000000"/>
+          <w:sz w:val="24"/>
+        </w:rPr>
+        <w:hyperlink r:id="rId18" w:history="1">
+          <w:r>
+            <w:rPr>
+              <w:rStyle w:val="Hyperlink"/>
+            </w:rPr>
+            <w:t>s</w:t>
+          </w:r>
+        </w:hyperlink>
+      </w:r>
+      <w:r>
+        <w:rPr>
+          <w:u w:val="single" w:color="0000ff"/>
+          <w:rFonts w:ascii="Charis SIL Regular" w:hAnsi="Charis SIL Regular" w:eastAsia="Charis SIL Regular"/>
+          <w:b w:val="0"/>
+          <w:i w:val="0"/>
+          <w:color w:val="000000"/>
+          <w:sz w:val="24"/>
+        </w:rPr>
+        <w:hyperlink r:id="rId18" w:history="1">
+          <w:r>
+            <w:rPr>
+              <w:rStyle w:val="Hyperlink"/>
+            </w:rPr>
+            <w:t xml:space="preserve"> the arc</w:t>
+          </w:r>
+        </w:hyperlink>
+      </w:r>
+      <w:r>
+        <w:rPr>
+          <w:rFonts w:ascii="Charis SIL Regular" w:hAnsi="Charis SIL Regular" w:eastAsia="Charis SIL Regular"/>
+          <w:b w:val="0"/>
+          <w:i w:val="0"/>
+          <w:color w:val="000000"/>
+          <w:sz w:val="24"/>
+        </w:rPr>
+        <w:t xml:space="preserve">hive of the </w:t>
       </w:r>
       <w:r>
         <w:rPr>
@@ -3944,7 +4026,7 @@
           <w:sz w:val="24"/>
           <w:u w:val="single"/>
         </w:rPr>
-        <w:hyperlink r:id="rId24" w:history="1">
+        <w:hyperlink r:id="rId23" w:history="1">
           <w:r>
             <w:rPr>
               <w:rStyle w:val="Hyperlink"/>
@@ -3973,7 +4055,7 @@
           <w:sz w:val="24"/>
           <w:u w:val="single"/>
         </w:rPr>
-        <w:hyperlink r:id="rId24" w:history="1">
+        <w:hyperlink r:id="rId23" w:history="1">
           <w:r>
             <w:rPr>
               <w:rStyle w:val="Hyperlink"/>
@@ -3991,7 +4073,7 @@
           <w:sz w:val="24"/>
           <w:u w:val="single"/>
         </w:rPr>
-        <w:hyperlink r:id="rId24" w:history="1">
+        <w:hyperlink r:id="rId23" w:history="1">
           <w:r>
             <w:rPr>
               <w:rStyle w:val="Hyperlink"/>
@@ -4020,7 +4102,7 @@
           <w:sz w:val="24"/>
           <w:u w:val="single"/>
         </w:rPr>
-        <w:hyperlink r:id="rId23" w:history="1">
+        <w:hyperlink r:id="rId25" w:history="1">
           <w:r>
             <w:rPr>
               <w:rStyle w:val="Hyperlink"/>
@@ -4049,7 +4131,7 @@
           <w:sz w:val="24"/>
           <w:u w:val="single"/>
         </w:rPr>
-        <w:hyperlink r:id="rId23" w:history="1">
+        <w:hyperlink r:id="rId25" w:history="1">
           <w:r>
             <w:rPr>
               <w:rStyle w:val="Hyperlink"/>

--- a/EXPORTS/DOCX/published/niveau3/English/TropischLandbouwMus.docx
+++ b/EXPORTS/DOCX/published/niveau3/English/TropischLandbouwMus.docx
@@ -858,7 +858,7 @@
           <w:sz w:val="24"/>
           <w:u w:val="single"/>
         </w:rPr>
-        <w:hyperlink r:id="rId12" w:history="1">
+        <w:hyperlink r:id="rId11" w:history="1">
           <w:r>
             <w:rPr>
               <w:rStyle w:val="Hyperlink"/>
@@ -905,7 +905,7 @@
           <w:sz w:val="24"/>
           <w:u w:val="single"/>
         </w:rPr>
-        <w:hyperlink r:id="rId11" w:history="1">
+        <w:hyperlink r:id="rId12" w:history="1">
           <w:r>
             <w:rPr>
               <w:rStyle w:val="Hyperlink"/>
@@ -934,7 +934,7 @@
           <w:sz w:val="24"/>
           <w:u w:val="single"/>
         </w:rPr>
-        <w:hyperlink r:id="rId11" w:history="1">
+        <w:hyperlink r:id="rId12" w:history="1">
           <w:r>
             <w:rPr>
               <w:rStyle w:val="Hyperlink"/>
@@ -952,7 +952,7 @@
           <w:sz w:val="24"/>
           <w:u w:val="single"/>
         </w:rPr>
-        <w:hyperlink r:id="rId11" w:history="1">
+        <w:hyperlink r:id="rId12" w:history="1">
           <w:r>
             <w:rPr>
               <w:rStyle w:val="Hyperlink"/>
@@ -3126,7 +3126,7 @@
           <w:sz w:val="24"/>
           <w:u w:val="single"/>
         </w:rPr>
-        <w:t>Scientific research in col</w:t>
+        <w:t>Scientific research in co</w:t>
       </w:r>
       <w:r>
         <w:rPr>
@@ -3137,7 +3137,7 @@
           <w:sz w:val="24"/>
           <w:u w:val="single"/>
         </w:rPr>
-        <w:t>onised territorie</w:t>
+        <w:t>l</w:t>
       </w:r>
       <w:r>
         <w:rPr>
@@ -3146,8 +3146,9 @@
           <w:i w:val="0"/>
           <w:color w:val="0000FF"/>
           <w:sz w:val="24"/>
-        </w:rPr>
-        <w:t>s</w:t>
+          <w:u w:val="single"/>
+        </w:rPr>
+        <w:t>onised territories</w:t>
       </w:r>
       <w:r>
         <w:br/>
@@ -4026,7 +4027,7 @@
           <w:sz w:val="24"/>
           <w:u w:val="single"/>
         </w:rPr>
-        <w:hyperlink r:id="rId23" w:history="1">
+        <w:hyperlink r:id="rId24" w:history="1">
           <w:r>
             <w:rPr>
               <w:rStyle w:val="Hyperlink"/>
@@ -4055,7 +4056,7 @@
           <w:sz w:val="24"/>
           <w:u w:val="single"/>
         </w:rPr>
-        <w:hyperlink r:id="rId23" w:history="1">
+        <w:hyperlink r:id="rId24" w:history="1">
           <w:r>
             <w:rPr>
               <w:rStyle w:val="Hyperlink"/>
@@ -4091,7 +4092,14 @@
           <w:color w:val="000000"/>
           <w:sz w:val="24"/>
         </w:rPr>
-        <w:t xml:space="preserve">, </w:t>
+        <w:hyperlink r:id="rId23" w:history="1">
+          <w:r>
+            <w:rPr>
+              <w:rStyle w:val="Hyperlink"/>
+            </w:rPr>
+            <w:t xml:space="preserve">, </w:t>
+          </w:r>
+        </w:hyperlink>
       </w:r>
       <w:r>
         <w:rPr>
@@ -4102,7 +4110,7 @@
           <w:sz w:val="24"/>
           <w:u w:val="single"/>
         </w:rPr>
-        <w:hyperlink r:id="rId25" w:history="1">
+        <w:hyperlink r:id="rId23" w:history="1">
           <w:r>
             <w:rPr>
               <w:rStyle w:val="Hyperlink"/>

--- a/EXPORTS/DOCX/published/niveau3/English/TropischLandbouwMus.docx
+++ b/EXPORTS/DOCX/published/niveau3/English/TropischLandbouwMus.docx
@@ -858,7 +858,7 @@
           <w:sz w:val="24"/>
           <w:u w:val="single"/>
         </w:rPr>
-        <w:hyperlink r:id="rId11" w:history="1">
+        <w:hyperlink r:id="rId12" w:history="1">
           <w:r>
             <w:rPr>
               <w:rStyle w:val="Hyperlink"/>
@@ -905,7 +905,7 @@
           <w:sz w:val="24"/>
           <w:u w:val="single"/>
         </w:rPr>
-        <w:hyperlink r:id="rId12" w:history="1">
+        <w:hyperlink r:id="rId11" w:history="1">
           <w:r>
             <w:rPr>
               <w:rStyle w:val="Hyperlink"/>
@@ -934,7 +934,7 @@
           <w:sz w:val="24"/>
           <w:u w:val="single"/>
         </w:rPr>
-        <w:hyperlink r:id="rId12" w:history="1">
+        <w:hyperlink r:id="rId11" w:history="1">
           <w:r>
             <w:rPr>
               <w:rStyle w:val="Hyperlink"/>
@@ -952,7 +952,7 @@
           <w:sz w:val="24"/>
           <w:u w:val="single"/>
         </w:rPr>
-        <w:hyperlink r:id="rId12" w:history="1">
+        <w:hyperlink r:id="rId11" w:history="1">
           <w:r>
             <w:rPr>
               <w:rStyle w:val="Hyperlink"/>
@@ -1989,108 +1989,7 @@
           <w:color w:val="000000"/>
           <w:sz w:val="24"/>
         </w:rPr>
-        <w:t>. The arch</w:t>
-      </w:r>
-      <w:r>
-        <w:rPr>
-          <w:u w:val="single" w:color="0000ff"/>
-          <w:rFonts w:ascii="Charis SIL Regular" w:hAnsi="Charis SIL Regular" w:eastAsia="Charis SIL Regular"/>
-          <w:b w:val="0"/>
-          <w:i w:val="0"/>
-          <w:color w:val="000000"/>
-          <w:sz w:val="24"/>
-        </w:rPr>
-        <w:t>i</w:t>
-      </w:r>
-      <w:r>
-        <w:rPr>
-          <w:u w:val="single" w:color="0000ff"/>
-          <w:rFonts w:ascii="Charis SIL Regular" w:hAnsi="Charis SIL Regular" w:eastAsia="Charis SIL Regular"/>
-          <w:b w:val="0"/>
-          <w:i w:val="0"/>
-          <w:color w:val="000000"/>
-          <w:sz w:val="24"/>
-        </w:rPr>
-        <w:hyperlink r:id="rId15" w:history="1">
-          <w:r>
-            <w:rPr>
-              <w:rStyle w:val="Hyperlink"/>
-            </w:rPr>
-            <w:t>ves of the as</w:t>
-          </w:r>
-        </w:hyperlink>
-      </w:r>
-      <w:r>
-        <w:rPr>
-          <w:u w:val="single" w:color="0000ff"/>
-          <w:rFonts w:ascii="Charis SIL Regular" w:hAnsi="Charis SIL Regular" w:eastAsia="Charis SIL Regular"/>
-          <w:b w:val="0"/>
-          <w:i w:val="0"/>
-          <w:color w:val="000000"/>
-          <w:sz w:val="24"/>
-        </w:rPr>
-        <w:hyperlink r:id="rId15" w:history="1">
-          <w:r>
-            <w:rPr>
-              <w:rStyle w:val="Hyperlink"/>
-            </w:rPr>
-            <w:t>s</w:t>
-          </w:r>
-        </w:hyperlink>
-      </w:r>
-      <w:r>
-        <w:rPr>
-          <w:u w:val="single" w:color="0000ff"/>
-          <w:rFonts w:ascii="Charis SIL Regular" w:hAnsi="Charis SIL Regular" w:eastAsia="Charis SIL Regular"/>
-          <w:b w:val="0"/>
-          <w:i w:val="0"/>
-          <w:color w:val="000000"/>
-          <w:sz w:val="24"/>
-        </w:rPr>
-        <w:hyperlink r:id="rId15" w:history="1">
-          <w:r>
-            <w:rPr>
-              <w:rStyle w:val="Hyperlink"/>
-            </w:rPr>
-            <w:t>o</w:t>
-          </w:r>
-        </w:hyperlink>
-      </w:r>
-      <w:r>
-        <w:rPr>
-          <w:u w:val="single" w:color="0000ff"/>
-          <w:rFonts w:ascii="Charis SIL Regular" w:hAnsi="Charis SIL Regular" w:eastAsia="Charis SIL Regular"/>
-          <w:b w:val="0"/>
-          <w:i w:val="0"/>
-          <w:color w:val="000000"/>
-          <w:sz w:val="24"/>
-        </w:rPr>
-        <w:hyperlink r:id="rId15" w:history="1">
-          <w:r>
-            <w:rPr>
-              <w:rStyle w:val="Hyperlink"/>
-            </w:rPr>
-            <w:t>c</w:t>
-          </w:r>
-        </w:hyperlink>
-      </w:r>
-      <w:r>
-        <w:rPr>
-          <w:u w:val="single" w:color="0000ff"/>
-          <w:rFonts w:ascii="Charis SIL Regular" w:hAnsi="Charis SIL Regular" w:eastAsia="Charis SIL Regular"/>
-          <w:b w:val="0"/>
-          <w:i w:val="0"/>
-          <w:color w:val="000000"/>
-          <w:sz w:val="24"/>
-        </w:rPr>
-        <w:hyperlink r:id="rId15" w:history="1">
-          <w:r>
-            <w:rPr>
-              <w:rStyle w:val="Hyperlink"/>
-            </w:rPr>
-            <w:t>iati</w:t>
-          </w:r>
-        </w:hyperlink>
+        <w:t>. The archives of the associati</w:t>
       </w:r>
       <w:r>
         <w:rPr>
@@ -4074,7 +3973,7 @@
           <w:sz w:val="24"/>
           <w:u w:val="single"/>
         </w:rPr>
-        <w:hyperlink r:id="rId23" w:history="1">
+        <w:hyperlink r:id="rId24" w:history="1">
           <w:r>
             <w:rPr>
               <w:rStyle w:val="Hyperlink"/>
@@ -4092,14 +3991,7 @@
           <w:color w:val="000000"/>
           <w:sz w:val="24"/>
         </w:rPr>
-        <w:hyperlink r:id="rId23" w:history="1">
-          <w:r>
-            <w:rPr>
-              <w:rStyle w:val="Hyperlink"/>
-            </w:rPr>
-            <w:t xml:space="preserve">, </w:t>
-          </w:r>
-        </w:hyperlink>
+        <w:t xml:space="preserve">, </w:t>
       </w:r>
       <w:r>
         <w:rPr>
@@ -4110,7 +4002,7 @@
           <w:sz w:val="24"/>
           <w:u w:val="single"/>
         </w:rPr>
-        <w:hyperlink r:id="rId23" w:history="1">
+        <w:hyperlink r:id="rId25" w:history="1">
           <w:r>
             <w:rPr>
               <w:rStyle w:val="Hyperlink"/>

--- a/EXPORTS/DOCX/published/niveau3/English/TropischLandbouwMus.docx
+++ b/EXPORTS/DOCX/published/niveau3/English/TropischLandbouwMus.docx
@@ -905,7 +905,7 @@
           <w:sz w:val="24"/>
           <w:u w:val="single"/>
         </w:rPr>
-        <w:hyperlink r:id="rId11" w:history="1">
+        <w:hyperlink r:id="rId12" w:history="1">
           <w:r>
             <w:rPr>
               <w:rStyle w:val="Hyperlink"/>
@@ -934,7 +934,7 @@
           <w:sz w:val="24"/>
           <w:u w:val="single"/>
         </w:rPr>
-        <w:hyperlink r:id="rId11" w:history="1">
+        <w:hyperlink r:id="rId12" w:history="1">
           <w:r>
             <w:rPr>
               <w:rStyle w:val="Hyperlink"/>
@@ -952,7 +952,7 @@
           <w:sz w:val="24"/>
           <w:u w:val="single"/>
         </w:rPr>
-        <w:hyperlink r:id="rId11" w:history="1">
+        <w:hyperlink r:id="rId12" w:history="1">
           <w:r>
             <w:rPr>
               <w:rStyle w:val="Hyperlink"/>
@@ -1989,7 +1989,108 @@
           <w:color w:val="000000"/>
           <w:sz w:val="24"/>
         </w:rPr>
-        <w:t>. The archives of the associati</w:t>
+        <w:t>. The arch</w:t>
+      </w:r>
+      <w:r>
+        <w:rPr>
+          <w:u w:val="single" w:color="0000ff"/>
+          <w:rFonts w:ascii="Charis SIL Regular" w:hAnsi="Charis SIL Regular" w:eastAsia="Charis SIL Regular"/>
+          <w:b w:val="0"/>
+          <w:i w:val="0"/>
+          <w:color w:val="000000"/>
+          <w:sz w:val="24"/>
+        </w:rPr>
+        <w:t>i</w:t>
+      </w:r>
+      <w:r>
+        <w:rPr>
+          <w:u w:val="single" w:color="0000ff"/>
+          <w:rFonts w:ascii="Charis SIL Regular" w:hAnsi="Charis SIL Regular" w:eastAsia="Charis SIL Regular"/>
+          <w:b w:val="0"/>
+          <w:i w:val="0"/>
+          <w:color w:val="000000"/>
+          <w:sz w:val="24"/>
+        </w:rPr>
+        <w:hyperlink r:id="rId15" w:history="1">
+          <w:r>
+            <w:rPr>
+              <w:rStyle w:val="Hyperlink"/>
+            </w:rPr>
+            <w:t>ves of the as</w:t>
+          </w:r>
+        </w:hyperlink>
+      </w:r>
+      <w:r>
+        <w:rPr>
+          <w:u w:val="single" w:color="0000ff"/>
+          <w:rFonts w:ascii="Charis SIL Regular" w:hAnsi="Charis SIL Regular" w:eastAsia="Charis SIL Regular"/>
+          <w:b w:val="0"/>
+          <w:i w:val="0"/>
+          <w:color w:val="000000"/>
+          <w:sz w:val="24"/>
+        </w:rPr>
+        <w:hyperlink r:id="rId15" w:history="1">
+          <w:r>
+            <w:rPr>
+              <w:rStyle w:val="Hyperlink"/>
+            </w:rPr>
+            <w:t>s</w:t>
+          </w:r>
+        </w:hyperlink>
+      </w:r>
+      <w:r>
+        <w:rPr>
+          <w:u w:val="single" w:color="0000ff"/>
+          <w:rFonts w:ascii="Charis SIL Regular" w:hAnsi="Charis SIL Regular" w:eastAsia="Charis SIL Regular"/>
+          <w:b w:val="0"/>
+          <w:i w:val="0"/>
+          <w:color w:val="000000"/>
+          <w:sz w:val="24"/>
+        </w:rPr>
+        <w:hyperlink r:id="rId15" w:history="1">
+          <w:r>
+            <w:rPr>
+              <w:rStyle w:val="Hyperlink"/>
+            </w:rPr>
+            <w:t>o</w:t>
+          </w:r>
+        </w:hyperlink>
+      </w:r>
+      <w:r>
+        <w:rPr>
+          <w:u w:val="single" w:color="0000ff"/>
+          <w:rFonts w:ascii="Charis SIL Regular" w:hAnsi="Charis SIL Regular" w:eastAsia="Charis SIL Regular"/>
+          <w:b w:val="0"/>
+          <w:i w:val="0"/>
+          <w:color w:val="000000"/>
+          <w:sz w:val="24"/>
+        </w:rPr>
+        <w:hyperlink r:id="rId15" w:history="1">
+          <w:r>
+            <w:rPr>
+              <w:rStyle w:val="Hyperlink"/>
+            </w:rPr>
+            <w:t>c</w:t>
+          </w:r>
+        </w:hyperlink>
+      </w:r>
+      <w:r>
+        <w:rPr>
+          <w:u w:val="single" w:color="0000ff"/>
+          <w:rFonts w:ascii="Charis SIL Regular" w:hAnsi="Charis SIL Regular" w:eastAsia="Charis SIL Regular"/>
+          <w:b w:val="0"/>
+          <w:i w:val="0"/>
+          <w:color w:val="000000"/>
+          <w:sz w:val="24"/>
+        </w:rPr>
+        <w:hyperlink r:id="rId15" w:history="1">
+          <w:r>
+            <w:rPr>
+              <w:rStyle w:val="Hyperlink"/>
+            </w:rPr>
+            <w:t>iati</w:t>
+          </w:r>
+        </w:hyperlink>
       </w:r>
       <w:r>
         <w:rPr>
@@ -3908,7 +4009,7 @@
           <w:sz w:val="24"/>
           <w:u w:val="single"/>
         </w:rPr>
-        <w:hyperlink r:id="rId24" w:history="1">
+        <w:hyperlink r:id="rId23" w:history="1">
           <w:r>
             <w:rPr>
               <w:rStyle w:val="Hyperlink"/>
@@ -3955,7 +4056,7 @@
           <w:sz w:val="24"/>
           <w:u w:val="single"/>
         </w:rPr>
-        <w:hyperlink r:id="rId24" w:history="1">
+        <w:hyperlink r:id="rId23" w:history="1">
           <w:r>
             <w:rPr>
               <w:rStyle w:val="Hyperlink"/>
@@ -3973,7 +4074,7 @@
           <w:sz w:val="24"/>
           <w:u w:val="single"/>
         </w:rPr>
-        <w:hyperlink r:id="rId24" w:history="1">
+        <w:hyperlink r:id="rId23" w:history="1">
           <w:r>
             <w:rPr>
               <w:rStyle w:val="Hyperlink"/>
@@ -3991,7 +4092,14 @@
           <w:color w:val="000000"/>
           <w:sz w:val="24"/>
         </w:rPr>
-        <w:t xml:space="preserve">, </w:t>
+        <w:hyperlink r:id="rId23" w:history="1">
+          <w:r>
+            <w:rPr>
+              <w:rStyle w:val="Hyperlink"/>
+            </w:rPr>
+            <w:t xml:space="preserve">, </w:t>
+          </w:r>
+        </w:hyperlink>
       </w:r>
       <w:r>
         <w:rPr>
@@ -4002,7 +4110,7 @@
           <w:sz w:val="24"/>
           <w:u w:val="single"/>
         </w:rPr>
-        <w:hyperlink r:id="rId25" w:history="1">
+        <w:hyperlink r:id="rId23" w:history="1">
           <w:r>
             <w:rPr>
               <w:rStyle w:val="Hyperlink"/>
@@ -4031,7 +4139,7 @@
           <w:sz w:val="24"/>
           <w:u w:val="single"/>
         </w:rPr>
-        <w:hyperlink r:id="rId25" w:history="1">
+        <w:hyperlink r:id="rId23" w:history="1">
           <w:r>
             <w:rPr>
               <w:rStyle w:val="Hyperlink"/>

--- a/EXPORTS/DOCX/published/niveau3/English/TropischLandbouwMus.docx
+++ b/EXPORTS/DOCX/published/niveau3/English/TropischLandbouwMus.docx
@@ -838,16 +838,8 @@
           <w:i w:val="0"/>
           <w:color w:val="0000FF"/>
           <w:sz w:val="24"/>
-          <w:u w:val="single"/>
-        </w:rPr>
-        <w:hyperlink r:id="rId12" w:history="1">
-          <w:r>
-            <w:rPr>
-              <w:rStyle w:val="Hyperlink"/>
-            </w:rPr>
-            <w:t>Rijk</w:t>
-          </w:r>
-        </w:hyperlink>
+        </w:rPr>
+        <w:t xml:space="preserve">Rijksmuseum voor </w:t>
       </w:r>
       <w:r>
         <w:rPr>
@@ -856,83 +848,6 @@
           <w:i w:val="0"/>
           <w:color w:val="0000FF"/>
           <w:sz w:val="24"/>
-          <w:u w:val="single"/>
-        </w:rPr>
-        <w:hyperlink r:id="rId12" w:history="1">
-          <w:r>
-            <w:rPr>
-              <w:rStyle w:val="Hyperlink"/>
-            </w:rPr>
-            <w:t>smuseum</w:t>
-          </w:r>
-        </w:hyperlink>
-      </w:r>
-      <w:r>
-        <w:rPr>
-          <w:rFonts w:ascii="Charis SIL Regular" w:hAnsi="Charis SIL Regular" w:eastAsia="Charis SIL Regular"/>
-          <w:b w:val="0"/>
-          <w:i w:val="0"/>
-          <w:color w:val="0000FF"/>
-          <w:sz w:val="24"/>
-          <w:u w:val="single"/>
-        </w:rPr>
-        <w:t xml:space="preserve"> </w:t>
-      </w:r>
-      <w:r>
-        <w:rPr>
-          <w:rFonts w:ascii="Charis SIL Regular" w:hAnsi="Charis SIL Regular" w:eastAsia="Charis SIL Regular"/>
-          <w:b w:val="0"/>
-          <w:i w:val="0"/>
-          <w:color w:val="0000FF"/>
-          <w:sz w:val="24"/>
-          <w:u w:val="single"/>
-        </w:rPr>
-        <w:hyperlink r:id="rId12" w:history="1">
-          <w:r>
-            <w:rPr>
-              <w:rStyle w:val="Hyperlink"/>
-            </w:rPr>
-            <w:t>voo</w:t>
-          </w:r>
-        </w:hyperlink>
-      </w:r>
-      <w:r>
-        <w:rPr>
-          <w:rFonts w:ascii="Charis SIL Regular" w:hAnsi="Charis SIL Regular" w:eastAsia="Charis SIL Regular"/>
-          <w:b w:val="0"/>
-          <w:i w:val="0"/>
-          <w:color w:val="0000FF"/>
-          <w:sz w:val="24"/>
-          <w:u w:val="single"/>
-        </w:rPr>
-        <w:hyperlink r:id="rId12" w:history="1">
-          <w:r>
-            <w:rPr>
-              <w:rStyle w:val="Hyperlink"/>
-            </w:rPr>
-            <w:t>r</w:t>
-          </w:r>
-        </w:hyperlink>
-      </w:r>
-      <w:r>
-        <w:rPr>
-          <w:rFonts w:ascii="Charis SIL Regular" w:hAnsi="Charis SIL Regular" w:eastAsia="Charis SIL Regular"/>
-          <w:b w:val="0"/>
-          <w:i w:val="0"/>
-          <w:color w:val="0000FF"/>
-          <w:sz w:val="24"/>
-          <w:u w:val="single"/>
-        </w:rPr>
-        <w:t xml:space="preserve"> </w:t>
-      </w:r>
-      <w:r>
-        <w:rPr>
-          <w:rFonts w:ascii="Charis SIL Regular" w:hAnsi="Charis SIL Regular" w:eastAsia="Charis SIL Regular"/>
-          <w:b w:val="0"/>
-          <w:i w:val="0"/>
-          <w:color w:val="0000FF"/>
-          <w:sz w:val="24"/>
-          <w:u w:val="single"/>
         </w:rPr>
         <w:hyperlink r:id="rId12" w:history="1">
           <w:r>
@@ -4056,7 +3971,7 @@
           <w:sz w:val="24"/>
           <w:u w:val="single"/>
         </w:rPr>
-        <w:hyperlink r:id="rId23" w:history="1">
+        <w:hyperlink r:id="rId24" w:history="1">
           <w:r>
             <w:rPr>
               <w:rStyle w:val="Hyperlink"/>
@@ -4074,7 +3989,7 @@
           <w:sz w:val="24"/>
           <w:u w:val="single"/>
         </w:rPr>
-        <w:hyperlink r:id="rId23" w:history="1">
+        <w:hyperlink r:id="rId24" w:history="1">
           <w:r>
             <w:rPr>
               <w:rStyle w:val="Hyperlink"/>
@@ -4085,21 +4000,13 @@
       </w:r>
       <w:r>
         <w:rPr>
-          <w:u w:val="single" w:color="0000ff"/>
           <w:rFonts w:ascii="Charis SIL Regular" w:hAnsi="Charis SIL Regular" w:eastAsia="Charis SIL Regular"/>
           <w:b w:val="0"/>
           <w:i w:val="0"/>
           <w:color w:val="000000"/>
           <w:sz w:val="24"/>
         </w:rPr>
-        <w:hyperlink r:id="rId23" w:history="1">
-          <w:r>
-            <w:rPr>
-              <w:rStyle w:val="Hyperlink"/>
-            </w:rPr>
-            <w:t xml:space="preserve">, </w:t>
-          </w:r>
-        </w:hyperlink>
+        <w:t xml:space="preserve">, </w:t>
       </w:r>
       <w:r>
         <w:rPr>
@@ -4110,7 +4017,7 @@
           <w:sz w:val="24"/>
           <w:u w:val="single"/>
         </w:rPr>
-        <w:hyperlink r:id="rId23" w:history="1">
+        <w:hyperlink r:id="rId25" w:history="1">
           <w:r>
             <w:rPr>
               <w:rStyle w:val="Hyperlink"/>
@@ -4139,7 +4046,7 @@
           <w:sz w:val="24"/>
           <w:u w:val="single"/>
         </w:rPr>
-        <w:hyperlink r:id="rId23" w:history="1">
+        <w:hyperlink r:id="rId25" w:history="1">
           <w:r>
             <w:rPr>
               <w:rStyle w:val="Hyperlink"/>

--- a/EXPORTS/DOCX/published/niveau3/English/TropischLandbouwMus.docx
+++ b/EXPORTS/DOCX/published/niveau3/English/TropischLandbouwMus.docx
@@ -838,8 +838,16 @@
           <w:i w:val="0"/>
           <w:color w:val="0000FF"/>
           <w:sz w:val="24"/>
-        </w:rPr>
-        <w:t xml:space="preserve">Rijksmuseum voor </w:t>
+          <w:u w:val="single"/>
+        </w:rPr>
+        <w:hyperlink r:id="rId12" w:history="1">
+          <w:r>
+            <w:rPr>
+              <w:rStyle w:val="Hyperlink"/>
+            </w:rPr>
+            <w:t>Rijk</w:t>
+          </w:r>
+        </w:hyperlink>
       </w:r>
       <w:r>
         <w:rPr>
@@ -848,6 +856,83 @@
           <w:i w:val="0"/>
           <w:color w:val="0000FF"/>
           <w:sz w:val="24"/>
+          <w:u w:val="single"/>
+        </w:rPr>
+        <w:hyperlink r:id="rId12" w:history="1">
+          <w:r>
+            <w:rPr>
+              <w:rStyle w:val="Hyperlink"/>
+            </w:rPr>
+            <w:t>smuseum</w:t>
+          </w:r>
+        </w:hyperlink>
+      </w:r>
+      <w:r>
+        <w:rPr>
+          <w:rFonts w:ascii="Charis SIL Regular" w:hAnsi="Charis SIL Regular" w:eastAsia="Charis SIL Regular"/>
+          <w:b w:val="0"/>
+          <w:i w:val="0"/>
+          <w:color w:val="0000FF"/>
+          <w:sz w:val="24"/>
+          <w:u w:val="single"/>
+        </w:rPr>
+        <w:t xml:space="preserve"> </w:t>
+      </w:r>
+      <w:r>
+        <w:rPr>
+          <w:rFonts w:ascii="Charis SIL Regular" w:hAnsi="Charis SIL Regular" w:eastAsia="Charis SIL Regular"/>
+          <w:b w:val="0"/>
+          <w:i w:val="0"/>
+          <w:color w:val="0000FF"/>
+          <w:sz w:val="24"/>
+          <w:u w:val="single"/>
+        </w:rPr>
+        <w:hyperlink r:id="rId12" w:history="1">
+          <w:r>
+            <w:rPr>
+              <w:rStyle w:val="Hyperlink"/>
+            </w:rPr>
+            <w:t>voo</w:t>
+          </w:r>
+        </w:hyperlink>
+      </w:r>
+      <w:r>
+        <w:rPr>
+          <w:rFonts w:ascii="Charis SIL Regular" w:hAnsi="Charis SIL Regular" w:eastAsia="Charis SIL Regular"/>
+          <w:b w:val="0"/>
+          <w:i w:val="0"/>
+          <w:color w:val="0000FF"/>
+          <w:sz w:val="24"/>
+          <w:u w:val="single"/>
+        </w:rPr>
+        <w:hyperlink r:id="rId12" w:history="1">
+          <w:r>
+            <w:rPr>
+              <w:rStyle w:val="Hyperlink"/>
+            </w:rPr>
+            <w:t>r</w:t>
+          </w:r>
+        </w:hyperlink>
+      </w:r>
+      <w:r>
+        <w:rPr>
+          <w:rFonts w:ascii="Charis SIL Regular" w:hAnsi="Charis SIL Regular" w:eastAsia="Charis SIL Regular"/>
+          <w:b w:val="0"/>
+          <w:i w:val="0"/>
+          <w:color w:val="0000FF"/>
+          <w:sz w:val="24"/>
+          <w:u w:val="single"/>
+        </w:rPr>
+        <w:t xml:space="preserve"> </w:t>
+      </w:r>
+      <w:r>
+        <w:rPr>
+          <w:rFonts w:ascii="Charis SIL Regular" w:hAnsi="Charis SIL Regular" w:eastAsia="Charis SIL Regular"/>
+          <w:b w:val="0"/>
+          <w:i w:val="0"/>
+          <w:color w:val="0000FF"/>
+          <w:sz w:val="24"/>
+          <w:u w:val="single"/>
         </w:rPr>
         <w:hyperlink r:id="rId12" w:history="1">
           <w:r>
@@ -3913,7 +3998,14 @@
           <w:color w:val="000000"/>
           <w:sz w:val="24"/>
         </w:rPr>
-        <w:t xml:space="preserve">, </w:t>
+        <w:hyperlink r:id="rId23" w:history="1">
+          <w:r>
+            <w:rPr>
+              <w:rStyle w:val="Hyperlink"/>
+            </w:rPr>
+            <w:t xml:space="preserve">, </w:t>
+          </w:r>
+        </w:hyperlink>
       </w:r>
       <w:r>
         <w:rPr>
@@ -3924,7 +4016,7 @@
           <w:sz w:val="24"/>
           <w:u w:val="single"/>
         </w:rPr>
-        <w:hyperlink r:id="rId23" w:history="1">
+        <w:hyperlink r:id="rId24" w:history="1">
           <w:r>
             <w:rPr>
               <w:rStyle w:val="Hyperlink"/>
@@ -3971,7 +4063,7 @@
           <w:sz w:val="24"/>
           <w:u w:val="single"/>
         </w:rPr>
-        <w:hyperlink r:id="rId24" w:history="1">
+        <w:hyperlink r:id="rId23" w:history="1">
           <w:r>
             <w:rPr>
               <w:rStyle w:val="Hyperlink"/>

--- a/EXPORTS/DOCX/published/niveau3/English/TropischLandbouwMus.docx
+++ b/EXPORTS/DOCX/published/niveau3/English/TropischLandbouwMus.docx
@@ -2112,24 +2112,13 @@
       </w:r>
       <w:r>
         <w:rPr>
-          <w:u w:val="single" w:color="0000ff"/>
           <w:rFonts w:ascii="Charis SIL Regular" w:hAnsi="Charis SIL Regular" w:eastAsia="Charis SIL Regular"/>
           <w:b w:val="0"/>
           <w:i w:val="0"/>
           <w:color w:val="000000"/>
           <w:sz w:val="24"/>
         </w:rPr>
-        <w:t>a</w:t>
-      </w:r>
-      <w:r>
-        <w:rPr>
-          <w:rFonts w:ascii="Charis SIL Regular" w:hAnsi="Charis SIL Regular" w:eastAsia="Charis SIL Regular"/>
-          <w:b w:val="0"/>
-          <w:i w:val="0"/>
-          <w:color w:val="000000"/>
-          <w:sz w:val="24"/>
-        </w:rPr>
-        <w:t>nage</w:t>
+        <w:t>anage</w:t>
       </w:r>
       <w:r>
         <w:rPr>
@@ -4063,7 +4052,7 @@
           <w:sz w:val="24"/>
           <w:u w:val="single"/>
         </w:rPr>
-        <w:hyperlink r:id="rId23" w:history="1">
+        <w:hyperlink r:id="rId24" w:history="1">
           <w:r>
             <w:rPr>
               <w:rStyle w:val="Hyperlink"/>

--- a/EXPORTS/DOCX/published/niveau3/English/TropischLandbouwMus.docx
+++ b/EXPORTS/DOCX/published/niveau3/English/TropischLandbouwMus.docx
@@ -858,7 +858,7 @@
           <w:sz w:val="24"/>
           <w:u w:val="single"/>
         </w:rPr>
-        <w:hyperlink r:id="rId12" w:history="1">
+        <w:hyperlink r:id="rId11" w:history="1">
           <w:r>
             <w:rPr>
               <w:rStyle w:val="Hyperlink"/>
@@ -887,7 +887,7 @@
           <w:sz w:val="24"/>
           <w:u w:val="single"/>
         </w:rPr>
-        <w:hyperlink r:id="rId12" w:history="1">
+        <w:hyperlink r:id="rId11" w:history="1">
           <w:r>
             <w:rPr>
               <w:rStyle w:val="Hyperlink"/>
@@ -905,7 +905,7 @@
           <w:sz w:val="24"/>
           <w:u w:val="single"/>
         </w:rPr>
-        <w:hyperlink r:id="rId12" w:history="1">
+        <w:hyperlink r:id="rId11" w:history="1">
           <w:r>
             <w:rPr>
               <w:rStyle w:val="Hyperlink"/>
@@ -952,7 +952,7 @@
           <w:sz w:val="24"/>
           <w:u w:val="single"/>
         </w:rPr>
-        <w:hyperlink r:id="rId12" w:history="1">
+        <w:hyperlink r:id="rId11" w:history="1">
           <w:r>
             <w:rPr>
               <w:rStyle w:val="Hyperlink"/>
@@ -2112,13 +2112,24 @@
       </w:r>
       <w:r>
         <w:rPr>
+          <w:u w:val="single" w:color="0000ff"/>
           <w:rFonts w:ascii="Charis SIL Regular" w:hAnsi="Charis SIL Regular" w:eastAsia="Charis SIL Regular"/>
           <w:b w:val="0"/>
           <w:i w:val="0"/>
           <w:color w:val="000000"/>
           <w:sz w:val="24"/>
         </w:rPr>
-        <w:t>anage</w:t>
+        <w:t>a</w:t>
+      </w:r>
+      <w:r>
+        <w:rPr>
+          <w:rFonts w:ascii="Charis SIL Regular" w:hAnsi="Charis SIL Regular" w:eastAsia="Charis SIL Regular"/>
+          <w:b w:val="0"/>
+          <w:i w:val="0"/>
+          <w:color w:val="000000"/>
+          <w:sz w:val="24"/>
+        </w:rPr>
+        <w:t>nage</w:t>
       </w:r>
       <w:r>
         <w:rPr>
@@ -3987,14 +3998,7 @@
           <w:color w:val="000000"/>
           <w:sz w:val="24"/>
         </w:rPr>
-        <w:hyperlink r:id="rId23" w:history="1">
-          <w:r>
-            <w:rPr>
-              <w:rStyle w:val="Hyperlink"/>
-            </w:rPr>
-            <w:t xml:space="preserve">, </w:t>
-          </w:r>
-        </w:hyperlink>
+        <w:t xml:space="preserve">, </w:t>
       </w:r>
       <w:r>
         <w:rPr>
@@ -4023,7 +4027,7 @@
           <w:sz w:val="24"/>
           <w:u w:val="single"/>
         </w:rPr>
-        <w:hyperlink r:id="rId24" w:history="1">
+        <w:hyperlink r:id="rId23" w:history="1">
           <w:r>
             <w:rPr>
               <w:rStyle w:val="Hyperlink"/>

--- a/EXPORTS/DOCX/published/niveau3/English/TropischLandbouwMus.docx
+++ b/EXPORTS/DOCX/published/niveau3/English/TropischLandbouwMus.docx
@@ -858,7 +858,7 @@
           <w:sz w:val="24"/>
           <w:u w:val="single"/>
         </w:rPr>
-        <w:hyperlink r:id="rId11" w:history="1">
+        <w:hyperlink r:id="rId12" w:history="1">
           <w:r>
             <w:rPr>
               <w:rStyle w:val="Hyperlink"/>
@@ -952,7 +952,7 @@
           <w:sz w:val="24"/>
           <w:u w:val="single"/>
         </w:rPr>
-        <w:hyperlink r:id="rId11" w:history="1">
+        <w:hyperlink r:id="rId12" w:history="1">
           <w:r>
             <w:rPr>
               <w:rStyle w:val="Hyperlink"/>
@@ -3126,7 +3126,7 @@
           <w:sz w:val="24"/>
           <w:u w:val="single"/>
         </w:rPr>
-        <w:t>Scientific research in co</w:t>
+        <w:t>Scientific research in col</w:t>
       </w:r>
       <w:r>
         <w:rPr>
@@ -3137,7 +3137,7 @@
           <w:sz w:val="24"/>
           <w:u w:val="single"/>
         </w:rPr>
-        <w:t>l</w:t>
+        <w:t>onised territorie</w:t>
       </w:r>
       <w:r>
         <w:rPr>
@@ -3146,9 +3146,8 @@
           <w:i w:val="0"/>
           <w:color w:val="0000FF"/>
           <w:sz w:val="24"/>
-          <w:u w:val="single"/>
-        </w:rPr>
-        <w:t>onised territories</w:t>
+        </w:rPr>
+        <w:t>s</w:t>
       </w:r>
       <w:r>
         <w:br/>
@@ -3991,7 +3990,6 @@
       </w:r>
       <w:r>
         <w:rPr>
-          <w:u w:val="single" w:color="0000ff"/>
           <w:rFonts w:ascii="Charis SIL Regular" w:hAnsi="Charis SIL Regular" w:eastAsia="Charis SIL Regular"/>
           <w:b w:val="0"/>
           <w:i w:val="0"/>
@@ -4056,7 +4054,7 @@
           <w:sz w:val="24"/>
           <w:u w:val="single"/>
         </w:rPr>
-        <w:hyperlink r:id="rId24" w:history="1">
+        <w:hyperlink r:id="rId23" w:history="1">
           <w:r>
             <w:rPr>
               <w:rStyle w:val="Hyperlink"/>
@@ -4074,7 +4072,7 @@
           <w:sz w:val="24"/>
           <w:u w:val="single"/>
         </w:rPr>
-        <w:hyperlink r:id="rId24" w:history="1">
+        <w:hyperlink r:id="rId23" w:history="1">
           <w:r>
             <w:rPr>
               <w:rStyle w:val="Hyperlink"/>
@@ -4085,13 +4083,21 @@
       </w:r>
       <w:r>
         <w:rPr>
+          <w:u w:val="single" w:color="0000ff"/>
           <w:rFonts w:ascii="Charis SIL Regular" w:hAnsi="Charis SIL Regular" w:eastAsia="Charis SIL Regular"/>
           <w:b w:val="0"/>
           <w:i w:val="0"/>
           <w:color w:val="000000"/>
           <w:sz w:val="24"/>
         </w:rPr>
-        <w:t xml:space="preserve">, </w:t>
+        <w:hyperlink r:id="rId23" w:history="1">
+          <w:r>
+            <w:rPr>
+              <w:rStyle w:val="Hyperlink"/>
+            </w:rPr>
+            <w:t xml:space="preserve">, </w:t>
+          </w:r>
+        </w:hyperlink>
       </w:r>
       <w:r>
         <w:rPr>
@@ -4102,7 +4108,7 @@
           <w:sz w:val="24"/>
           <w:u w:val="single"/>
         </w:rPr>
-        <w:hyperlink r:id="rId25" w:history="1">
+        <w:hyperlink r:id="rId23" w:history="1">
           <w:r>
             <w:rPr>
               <w:rStyle w:val="Hyperlink"/>

--- a/EXPORTS/DOCX/published/niveau3/English/TropischLandbouwMus.docx
+++ b/EXPORTS/DOCX/published/niveau3/English/TropischLandbouwMus.docx
@@ -887,7 +887,7 @@
           <w:sz w:val="24"/>
           <w:u w:val="single"/>
         </w:rPr>
-        <w:hyperlink r:id="rId11" w:history="1">
+        <w:hyperlink r:id="rId12" w:history="1">
           <w:r>
             <w:rPr>
               <w:rStyle w:val="Hyperlink"/>
@@ -905,7 +905,7 @@
           <w:sz w:val="24"/>
           <w:u w:val="single"/>
         </w:rPr>
-        <w:hyperlink r:id="rId11" w:history="1">
+        <w:hyperlink r:id="rId12" w:history="1">
           <w:r>
             <w:rPr>
               <w:rStyle w:val="Hyperlink"/>
@@ -3990,6 +3990,7 @@
       </w:r>
       <w:r>
         <w:rPr>
+          <w:u w:val="single" w:color="0000ff"/>
           <w:rFonts w:ascii="Charis SIL Regular" w:hAnsi="Charis SIL Regular" w:eastAsia="Charis SIL Regular"/>
           <w:b w:val="0"/>
           <w:i w:val="0"/>
@@ -4025,7 +4026,7 @@
           <w:sz w:val="24"/>
           <w:u w:val="single"/>
         </w:rPr>
-        <w:hyperlink r:id="rId23" w:history="1">
+        <w:hyperlink r:id="rId24" w:history="1">
           <w:r>
             <w:rPr>
               <w:rStyle w:val="Hyperlink"/>
@@ -4054,7 +4055,7 @@
           <w:sz w:val="24"/>
           <w:u w:val="single"/>
         </w:rPr>
-        <w:hyperlink r:id="rId23" w:history="1">
+        <w:hyperlink r:id="rId24" w:history="1">
           <w:r>
             <w:rPr>
               <w:rStyle w:val="Hyperlink"/>
@@ -4072,7 +4073,7 @@
           <w:sz w:val="24"/>
           <w:u w:val="single"/>
         </w:rPr>
-        <w:hyperlink r:id="rId23" w:history="1">
+        <w:hyperlink r:id="rId24" w:history="1">
           <w:r>
             <w:rPr>
               <w:rStyle w:val="Hyperlink"/>
@@ -4090,14 +4091,7 @@
           <w:color w:val="000000"/>
           <w:sz w:val="24"/>
         </w:rPr>
-        <w:hyperlink r:id="rId23" w:history="1">
-          <w:r>
-            <w:rPr>
-              <w:rStyle w:val="Hyperlink"/>
-            </w:rPr>
-            <w:t xml:space="preserve">, </w:t>
-          </w:r>
-        </w:hyperlink>
+        <w:t xml:space="preserve">, </w:t>
       </w:r>
       <w:r>
         <w:rPr>
@@ -4137,7 +4131,7 @@
           <w:sz w:val="24"/>
           <w:u w:val="single"/>
         </w:rPr>
-        <w:hyperlink r:id="rId25" w:history="1">
+        <w:hyperlink r:id="rId23" w:history="1">
           <w:r>
             <w:rPr>
               <w:rStyle w:val="Hyperlink"/>

--- a/EXPORTS/DOCX/published/niveau3/English/TropischLandbouwMus.docx
+++ b/EXPORTS/DOCX/published/niveau3/English/TropischLandbouwMus.docx
@@ -840,14 +840,7 @@
           <w:sz w:val="24"/>
           <w:u w:val="single"/>
         </w:rPr>
-        <w:hyperlink r:id="rId12" w:history="1">
-          <w:r>
-            <w:rPr>
-              <w:rStyle w:val="Hyperlink"/>
-            </w:rPr>
-            <w:t>Rijk</w:t>
-          </w:r>
-        </w:hyperlink>
+        <w:t>Rijk</w:t>
       </w:r>
       <w:r>
         <w:rPr>
@@ -858,7 +851,7 @@
           <w:sz w:val="24"/>
           <w:u w:val="single"/>
         </w:rPr>
-        <w:hyperlink r:id="rId12" w:history="1">
+        <w:hyperlink r:id="rId11" w:history="1">
           <w:r>
             <w:rPr>
               <w:rStyle w:val="Hyperlink"/>
@@ -4026,7 +4019,7 @@
           <w:sz w:val="24"/>
           <w:u w:val="single"/>
         </w:rPr>
-        <w:hyperlink r:id="rId24" w:history="1">
+        <w:hyperlink r:id="rId23" w:history="1">
           <w:r>
             <w:rPr>
               <w:rStyle w:val="Hyperlink"/>
@@ -4091,7 +4084,14 @@
           <w:color w:val="000000"/>
           <w:sz w:val="24"/>
         </w:rPr>
-        <w:t xml:space="preserve">, </w:t>
+        <w:hyperlink r:id="rId23" w:history="1">
+          <w:r>
+            <w:rPr>
+              <w:rStyle w:val="Hyperlink"/>
+            </w:rPr>
+            <w:t xml:space="preserve">, </w:t>
+          </w:r>
+        </w:hyperlink>
       </w:r>
       <w:r>
         <w:rPr>
@@ -4102,7 +4102,7 @@
           <w:sz w:val="24"/>
           <w:u w:val="single"/>
         </w:rPr>
-        <w:hyperlink r:id="rId23" w:history="1">
+        <w:hyperlink r:id="rId25" w:history="1">
           <w:r>
             <w:rPr>
               <w:rStyle w:val="Hyperlink"/>
@@ -4131,7 +4131,7 @@
           <w:sz w:val="24"/>
           <w:u w:val="single"/>
         </w:rPr>
-        <w:hyperlink r:id="rId23" w:history="1">
+        <w:hyperlink r:id="rId25" w:history="1">
           <w:r>
             <w:rPr>
               <w:rStyle w:val="Hyperlink"/>

--- a/EXPORTS/DOCX/published/niveau3/English/TropischLandbouwMus.docx
+++ b/EXPORTS/DOCX/published/niveau3/English/TropischLandbouwMus.docx
@@ -840,7 +840,14 @@
           <w:sz w:val="24"/>
           <w:u w:val="single"/>
         </w:rPr>
-        <w:t>Rijk</w:t>
+        <w:hyperlink r:id="rId12" w:history="1">
+          <w:r>
+            <w:rPr>
+              <w:rStyle w:val="Hyperlink"/>
+            </w:rPr>
+            <w:t>Rijk</w:t>
+          </w:r>
+        </w:hyperlink>
       </w:r>
       <w:r>
         <w:rPr>
@@ -880,7 +887,7 @@
           <w:sz w:val="24"/>
           <w:u w:val="single"/>
         </w:rPr>
-        <w:hyperlink r:id="rId12" w:history="1">
+        <w:hyperlink r:id="rId11" w:history="1">
           <w:r>
             <w:rPr>
               <w:rStyle w:val="Hyperlink"/>
@@ -2395,89 +2402,7 @@
           <w:color w:val="000000"/>
           <w:sz w:val="24"/>
         </w:rPr>
-        <w:t>museum collectio</w:t>
-      </w:r>
-      <w:r>
-        <w:rPr>
-          <w:u w:val="single" w:color="0000ff"/>
-          <w:rFonts w:ascii="Charis SIL Regular" w:hAnsi="Charis SIL Regular" w:eastAsia="Charis SIL Regular"/>
-          <w:b w:val="0"/>
-          <w:i w:val="0"/>
-          <w:color w:val="000000"/>
-          <w:sz w:val="24"/>
-        </w:rPr>
-        <w:hyperlink r:id="rId18" w:history="1">
-          <w:r>
-            <w:rPr>
-              <w:rStyle w:val="Hyperlink"/>
-            </w:rPr>
-            <w:t>n. Fina</w:t>
-          </w:r>
-        </w:hyperlink>
-      </w:r>
-      <w:r>
-        <w:rPr>
-          <w:u w:val="single" w:color="0000ff"/>
-          <w:rFonts w:ascii="Charis SIL Regular" w:hAnsi="Charis SIL Regular" w:eastAsia="Charis SIL Regular"/>
-          <w:b w:val="0"/>
-          <w:i w:val="0"/>
-          <w:color w:val="000000"/>
-          <w:sz w:val="24"/>
-        </w:rPr>
-        <w:hyperlink r:id="rId18" w:history="1">
-          <w:r>
-            <w:rPr>
-              <w:rStyle w:val="Hyperlink"/>
-            </w:rPr>
-            <w:t>lly, there i</w:t>
-          </w:r>
-        </w:hyperlink>
-      </w:r>
-      <w:r>
-        <w:rPr>
-          <w:u w:val="single" w:color="0000ff"/>
-          <w:rFonts w:ascii="Charis SIL Regular" w:hAnsi="Charis SIL Regular" w:eastAsia="Charis SIL Regular"/>
-          <w:b w:val="0"/>
-          <w:i w:val="0"/>
-          <w:color w:val="000000"/>
-          <w:sz w:val="24"/>
-        </w:rPr>
-        <w:hyperlink r:id="rId18" w:history="1">
-          <w:r>
-            <w:rPr>
-              <w:rStyle w:val="Hyperlink"/>
-            </w:rPr>
-            <w:t>s</w:t>
-          </w:r>
-        </w:hyperlink>
-      </w:r>
-      <w:r>
-        <w:rPr>
-          <w:u w:val="single" w:color="0000ff"/>
-          <w:rFonts w:ascii="Charis SIL Regular" w:hAnsi="Charis SIL Regular" w:eastAsia="Charis SIL Regular"/>
-          <w:b w:val="0"/>
-          <w:i w:val="0"/>
-          <w:color w:val="000000"/>
-          <w:sz w:val="24"/>
-        </w:rPr>
-        <w:hyperlink r:id="rId18" w:history="1">
-          <w:r>
-            <w:rPr>
-              <w:rStyle w:val="Hyperlink"/>
-            </w:rPr>
-            <w:t xml:space="preserve"> the arc</w:t>
-          </w:r>
-        </w:hyperlink>
-      </w:r>
-      <w:r>
-        <w:rPr>
-          <w:rFonts w:ascii="Charis SIL Regular" w:hAnsi="Charis SIL Regular" w:eastAsia="Charis SIL Regular"/>
-          <w:b w:val="0"/>
-          <w:i w:val="0"/>
-          <w:color w:val="000000"/>
-          <w:sz w:val="24"/>
-        </w:rPr>
-        <w:t xml:space="preserve">hive of the </w:t>
+        <w:t xml:space="preserve">museum collection. Finally, there is the archive of the </w:t>
       </w:r>
       <w:r>
         <w:rPr>
@@ -3119,7 +3044,7 @@
           <w:sz w:val="24"/>
           <w:u w:val="single"/>
         </w:rPr>
-        <w:t>Scientific research in col</w:t>
+        <w:t>Scientific research in co</w:t>
       </w:r>
       <w:r>
         <w:rPr>
@@ -3130,7 +3055,7 @@
           <w:sz w:val="24"/>
           <w:u w:val="single"/>
         </w:rPr>
-        <w:t>onised territorie</w:t>
+        <w:t>l</w:t>
       </w:r>
       <w:r>
         <w:rPr>
@@ -3139,8 +3064,9 @@
           <w:i w:val="0"/>
           <w:color w:val="0000FF"/>
           <w:sz w:val="24"/>
-        </w:rPr>
-        <w:t>s</w:t>
+          <w:u w:val="single"/>
+        </w:rPr>
+        <w:t>onised territories</w:t>
       </w:r>
       <w:r>
         <w:br/>
@@ -4019,7 +3945,7 @@
           <w:sz w:val="24"/>
           <w:u w:val="single"/>
         </w:rPr>
-        <w:hyperlink r:id="rId23" w:history="1">
+        <w:hyperlink r:id="rId24" w:history="1">
           <w:r>
             <w:rPr>
               <w:rStyle w:val="Hyperlink"/>
@@ -4084,14 +4010,7 @@
           <w:color w:val="000000"/>
           <w:sz w:val="24"/>
         </w:rPr>
-        <w:hyperlink r:id="rId23" w:history="1">
-          <w:r>
-            <w:rPr>
-              <w:rStyle w:val="Hyperlink"/>
-            </w:rPr>
-            <w:t xml:space="preserve">, </w:t>
-          </w:r>
-        </w:hyperlink>
+        <w:t xml:space="preserve">, </w:t>
       </w:r>
       <w:r>
         <w:rPr>
@@ -4102,7 +4021,7 @@
           <w:sz w:val="24"/>
           <w:u w:val="single"/>
         </w:rPr>
-        <w:hyperlink r:id="rId25" w:history="1">
+        <w:hyperlink r:id="rId23" w:history="1">
           <w:r>
             <w:rPr>
               <w:rStyle w:val="Hyperlink"/>
@@ -4131,7 +4050,7 @@
           <w:sz w:val="24"/>
           <w:u w:val="single"/>
         </w:rPr>
-        <w:hyperlink r:id="rId25" w:history="1">
+        <w:hyperlink r:id="rId23" w:history="1">
           <w:r>
             <w:rPr>
               <w:rStyle w:val="Hyperlink"/>

--- a/EXPORTS/DOCX/published/niveau3/English/TropischLandbouwMus.docx
+++ b/EXPORTS/DOCX/published/niveau3/English/TropischLandbouwMus.docx
@@ -858,7 +858,7 @@
           <w:sz w:val="24"/>
           <w:u w:val="single"/>
         </w:rPr>
-        <w:hyperlink r:id="rId11" w:history="1">
+        <w:hyperlink r:id="rId12" w:history="1">
           <w:r>
             <w:rPr>
               <w:rStyle w:val="Hyperlink"/>
@@ -905,7 +905,7 @@
           <w:sz w:val="24"/>
           <w:u w:val="single"/>
         </w:rPr>
-        <w:hyperlink r:id="rId12" w:history="1">
+        <w:hyperlink r:id="rId11" w:history="1">
           <w:r>
             <w:rPr>
               <w:rStyle w:val="Hyperlink"/>
@@ -934,7 +934,7 @@
           <w:sz w:val="24"/>
           <w:u w:val="single"/>
         </w:rPr>
-        <w:hyperlink r:id="rId12" w:history="1">
+        <w:hyperlink r:id="rId11" w:history="1">
           <w:r>
             <w:rPr>
               <w:rStyle w:val="Hyperlink"/>
@@ -3916,7 +3916,14 @@
           <w:color w:val="000000"/>
           <w:sz w:val="24"/>
         </w:rPr>
-        <w:t xml:space="preserve">, </w:t>
+        <w:hyperlink r:id="rId23" w:history="1">
+          <w:r>
+            <w:rPr>
+              <w:rStyle w:val="Hyperlink"/>
+            </w:rPr>
+            <w:t xml:space="preserve">, </w:t>
+          </w:r>
+        </w:hyperlink>
       </w:r>
       <w:r>
         <w:rPr>
@@ -4021,7 +4028,7 @@
           <w:sz w:val="24"/>
           <w:u w:val="single"/>
         </w:rPr>
-        <w:hyperlink r:id="rId23" w:history="1">
+        <w:hyperlink r:id="rId25" w:history="1">
           <w:r>
             <w:rPr>
               <w:rStyle w:val="Hyperlink"/>
@@ -4050,7 +4057,7 @@
           <w:sz w:val="24"/>
           <w:u w:val="single"/>
         </w:rPr>
-        <w:hyperlink r:id="rId23" w:history="1">
+        <w:hyperlink r:id="rId25" w:history="1">
           <w:r>
             <w:rPr>
               <w:rStyle w:val="Hyperlink"/>

--- a/EXPORTS/DOCX/published/niveau3/English/TropischLandbouwMus.docx
+++ b/EXPORTS/DOCX/published/niveau3/English/TropischLandbouwMus.docx
@@ -838,7 +838,6 @@
           <w:i w:val="0"/>
           <w:color w:val="0000FF"/>
           <w:sz w:val="24"/>
-          <w:u w:val="single"/>
         </w:rPr>
         <w:hyperlink r:id="rId12" w:history="1">
           <w:r>
@@ -858,7 +857,7 @@
           <w:sz w:val="24"/>
           <w:u w:val="single"/>
         </w:rPr>
-        <w:hyperlink r:id="rId12" w:history="1">
+        <w:hyperlink r:id="rId11" w:history="1">
           <w:r>
             <w:rPr>
               <w:rStyle w:val="Hyperlink"/>
@@ -952,7 +951,7 @@
           <w:sz w:val="24"/>
           <w:u w:val="single"/>
         </w:rPr>
-        <w:hyperlink r:id="rId12" w:history="1">
+        <w:hyperlink r:id="rId11" w:history="1">
           <w:r>
             <w:rPr>
               <w:rStyle w:val="Hyperlink"/>
@@ -2402,7 +2401,89 @@
           <w:color w:val="000000"/>
           <w:sz w:val="24"/>
         </w:rPr>
-        <w:t xml:space="preserve">museum collection. Finally, there is the archive of the </w:t>
+        <w:t>museum collectio</w:t>
+      </w:r>
+      <w:r>
+        <w:rPr>
+          <w:u w:val="single" w:color="0000ff"/>
+          <w:rFonts w:ascii="Charis SIL Regular" w:hAnsi="Charis SIL Regular" w:eastAsia="Charis SIL Regular"/>
+          <w:b w:val="0"/>
+          <w:i w:val="0"/>
+          <w:color w:val="000000"/>
+          <w:sz w:val="24"/>
+        </w:rPr>
+        <w:hyperlink r:id="rId18" w:history="1">
+          <w:r>
+            <w:rPr>
+              <w:rStyle w:val="Hyperlink"/>
+            </w:rPr>
+            <w:t>n. Fina</w:t>
+          </w:r>
+        </w:hyperlink>
+      </w:r>
+      <w:r>
+        <w:rPr>
+          <w:u w:val="single" w:color="0000ff"/>
+          <w:rFonts w:ascii="Charis SIL Regular" w:hAnsi="Charis SIL Regular" w:eastAsia="Charis SIL Regular"/>
+          <w:b w:val="0"/>
+          <w:i w:val="0"/>
+          <w:color w:val="000000"/>
+          <w:sz w:val="24"/>
+        </w:rPr>
+        <w:hyperlink r:id="rId18" w:history="1">
+          <w:r>
+            <w:rPr>
+              <w:rStyle w:val="Hyperlink"/>
+            </w:rPr>
+            <w:t>lly, there i</w:t>
+          </w:r>
+        </w:hyperlink>
+      </w:r>
+      <w:r>
+        <w:rPr>
+          <w:u w:val="single" w:color="0000ff"/>
+          <w:rFonts w:ascii="Charis SIL Regular" w:hAnsi="Charis SIL Regular" w:eastAsia="Charis SIL Regular"/>
+          <w:b w:val="0"/>
+          <w:i w:val="0"/>
+          <w:color w:val="000000"/>
+          <w:sz w:val="24"/>
+        </w:rPr>
+        <w:hyperlink r:id="rId18" w:history="1">
+          <w:r>
+            <w:rPr>
+              <w:rStyle w:val="Hyperlink"/>
+            </w:rPr>
+            <w:t>s</w:t>
+          </w:r>
+        </w:hyperlink>
+      </w:r>
+      <w:r>
+        <w:rPr>
+          <w:u w:val="single" w:color="0000ff"/>
+          <w:rFonts w:ascii="Charis SIL Regular" w:hAnsi="Charis SIL Regular" w:eastAsia="Charis SIL Regular"/>
+          <w:b w:val="0"/>
+          <w:i w:val="0"/>
+          <w:color w:val="000000"/>
+          <w:sz w:val="24"/>
+        </w:rPr>
+        <w:hyperlink r:id="rId18" w:history="1">
+          <w:r>
+            <w:rPr>
+              <w:rStyle w:val="Hyperlink"/>
+            </w:rPr>
+            <w:t xml:space="preserve"> the arc</w:t>
+          </w:r>
+        </w:hyperlink>
+      </w:r>
+      <w:r>
+        <w:rPr>
+          <w:rFonts w:ascii="Charis SIL Regular" w:hAnsi="Charis SIL Regular" w:eastAsia="Charis SIL Regular"/>
+          <w:b w:val="0"/>
+          <w:i w:val="0"/>
+          <w:color w:val="000000"/>
+          <w:sz w:val="24"/>
+        </w:rPr>
+        <w:t xml:space="preserve">hive of the </w:t>
       </w:r>
       <w:r>
         <w:rPr>
@@ -3044,7 +3125,7 @@
           <w:sz w:val="24"/>
           <w:u w:val="single"/>
         </w:rPr>
-        <w:t>Scientific research in co</w:t>
+        <w:t>Scientific research in col</w:t>
       </w:r>
       <w:r>
         <w:rPr>
@@ -3055,7 +3136,7 @@
           <w:sz w:val="24"/>
           <w:u w:val="single"/>
         </w:rPr>
-        <w:t>l</w:t>
+        <w:t>onised territorie</w:t>
       </w:r>
       <w:r>
         <w:rPr>
@@ -3064,9 +3145,8 @@
           <w:i w:val="0"/>
           <w:color w:val="0000FF"/>
           <w:sz w:val="24"/>
-          <w:u w:val="single"/>
-        </w:rPr>
-        <w:t>onised territories</w:t>
+        </w:rPr>
+        <w:t>s</w:t>
       </w:r>
       <w:r>
         <w:br/>
@@ -3916,14 +3996,7 @@
           <w:color w:val="000000"/>
           <w:sz w:val="24"/>
         </w:rPr>
-        <w:hyperlink r:id="rId23" w:history="1">
-          <w:r>
-            <w:rPr>
-              <w:rStyle w:val="Hyperlink"/>
-            </w:rPr>
-            <w:t xml:space="preserve">, </w:t>
-          </w:r>
-        </w:hyperlink>
+        <w:t xml:space="preserve">, </w:t>
       </w:r>
       <w:r>
         <w:rPr>

--- a/EXPORTS/DOCX/published/niveau3/English/TropischLandbouwMus.docx
+++ b/EXPORTS/DOCX/published/niveau3/English/TropischLandbouwMus.docx
@@ -933,7 +933,7 @@
           <w:sz w:val="24"/>
           <w:u w:val="single"/>
         </w:rPr>
-        <w:hyperlink r:id="rId11" w:history="1">
+        <w:hyperlink r:id="rId12" w:history="1">
           <w:r>
             <w:rPr>
               <w:rStyle w:val="Hyperlink"/>
@@ -951,7 +951,7 @@
           <w:sz w:val="24"/>
           <w:u w:val="single"/>
         </w:rPr>
-        <w:hyperlink r:id="rId11" w:history="1">
+        <w:hyperlink r:id="rId12" w:history="1">
           <w:r>
             <w:rPr>
               <w:rStyle w:val="Hyperlink"/>
@@ -3125,7 +3125,7 @@
           <w:sz w:val="24"/>
           <w:u w:val="single"/>
         </w:rPr>
-        <w:t>Scientific research in col</w:t>
+        <w:t>Scientific research in co</w:t>
       </w:r>
       <w:r>
         <w:rPr>
@@ -3136,7 +3136,7 @@
           <w:sz w:val="24"/>
           <w:u w:val="single"/>
         </w:rPr>
-        <w:t>onised territorie</w:t>
+        <w:t>l</w:t>
       </w:r>
       <w:r>
         <w:rPr>
@@ -3145,8 +3145,9 @@
           <w:i w:val="0"/>
           <w:color w:val="0000FF"/>
           <w:sz w:val="24"/>
-        </w:rPr>
-        <w:t>s</w:t>
+          <w:u w:val="single"/>
+        </w:rPr>
+        <w:t>onised territories</w:t>
       </w:r>
       <w:r>
         <w:br/>
@@ -4025,7 +4026,7 @@
           <w:sz w:val="24"/>
           <w:u w:val="single"/>
         </w:rPr>
-        <w:hyperlink r:id="rId24" w:history="1">
+        <w:hyperlink r:id="rId23" w:history="1">
           <w:r>
             <w:rPr>
               <w:rStyle w:val="Hyperlink"/>
@@ -4054,7 +4055,7 @@
           <w:sz w:val="24"/>
           <w:u w:val="single"/>
         </w:rPr>
-        <w:hyperlink r:id="rId24" w:history="1">
+        <w:hyperlink r:id="rId23" w:history="1">
           <w:r>
             <w:rPr>
               <w:rStyle w:val="Hyperlink"/>
@@ -4072,7 +4073,7 @@
           <w:sz w:val="24"/>
           <w:u w:val="single"/>
         </w:rPr>
-        <w:hyperlink r:id="rId24" w:history="1">
+        <w:hyperlink r:id="rId23" w:history="1">
           <w:r>
             <w:rPr>
               <w:rStyle w:val="Hyperlink"/>
@@ -4083,7 +4084,6 @@
       </w:r>
       <w:r>
         <w:rPr>
-          <w:u w:val="single" w:color="0000ff"/>
           <w:rFonts w:ascii="Charis SIL Regular" w:hAnsi="Charis SIL Regular" w:eastAsia="Charis SIL Regular"/>
           <w:b w:val="0"/>
           <w:i w:val="0"/>
@@ -4130,7 +4130,7 @@
           <w:sz w:val="24"/>
           <w:u w:val="single"/>
         </w:rPr>
-        <w:hyperlink r:id="rId25" w:history="1">
+        <w:hyperlink r:id="rId23" w:history="1">
           <w:r>
             <w:rPr>
               <w:rStyle w:val="Hyperlink"/>

--- a/EXPORTS/DOCX/published/niveau3/English/TropischLandbouwMus.docx
+++ b/EXPORTS/DOCX/published/niveau3/English/TropischLandbouwMus.docx
@@ -838,6 +838,7 @@
           <w:i w:val="0"/>
           <w:color w:val="0000FF"/>
           <w:sz w:val="24"/>
+          <w:u w:val="single"/>
         </w:rPr>
         <w:hyperlink r:id="rId12" w:history="1">
           <w:r>
@@ -857,7 +858,7 @@
           <w:sz w:val="24"/>
           <w:u w:val="single"/>
         </w:rPr>
-        <w:hyperlink r:id="rId11" w:history="1">
+        <w:hyperlink r:id="rId12" w:history="1">
           <w:r>
             <w:rPr>
               <w:rStyle w:val="Hyperlink"/>
@@ -886,7 +887,7 @@
           <w:sz w:val="24"/>
           <w:u w:val="single"/>
         </w:rPr>
-        <w:hyperlink r:id="rId11" w:history="1">
+        <w:hyperlink r:id="rId12" w:history="1">
           <w:r>
             <w:rPr>
               <w:rStyle w:val="Hyperlink"/>
@@ -904,7 +905,7 @@
           <w:sz w:val="24"/>
           <w:u w:val="single"/>
         </w:rPr>
-        <w:hyperlink r:id="rId11" w:history="1">
+        <w:hyperlink r:id="rId12" w:history="1">
           <w:r>
             <w:rPr>
               <w:rStyle w:val="Hyperlink"/>
@@ -1988,108 +1989,7 @@
           <w:color w:val="000000"/>
           <w:sz w:val="24"/>
         </w:rPr>
-        <w:t>. The arch</w:t>
-      </w:r>
-      <w:r>
-        <w:rPr>
-          <w:u w:val="single" w:color="0000ff"/>
-          <w:rFonts w:ascii="Charis SIL Regular" w:hAnsi="Charis SIL Regular" w:eastAsia="Charis SIL Regular"/>
-          <w:b w:val="0"/>
-          <w:i w:val="0"/>
-          <w:color w:val="000000"/>
-          <w:sz w:val="24"/>
-        </w:rPr>
-        <w:t>i</w:t>
-      </w:r>
-      <w:r>
-        <w:rPr>
-          <w:u w:val="single" w:color="0000ff"/>
-          <w:rFonts w:ascii="Charis SIL Regular" w:hAnsi="Charis SIL Regular" w:eastAsia="Charis SIL Regular"/>
-          <w:b w:val="0"/>
-          <w:i w:val="0"/>
-          <w:color w:val="000000"/>
-          <w:sz w:val="24"/>
-        </w:rPr>
-        <w:hyperlink r:id="rId15" w:history="1">
-          <w:r>
-            <w:rPr>
-              <w:rStyle w:val="Hyperlink"/>
-            </w:rPr>
-            <w:t>ves of the as</w:t>
-          </w:r>
-        </w:hyperlink>
-      </w:r>
-      <w:r>
-        <w:rPr>
-          <w:u w:val="single" w:color="0000ff"/>
-          <w:rFonts w:ascii="Charis SIL Regular" w:hAnsi="Charis SIL Regular" w:eastAsia="Charis SIL Regular"/>
-          <w:b w:val="0"/>
-          <w:i w:val="0"/>
-          <w:color w:val="000000"/>
-          <w:sz w:val="24"/>
-        </w:rPr>
-        <w:hyperlink r:id="rId15" w:history="1">
-          <w:r>
-            <w:rPr>
-              <w:rStyle w:val="Hyperlink"/>
-            </w:rPr>
-            <w:t>s</w:t>
-          </w:r>
-        </w:hyperlink>
-      </w:r>
-      <w:r>
-        <w:rPr>
-          <w:u w:val="single" w:color="0000ff"/>
-          <w:rFonts w:ascii="Charis SIL Regular" w:hAnsi="Charis SIL Regular" w:eastAsia="Charis SIL Regular"/>
-          <w:b w:val="0"/>
-          <w:i w:val="0"/>
-          <w:color w:val="000000"/>
-          <w:sz w:val="24"/>
-        </w:rPr>
-        <w:hyperlink r:id="rId15" w:history="1">
-          <w:r>
-            <w:rPr>
-              <w:rStyle w:val="Hyperlink"/>
-            </w:rPr>
-            <w:t>o</w:t>
-          </w:r>
-        </w:hyperlink>
-      </w:r>
-      <w:r>
-        <w:rPr>
-          <w:u w:val="single" w:color="0000ff"/>
-          <w:rFonts w:ascii="Charis SIL Regular" w:hAnsi="Charis SIL Regular" w:eastAsia="Charis SIL Regular"/>
-          <w:b w:val="0"/>
-          <w:i w:val="0"/>
-          <w:color w:val="000000"/>
-          <w:sz w:val="24"/>
-        </w:rPr>
-        <w:hyperlink r:id="rId15" w:history="1">
-          <w:r>
-            <w:rPr>
-              <w:rStyle w:val="Hyperlink"/>
-            </w:rPr>
-            <w:t>c</w:t>
-          </w:r>
-        </w:hyperlink>
-      </w:r>
-      <w:r>
-        <w:rPr>
-          <w:u w:val="single" w:color="0000ff"/>
-          <w:rFonts w:ascii="Charis SIL Regular" w:hAnsi="Charis SIL Regular" w:eastAsia="Charis SIL Regular"/>
-          <w:b w:val="0"/>
-          <w:i w:val="0"/>
-          <w:color w:val="000000"/>
-          <w:sz w:val="24"/>
-        </w:rPr>
-        <w:hyperlink r:id="rId15" w:history="1">
-          <w:r>
-            <w:rPr>
-              <w:rStyle w:val="Hyperlink"/>
-            </w:rPr>
-            <w:t>iati</w:t>
-          </w:r>
-        </w:hyperlink>
+        <w:t>. The archives of the associati</w:t>
       </w:r>
       <w:r>
         <w:rPr>
@@ -3997,7 +3897,14 @@
           <w:color w:val="000000"/>
           <w:sz w:val="24"/>
         </w:rPr>
-        <w:t xml:space="preserve">, </w:t>
+        <w:hyperlink r:id="rId23" w:history="1">
+          <w:r>
+            <w:rPr>
+              <w:rStyle w:val="Hyperlink"/>
+            </w:rPr>
+            <w:t xml:space="preserve">, </w:t>
+          </w:r>
+        </w:hyperlink>
       </w:r>
       <w:r>
         <w:rPr>
@@ -4026,7 +3933,7 @@
           <w:sz w:val="24"/>
           <w:u w:val="single"/>
         </w:rPr>
-        <w:hyperlink r:id="rId23" w:history="1">
+        <w:hyperlink r:id="rId24" w:history="1">
           <w:r>
             <w:rPr>
               <w:rStyle w:val="Hyperlink"/>
@@ -4055,7 +3962,7 @@
           <w:sz w:val="24"/>
           <w:u w:val="single"/>
         </w:rPr>
-        <w:hyperlink r:id="rId23" w:history="1">
+        <w:hyperlink r:id="rId24" w:history="1">
           <w:r>
             <w:rPr>
               <w:rStyle w:val="Hyperlink"/>
@@ -4073,7 +3980,7 @@
           <w:sz w:val="24"/>
           <w:u w:val="single"/>
         </w:rPr>
-        <w:hyperlink r:id="rId23" w:history="1">
+        <w:hyperlink r:id="rId24" w:history="1">
           <w:r>
             <w:rPr>
               <w:rStyle w:val="Hyperlink"/>
@@ -4084,6 +3991,7 @@
       </w:r>
       <w:r>
         <w:rPr>
+          <w:u w:val="single" w:color="0000ff"/>
           <w:rFonts w:ascii="Charis SIL Regular" w:hAnsi="Charis SIL Regular" w:eastAsia="Charis SIL Regular"/>
           <w:b w:val="0"/>
           <w:i w:val="0"/>
@@ -4101,7 +4009,7 @@
           <w:sz w:val="24"/>
           <w:u w:val="single"/>
         </w:rPr>
-        <w:hyperlink r:id="rId25" w:history="1">
+        <w:hyperlink r:id="rId23" w:history="1">
           <w:r>
             <w:rPr>
               <w:rStyle w:val="Hyperlink"/>

--- a/EXPORTS/DOCX/published/niveau3/English/TropischLandbouwMus.docx
+++ b/EXPORTS/DOCX/published/niveau3/English/TropischLandbouwMus.docx
@@ -905,7 +905,7 @@
           <w:sz w:val="24"/>
           <w:u w:val="single"/>
         </w:rPr>
-        <w:hyperlink r:id="rId12" w:history="1">
+        <w:hyperlink r:id="rId11" w:history="1">
           <w:r>
             <w:rPr>
               <w:rStyle w:val="Hyperlink"/>
@@ -934,7 +934,7 @@
           <w:sz w:val="24"/>
           <w:u w:val="single"/>
         </w:rPr>
-        <w:hyperlink r:id="rId12" w:history="1">
+        <w:hyperlink r:id="rId11" w:history="1">
           <w:r>
             <w:rPr>
               <w:rStyle w:val="Hyperlink"/>
@@ -952,7 +952,7 @@
           <w:sz w:val="24"/>
           <w:u w:val="single"/>
         </w:rPr>
-        <w:hyperlink r:id="rId12" w:history="1">
+        <w:hyperlink r:id="rId11" w:history="1">
           <w:r>
             <w:rPr>
               <w:rStyle w:val="Hyperlink"/>
@@ -1989,7 +1989,108 @@
           <w:color w:val="000000"/>
           <w:sz w:val="24"/>
         </w:rPr>
-        <w:t>. The archives of the associati</w:t>
+        <w:t>. The arch</w:t>
+      </w:r>
+      <w:r>
+        <w:rPr>
+          <w:u w:val="single" w:color="0000ff"/>
+          <w:rFonts w:ascii="Charis SIL Regular" w:hAnsi="Charis SIL Regular" w:eastAsia="Charis SIL Regular"/>
+          <w:b w:val="0"/>
+          <w:i w:val="0"/>
+          <w:color w:val="000000"/>
+          <w:sz w:val="24"/>
+        </w:rPr>
+        <w:t>i</w:t>
+      </w:r>
+      <w:r>
+        <w:rPr>
+          <w:u w:val="single" w:color="0000ff"/>
+          <w:rFonts w:ascii="Charis SIL Regular" w:hAnsi="Charis SIL Regular" w:eastAsia="Charis SIL Regular"/>
+          <w:b w:val="0"/>
+          <w:i w:val="0"/>
+          <w:color w:val="000000"/>
+          <w:sz w:val="24"/>
+        </w:rPr>
+        <w:hyperlink r:id="rId15" w:history="1">
+          <w:r>
+            <w:rPr>
+              <w:rStyle w:val="Hyperlink"/>
+            </w:rPr>
+            <w:t>ves of the as</w:t>
+          </w:r>
+        </w:hyperlink>
+      </w:r>
+      <w:r>
+        <w:rPr>
+          <w:u w:val="single" w:color="0000ff"/>
+          <w:rFonts w:ascii="Charis SIL Regular" w:hAnsi="Charis SIL Regular" w:eastAsia="Charis SIL Regular"/>
+          <w:b w:val="0"/>
+          <w:i w:val="0"/>
+          <w:color w:val="000000"/>
+          <w:sz w:val="24"/>
+        </w:rPr>
+        <w:hyperlink r:id="rId15" w:history="1">
+          <w:r>
+            <w:rPr>
+              <w:rStyle w:val="Hyperlink"/>
+            </w:rPr>
+            <w:t>s</w:t>
+          </w:r>
+        </w:hyperlink>
+      </w:r>
+      <w:r>
+        <w:rPr>
+          <w:u w:val="single" w:color="0000ff"/>
+          <w:rFonts w:ascii="Charis SIL Regular" w:hAnsi="Charis SIL Regular" w:eastAsia="Charis SIL Regular"/>
+          <w:b w:val="0"/>
+          <w:i w:val="0"/>
+          <w:color w:val="000000"/>
+          <w:sz w:val="24"/>
+        </w:rPr>
+        <w:hyperlink r:id="rId15" w:history="1">
+          <w:r>
+            <w:rPr>
+              <w:rStyle w:val="Hyperlink"/>
+            </w:rPr>
+            <w:t>o</w:t>
+          </w:r>
+        </w:hyperlink>
+      </w:r>
+      <w:r>
+        <w:rPr>
+          <w:u w:val="single" w:color="0000ff"/>
+          <w:rFonts w:ascii="Charis SIL Regular" w:hAnsi="Charis SIL Regular" w:eastAsia="Charis SIL Regular"/>
+          <w:b w:val="0"/>
+          <w:i w:val="0"/>
+          <w:color w:val="000000"/>
+          <w:sz w:val="24"/>
+        </w:rPr>
+        <w:hyperlink r:id="rId15" w:history="1">
+          <w:r>
+            <w:rPr>
+              <w:rStyle w:val="Hyperlink"/>
+            </w:rPr>
+            <w:t>c</w:t>
+          </w:r>
+        </w:hyperlink>
+      </w:r>
+      <w:r>
+        <w:rPr>
+          <w:u w:val="single" w:color="0000ff"/>
+          <w:rFonts w:ascii="Charis SIL Regular" w:hAnsi="Charis SIL Regular" w:eastAsia="Charis SIL Regular"/>
+          <w:b w:val="0"/>
+          <w:i w:val="0"/>
+          <w:color w:val="000000"/>
+          <w:sz w:val="24"/>
+        </w:rPr>
+        <w:hyperlink r:id="rId15" w:history="1">
+          <w:r>
+            <w:rPr>
+              <w:rStyle w:val="Hyperlink"/>
+            </w:rPr>
+            <w:t>iati</w:t>
+          </w:r>
+        </w:hyperlink>
       </w:r>
       <w:r>
         <w:rPr>
@@ -3890,21 +3991,13 @@
       </w:r>
       <w:r>
         <w:rPr>
-          <w:u w:val="single" w:color="0000ff"/>
           <w:rFonts w:ascii="Charis SIL Regular" w:hAnsi="Charis SIL Regular" w:eastAsia="Charis SIL Regular"/>
           <w:b w:val="0"/>
           <w:i w:val="0"/>
           <w:color w:val="000000"/>
           <w:sz w:val="24"/>
         </w:rPr>
-        <w:hyperlink r:id="rId23" w:history="1">
-          <w:r>
-            <w:rPr>
-              <w:rStyle w:val="Hyperlink"/>
-            </w:rPr>
-            <w:t xml:space="preserve">, </w:t>
-          </w:r>
-        </w:hyperlink>
+        <w:t xml:space="preserve">, </w:t>
       </w:r>
       <w:r>
         <w:rPr>
@@ -3915,7 +4008,7 @@
           <w:sz w:val="24"/>
           <w:u w:val="single"/>
         </w:rPr>
-        <w:hyperlink r:id="rId24" w:history="1">
+        <w:hyperlink r:id="rId23" w:history="1">
           <w:r>
             <w:rPr>
               <w:rStyle w:val="Hyperlink"/>
@@ -3962,7 +4055,7 @@
           <w:sz w:val="24"/>
           <w:u w:val="single"/>
         </w:rPr>
-        <w:hyperlink r:id="rId24" w:history="1">
+        <w:hyperlink r:id="rId23" w:history="1">
           <w:r>
             <w:rPr>
               <w:rStyle w:val="Hyperlink"/>
@@ -3991,7 +4084,6 @@
       </w:r>
       <w:r>
         <w:rPr>
-          <w:u w:val="single" w:color="0000ff"/>
           <w:rFonts w:ascii="Charis SIL Regular" w:hAnsi="Charis SIL Regular" w:eastAsia="Charis SIL Regular"/>
           <w:b w:val="0"/>
           <w:i w:val="0"/>
@@ -4009,7 +4101,7 @@
           <w:sz w:val="24"/>
           <w:u w:val="single"/>
         </w:rPr>
-        <w:hyperlink r:id="rId23" w:history="1">
+        <w:hyperlink r:id="rId25" w:history="1">
           <w:r>
             <w:rPr>
               <w:rStyle w:val="Hyperlink"/>
@@ -4038,7 +4130,7 @@
           <w:sz w:val="24"/>
           <w:u w:val="single"/>
         </w:rPr>
-        <w:hyperlink r:id="rId23" w:history="1">
+        <w:hyperlink r:id="rId25" w:history="1">
           <w:r>
             <w:rPr>
               <w:rStyle w:val="Hyperlink"/>

--- a/EXPORTS/DOCX/published/niveau3/English/TropischLandbouwMus.docx
+++ b/EXPORTS/DOCX/published/niveau3/English/TropischLandbouwMus.docx
@@ -905,7 +905,7 @@
           <w:sz w:val="24"/>
           <w:u w:val="single"/>
         </w:rPr>
-        <w:hyperlink r:id="rId11" w:history="1">
+        <w:hyperlink r:id="rId12" w:history="1">
           <w:r>
             <w:rPr>
               <w:rStyle w:val="Hyperlink"/>
@@ -934,7 +934,7 @@
           <w:sz w:val="24"/>
           <w:u w:val="single"/>
         </w:rPr>
-        <w:hyperlink r:id="rId11" w:history="1">
+        <w:hyperlink r:id="rId12" w:history="1">
           <w:r>
             <w:rPr>
               <w:rStyle w:val="Hyperlink"/>
@@ -952,7 +952,7 @@
           <w:sz w:val="24"/>
           <w:u w:val="single"/>
         </w:rPr>
-        <w:hyperlink r:id="rId11" w:history="1">
+        <w:hyperlink r:id="rId12" w:history="1">
           <w:r>
             <w:rPr>
               <w:rStyle w:val="Hyperlink"/>
@@ -3991,6 +3991,7 @@
       </w:r>
       <w:r>
         <w:rPr>
+          <w:u w:val="single" w:color="0000ff"/>
           <w:rFonts w:ascii="Charis SIL Regular" w:hAnsi="Charis SIL Regular" w:eastAsia="Charis SIL Regular"/>
           <w:b w:val="0"/>
           <w:i w:val="0"/>
@@ -4008,7 +4009,7 @@
           <w:sz w:val="24"/>
           <w:u w:val="single"/>
         </w:rPr>
-        <w:hyperlink r:id="rId23" w:history="1">
+        <w:hyperlink r:id="rId24" w:history="1">
           <w:r>
             <w:rPr>
               <w:rStyle w:val="Hyperlink"/>
@@ -4055,7 +4056,7 @@
           <w:sz w:val="24"/>
           <w:u w:val="single"/>
         </w:rPr>
-        <w:hyperlink r:id="rId23" w:history="1">
+        <w:hyperlink r:id="rId24" w:history="1">
           <w:r>
             <w:rPr>
               <w:rStyle w:val="Hyperlink"/>
@@ -4073,7 +4074,7 @@
           <w:sz w:val="24"/>
           <w:u w:val="single"/>
         </w:rPr>
-        <w:hyperlink r:id="rId24" w:history="1">
+        <w:hyperlink r:id="rId23" w:history="1">
           <w:r>
             <w:rPr>
               <w:rStyle w:val="Hyperlink"/>
@@ -4084,13 +4085,21 @@
       </w:r>
       <w:r>
         <w:rPr>
+          <w:u w:val="single" w:color="0000ff"/>
           <w:rFonts w:ascii="Charis SIL Regular" w:hAnsi="Charis SIL Regular" w:eastAsia="Charis SIL Regular"/>
           <w:b w:val="0"/>
           <w:i w:val="0"/>
           <w:color w:val="000000"/>
           <w:sz w:val="24"/>
         </w:rPr>
-        <w:t xml:space="preserve">, </w:t>
+        <w:hyperlink r:id="rId23" w:history="1">
+          <w:r>
+            <w:rPr>
+              <w:rStyle w:val="Hyperlink"/>
+            </w:rPr>
+            <w:t xml:space="preserve">, </w:t>
+          </w:r>
+        </w:hyperlink>
       </w:r>
       <w:r>
         <w:rPr>
@@ -4101,7 +4110,7 @@
           <w:sz w:val="24"/>
           <w:u w:val="single"/>
         </w:rPr>
-        <w:hyperlink r:id="rId25" w:history="1">
+        <w:hyperlink r:id="rId23" w:history="1">
           <w:r>
             <w:rPr>
               <w:rStyle w:val="Hyperlink"/>

--- a/EXPORTS/DOCX/published/niveau3/English/TropischLandbouwMus.docx
+++ b/EXPORTS/DOCX/published/niveau3/English/TropischLandbouwMus.docx
@@ -2112,24 +2112,13 @@
       </w:r>
       <w:r>
         <w:rPr>
-          <w:u w:val="single" w:color="0000ff"/>
           <w:rFonts w:ascii="Charis SIL Regular" w:hAnsi="Charis SIL Regular" w:eastAsia="Charis SIL Regular"/>
           <w:b w:val="0"/>
           <w:i w:val="0"/>
           <w:color w:val="000000"/>
           <w:sz w:val="24"/>
         </w:rPr>
-        <w:t>a</w:t>
-      </w:r>
-      <w:r>
-        <w:rPr>
-          <w:rFonts w:ascii="Charis SIL Regular" w:hAnsi="Charis SIL Regular" w:eastAsia="Charis SIL Regular"/>
-          <w:b w:val="0"/>
-          <w:i w:val="0"/>
-          <w:color w:val="000000"/>
-          <w:sz w:val="24"/>
-        </w:rPr>
-        <w:t>nage</w:t>
+        <w:t>anage</w:t>
       </w:r>
       <w:r>
         <w:rPr>
@@ -3126,7 +3115,7 @@
           <w:sz w:val="24"/>
           <w:u w:val="single"/>
         </w:rPr>
-        <w:t>Scientific research in co</w:t>
+        <w:t>Scientific research in col</w:t>
       </w:r>
       <w:r>
         <w:rPr>
@@ -3137,7 +3126,7 @@
           <w:sz w:val="24"/>
           <w:u w:val="single"/>
         </w:rPr>
-        <w:t>l</w:t>
+        <w:t>onised territorie</w:t>
       </w:r>
       <w:r>
         <w:rPr>
@@ -3146,9 +3135,8 @@
           <w:i w:val="0"/>
           <w:color w:val="0000FF"/>
           <w:sz w:val="24"/>
-          <w:u w:val="single"/>
-        </w:rPr>
-        <w:t>onised territories</w:t>
+        </w:rPr>
+        <w:t>s</w:t>
       </w:r>
       <w:r>
         <w:br/>
@@ -3998,7 +3986,14 @@
           <w:color w:val="000000"/>
           <w:sz w:val="24"/>
         </w:rPr>
-        <w:t xml:space="preserve">, </w:t>
+        <w:hyperlink r:id="rId23" w:history="1">
+          <w:r>
+            <w:rPr>
+              <w:rStyle w:val="Hyperlink"/>
+            </w:rPr>
+            <w:t xml:space="preserve">, </w:t>
+          </w:r>
+        </w:hyperlink>
       </w:r>
       <w:r>
         <w:rPr>
@@ -4074,7 +4069,7 @@
           <w:sz w:val="24"/>
           <w:u w:val="single"/>
         </w:rPr>
-        <w:hyperlink r:id="rId23" w:history="1">
+        <w:hyperlink r:id="rId24" w:history="1">
           <w:r>
             <w:rPr>
               <w:rStyle w:val="Hyperlink"/>
@@ -4085,21 +4080,13 @@
       </w:r>
       <w:r>
         <w:rPr>
-          <w:u w:val="single" w:color="0000ff"/>
           <w:rFonts w:ascii="Charis SIL Regular" w:hAnsi="Charis SIL Regular" w:eastAsia="Charis SIL Regular"/>
           <w:b w:val="0"/>
           <w:i w:val="0"/>
           <w:color w:val="000000"/>
           <w:sz w:val="24"/>
         </w:rPr>
-        <w:hyperlink r:id="rId23" w:history="1">
-          <w:r>
-            <w:rPr>
-              <w:rStyle w:val="Hyperlink"/>
-            </w:rPr>
-            <w:t xml:space="preserve">, </w:t>
-          </w:r>
-        </w:hyperlink>
+        <w:t xml:space="preserve">, </w:t>
       </w:r>
       <w:r>
         <w:rPr>
@@ -4110,7 +4097,7 @@
           <w:sz w:val="24"/>
           <w:u w:val="single"/>
         </w:rPr>
-        <w:hyperlink r:id="rId23" w:history="1">
+        <w:hyperlink r:id="rId25" w:history="1">
           <w:r>
             <w:rPr>
               <w:rStyle w:val="Hyperlink"/>

--- a/EXPORTS/DOCX/published/niveau3/English/TropischLandbouwMus.docx
+++ b/EXPORTS/DOCX/published/niveau3/English/TropischLandbouwMus.docx
@@ -905,7 +905,7 @@
           <w:sz w:val="24"/>
           <w:u w:val="single"/>
         </w:rPr>
-        <w:hyperlink r:id="rId12" w:history="1">
+        <w:hyperlink r:id="rId11" w:history="1">
           <w:r>
             <w:rPr>
               <w:rStyle w:val="Hyperlink"/>
@@ -934,7 +934,7 @@
           <w:sz w:val="24"/>
           <w:u w:val="single"/>
         </w:rPr>
-        <w:hyperlink r:id="rId12" w:history="1">
+        <w:hyperlink r:id="rId11" w:history="1">
           <w:r>
             <w:rPr>
               <w:rStyle w:val="Hyperlink"/>
@@ -952,7 +952,7 @@
           <w:sz w:val="24"/>
           <w:u w:val="single"/>
         </w:rPr>
-        <w:hyperlink r:id="rId12" w:history="1">
+        <w:hyperlink r:id="rId11" w:history="1">
           <w:r>
             <w:rPr>
               <w:rStyle w:val="Hyperlink"/>
@@ -2112,13 +2112,24 @@
       </w:r>
       <w:r>
         <w:rPr>
+          <w:u w:val="single" w:color="0000ff"/>
           <w:rFonts w:ascii="Charis SIL Regular" w:hAnsi="Charis SIL Regular" w:eastAsia="Charis SIL Regular"/>
           <w:b w:val="0"/>
           <w:i w:val="0"/>
           <w:color w:val="000000"/>
           <w:sz w:val="24"/>
         </w:rPr>
-        <w:t>anage</w:t>
+        <w:t>a</w:t>
+      </w:r>
+      <w:r>
+        <w:rPr>
+          <w:rFonts w:ascii="Charis SIL Regular" w:hAnsi="Charis SIL Regular" w:eastAsia="Charis SIL Regular"/>
+          <w:b w:val="0"/>
+          <w:i w:val="0"/>
+          <w:color w:val="000000"/>
+          <w:sz w:val="24"/>
+        </w:rPr>
+        <w:t>nage</w:t>
       </w:r>
       <w:r>
         <w:rPr>
@@ -2391,89 +2402,7 @@
           <w:color w:val="000000"/>
           <w:sz w:val="24"/>
         </w:rPr>
-        <w:t>museum collectio</w:t>
-      </w:r>
-      <w:r>
-        <w:rPr>
-          <w:u w:val="single" w:color="0000ff"/>
-          <w:rFonts w:ascii="Charis SIL Regular" w:hAnsi="Charis SIL Regular" w:eastAsia="Charis SIL Regular"/>
-          <w:b w:val="0"/>
-          <w:i w:val="0"/>
-          <w:color w:val="000000"/>
-          <w:sz w:val="24"/>
-        </w:rPr>
-        <w:hyperlink r:id="rId18" w:history="1">
-          <w:r>
-            <w:rPr>
-              <w:rStyle w:val="Hyperlink"/>
-            </w:rPr>
-            <w:t>n. Fina</w:t>
-          </w:r>
-        </w:hyperlink>
-      </w:r>
-      <w:r>
-        <w:rPr>
-          <w:u w:val="single" w:color="0000ff"/>
-          <w:rFonts w:ascii="Charis SIL Regular" w:hAnsi="Charis SIL Regular" w:eastAsia="Charis SIL Regular"/>
-          <w:b w:val="0"/>
-          <w:i w:val="0"/>
-          <w:color w:val="000000"/>
-          <w:sz w:val="24"/>
-        </w:rPr>
-        <w:hyperlink r:id="rId18" w:history="1">
-          <w:r>
-            <w:rPr>
-              <w:rStyle w:val="Hyperlink"/>
-            </w:rPr>
-            <w:t>lly, there i</w:t>
-          </w:r>
-        </w:hyperlink>
-      </w:r>
-      <w:r>
-        <w:rPr>
-          <w:u w:val="single" w:color="0000ff"/>
-          <w:rFonts w:ascii="Charis SIL Regular" w:hAnsi="Charis SIL Regular" w:eastAsia="Charis SIL Regular"/>
-          <w:b w:val="0"/>
-          <w:i w:val="0"/>
-          <w:color w:val="000000"/>
-          <w:sz w:val="24"/>
-        </w:rPr>
-        <w:hyperlink r:id="rId18" w:history="1">
-          <w:r>
-            <w:rPr>
-              <w:rStyle w:val="Hyperlink"/>
-            </w:rPr>
-            <w:t>s</w:t>
-          </w:r>
-        </w:hyperlink>
-      </w:r>
-      <w:r>
-        <w:rPr>
-          <w:u w:val="single" w:color="0000ff"/>
-          <w:rFonts w:ascii="Charis SIL Regular" w:hAnsi="Charis SIL Regular" w:eastAsia="Charis SIL Regular"/>
-          <w:b w:val="0"/>
-          <w:i w:val="0"/>
-          <w:color w:val="000000"/>
-          <w:sz w:val="24"/>
-        </w:rPr>
-        <w:hyperlink r:id="rId18" w:history="1">
-          <w:r>
-            <w:rPr>
-              <w:rStyle w:val="Hyperlink"/>
-            </w:rPr>
-            <w:t xml:space="preserve"> the arc</w:t>
-          </w:r>
-        </w:hyperlink>
-      </w:r>
-      <w:r>
-        <w:rPr>
-          <w:rFonts w:ascii="Charis SIL Regular" w:hAnsi="Charis SIL Regular" w:eastAsia="Charis SIL Regular"/>
-          <w:b w:val="0"/>
-          <w:i w:val="0"/>
-          <w:color w:val="000000"/>
-          <w:sz w:val="24"/>
-        </w:rPr>
-        <w:t xml:space="preserve">hive of the </w:t>
+        <w:t xml:space="preserve">museum collection. Finally, there is the archive of the </w:t>
       </w:r>
       <w:r>
         <w:rPr>
@@ -4004,7 +3933,7 @@
           <w:sz w:val="24"/>
           <w:u w:val="single"/>
         </w:rPr>
-        <w:hyperlink r:id="rId24" w:history="1">
+        <w:hyperlink r:id="rId23" w:history="1">
           <w:r>
             <w:rPr>
               <w:rStyle w:val="Hyperlink"/>
@@ -4051,7 +3980,7 @@
           <w:sz w:val="24"/>
           <w:u w:val="single"/>
         </w:rPr>
-        <w:hyperlink r:id="rId24" w:history="1">
+        <w:hyperlink r:id="rId23" w:history="1">
           <w:r>
             <w:rPr>
               <w:rStyle w:val="Hyperlink"/>
